--- a/docs/package/02_Commercials/iNXT_BrokerVerse_Commercial_Proposal_Rate_Card.docx
+++ b/docs/package/02_Commercials/iNXT_BrokerVerse_Commercial_Proposal_Rate_Card.docx
@@ -789,7 +789,7 @@
             </w:rPr>
             <w:fldChar w:fldCharType="separate"/>
           </w:r>
-          <w:hyperlink w:anchor="__RefHeading___Toc19499_4049217194">
+          <w:hyperlink w:anchor="__RefHeading___Toc19499_3199679052">
             <w:r>
               <w:rPr>
                 <w:webHidden/>
@@ -824,7 +824,7 @@
             </w:tabs>
             <w:rPr/>
           </w:pPr>
-          <w:hyperlink w:anchor="__RefHeading___Toc19501_4049217194">
+          <w:hyperlink w:anchor="__RefHeading___Toc19501_3199679052">
             <w:r>
               <w:rPr>
                 <w:webHidden/>
@@ -853,7 +853,7 @@
             </w:tabs>
             <w:rPr/>
           </w:pPr>
-          <w:hyperlink w:anchor="__RefHeading___Toc19503_4049217194">
+          <w:hyperlink w:anchor="__RefHeading___Toc19503_3199679052">
             <w:r>
               <w:rPr>
                 <w:webHidden/>
@@ -875,7 +875,7 @@
             </w:tabs>
             <w:rPr/>
           </w:pPr>
-          <w:hyperlink w:anchor="__RefHeading___Toc19505_4049217194">
+          <w:hyperlink w:anchor="__RefHeading___Toc19505_3199679052">
             <w:r>
               <w:rPr>
                 <w:webHidden/>
@@ -897,7 +897,7 @@
             </w:tabs>
             <w:rPr/>
           </w:pPr>
-          <w:hyperlink w:anchor="__RefHeading___Toc19507_4049217194">
+          <w:hyperlink w:anchor="__RefHeading___Toc19507_3199679052">
             <w:r>
               <w:rPr>
                 <w:webHidden/>
@@ -919,7 +919,7 @@
             </w:tabs>
             <w:rPr/>
           </w:pPr>
-          <w:hyperlink w:anchor="__RefHeading___Toc19509_4049217194">
+          <w:hyperlink w:anchor="__RefHeading___Toc19509_3199679052">
             <w:r>
               <w:rPr>
                 <w:webHidden/>
@@ -941,7 +941,7 @@
             </w:tabs>
             <w:rPr/>
           </w:pPr>
-          <w:hyperlink w:anchor="__RefHeading___Toc19511_4049217194">
+          <w:hyperlink w:anchor="__RefHeading___Toc19511_3199679052">
             <w:r>
               <w:rPr>
                 <w:webHidden/>
@@ -963,7 +963,7 @@
             </w:tabs>
             <w:rPr/>
           </w:pPr>
-          <w:hyperlink w:anchor="__RefHeading___Toc19513_4049217194">
+          <w:hyperlink w:anchor="__RefHeading___Toc19513_3199679052">
             <w:r>
               <w:rPr>
                 <w:webHidden/>
@@ -985,7 +985,7 @@
             </w:tabs>
             <w:rPr/>
           </w:pPr>
-          <w:hyperlink w:anchor="__RefHeading___Toc19515_4049217194">
+          <w:hyperlink w:anchor="__RefHeading___Toc19515_3199679052">
             <w:r>
               <w:rPr>
                 <w:webHidden/>
@@ -1007,7 +1007,7 @@
             </w:tabs>
             <w:rPr/>
           </w:pPr>
-          <w:hyperlink w:anchor="__RefHeading___Toc19517_4049217194">
+          <w:hyperlink w:anchor="__RefHeading___Toc19517_3199679052">
             <w:r>
               <w:rPr>
                 <w:webHidden/>
@@ -1029,7 +1029,7 @@
             </w:tabs>
             <w:rPr/>
           </w:pPr>
-          <w:hyperlink w:anchor="__RefHeading___Toc19519_4049217194">
+          <w:hyperlink w:anchor="__RefHeading___Toc19519_3199679052">
             <w:r>
               <w:rPr>
                 <w:webHidden/>
@@ -1051,7 +1051,7 @@
             </w:tabs>
             <w:rPr/>
           </w:pPr>
-          <w:hyperlink w:anchor="__RefHeading___Toc19521_4049217194">
+          <w:hyperlink w:anchor="__RefHeading___Toc19521_3199679052">
             <w:r>
               <w:rPr>
                 <w:webHidden/>
@@ -1073,7 +1073,7 @@
             </w:tabs>
             <w:rPr/>
           </w:pPr>
-          <w:hyperlink w:anchor="__RefHeading___Toc19523_4049217194">
+          <w:hyperlink w:anchor="__RefHeading___Toc19523_3199679052">
             <w:r>
               <w:rPr>
                 <w:webHidden/>
@@ -1095,7 +1095,7 @@
             </w:tabs>
             <w:rPr/>
           </w:pPr>
-          <w:hyperlink w:anchor="__RefHeading___Toc19525_4049217194">
+          <w:hyperlink w:anchor="__RefHeading___Toc19525_3199679052">
             <w:r>
               <w:rPr>
                 <w:webHidden/>
@@ -1117,7 +1117,7 @@
             </w:tabs>
             <w:rPr/>
           </w:pPr>
-          <w:hyperlink w:anchor="__RefHeading___Toc19527_4049217194">
+          <w:hyperlink w:anchor="__RefHeading___Toc19527_3199679052">
             <w:r>
               <w:rPr>
                 <w:webHidden/>
@@ -1139,7 +1139,7 @@
             </w:tabs>
             <w:rPr/>
           </w:pPr>
-          <w:hyperlink w:anchor="__RefHeading___Toc19529_4049217194">
+          <w:hyperlink w:anchor="__RefHeading___Toc19529_3199679052">
             <w:r>
               <w:rPr>
                 <w:webHidden/>
@@ -1161,7 +1161,7 @@
             </w:tabs>
             <w:rPr/>
           </w:pPr>
-          <w:hyperlink w:anchor="__RefHeading___Toc19531_4049217194">
+          <w:hyperlink w:anchor="__RefHeading___Toc19531_3199679052">
             <w:r>
               <w:rPr>
                 <w:webHidden/>
@@ -1183,7 +1183,7 @@
             </w:tabs>
             <w:rPr/>
           </w:pPr>
-          <w:hyperlink w:anchor="__RefHeading___Toc19533_4049217194">
+          <w:hyperlink w:anchor="__RefHeading___Toc19533_3199679052">
             <w:r>
               <w:rPr>
                 <w:webHidden/>
@@ -1205,7 +1205,7 @@
             </w:tabs>
             <w:rPr/>
           </w:pPr>
-          <w:hyperlink w:anchor="__RefHeading___Toc19535_4049217194">
+          <w:hyperlink w:anchor="__RefHeading___Toc19535_3199679052">
             <w:r>
               <w:rPr>
                 <w:webHidden/>
@@ -1227,7 +1227,7 @@
             </w:tabs>
             <w:rPr/>
           </w:pPr>
-          <w:hyperlink w:anchor="__RefHeading___Toc19537_4049217194">
+          <w:hyperlink w:anchor="__RefHeading___Toc19537_3199679052">
             <w:r>
               <w:rPr>
                 <w:webHidden/>
@@ -1249,7 +1249,7 @@
             </w:tabs>
             <w:rPr/>
           </w:pPr>
-          <w:hyperlink w:anchor="__RefHeading___Toc19539_4049217194">
+          <w:hyperlink w:anchor="__RefHeading___Toc19539_3199679052">
             <w:r>
               <w:rPr>
                 <w:webHidden/>
@@ -1271,7 +1271,7 @@
             </w:tabs>
             <w:rPr/>
           </w:pPr>
-          <w:hyperlink w:anchor="__RefHeading___Toc19541_4049217194">
+          <w:hyperlink w:anchor="__RefHeading___Toc19541_3199679052">
             <w:r>
               <w:rPr>
                 <w:webHidden/>
@@ -1293,7 +1293,7 @@
             </w:tabs>
             <w:rPr/>
           </w:pPr>
-          <w:hyperlink w:anchor="__RefHeading___Toc19543_4049217194">
+          <w:hyperlink w:anchor="__RefHeading___Toc19543_3199679052">
             <w:r>
               <w:rPr>
                 <w:webHidden/>
@@ -1315,7 +1315,7 @@
             </w:tabs>
             <w:rPr/>
           </w:pPr>
-          <w:hyperlink w:anchor="__RefHeading___Toc19545_4049217194">
+          <w:hyperlink w:anchor="__RefHeading___Toc19545_3199679052">
             <w:r>
               <w:rPr>
                 <w:webHidden/>
@@ -1337,7 +1337,7 @@
             </w:tabs>
             <w:rPr/>
           </w:pPr>
-          <w:hyperlink w:anchor="__RefHeading___Toc19547_4049217194">
+          <w:hyperlink w:anchor="__RefHeading___Toc19547_3199679052">
             <w:r>
               <w:rPr>
                 <w:webHidden/>
@@ -1359,7 +1359,7 @@
             </w:tabs>
             <w:rPr/>
           </w:pPr>
-          <w:hyperlink w:anchor="__RefHeading___Toc19549_4049217194">
+          <w:hyperlink w:anchor="__RefHeading___Toc19549_3199679052">
             <w:r>
               <w:rPr>
                 <w:webHidden/>
@@ -1381,7 +1381,7 @@
             </w:tabs>
             <w:rPr/>
           </w:pPr>
-          <w:hyperlink w:anchor="__RefHeading___Toc19551_4049217194">
+          <w:hyperlink w:anchor="__RefHeading___Toc19551_3199679052">
             <w:r>
               <w:rPr>
                 <w:webHidden/>
@@ -1403,7 +1403,7 @@
             </w:tabs>
             <w:rPr/>
           </w:pPr>
-          <w:hyperlink w:anchor="__RefHeading___Toc19553_4049217194">
+          <w:hyperlink w:anchor="__RefHeading___Toc19553_3199679052">
             <w:r>
               <w:rPr>
                 <w:webHidden/>
@@ -1425,7 +1425,7 @@
             </w:tabs>
             <w:rPr/>
           </w:pPr>
-          <w:hyperlink w:anchor="__RefHeading___Toc19555_4049217194">
+          <w:hyperlink w:anchor="__RefHeading___Toc19555_3199679052">
             <w:r>
               <w:rPr>
                 <w:webHidden/>
@@ -1447,7 +1447,7 @@
             </w:tabs>
             <w:rPr/>
           </w:pPr>
-          <w:hyperlink w:anchor="__RefHeading___Toc19557_4049217194">
+          <w:hyperlink w:anchor="__RefHeading___Toc19557_3199679052">
             <w:r>
               <w:rPr>
                 <w:webHidden/>
@@ -1469,7 +1469,7 @@
             </w:tabs>
             <w:rPr/>
           </w:pPr>
-          <w:hyperlink w:anchor="__RefHeading___Toc19559_4049217194">
+          <w:hyperlink w:anchor="__RefHeading___Toc19559_3199679052">
             <w:r>
               <w:rPr>
                 <w:webHidden/>
@@ -1491,7 +1491,7 @@
             </w:tabs>
             <w:rPr/>
           </w:pPr>
-          <w:hyperlink w:anchor="__RefHeading___Toc19561_4049217194">
+          <w:hyperlink w:anchor="__RefHeading___Toc19561_3199679052">
             <w:r>
               <w:rPr>
                 <w:webHidden/>
@@ -1513,7 +1513,7 @@
             </w:tabs>
             <w:rPr/>
           </w:pPr>
-          <w:hyperlink w:anchor="__RefHeading___Toc19563_4049217194">
+          <w:hyperlink w:anchor="__RefHeading___Toc19563_3199679052">
             <w:r>
               <w:rPr>
                 <w:webHidden/>
@@ -1561,7 +1561,7 @@
       <w:r>
         <w:br w:type="page"/>
       </w:r>
-      <w:bookmarkStart w:id="0" w:name="__RefHeading___Toc19499_4049217194"/>
+      <w:bookmarkStart w:id="0" w:name="__RefHeading___Toc19499_3199679052"/>
       <w:bookmarkStart w:id="1" w:name="_Toc48319687"/>
       <w:bookmarkStart w:id="2" w:name="_Toc11824118"/>
       <w:bookmarkEnd w:id="0"/>
@@ -2206,7 +2206,7 @@
           <w:spacing w:val="0"/>
         </w:rPr>
       </w:pPr>
-      <w:bookmarkStart w:id="4" w:name="__RefHeading___Toc19501_4049217194"/>
+      <w:bookmarkStart w:id="4" w:name="__RefHeading___Toc19501_3199679052"/>
       <w:bookmarkStart w:id="5" w:name="_Toc233203388"/>
       <w:bookmarkEnd w:id="4"/>
       <w:r>
@@ -3511,7 +3511,7 @@
         <w:pageBreakBefore w:val="false"/>
         <w:rPr/>
       </w:pPr>
-      <w:bookmarkStart w:id="6" w:name="__RefHeading___Toc19503_4049217194"/>
+      <w:bookmarkStart w:id="6" w:name="__RefHeading___Toc19503_3199679052"/>
       <w:bookmarkEnd w:id="6"/>
       <w:r>
         <w:rPr>
@@ -3578,7 +3578,7 @@
         <w:pStyle w:val="Heading1"/>
         <w:rPr/>
       </w:pPr>
-      <w:bookmarkStart w:id="7" w:name="__RefHeading___Toc19505_4049217194"/>
+      <w:bookmarkStart w:id="7" w:name="__RefHeading___Toc19505_3199679052"/>
       <w:bookmarkEnd w:id="7"/>
       <w:r>
         <w:rPr>
@@ -3595,7 +3595,7 @@
         <w:pStyle w:val="Heading2"/>
         <w:rPr/>
       </w:pPr>
-      <w:bookmarkStart w:id="8" w:name="__RefHeading___Toc19507_4049217194"/>
+      <w:bookmarkStart w:id="8" w:name="__RefHeading___Toc19507_3199679052"/>
       <w:bookmarkEnd w:id="8"/>
       <w:r>
         <w:rPr>
@@ -4642,7 +4642,7 @@
         <w:pStyle w:val="Heading2"/>
         <w:rPr/>
       </w:pPr>
-      <w:bookmarkStart w:id="9" w:name="__RefHeading___Toc19509_4049217194"/>
+      <w:bookmarkStart w:id="9" w:name="__RefHeading___Toc19509_3199679052"/>
       <w:bookmarkEnd w:id="9"/>
       <w:r>
         <w:rPr>
@@ -5847,7 +5847,7 @@
         <w:pStyle w:val="Heading2"/>
         <w:rPr/>
       </w:pPr>
-      <w:bookmarkStart w:id="10" w:name="__RefHeading___Toc19511_4049217194"/>
+      <w:bookmarkStart w:id="10" w:name="__RefHeading___Toc19511_3199679052"/>
       <w:bookmarkEnd w:id="10"/>
       <w:r>
         <w:rPr>
@@ -7052,7 +7052,7 @@
         <w:pStyle w:val="Heading2"/>
         <w:rPr/>
       </w:pPr>
-      <w:bookmarkStart w:id="11" w:name="__RefHeading___Toc19513_4049217194"/>
+      <w:bookmarkStart w:id="11" w:name="__RefHeading___Toc19513_3199679052"/>
       <w:bookmarkEnd w:id="11"/>
       <w:r>
         <w:rPr>
@@ -8257,7 +8257,7 @@
         <w:pStyle w:val="Heading2"/>
         <w:rPr/>
       </w:pPr>
-      <w:bookmarkStart w:id="12" w:name="__RefHeading___Toc19515_4049217194"/>
+      <w:bookmarkStart w:id="12" w:name="__RefHeading___Toc19515_3199679052"/>
       <w:bookmarkEnd w:id="12"/>
       <w:r>
         <w:rPr>
@@ -9462,7 +9462,7 @@
         <w:pStyle w:val="Heading2"/>
         <w:rPr/>
       </w:pPr>
-      <w:bookmarkStart w:id="13" w:name="__RefHeading___Toc19517_4049217194"/>
+      <w:bookmarkStart w:id="13" w:name="__RefHeading___Toc19517_3199679052"/>
       <w:bookmarkEnd w:id="13"/>
       <w:r>
         <w:rPr>
@@ -9539,7 +9539,7 @@
         <w:pStyle w:val="Heading1"/>
         <w:rPr/>
       </w:pPr>
-      <w:bookmarkStart w:id="14" w:name="__RefHeading___Toc19519_4049217194"/>
+      <w:bookmarkStart w:id="14" w:name="__RefHeading___Toc19519_3199679052"/>
       <w:bookmarkEnd w:id="14"/>
       <w:r>
         <w:rPr>
@@ -9556,7 +9556,7 @@
         <w:pStyle w:val="Heading2"/>
         <w:rPr/>
       </w:pPr>
-      <w:bookmarkStart w:id="15" w:name="__RefHeading___Toc19521_4049217194"/>
+      <w:bookmarkStart w:id="15" w:name="__RefHeading___Toc19521_3199679052"/>
       <w:bookmarkEnd w:id="15"/>
       <w:r>
         <w:rPr>
@@ -9630,7 +9630,7 @@
         <w:pStyle w:val="Heading2"/>
         <w:rPr/>
       </w:pPr>
-      <w:bookmarkStart w:id="16" w:name="__RefHeading___Toc19523_4049217194"/>
+      <w:bookmarkStart w:id="16" w:name="__RefHeading___Toc19523_3199679052"/>
       <w:bookmarkEnd w:id="16"/>
       <w:r>
         <w:rPr>
@@ -10723,7 +10723,7 @@
         <w:pStyle w:val="Heading2"/>
         <w:rPr/>
       </w:pPr>
-      <w:bookmarkStart w:id="17" w:name="__RefHeading___Toc19525_4049217194"/>
+      <w:bookmarkStart w:id="17" w:name="__RefHeading___Toc19525_3199679052"/>
       <w:bookmarkEnd w:id="17"/>
       <w:r>
         <w:rPr>
@@ -10797,7 +10797,7 @@
         <w:pStyle w:val="Heading2"/>
         <w:rPr/>
       </w:pPr>
-      <w:bookmarkStart w:id="18" w:name="__RefHeading___Toc19527_4049217194"/>
+      <w:bookmarkStart w:id="18" w:name="__RefHeading___Toc19527_3199679052"/>
       <w:bookmarkEnd w:id="18"/>
       <w:r>
         <w:rPr>
@@ -10836,7 +10836,7 @@
         <w:pStyle w:val="Heading1"/>
         <w:rPr/>
       </w:pPr>
-      <w:bookmarkStart w:id="19" w:name="__RefHeading___Toc19529_4049217194"/>
+      <w:bookmarkStart w:id="19" w:name="__RefHeading___Toc19529_3199679052"/>
       <w:bookmarkEnd w:id="19"/>
       <w:r>
         <w:rPr>
@@ -10853,7 +10853,7 @@
         <w:pStyle w:val="Heading2"/>
         <w:rPr/>
       </w:pPr>
-      <w:bookmarkStart w:id="20" w:name="__RefHeading___Toc19531_4049217194"/>
+      <w:bookmarkStart w:id="20" w:name="__RefHeading___Toc19531_3199679052"/>
       <w:bookmarkEnd w:id="20"/>
       <w:r>
         <w:rPr>
@@ -10885,7 +10885,7 @@
         <w:pStyle w:val="Heading2"/>
         <w:rPr/>
       </w:pPr>
-      <w:bookmarkStart w:id="21" w:name="__RefHeading___Toc19533_4049217194"/>
+      <w:bookmarkStart w:id="21" w:name="__RefHeading___Toc19533_3199679052"/>
       <w:bookmarkEnd w:id="21"/>
       <w:r>
         <w:rPr>
@@ -11568,7 +11568,7 @@
         <w:pStyle w:val="Heading2"/>
         <w:rPr/>
       </w:pPr>
-      <w:bookmarkStart w:id="22" w:name="__RefHeading___Toc19535_4049217194"/>
+      <w:bookmarkStart w:id="22" w:name="__RefHeading___Toc19535_3199679052"/>
       <w:bookmarkEnd w:id="22"/>
       <w:r>
         <w:rPr>
@@ -12480,7 +12480,7 @@
         <w:pStyle w:val="Heading1"/>
         <w:rPr/>
       </w:pPr>
-      <w:bookmarkStart w:id="23" w:name="__RefHeading___Toc19537_4049217194"/>
+      <w:bookmarkStart w:id="23" w:name="__RefHeading___Toc19537_3199679052"/>
       <w:bookmarkEnd w:id="23"/>
       <w:r>
         <w:rPr>
@@ -13327,7 +13327,7 @@
         <w:pStyle w:val="Heading1"/>
         <w:rPr/>
       </w:pPr>
-      <w:bookmarkStart w:id="24" w:name="__RefHeading___Toc19539_4049217194"/>
+      <w:bookmarkStart w:id="24" w:name="__RefHeading___Toc19539_3199679052"/>
       <w:bookmarkEnd w:id="24"/>
       <w:r>
         <w:rPr>
@@ -14423,7 +14423,7 @@
         <w:pStyle w:val="Heading1"/>
         <w:rPr/>
       </w:pPr>
-      <w:bookmarkStart w:id="25" w:name="__RefHeading___Toc19541_4049217194"/>
+      <w:bookmarkStart w:id="25" w:name="__RefHeading___Toc19541_3199679052"/>
       <w:bookmarkEnd w:id="25"/>
       <w:r>
         <w:rPr>
@@ -14440,7 +14440,7 @@
         <w:pStyle w:val="Heading2"/>
         <w:rPr/>
       </w:pPr>
-      <w:bookmarkStart w:id="26" w:name="__RefHeading___Toc19543_4049217194"/>
+      <w:bookmarkStart w:id="26" w:name="__RefHeading___Toc19543_3199679052"/>
       <w:bookmarkEnd w:id="26"/>
       <w:r>
         <w:rPr>
@@ -15269,7 +15269,7 @@
         <w:pStyle w:val="Heading2"/>
         <w:rPr/>
       </w:pPr>
-      <w:bookmarkStart w:id="27" w:name="__RefHeading___Toc19545_4049217194"/>
+      <w:bookmarkStart w:id="27" w:name="__RefHeading___Toc19545_3199679052"/>
       <w:bookmarkEnd w:id="27"/>
       <w:r>
         <w:rPr>
@@ -15913,7 +15913,7 @@
         <w:pStyle w:val="Heading1"/>
         <w:rPr/>
       </w:pPr>
-      <w:bookmarkStart w:id="28" w:name="__RefHeading___Toc19547_4049217194"/>
+      <w:bookmarkStart w:id="28" w:name="__RefHeading___Toc19547_3199679052"/>
       <w:bookmarkEnd w:id="28"/>
       <w:r>
         <w:rPr>
@@ -17283,7 +17283,7 @@
         <w:pStyle w:val="Heading1"/>
         <w:rPr/>
       </w:pPr>
-      <w:bookmarkStart w:id="29" w:name="__RefHeading___Toc19549_4049217194"/>
+      <w:bookmarkStart w:id="29" w:name="__RefHeading___Toc19549_3199679052"/>
       <w:bookmarkEnd w:id="29"/>
       <w:r>
         <w:rPr>
@@ -17300,7 +17300,7 @@
         <w:pStyle w:val="Heading2"/>
         <w:rPr/>
       </w:pPr>
-      <w:bookmarkStart w:id="30" w:name="__RefHeading___Toc19551_4049217194"/>
+      <w:bookmarkStart w:id="30" w:name="__RefHeading___Toc19551_3199679052"/>
       <w:bookmarkEnd w:id="30"/>
       <w:r>
         <w:rPr>
@@ -18055,7 +18055,7 @@
         <w:pStyle w:val="Heading2"/>
         <w:rPr/>
       </w:pPr>
-      <w:bookmarkStart w:id="31" w:name="__RefHeading___Toc19553_4049217194"/>
+      <w:bookmarkStart w:id="31" w:name="__RefHeading___Toc19553_3199679052"/>
       <w:bookmarkEnd w:id="31"/>
       <w:r>
         <w:rPr>
@@ -18812,7 +18812,7 @@
         <w:pStyle w:val="Heading1"/>
         <w:rPr/>
       </w:pPr>
-      <w:bookmarkStart w:id="32" w:name="__RefHeading___Toc19555_4049217194"/>
+      <w:bookmarkStart w:id="32" w:name="__RefHeading___Toc19555_3199679052"/>
       <w:bookmarkEnd w:id="32"/>
       <w:r>
         <w:rPr>
@@ -19599,7 +19599,7 @@
         <w:pStyle w:val="Heading1"/>
         <w:rPr/>
       </w:pPr>
-      <w:bookmarkStart w:id="33" w:name="__RefHeading___Toc19557_4049217194"/>
+      <w:bookmarkStart w:id="33" w:name="__RefHeading___Toc19557_3199679052"/>
       <w:bookmarkEnd w:id="33"/>
       <w:r>
         <w:rPr>
@@ -19676,7 +19676,7 @@
         <w:pStyle w:val="Heading1"/>
         <w:rPr/>
       </w:pPr>
-      <w:bookmarkStart w:id="34" w:name="__RefHeading___Toc19559_4049217194"/>
+      <w:bookmarkStart w:id="34" w:name="__RefHeading___Toc19559_3199679052"/>
       <w:bookmarkEnd w:id="34"/>
       <w:r>
         <w:rPr>
@@ -19791,7 +19791,7 @@
         <w:pStyle w:val="Heading1"/>
         <w:rPr/>
       </w:pPr>
-      <w:bookmarkStart w:id="35" w:name="__RefHeading___Toc19561_4049217194"/>
+      <w:bookmarkStart w:id="35" w:name="__RefHeading___Toc19561_3199679052"/>
       <w:bookmarkEnd w:id="35"/>
       <w:r>
         <w:rPr>
@@ -19935,7 +19935,7 @@
           <w:spacing w:val="0"/>
         </w:rPr>
       </w:pPr>
-      <w:bookmarkStart w:id="36" w:name="__RefHeading___Toc19563_4049217194"/>
+      <w:bookmarkStart w:id="36" w:name="__RefHeading___Toc19563_3199679052"/>
       <w:bookmarkStart w:id="37" w:name="_Toc233203395"/>
       <w:bookmarkEnd w:id="36"/>
       <w:r>

--- a/docs/package/02_Commercials/iNXT_BrokerVerse_Commercial_Proposal_Rate_Card.docx
+++ b/docs/package/02_Commercials/iNXT_BrokerVerse_Commercial_Proposal_Rate_Card.docx
@@ -10,7 +10,7 @@
       <w:r>
         <w:rPr/>
         <w:drawing>
-          <wp:anchor behindDoc="1" distT="0" distB="0" distL="0" distR="0" simplePos="0" locked="0" layoutInCell="0" allowOverlap="1" relativeHeight="23">
+          <wp:anchor behindDoc="1" distT="0" distB="0" distL="0" distR="0" simplePos="0" locked="0" layoutInCell="0" allowOverlap="1" relativeHeight="25">
             <wp:simplePos x="0" y="0"/>
             <wp:positionH relativeFrom="margin">
               <wp:posOffset>-914400</wp:posOffset>
@@ -55,7 +55,7 @@
           </wp:anchor>
         </w:drawing>
         <w:drawing>
-          <wp:anchor behindDoc="1" distT="0" distB="0" distL="0" distR="0" simplePos="0" locked="0" layoutInCell="0" allowOverlap="1" relativeHeight="34">
+          <wp:anchor behindDoc="1" distT="0" distB="0" distL="0" distR="0" simplePos="0" locked="0" layoutInCell="0" allowOverlap="1" relativeHeight="36">
             <wp:simplePos x="0" y="0"/>
             <wp:positionH relativeFrom="margin">
               <wp:align>center</wp:align>
@@ -111,7 +111,7 @@
         <mc:AlternateContent>
           <mc:Choice Requires="wps">
             <w:drawing>
-              <wp:anchor behindDoc="0" distT="45720" distB="45720" distL="114300" distR="114300" simplePos="0" locked="0" layoutInCell="0" allowOverlap="1" relativeHeight="24" wp14:anchorId="3D43415C">
+              <wp:anchor behindDoc="0" distT="45720" distB="45720" distL="114300" distR="114300" simplePos="0" locked="0" layoutInCell="0" allowOverlap="1" relativeHeight="26" wp14:anchorId="3D43415C">
                 <wp:simplePos x="0" y="0"/>
                 <wp:positionH relativeFrom="page">
                   <wp:posOffset>194310</wp:posOffset>
@@ -226,7 +226,7 @@
         <mc:AlternateContent>
           <mc:Choice Requires="wps">
             <w:drawing>
-              <wp:anchor behindDoc="0" distT="45720" distB="45720" distL="113030" distR="114935" simplePos="0" locked="0" layoutInCell="0" allowOverlap="1" relativeHeight="26" wp14:anchorId="58C23128">
+              <wp:anchor behindDoc="0" distT="45720" distB="45720" distL="113030" distR="114935" simplePos="0" locked="0" layoutInCell="0" allowOverlap="1" relativeHeight="28" wp14:anchorId="58C23128">
                 <wp:simplePos x="0" y="0"/>
                 <wp:positionH relativeFrom="page">
                   <wp:posOffset>3094990</wp:posOffset>
@@ -341,7 +341,7 @@
         <mc:AlternateContent>
           <mc:Choice Requires="wps">
             <w:drawing>
-              <wp:anchor behindDoc="0" distT="45720" distB="45720" distL="114300" distR="113665" simplePos="0" locked="0" layoutInCell="0" allowOverlap="1" relativeHeight="28" wp14:anchorId="1BF25123">
+              <wp:anchor behindDoc="0" distT="45720" distB="45720" distL="114300" distR="113665" simplePos="0" locked="0" layoutInCell="0" allowOverlap="1" relativeHeight="30" wp14:anchorId="1BF25123">
                 <wp:simplePos x="0" y="0"/>
                 <wp:positionH relativeFrom="page">
                   <wp:posOffset>4992370</wp:posOffset>
@@ -456,7 +456,7 @@
         <mc:AlternateContent>
           <mc:Choice Requires="wps">
             <w:drawing>
-              <wp:anchor behindDoc="0" distT="45720" distB="46355" distL="114300" distR="114300" simplePos="0" locked="0" layoutInCell="0" allowOverlap="1" relativeHeight="30" wp14:anchorId="01DE2BF4">
+              <wp:anchor behindDoc="0" distT="45720" distB="46355" distL="114300" distR="114300" simplePos="0" locked="0" layoutInCell="0" allowOverlap="1" relativeHeight="32" wp14:anchorId="01DE2BF4">
                 <wp:simplePos x="0" y="0"/>
                 <wp:positionH relativeFrom="margin">
                   <wp:align>center</wp:align>
@@ -601,7 +601,7 @@
         <mc:AlternateContent>
           <mc:Choice Requires="wps">
             <w:drawing>
-              <wp:anchor behindDoc="0" distT="45720" distB="50800" distL="114300" distR="114300" simplePos="0" locked="0" layoutInCell="0" allowOverlap="1" relativeHeight="32" wp14:anchorId="204C02CC">
+              <wp:anchor behindDoc="0" distT="45720" distB="50800" distL="114300" distR="114300" simplePos="0" locked="0" layoutInCell="0" allowOverlap="1" relativeHeight="34" wp14:anchorId="204C02CC">
                 <wp:simplePos x="0" y="0"/>
                 <wp:positionH relativeFrom="margin">
                   <wp:align>center</wp:align>
@@ -789,7 +789,7 @@
             </w:rPr>
             <w:fldChar w:fldCharType="separate"/>
           </w:r>
-          <w:hyperlink w:anchor="__RefHeading___Toc19499_3199679052">
+          <w:hyperlink w:anchor="__RefHeading___Toc5233_3066934455">
             <w:r>
               <w:rPr>
                 <w:webHidden/>
@@ -810,7 +810,7 @@
                 <w:rStyle w:val="IndexLink"/>
               </w:rPr>
               <w:tab/>
-              <w:t>3</w:t>
+              <w:t>4</w:t>
             </w:r>
           </w:hyperlink>
         </w:p>
@@ -824,7 +824,7 @@
             </w:tabs>
             <w:rPr/>
           </w:pPr>
-          <w:hyperlink w:anchor="__RefHeading___Toc19501_3199679052">
+          <w:hyperlink w:anchor="__RefHeading___Toc5235_3066934455">
             <w:r>
               <w:rPr>
                 <w:webHidden/>
@@ -839,7 +839,7 @@
                 <w:rStyle w:val="IndexLink"/>
               </w:rPr>
               <w:tab/>
-              <w:t>3</w:t>
+              <w:t>4</w:t>
             </w:r>
           </w:hyperlink>
         </w:p>
@@ -853,7 +853,7 @@
             </w:tabs>
             <w:rPr/>
           </w:pPr>
-          <w:hyperlink w:anchor="__RefHeading___Toc19503_3199679052">
+          <w:hyperlink w:anchor="__RefHeading___Toc5237_3066934455">
             <w:r>
               <w:rPr>
                 <w:webHidden/>
@@ -861,7 +861,7 @@
               </w:rPr>
               <w:t>3. About this rate card</w:t>
               <w:tab/>
-              <w:t>4</w:t>
+              <w:t>5</w:t>
             </w:r>
           </w:hyperlink>
         </w:p>
@@ -875,7 +875,7 @@
             </w:tabs>
             <w:rPr/>
           </w:pPr>
-          <w:hyperlink w:anchor="__RefHeading___Toc19505_3199679052">
+          <w:hyperlink w:anchor="__RefHeading___Toc5239_3066934455">
             <w:r>
               <w:rPr>
                 <w:webHidden/>
@@ -883,7 +883,7 @@
               </w:rPr>
               <w:t>4. Packages at a glance</w:t>
               <w:tab/>
-              <w:t>5</w:t>
+              <w:t>6</w:t>
             </w:r>
           </w:hyperlink>
         </w:p>
@@ -897,7 +897,7 @@
             </w:tabs>
             <w:rPr/>
           </w:pPr>
-          <w:hyperlink w:anchor="__RefHeading___Toc19507_3199679052">
+          <w:hyperlink w:anchor="__RefHeading___Toc5241_3066934455">
             <w:r>
               <w:rPr>
                 <w:webHidden/>
@@ -905,7 +905,7 @@
               </w:rPr>
               <w:t>4.1 How the packages are built</w:t>
               <w:tab/>
-              <w:t>5</w:t>
+              <w:t>6</w:t>
             </w:r>
           </w:hyperlink>
         </w:p>
@@ -919,7 +919,7 @@
             </w:tabs>
             <w:rPr/>
           </w:pPr>
-          <w:hyperlink w:anchor="__RefHeading___Toc19509_3199679052">
+          <w:hyperlink w:anchor="__RefHeading___Toc5243_3066934455">
             <w:r>
               <w:rPr>
                 <w:webHidden/>
@@ -927,7 +927,7 @@
               </w:rPr>
               <w:t>4.2 Small broker: 15 users, 5 lines of business</w:t>
               <w:tab/>
-              <w:t>5</w:t>
+              <w:t>6</w:t>
             </w:r>
           </w:hyperlink>
         </w:p>
@@ -941,7 +941,7 @@
             </w:tabs>
             <w:rPr/>
           </w:pPr>
-          <w:hyperlink w:anchor="__RefHeading___Toc19511_3199679052">
+          <w:hyperlink w:anchor="__RefHeading___Toc5245_3066934455">
             <w:r>
               <w:rPr>
                 <w:webHidden/>
@@ -949,7 +949,7 @@
               </w:rPr>
               <w:t>4.3 Medium broker: 60 users, 8 lines of business</w:t>
               <w:tab/>
-              <w:t>5</w:t>
+              <w:t>6</w:t>
             </w:r>
           </w:hyperlink>
         </w:p>
@@ -963,7 +963,7 @@
             </w:tabs>
             <w:rPr/>
           </w:pPr>
-          <w:hyperlink w:anchor="__RefHeading___Toc19513_3199679052">
+          <w:hyperlink w:anchor="__RefHeading___Toc5247_3066934455">
             <w:r>
               <w:rPr>
                 <w:webHidden/>
@@ -971,7 +971,7 @@
               </w:rPr>
               <w:t>4.4 Large broker: 180 users, 12 lines of business</w:t>
               <w:tab/>
-              <w:t>5</w:t>
+              <w:t>7</w:t>
             </w:r>
           </w:hyperlink>
         </w:p>
@@ -985,7 +985,7 @@
             </w:tabs>
             <w:rPr/>
           </w:pPr>
-          <w:hyperlink w:anchor="__RefHeading___Toc19515_3199679052">
+          <w:hyperlink w:anchor="__RefHeading___Toc5249_3066934455">
             <w:r>
               <w:rPr>
                 <w:webHidden/>
@@ -993,7 +993,7 @@
               </w:rPr>
               <w:t>4.5 Enterprise broker: 400 users, 16 lines of business</w:t>
               <w:tab/>
-              <w:t>6</w:t>
+              <w:t>7</w:t>
             </w:r>
           </w:hyperlink>
         </w:p>
@@ -1007,7 +1007,7 @@
             </w:tabs>
             <w:rPr/>
           </w:pPr>
-          <w:hyperlink w:anchor="__RefHeading___Toc19517_3199679052">
+          <w:hyperlink w:anchor="__RefHeading___Toc5251_3066934455">
             <w:r>
               <w:rPr>
                 <w:webHidden/>
@@ -1015,7 +1015,7 @@
               </w:rPr>
               <w:t>4.6 Choosing between the models</w:t>
               <w:tab/>
-              <w:t>6</w:t>
+              <w:t>7</w:t>
             </w:r>
           </w:hyperlink>
         </w:p>
@@ -1029,7 +1029,7 @@
             </w:tabs>
             <w:rPr/>
           </w:pPr>
-          <w:hyperlink w:anchor="__RefHeading___Toc19519_3199679052">
+          <w:hyperlink w:anchor="__RefHeading___Toc5253_3066934455">
             <w:r>
               <w:rPr>
                 <w:webHidden/>
@@ -1037,7 +1037,7 @@
               </w:rPr>
               <w:t>5. What every package includes</w:t>
               <w:tab/>
-              <w:t>7</w:t>
+              <w:t>8</w:t>
             </w:r>
           </w:hyperlink>
         </w:p>
@@ -1051,7 +1051,7 @@
             </w:tabs>
             <w:rPr/>
           </w:pPr>
-          <w:hyperlink w:anchor="__RefHeading___Toc19521_3199679052">
+          <w:hyperlink w:anchor="__RefHeading___Toc5255_3066934455">
             <w:r>
               <w:rPr>
                 <w:webHidden/>
@@ -1059,7 +1059,7 @@
               </w:rPr>
               <w:t>5.1 Software</w:t>
               <w:tab/>
-              <w:t>7</w:t>
+              <w:t>8</w:t>
             </w:r>
           </w:hyperlink>
         </w:p>
@@ -1073,7 +1073,7 @@
             </w:tabs>
             <w:rPr/>
           </w:pPr>
-          <w:hyperlink w:anchor="__RefHeading___Toc19523_3199679052">
+          <w:hyperlink w:anchor="__RefHeading___Toc5257_3066934455">
             <w:r>
               <w:rPr>
                 <w:webHidden/>
@@ -1081,7 +1081,7 @@
               </w:rPr>
               <w:t>5.2 Implementation</w:t>
               <w:tab/>
-              <w:t>7</w:t>
+              <w:t>8</w:t>
             </w:r>
           </w:hyperlink>
         </w:p>
@@ -1095,7 +1095,7 @@
             </w:tabs>
             <w:rPr/>
           </w:pPr>
-          <w:hyperlink w:anchor="__RefHeading___Toc19525_3199679052">
+          <w:hyperlink w:anchor="__RefHeading___Toc5259_3066934455">
             <w:r>
               <w:rPr>
                 <w:webHidden/>
@@ -1103,7 +1103,7 @@
               </w:rPr>
               <w:t>5.3 Support</w:t>
               <w:tab/>
-              <w:t>7</w:t>
+              <w:t>8</w:t>
             </w:r>
           </w:hyperlink>
         </w:p>
@@ -1117,7 +1117,7 @@
             </w:tabs>
             <w:rPr/>
           </w:pPr>
-          <w:hyperlink w:anchor="__RefHeading___Toc19527_3199679052">
+          <w:hyperlink w:anchor="__RefHeading___Toc5261_3066934455">
             <w:r>
               <w:rPr>
                 <w:webHidden/>
@@ -1125,7 +1125,7 @@
               </w:rPr>
               <w:t>5.4 Hosting (when iorta TechNXT hosts)</w:t>
               <w:tab/>
-              <w:t>8</w:t>
+              <w:t>9</w:t>
             </w:r>
           </w:hyperlink>
         </w:p>
@@ -1139,7 +1139,7 @@
             </w:tabs>
             <w:rPr/>
           </w:pPr>
-          <w:hyperlink w:anchor="__RefHeading___Toc19529_3199679052">
+          <w:hyperlink w:anchor="__RefHeading___Toc5263_3066934455">
             <w:r>
               <w:rPr>
                 <w:webHidden/>
@@ -1147,7 +1147,7 @@
               </w:rPr>
               <w:t>6. Licence models</w:t>
               <w:tab/>
-              <w:t>9</w:t>
+              <w:t>10</w:t>
             </w:r>
           </w:hyperlink>
         </w:p>
@@ -1161,7 +1161,7 @@
             </w:tabs>
             <w:rPr/>
           </w:pPr>
-          <w:hyperlink w:anchor="__RefHeading___Toc19531_3199679052">
+          <w:hyperlink w:anchor="__RefHeading___Toc5265_3066934455">
             <w:r>
               <w:rPr>
                 <w:webHidden/>
@@ -1169,7 +1169,7 @@
               </w:rPr>
               <w:t>6.1 Users and slabs</w:t>
               <w:tab/>
-              <w:t>9</w:t>
+              <w:t>10</w:t>
             </w:r>
           </w:hyperlink>
         </w:p>
@@ -1183,7 +1183,7 @@
             </w:tabs>
             <w:rPr/>
           </w:pPr>
-          <w:hyperlink w:anchor="__RefHeading___Toc19533_3199679052">
+          <w:hyperlink w:anchor="__RefHeading___Toc5267_3066934455">
             <w:r>
               <w:rPr>
                 <w:webHidden/>
@@ -1191,7 +1191,7 @@
               </w:rPr>
               <w:t>6.2 Perpetual licence with AMC</w:t>
               <w:tab/>
-              <w:t>9</w:t>
+              <w:t>10</w:t>
             </w:r>
           </w:hyperlink>
         </w:p>
@@ -1205,7 +1205,7 @@
             </w:tabs>
             <w:rPr/>
           </w:pPr>
-          <w:hyperlink w:anchor="__RefHeading___Toc19535_3199679052">
+          <w:hyperlink w:anchor="__RefHeading___Toc5269_3066934455">
             <w:r>
               <w:rPr>
                 <w:webHidden/>
@@ -1213,7 +1213,7 @@
               </w:rPr>
               <w:t>6.3 Subscription</w:t>
               <w:tab/>
-              <w:t>9</w:t>
+              <w:t>10</w:t>
             </w:r>
           </w:hyperlink>
         </w:p>
@@ -1227,7 +1227,7 @@
             </w:tabs>
             <w:rPr/>
           </w:pPr>
-          <w:hyperlink w:anchor="__RefHeading___Toc19537_3199679052">
+          <w:hyperlink w:anchor="__RefHeading___Toc5271_3066934455">
             <w:r>
               <w:rPr>
                 <w:webHidden/>
@@ -1235,7 +1235,7 @@
               </w:rPr>
               <w:t>7. Implementation fee</w:t>
               <w:tab/>
-              <w:t>10</w:t>
+              <w:t>11</w:t>
             </w:r>
           </w:hyperlink>
         </w:p>
@@ -1249,7 +1249,7 @@
             </w:tabs>
             <w:rPr/>
           </w:pPr>
-          <w:hyperlink w:anchor="__RefHeading___Toc19539_3199679052">
+          <w:hyperlink w:anchor="__RefHeading___Toc5273_3066934455">
             <w:r>
               <w:rPr>
                 <w:webHidden/>
@@ -1257,7 +1257,95 @@
               </w:rPr>
               <w:t>8. Hosting</w:t>
               <w:tab/>
-              <w:t>11</w:t>
+              <w:t>12</w:t>
+            </w:r>
+          </w:hyperlink>
+        </w:p>
+        <w:p>
+          <w:pPr>
+            <w:pStyle w:val="TOC2"/>
+            <w:tabs>
+              <w:tab w:val="clear" w:pos="900"/>
+              <w:tab w:val="clear" w:pos="9350"/>
+              <w:tab w:val="right" w:pos="9025" w:leader="dot"/>
+            </w:tabs>
+            <w:rPr/>
+          </w:pPr>
+          <w:hyperlink w:anchor="__RefHeading___Toc5275_3066934455">
+            <w:r>
+              <w:rPr>
+                <w:webHidden/>
+                <w:rStyle w:val="IndexLink"/>
+              </w:rPr>
+              <w:t>8.1 Environments by broker size</w:t>
+              <w:tab/>
+              <w:t>12</w:t>
+            </w:r>
+          </w:hyperlink>
+        </w:p>
+        <w:p>
+          <w:pPr>
+            <w:pStyle w:val="TOC2"/>
+            <w:tabs>
+              <w:tab w:val="clear" w:pos="900"/>
+              <w:tab w:val="clear" w:pos="9350"/>
+              <w:tab w:val="right" w:pos="9025" w:leader="dot"/>
+            </w:tabs>
+            <w:rPr/>
+          </w:pPr>
+          <w:hyperlink w:anchor="__RefHeading___Toc5277_3066934455">
+            <w:r>
+              <w:rPr>
+                <w:webHidden/>
+                <w:rStyle w:val="IndexLink"/>
+              </w:rPr>
+              <w:t>8.2 Standing environments, per month</w:t>
+              <w:tab/>
+              <w:t>12</w:t>
+            </w:r>
+          </w:hyperlink>
+        </w:p>
+        <w:p>
+          <w:pPr>
+            <w:pStyle w:val="TOC2"/>
+            <w:tabs>
+              <w:tab w:val="clear" w:pos="900"/>
+              <w:tab w:val="clear" w:pos="9350"/>
+              <w:tab w:val="right" w:pos="9025" w:leader="dot"/>
+            </w:tabs>
+            <w:rPr/>
+          </w:pPr>
+          <w:hyperlink w:anchor="__RefHeading___Toc5279_3066934455">
+            <w:r>
+              <w:rPr>
+                <w:webHidden/>
+                <w:rStyle w:val="IndexLink"/>
+              </w:rPr>
+              <w:t>8.3 Pre-Prod, per month of use</w:t>
+              <w:tab/>
+              <w:t>12</w:t>
+            </w:r>
+          </w:hyperlink>
+        </w:p>
+        <w:p>
+          <w:pPr>
+            <w:pStyle w:val="TOC2"/>
+            <w:tabs>
+              <w:tab w:val="clear" w:pos="900"/>
+              <w:tab w:val="clear" w:pos="9350"/>
+              <w:tab w:val="right" w:pos="9025" w:leader="dot"/>
+            </w:tabs>
+            <w:rPr/>
+          </w:pPr>
+          <w:hyperlink w:anchor="__RefHeading___Toc5281_3066934455">
+            <w:r>
+              <w:rPr>
+                <w:webHidden/>
+                <w:rStyle w:val="IndexLink"/>
+              </w:rPr>
+              <w:t>8.4 Hosting per year on AWS, for budgeting</w:t>
+              <w:tab/>
+              <w:t>12</w:t>
             </w:r>
           </w:hyperlink>
         </w:p>
@@ -1271,7 +1359,7 @@
             </w:tabs>
             <w:rPr/>
           </w:pPr>
-          <w:hyperlink w:anchor="__RefHeading___Toc19541_3199679052">
+          <w:hyperlink w:anchor="__RefHeading___Toc5283_3066934455">
             <w:r>
               <w:rPr>
                 <w:webHidden/>
@@ -1279,7 +1367,7 @@
               </w:rPr>
               <w:t>9. Support and maintenance</w:t>
               <w:tab/>
-              <w:t>12</w:t>
+              <w:t>14</w:t>
             </w:r>
           </w:hyperlink>
         </w:p>
@@ -1293,7 +1381,7 @@
             </w:tabs>
             <w:rPr/>
           </w:pPr>
-          <w:hyperlink w:anchor="__RefHeading___Toc19543_3199679052">
+          <w:hyperlink w:anchor="__RefHeading___Toc5285_3066934455">
             <w:r>
               <w:rPr>
                 <w:webHidden/>
@@ -1301,7 +1389,7 @@
               </w:rPr>
               <w:t>9.1 Standard support</w:t>
               <w:tab/>
-              <w:t>12</w:t>
+              <w:t>14</w:t>
             </w:r>
           </w:hyperlink>
         </w:p>
@@ -1315,7 +1403,7 @@
             </w:tabs>
             <w:rPr/>
           </w:pPr>
-          <w:hyperlink w:anchor="__RefHeading___Toc19545_3199679052">
+          <w:hyperlink w:anchor="__RefHeading___Toc5287_3066934455">
             <w:r>
               <w:rPr>
                 <w:webHidden/>
@@ -1323,7 +1411,7 @@
               </w:rPr>
               <w:t>9.2 24x7 Severity 1 support (optional)</w:t>
               <w:tab/>
-              <w:t>12</w:t>
+              <w:t>14</w:t>
             </w:r>
           </w:hyperlink>
         </w:p>
@@ -1337,7 +1425,7 @@
             </w:tabs>
             <w:rPr/>
           </w:pPr>
-          <w:hyperlink w:anchor="__RefHeading___Toc19547_3199679052">
+          <w:hyperlink w:anchor="__RefHeading___Toc5289_3066934455">
             <w:r>
               <w:rPr>
                 <w:webHidden/>
@@ -1345,7 +1433,7 @@
               </w:rPr>
               <w:t>10. Optional services</w:t>
               <w:tab/>
-              <w:t>13</w:t>
+              <w:t>15</w:t>
             </w:r>
           </w:hyperlink>
         </w:p>
@@ -1359,7 +1447,7 @@
             </w:tabs>
             <w:rPr/>
           </w:pPr>
-          <w:hyperlink w:anchor="__RefHeading___Toc19549_3199679052">
+          <w:hyperlink w:anchor="__RefHeading___Toc5291_3066934455">
             <w:r>
               <w:rPr>
                 <w:webHidden/>
@@ -1367,7 +1455,7 @@
               </w:rPr>
               <w:t>11. Change requests</w:t>
               <w:tab/>
-              <w:t>14</w:t>
+              <w:t>16</w:t>
             </w:r>
           </w:hyperlink>
         </w:p>
@@ -1381,7 +1469,7 @@
             </w:tabs>
             <w:rPr/>
           </w:pPr>
-          <w:hyperlink w:anchor="__RefHeading___Toc19551_3199679052">
+          <w:hyperlink w:anchor="__RefHeading___Toc5293_3066934455">
             <w:r>
               <w:rPr>
                 <w:webHidden/>
@@ -1389,7 +1477,7 @@
               </w:rPr>
               <w:t>11.1 Day rates</w:t>
               <w:tab/>
-              <w:t>14</w:t>
+              <w:t>16</w:t>
             </w:r>
           </w:hyperlink>
         </w:p>
@@ -1403,7 +1491,7 @@
             </w:tabs>
             <w:rPr/>
           </w:pPr>
-          <w:hyperlink w:anchor="__RefHeading___Toc19553_3199679052">
+          <w:hyperlink w:anchor="__RefHeading___Toc5295_3066934455">
             <w:r>
               <w:rPr>
                 <w:webHidden/>
@@ -1411,7 +1499,7 @@
               </w:rPr>
               <w:t>11.2 How a change is priced</w:t>
               <w:tab/>
-              <w:t>14</w:t>
+              <w:t>16</w:t>
             </w:r>
           </w:hyperlink>
         </w:p>
@@ -1425,7 +1513,7 @@
             </w:tabs>
             <w:rPr/>
           </w:pPr>
-          <w:hyperlink w:anchor="__RefHeading___Toc19555_3199679052">
+          <w:hyperlink w:anchor="__RefHeading___Toc5297_3066934455">
             <w:r>
               <w:rPr>
                 <w:webHidden/>
@@ -1433,7 +1521,7 @@
               </w:rPr>
               <w:t>12. Payment terms</w:t>
               <w:tab/>
-              <w:t>15</w:t>
+              <w:t>17</w:t>
             </w:r>
           </w:hyperlink>
         </w:p>
@@ -1447,7 +1535,7 @@
             </w:tabs>
             <w:rPr/>
           </w:pPr>
-          <w:hyperlink w:anchor="__RefHeading___Toc19557_3199679052">
+          <w:hyperlink w:anchor="__RefHeading___Toc5299_3066934455">
             <w:r>
               <w:rPr>
                 <w:webHidden/>
@@ -1455,7 +1543,7 @@
               </w:rPr>
               <w:t>13. Taxes</w:t>
               <w:tab/>
-              <w:t>16</w:t>
+              <w:t>18</w:t>
             </w:r>
           </w:hyperlink>
         </w:p>
@@ -1469,7 +1557,7 @@
             </w:tabs>
             <w:rPr/>
           </w:pPr>
-          <w:hyperlink w:anchor="__RefHeading___Toc19559_3199679052">
+          <w:hyperlink w:anchor="__RefHeading___Toc5301_3066934455">
             <w:r>
               <w:rPr>
                 <w:webHidden/>
@@ -1477,7 +1565,7 @@
               </w:rPr>
               <w:t>14. Validity and conditions</w:t>
               <w:tab/>
-              <w:t>17</w:t>
+              <w:t>19</w:t>
             </w:r>
           </w:hyperlink>
         </w:p>
@@ -1491,7 +1579,7 @@
             </w:tabs>
             <w:rPr/>
           </w:pPr>
-          <w:hyperlink w:anchor="__RefHeading___Toc19561_3199679052">
+          <w:hyperlink w:anchor="__RefHeading___Toc5303_3066934455">
             <w:r>
               <w:rPr>
                 <w:webHidden/>
@@ -1499,7 +1587,7 @@
               </w:rPr>
               <w:t>15. How to proceed</w:t>
               <w:tab/>
-              <w:t>18</w:t>
+              <w:t>20</w:t>
             </w:r>
           </w:hyperlink>
         </w:p>
@@ -1513,7 +1601,7 @@
             </w:tabs>
             <w:rPr/>
           </w:pPr>
-          <w:hyperlink w:anchor="__RefHeading___Toc19563_3199679052">
+          <w:hyperlink w:anchor="__RefHeading___Toc5305_3066934455">
             <w:r>
               <w:rPr>
                 <w:webHidden/>
@@ -1528,7 +1616,7 @@
                 <w:rStyle w:val="IndexLink"/>
               </w:rPr>
               <w:tab/>
-              <w:t>19</w:t>
+              <w:t>21</w:t>
             </w:r>
           </w:hyperlink>
           <w:r>
@@ -1561,7 +1649,7 @@
       <w:r>
         <w:br w:type="page"/>
       </w:r>
-      <w:bookmarkStart w:id="0" w:name="__RefHeading___Toc19499_3199679052"/>
+      <w:bookmarkStart w:id="0" w:name="__RefHeading___Toc5233_3066934455"/>
       <w:bookmarkStart w:id="1" w:name="_Toc48319687"/>
       <w:bookmarkStart w:id="2" w:name="_Toc11824118"/>
       <w:bookmarkEnd w:id="0"/>
@@ -2206,7 +2294,7 @@
           <w:spacing w:val="0"/>
         </w:rPr>
       </w:pPr>
-      <w:bookmarkStart w:id="4" w:name="__RefHeading___Toc19501_3199679052"/>
+      <w:bookmarkStart w:id="4" w:name="__RefHeading___Toc5235_3066934455"/>
       <w:bookmarkStart w:id="5" w:name="_Toc233203388"/>
       <w:bookmarkEnd w:id="4"/>
       <w:r>
@@ -2621,7 +2709,7 @@
                 <w:szCs w:val="24"/>
                 <w:lang w:val="en-US" w:eastAsia="ja-JP" w:bidi="ar-SA"/>
               </w:rPr>
-              <w:t>IC</w:t>
+              <w:t>Dev</w:t>
             </w:r>
           </w:p>
         </w:tc>
@@ -2658,7 +2746,7 @@
                 <w:szCs w:val="24"/>
                 <w:lang w:val="en-US" w:eastAsia="ja-JP" w:bidi="ar-SA"/>
               </w:rPr>
-              <w:t>Insurance Commission</w:t>
+              <w:t>Development environment</w:t>
             </w:r>
           </w:p>
         </w:tc>
@@ -2700,7 +2788,7 @@
                 <w:szCs w:val="24"/>
                 <w:lang w:val="en-US" w:eastAsia="ja-JP" w:bidi="ar-SA"/>
               </w:rPr>
-              <w:t>LOB</w:t>
+              <w:t>IC</w:t>
             </w:r>
           </w:p>
         </w:tc>
@@ -2737,7 +2825,7 @@
                 <w:szCs w:val="24"/>
                 <w:lang w:val="en-US" w:eastAsia="ja-JP" w:bidi="ar-SA"/>
               </w:rPr>
-              <w:t>Line of business</w:t>
+              <w:t>Insurance Commission</w:t>
             </w:r>
           </w:p>
         </w:tc>
@@ -2779,7 +2867,7 @@
                 <w:szCs w:val="24"/>
                 <w:lang w:val="en-US" w:eastAsia="ja-JP" w:bidi="ar-SA"/>
               </w:rPr>
-              <w:t>OOTB</w:t>
+              <w:t>LOB</w:t>
             </w:r>
           </w:p>
         </w:tc>
@@ -2816,7 +2904,7 @@
                 <w:szCs w:val="24"/>
                 <w:lang w:val="en-US" w:eastAsia="ja-JP" w:bidi="ar-SA"/>
               </w:rPr>
-              <w:t>Out of the box</w:t>
+              <w:t>Line of business</w:t>
             </w:r>
           </w:p>
         </w:tc>
@@ -2858,7 +2946,7 @@
                 <w:szCs w:val="24"/>
                 <w:lang w:val="en-US" w:eastAsia="ja-JP" w:bidi="ar-SA"/>
               </w:rPr>
-              <w:t>PHP</w:t>
+              <w:t>OOTB</w:t>
             </w:r>
           </w:p>
         </w:tc>
@@ -2895,7 +2983,7 @@
                 <w:szCs w:val="24"/>
                 <w:lang w:val="en-US" w:eastAsia="ja-JP" w:bidi="ar-SA"/>
               </w:rPr>
-              <w:t>Philippine peso</w:t>
+              <w:t>Out of the box</w:t>
             </w:r>
           </w:p>
         </w:tc>
@@ -2937,7 +3025,7 @@
                 <w:szCs w:val="24"/>
                 <w:lang w:val="en-US" w:eastAsia="ja-JP" w:bidi="ar-SA"/>
               </w:rPr>
-              <w:t>PHT</w:t>
+              <w:t>PHP</w:t>
             </w:r>
           </w:p>
         </w:tc>
@@ -2974,7 +3062,7 @@
                 <w:szCs w:val="24"/>
                 <w:lang w:val="en-US" w:eastAsia="ja-JP" w:bidi="ar-SA"/>
               </w:rPr>
-              <w:t>Philippine time</w:t>
+              <w:t>Philippine peso</w:t>
             </w:r>
           </w:p>
         </w:tc>
@@ -3016,7 +3104,7 @@
                 <w:szCs w:val="24"/>
                 <w:lang w:val="en-US" w:eastAsia="ja-JP" w:bidi="ar-SA"/>
               </w:rPr>
-              <w:t>SaaS</w:t>
+              <w:t>PHT</w:t>
             </w:r>
           </w:p>
         </w:tc>
@@ -3053,7 +3141,244 @@
                 <w:szCs w:val="24"/>
                 <w:lang w:val="en-US" w:eastAsia="ja-JP" w:bidi="ar-SA"/>
               </w:rPr>
+              <w:t>Philippine time</w:t>
+            </w:r>
+          </w:p>
+        </w:tc>
+      </w:tr>
+      <w:tr>
+        <w:trPr>
+          <w:trHeight w:val="449" w:hRule="atLeast"/>
+        </w:trPr>
+        <w:tc>
+          <w:tcPr>
+            <w:tcW w:w="2514" w:type="dxa"/>
+            <w:tcBorders>
+              <w:top w:val="single" w:sz="4" w:space="0" w:color="808080"/>
+              <w:left w:val="single" w:sz="4" w:space="0" w:color="808080"/>
+              <w:bottom w:val="single" w:sz="4" w:space="0" w:color="808080"/>
+              <w:right w:val="single" w:sz="4" w:space="0" w:color="808080"/>
+            </w:tcBorders>
+            <w:vAlign w:val="center"/>
+          </w:tcPr>
+          <w:p>
+            <w:pPr>
+              <w:pStyle w:val="Normal"/>
+              <w:widowControl/>
+              <w:spacing w:lineRule="auto" w:line="240" w:before="60" w:after="0"/>
+              <w:jc w:val="left"/>
+              <w:rPr>
+                <w:rFonts w:ascii="Segoe UI" w:hAnsi="Segoe UI" w:eastAsia="Arial" w:cs="Segoe UI"/>
+                <w:color w:val="101820"/>
+                <w:sz w:val="16"/>
+                <w:szCs w:val="16"/>
+              </w:rPr>
+            </w:pPr>
+            <w:r>
+              <w:rPr>
+                <w:rFonts w:eastAsia="Segoe UI" w:cs="Segoe UI" w:ascii="Segoe UI" w:hAnsi="Segoe UI"/>
+                <w:color w:val="101820"/>
+                <w:kern w:val="0"/>
+                <w:sz w:val="16"/>
+                <w:szCs w:val="24"/>
+                <w:lang w:val="en-US" w:eastAsia="ja-JP" w:bidi="ar-SA"/>
+              </w:rPr>
+              <w:t>Pre-Prod</w:t>
+            </w:r>
+          </w:p>
+        </w:tc>
+        <w:tc>
+          <w:tcPr>
+            <w:tcW w:w="3712" w:type="dxa"/>
+            <w:tcBorders>
+              <w:top w:val="single" w:sz="4" w:space="0" w:color="808080"/>
+              <w:left w:val="single" w:sz="4" w:space="0" w:color="808080"/>
+              <w:bottom w:val="single" w:sz="4" w:space="0" w:color="808080"/>
+              <w:right w:val="single" w:sz="4" w:space="0" w:color="808080"/>
+            </w:tcBorders>
+            <w:vAlign w:val="center"/>
+          </w:tcPr>
+          <w:p>
+            <w:pPr>
+              <w:pStyle w:val="Normal"/>
+              <w:widowControl/>
+              <w:spacing w:lineRule="auto" w:line="240" w:before="60" w:after="0"/>
+              <w:jc w:val="left"/>
+              <w:rPr>
+                <w:rFonts w:ascii="Segoe UI" w:hAnsi="Segoe UI" w:eastAsia="Arial" w:cs="Segoe UI"/>
+                <w:color w:val="101820"/>
+                <w:sz w:val="16"/>
+                <w:szCs w:val="16"/>
+              </w:rPr>
+            </w:pPr>
+            <w:r>
+              <w:rPr>
+                <w:rFonts w:eastAsia="Segoe UI" w:cs="Segoe UI" w:ascii="Segoe UI" w:hAnsi="Segoe UI"/>
+                <w:color w:val="101820"/>
+                <w:kern w:val="0"/>
+                <w:sz w:val="16"/>
+                <w:szCs w:val="24"/>
+                <w:lang w:val="en-US" w:eastAsia="ja-JP" w:bidi="ar-SA"/>
+              </w:rPr>
+              <w:t>Pre-production environment</w:t>
+            </w:r>
+          </w:p>
+        </w:tc>
+      </w:tr>
+      <w:tr>
+        <w:trPr>
+          <w:trHeight w:val="449" w:hRule="atLeast"/>
+        </w:trPr>
+        <w:tc>
+          <w:tcPr>
+            <w:tcW w:w="2514" w:type="dxa"/>
+            <w:tcBorders>
+              <w:top w:val="single" w:sz="4" w:space="0" w:color="808080"/>
+              <w:left w:val="single" w:sz="4" w:space="0" w:color="808080"/>
+              <w:bottom w:val="single" w:sz="4" w:space="0" w:color="808080"/>
+              <w:right w:val="single" w:sz="4" w:space="0" w:color="808080"/>
+            </w:tcBorders>
+            <w:vAlign w:val="center"/>
+          </w:tcPr>
+          <w:p>
+            <w:pPr>
+              <w:pStyle w:val="Normal"/>
+              <w:widowControl/>
+              <w:spacing w:lineRule="auto" w:line="240" w:before="60" w:after="0"/>
+              <w:jc w:val="left"/>
+              <w:rPr>
+                <w:rFonts w:ascii="Segoe UI" w:hAnsi="Segoe UI" w:eastAsia="Arial" w:cs="Segoe UI"/>
+                <w:color w:val="101820"/>
+                <w:sz w:val="16"/>
+                <w:szCs w:val="16"/>
+              </w:rPr>
+            </w:pPr>
+            <w:r>
+              <w:rPr>
+                <w:rFonts w:eastAsia="Segoe UI" w:cs="Segoe UI" w:ascii="Segoe UI" w:hAnsi="Segoe UI"/>
+                <w:color w:val="101820"/>
+                <w:kern w:val="0"/>
+                <w:sz w:val="16"/>
+                <w:szCs w:val="24"/>
+                <w:lang w:val="en-US" w:eastAsia="ja-JP" w:bidi="ar-SA"/>
+              </w:rPr>
+              <w:t>SaaS</w:t>
+            </w:r>
+          </w:p>
+        </w:tc>
+        <w:tc>
+          <w:tcPr>
+            <w:tcW w:w="3712" w:type="dxa"/>
+            <w:tcBorders>
+              <w:top w:val="single" w:sz="4" w:space="0" w:color="808080"/>
+              <w:left w:val="single" w:sz="4" w:space="0" w:color="808080"/>
+              <w:bottom w:val="single" w:sz="4" w:space="0" w:color="808080"/>
+              <w:right w:val="single" w:sz="4" w:space="0" w:color="808080"/>
+            </w:tcBorders>
+            <w:vAlign w:val="center"/>
+          </w:tcPr>
+          <w:p>
+            <w:pPr>
+              <w:pStyle w:val="Normal"/>
+              <w:widowControl/>
+              <w:spacing w:lineRule="auto" w:line="240" w:before="60" w:after="0"/>
+              <w:jc w:val="left"/>
+              <w:rPr>
+                <w:rFonts w:ascii="Segoe UI" w:hAnsi="Segoe UI" w:eastAsia="Arial" w:cs="Segoe UI"/>
+                <w:color w:val="101820"/>
+                <w:sz w:val="16"/>
+                <w:szCs w:val="16"/>
+              </w:rPr>
+            </w:pPr>
+            <w:r>
+              <w:rPr>
+                <w:rFonts w:eastAsia="Segoe UI" w:cs="Segoe UI" w:ascii="Segoe UI" w:hAnsi="Segoe UI"/>
+                <w:color w:val="101820"/>
+                <w:kern w:val="0"/>
+                <w:sz w:val="16"/>
+                <w:szCs w:val="24"/>
+                <w:lang w:val="en-US" w:eastAsia="ja-JP" w:bidi="ar-SA"/>
+              </w:rPr>
               <w:t>Software as a service</w:t>
+            </w:r>
+          </w:p>
+        </w:tc>
+      </w:tr>
+      <w:tr>
+        <w:trPr>
+          <w:trHeight w:val="449" w:hRule="atLeast"/>
+        </w:trPr>
+        <w:tc>
+          <w:tcPr>
+            <w:tcW w:w="2514" w:type="dxa"/>
+            <w:tcBorders>
+              <w:top w:val="single" w:sz="4" w:space="0" w:color="808080"/>
+              <w:left w:val="single" w:sz="4" w:space="0" w:color="808080"/>
+              <w:bottom w:val="single" w:sz="4" w:space="0" w:color="808080"/>
+              <w:right w:val="single" w:sz="4" w:space="0" w:color="808080"/>
+            </w:tcBorders>
+            <w:vAlign w:val="center"/>
+          </w:tcPr>
+          <w:p>
+            <w:pPr>
+              <w:pStyle w:val="Normal"/>
+              <w:widowControl/>
+              <w:spacing w:lineRule="auto" w:line="240" w:before="60" w:after="0"/>
+              <w:jc w:val="left"/>
+              <w:rPr>
+                <w:rFonts w:ascii="Segoe UI" w:hAnsi="Segoe UI" w:eastAsia="Arial" w:cs="Segoe UI"/>
+                <w:color w:val="101820"/>
+                <w:sz w:val="16"/>
+                <w:szCs w:val="16"/>
+              </w:rPr>
+            </w:pPr>
+            <w:r>
+              <w:rPr>
+                <w:rFonts w:eastAsia="Segoe UI" w:cs="Segoe UI" w:ascii="Segoe UI" w:hAnsi="Segoe UI"/>
+                <w:color w:val="101820"/>
+                <w:kern w:val="0"/>
+                <w:sz w:val="16"/>
+                <w:szCs w:val="24"/>
+                <w:lang w:val="en-US" w:eastAsia="ja-JP" w:bidi="ar-SA"/>
+              </w:rPr>
+              <w:t>SIT</w:t>
+            </w:r>
+          </w:p>
+        </w:tc>
+        <w:tc>
+          <w:tcPr>
+            <w:tcW w:w="3712" w:type="dxa"/>
+            <w:tcBorders>
+              <w:top w:val="single" w:sz="4" w:space="0" w:color="808080"/>
+              <w:left w:val="single" w:sz="4" w:space="0" w:color="808080"/>
+              <w:bottom w:val="single" w:sz="4" w:space="0" w:color="808080"/>
+              <w:right w:val="single" w:sz="4" w:space="0" w:color="808080"/>
+            </w:tcBorders>
+            <w:vAlign w:val="center"/>
+          </w:tcPr>
+          <w:p>
+            <w:pPr>
+              <w:pStyle w:val="Normal"/>
+              <w:widowControl/>
+              <w:spacing w:lineRule="auto" w:line="240" w:before="60" w:after="0"/>
+              <w:jc w:val="left"/>
+              <w:rPr>
+                <w:rFonts w:ascii="Segoe UI" w:hAnsi="Segoe UI" w:eastAsia="Arial" w:cs="Segoe UI"/>
+                <w:color w:val="101820"/>
+                <w:sz w:val="16"/>
+                <w:szCs w:val="16"/>
+              </w:rPr>
+            </w:pPr>
+            <w:r>
+              <w:rPr>
+                <w:rFonts w:eastAsia="Segoe UI" w:cs="Segoe UI" w:ascii="Segoe UI" w:hAnsi="Segoe UI"/>
+                <w:color w:val="101820"/>
+                <w:kern w:val="0"/>
+                <w:sz w:val="16"/>
+                <w:szCs w:val="24"/>
+                <w:lang w:val="en-US" w:eastAsia="ja-JP" w:bidi="ar-SA"/>
+              </w:rPr>
+              <w:t>System integration test</w:t>
             </w:r>
           </w:p>
         </w:tc>
@@ -3511,7 +3836,7 @@
         <w:pageBreakBefore w:val="false"/>
         <w:rPr/>
       </w:pPr>
-      <w:bookmarkStart w:id="6" w:name="__RefHeading___Toc19503_3199679052"/>
+      <w:bookmarkStart w:id="6" w:name="__RefHeading___Toc5237_3066934455"/>
       <w:bookmarkEnd w:id="6"/>
       <w:r>
         <w:rPr>
@@ -3578,7 +3903,7 @@
         <w:pStyle w:val="Heading1"/>
         <w:rPr/>
       </w:pPr>
-      <w:bookmarkStart w:id="7" w:name="__RefHeading___Toc19505_3199679052"/>
+      <w:bookmarkStart w:id="7" w:name="__RefHeading___Toc5239_3066934455"/>
       <w:bookmarkEnd w:id="7"/>
       <w:r>
         <w:rPr>
@@ -3595,7 +3920,7 @@
         <w:pStyle w:val="Heading2"/>
         <w:rPr/>
       </w:pPr>
-      <w:bookmarkStart w:id="8" w:name="__RefHeading___Toc19507_3199679052"/>
+      <w:bookmarkStart w:id="8" w:name="__RefHeading___Toc5241_3066934455"/>
       <w:bookmarkEnd w:id="8"/>
       <w:r>
         <w:rPr>
@@ -4634,7 +4959,7 @@
           <w:color w:val="101820"/>
           <w:sz w:val="21"/>
         </w:rPr>
-        <w:t>The figures below are list prices, excluding VAT. "One-time" is the implementation or onboarding fee, the perpetual licence fee and one-time services. "Monthly" is the subscription and the hosting from go-live. Year 1 and 5-year totals include the AMC and the yearly support where they apply, with the 5% yearly increase. The 5-year total assumes the contract continues to Year 5.</w:t>
+        <w:t>The figures below are list prices, excluding VAT. "One-time" is the implementation or onboarding fee, the perpetual licence fee and one-time services. "Monthly" is the subscription and the hosting of the standing environment set of the size (see Hosting). Year 1 and 5-year totals include the AMC and the yearly support where they apply, with the 5% yearly increase, and the temporary Pre-Prod environment: 2 months in Year 1 for the go-live rehearsal and 1 month a year after for a major release. The 5-year total assumes the contract continues to Year 5.</w:t>
       </w:r>
     </w:p>
     <w:p>
@@ -4642,7 +4967,7 @@
         <w:pStyle w:val="Heading2"/>
         <w:rPr/>
       </w:pPr>
-      <w:bookmarkStart w:id="9" w:name="__RefHeading___Toc19509_3199679052"/>
+      <w:bookmarkStart w:id="9" w:name="__RefHeading___Toc5243_3066934455"/>
       <w:bookmarkEnd w:id="9"/>
       <w:r>
         <w:rPr>
@@ -5250,7 +5575,7 @@
                 <w:szCs w:val="24"/>
                 <w:lang w:val="en-US" w:eastAsia="ja-JP" w:bidi="ar-SA"/>
               </w:rPr>
-              <w:t>78,000.00</w:t>
+              <w:t>91,000.00</w:t>
             </w:r>
           </w:p>
         </w:tc>
@@ -5287,7 +5612,7 @@
                 <w:szCs w:val="24"/>
                 <w:lang w:val="en-US" w:eastAsia="ja-JP" w:bidi="ar-SA"/>
               </w:rPr>
-              <w:t>2,066,000.00</w:t>
+              <w:t>2,264,000.00</w:t>
             </w:r>
           </w:p>
         </w:tc>
@@ -5324,7 +5649,7 @@
                 <w:szCs w:val="24"/>
                 <w:lang w:val="en-US" w:eastAsia="ja-JP" w:bidi="ar-SA"/>
               </w:rPr>
-              <w:t>6,112,764.00</w:t>
+              <w:t>7,018,764.00</w:t>
             </w:r>
           </w:p>
         </w:tc>
@@ -5361,7 +5686,7 @@
                 <w:szCs w:val="24"/>
                 <w:lang w:val="en-US" w:eastAsia="ja-JP" w:bidi="ar-SA"/>
               </w:rPr>
-              <w:t>97,415</w:t>
+              <w:t>111,853</w:t>
             </w:r>
           </w:p>
         </w:tc>
@@ -5475,7 +5800,7 @@
                 <w:szCs w:val="24"/>
                 <w:lang w:val="en-US" w:eastAsia="ja-JP" w:bidi="ar-SA"/>
               </w:rPr>
-              <w:t>30,000.00</w:t>
+              <w:t>43,000.00</w:t>
             </w:r>
           </w:p>
         </w:tc>
@@ -5512,7 +5837,7 @@
                 <w:szCs w:val="24"/>
                 <w:lang w:val="en-US" w:eastAsia="ja-JP" w:bidi="ar-SA"/>
               </w:rPr>
-              <w:t>2,840,000.00</w:t>
+              <w:t>3,038,000.00</w:t>
             </w:r>
           </w:p>
         </w:tc>
@@ -5549,7 +5874,7 @@
                 <w:szCs w:val="24"/>
                 <w:lang w:val="en-US" w:eastAsia="ja-JP" w:bidi="ar-SA"/>
               </w:rPr>
-              <w:t>5,560,107.00</w:t>
+              <w:t>6,466,107.00</w:t>
             </w:r>
           </w:p>
         </w:tc>
@@ -5586,7 +5911,7 @@
                 <w:szCs w:val="24"/>
                 <w:lang w:val="en-US" w:eastAsia="ja-JP" w:bidi="ar-SA"/>
               </w:rPr>
-              <w:t>88,607</w:t>
+              <w:t>103,046</w:t>
             </w:r>
           </w:p>
         </w:tc>
@@ -5700,7 +6025,7 @@
                 <w:szCs w:val="24"/>
                 <w:lang w:val="en-US" w:eastAsia="ja-JP" w:bidi="ar-SA"/>
               </w:rPr>
-              <w:t>28,000.00</w:t>
+              <w:t>42,000.00</w:t>
             </w:r>
           </w:p>
         </w:tc>
@@ -5737,7 +6062,7 @@
                 <w:szCs w:val="24"/>
                 <w:lang w:val="en-US" w:eastAsia="ja-JP" w:bidi="ar-SA"/>
               </w:rPr>
-              <w:t>3,356,000.00</w:t>
+              <w:t>3,564,000.00</w:t>
             </w:r>
           </w:p>
         </w:tc>
@@ -5774,7 +6099,7 @@
                 <w:szCs w:val="24"/>
                 <w:lang w:val="en-US" w:eastAsia="ja-JP" w:bidi="ar-SA"/>
               </w:rPr>
-              <w:t>7,066,259.00</w:t>
+              <w:t>8,026,259.00</w:t>
             </w:r>
           </w:p>
         </w:tc>
@@ -5811,7 +6136,7 @@
                 <w:szCs w:val="24"/>
                 <w:lang w:val="en-US" w:eastAsia="ja-JP" w:bidi="ar-SA"/>
               </w:rPr>
-              <w:t>112,610</w:t>
+              <w:t>127,909</w:t>
             </w:r>
           </w:p>
         </w:tc>
@@ -5847,7 +6172,7 @@
         <w:pStyle w:val="Heading2"/>
         <w:rPr/>
       </w:pPr>
-      <w:bookmarkStart w:id="10" w:name="__RefHeading___Toc19511_3199679052"/>
+      <w:bookmarkStart w:id="10" w:name="__RefHeading___Toc5245_3066934455"/>
       <w:bookmarkEnd w:id="10"/>
       <w:r>
         <w:rPr>
@@ -6455,7 +6780,7 @@
                 <w:szCs w:val="24"/>
                 <w:lang w:val="en-US" w:eastAsia="ja-JP" w:bidi="ar-SA"/>
               </w:rPr>
-              <w:t>240,000.00</w:t>
+              <w:t>247,000.00</w:t>
             </w:r>
           </w:p>
         </w:tc>
@@ -6492,7 +6817,7 @@
                 <w:szCs w:val="24"/>
                 <w:lang w:val="en-US" w:eastAsia="ja-JP" w:bidi="ar-SA"/>
               </w:rPr>
-              <w:t>4,970,000.00</w:t>
+              <w:t>5,148,000.00</w:t>
             </w:r>
           </w:p>
         </w:tc>
@@ -6529,7 +6854,7 @@
                 <w:szCs w:val="24"/>
                 <w:lang w:val="en-US" w:eastAsia="ja-JP" w:bidi="ar-SA"/>
               </w:rPr>
-              <w:t>17,612,748.00</w:t>
+              <w:t>18,314,748.00</w:t>
             </w:r>
           </w:p>
         </w:tc>
@@ -6566,7 +6891,7 @@
                 <w:szCs w:val="24"/>
                 <w:lang w:val="en-US" w:eastAsia="ja-JP" w:bidi="ar-SA"/>
               </w:rPr>
-              <w:t>280,681</w:t>
+              <w:t>291,868</w:t>
             </w:r>
           </w:p>
         </w:tc>
@@ -6680,7 +7005,7 @@
                 <w:szCs w:val="24"/>
                 <w:lang w:val="en-US" w:eastAsia="ja-JP" w:bidi="ar-SA"/>
               </w:rPr>
-              <w:t>62,000.00</w:t>
+              <w:t>69,000.00</w:t>
             </w:r>
           </w:p>
         </w:tc>
@@ -6717,7 +7042,7 @@
                 <w:szCs w:val="24"/>
                 <w:lang w:val="en-US" w:eastAsia="ja-JP" w:bidi="ar-SA"/>
               </w:rPr>
-              <w:t>7,814,000.00</w:t>
+              <w:t>7,992,000.00</w:t>
             </w:r>
           </w:p>
         </w:tc>
@@ -6754,7 +7079,7 @@
                 <w:szCs w:val="24"/>
                 <w:lang w:val="en-US" w:eastAsia="ja-JP" w:bidi="ar-SA"/>
               </w:rPr>
-              <w:t>15,512,173.00</w:t>
+              <w:t>16,214,173.00</w:t>
             </w:r>
           </w:p>
         </w:tc>
@@ -6791,7 +7116,7 @@
                 <w:szCs w:val="24"/>
                 <w:lang w:val="en-US" w:eastAsia="ja-JP" w:bidi="ar-SA"/>
               </w:rPr>
-              <w:t>247,206</w:t>
+              <w:t>258,393</w:t>
             </w:r>
           </w:p>
         </w:tc>
@@ -6905,7 +7230,7 @@
                 <w:szCs w:val="24"/>
                 <w:lang w:val="en-US" w:eastAsia="ja-JP" w:bidi="ar-SA"/>
               </w:rPr>
-              <w:t>59,000.00</w:t>
+              <w:t>67,000.00</w:t>
             </w:r>
           </w:p>
         </w:tc>
@@ -6942,7 +7267,7 @@
                 <w:szCs w:val="24"/>
                 <w:lang w:val="en-US" w:eastAsia="ja-JP" w:bidi="ar-SA"/>
               </w:rPr>
-              <w:t>8,558,000.00</w:t>
+              <w:t>8,744,000.00</w:t>
             </w:r>
           </w:p>
         </w:tc>
@@ -6979,7 +7304,7 @@
                 <w:szCs w:val="24"/>
                 <w:lang w:val="en-US" w:eastAsia="ja-JP" w:bidi="ar-SA"/>
               </w:rPr>
-              <w:t>18,284,476.00</w:t>
+              <w:t>19,034,476.00</w:t>
             </w:r>
           </w:p>
         </w:tc>
@@ -7016,7 +7341,7 @@
                 <w:szCs w:val="24"/>
                 <w:lang w:val="en-US" w:eastAsia="ja-JP" w:bidi="ar-SA"/>
               </w:rPr>
-              <w:t>291,386</w:t>
+              <w:t>303,338</w:t>
             </w:r>
           </w:p>
         </w:tc>
@@ -7052,7 +7377,7 @@
         <w:pStyle w:val="Heading2"/>
         <w:rPr/>
       </w:pPr>
-      <w:bookmarkStart w:id="11" w:name="__RefHeading___Toc19513_3199679052"/>
+      <w:bookmarkStart w:id="11" w:name="__RefHeading___Toc5247_3066934455"/>
       <w:bookmarkEnd w:id="11"/>
       <w:r>
         <w:rPr>
@@ -7660,7 +7985,7 @@
                 <w:szCs w:val="24"/>
                 <w:lang w:val="en-US" w:eastAsia="ja-JP" w:bidi="ar-SA"/>
               </w:rPr>
-              <w:t>594,000.00</w:t>
+              <w:t>625,000.00</w:t>
             </w:r>
           </w:p>
         </w:tc>
@@ -7697,7 +8022,7 @@
                 <w:szCs w:val="24"/>
                 <w:lang w:val="en-US" w:eastAsia="ja-JP" w:bidi="ar-SA"/>
               </w:rPr>
-              <w:t>10,828,000.00</w:t>
+              <w:t>11,372,000.00</w:t>
             </w:r>
           </w:p>
         </w:tc>
@@ -7734,7 +8059,7 @@
                 <w:szCs w:val="24"/>
                 <w:lang w:val="en-US" w:eastAsia="ja-JP" w:bidi="ar-SA"/>
               </w:rPr>
-              <w:t>42,380,251.00</w:t>
+              <w:t>44,756,251.00</w:t>
             </w:r>
           </w:p>
         </w:tc>
@@ -7771,7 +8096,7 @@
                 <w:szCs w:val="24"/>
                 <w:lang w:val="en-US" w:eastAsia="ja-JP" w:bidi="ar-SA"/>
               </w:rPr>
-              <w:t>675,382</w:t>
+              <w:t>713,247</w:t>
             </w:r>
           </w:p>
         </w:tc>
@@ -7885,7 +8210,7 @@
                 <w:szCs w:val="24"/>
                 <w:lang w:val="en-US" w:eastAsia="ja-JP" w:bidi="ar-SA"/>
               </w:rPr>
-              <w:t>112,000.00</w:t>
+              <w:t>143,000.00</w:t>
             </w:r>
           </w:p>
         </w:tc>
@@ -7922,7 +8247,7 @@
                 <w:szCs w:val="24"/>
                 <w:lang w:val="en-US" w:eastAsia="ja-JP" w:bidi="ar-SA"/>
               </w:rPr>
-              <w:t>18,424,000.00</w:t>
+              <w:t>18,968,000.00</w:t>
             </w:r>
           </w:p>
         </w:tc>
@@ -7959,7 +8284,7 @@
                 <w:szCs w:val="24"/>
                 <w:lang w:val="en-US" w:eastAsia="ja-JP" w:bidi="ar-SA"/>
               </w:rPr>
-              <w:t>36,487,284.00</w:t>
+              <w:t>38,863,284.00</w:t>
             </w:r>
           </w:p>
         </w:tc>
@@ -7996,7 +8321,7 @@
                 <w:szCs w:val="24"/>
                 <w:lang w:val="en-US" w:eastAsia="ja-JP" w:bidi="ar-SA"/>
               </w:rPr>
-              <w:t>581,471</w:t>
+              <w:t>619,335</w:t>
             </w:r>
           </w:p>
         </w:tc>
@@ -8110,7 +8435,7 @@
                 <w:szCs w:val="24"/>
                 <w:lang w:val="en-US" w:eastAsia="ja-JP" w:bidi="ar-SA"/>
               </w:rPr>
-              <w:t>107,000.00</w:t>
+              <w:t>135,000.00</w:t>
             </w:r>
           </w:p>
         </w:tc>
@@ -8147,7 +8472,7 @@
                 <w:szCs w:val="24"/>
                 <w:lang w:val="en-US" w:eastAsia="ja-JP" w:bidi="ar-SA"/>
               </w:rPr>
-              <w:t>19,564,000.00</w:t>
+              <w:t>20,064,000.00</w:t>
             </w:r>
           </w:p>
         </w:tc>
@@ -8184,7 +8509,7 @@
                 <w:szCs w:val="24"/>
                 <w:lang w:val="en-US" w:eastAsia="ja-JP" w:bidi="ar-SA"/>
               </w:rPr>
-              <w:t>41,460,352.00</w:t>
+              <w:t>43,632,352.00</w:t>
             </w:r>
           </w:p>
         </w:tc>
@@ -8221,7 +8546,7 @@
                 <w:szCs w:val="24"/>
                 <w:lang w:val="en-US" w:eastAsia="ja-JP" w:bidi="ar-SA"/>
               </w:rPr>
-              <w:t>660,723</w:t>
+              <w:t>695,336</w:t>
             </w:r>
           </w:p>
         </w:tc>
@@ -8257,7 +8582,7 @@
         <w:pStyle w:val="Heading2"/>
         <w:rPr/>
       </w:pPr>
-      <w:bookmarkStart w:id="12" w:name="__RefHeading___Toc19515_3199679052"/>
+      <w:bookmarkStart w:id="12" w:name="__RefHeading___Toc5249_3066934455"/>
       <w:bookmarkEnd w:id="12"/>
       <w:r>
         <w:rPr>
@@ -8865,7 +9190,7 @@
                 <w:szCs w:val="24"/>
                 <w:lang w:val="en-US" w:eastAsia="ja-JP" w:bidi="ar-SA"/>
               </w:rPr>
-              <w:t>1,214,000.00</w:t>
+              <w:t>1,226,000.00</w:t>
             </w:r>
           </w:p>
         </w:tc>
@@ -8902,7 +9227,7 @@
                 <w:szCs w:val="24"/>
                 <w:lang w:val="en-US" w:eastAsia="ja-JP" w:bidi="ar-SA"/>
               </w:rPr>
-              <w:t>20,368,000.00</w:t>
+              <w:t>20,850,000.00</w:t>
             </w:r>
           </w:p>
         </w:tc>
@@ -8939,7 +9264,7 @@
                 <w:szCs w:val="24"/>
                 <w:lang w:val="en-US" w:eastAsia="ja-JP" w:bidi="ar-SA"/>
               </w:rPr>
-              <w:t>84,758,348.00</w:t>
+              <w:t>86,492,348.00</w:t>
             </w:r>
           </w:p>
         </w:tc>
@@ -8976,7 +9301,7 @@
                 <w:szCs w:val="24"/>
                 <w:lang w:val="en-US" w:eastAsia="ja-JP" w:bidi="ar-SA"/>
               </w:rPr>
-              <w:t>1,350,731</w:t>
+              <w:t>1,378,364</w:t>
             </w:r>
           </w:p>
         </w:tc>
@@ -9090,7 +9415,7 @@
                 <w:szCs w:val="24"/>
                 <w:lang w:val="en-US" w:eastAsia="ja-JP" w:bidi="ar-SA"/>
               </w:rPr>
-              <w:t>244,000.00</w:t>
+              <w:t>256,000.00</w:t>
             </w:r>
           </w:p>
         </w:tc>
@@ -9127,7 +9452,7 @@
                 <w:szCs w:val="24"/>
                 <w:lang w:val="en-US" w:eastAsia="ja-JP" w:bidi="ar-SA"/>
               </w:rPr>
-              <w:t>35,428,000.00</w:t>
+              <w:t>35,910,000.00</w:t>
             </w:r>
           </w:p>
         </w:tc>
@@ -9164,7 +9489,7 @@
                 <w:szCs w:val="24"/>
                 <w:lang w:val="en-US" w:eastAsia="ja-JP" w:bidi="ar-SA"/>
               </w:rPr>
-              <w:t>72,457,674.00</w:t>
+              <w:t>74,191,674.00</w:t>
             </w:r>
           </w:p>
         </w:tc>
@@ -9201,7 +9526,7 @@
                 <w:szCs w:val="24"/>
                 <w:lang w:val="en-US" w:eastAsia="ja-JP" w:bidi="ar-SA"/>
               </w:rPr>
-              <w:t>1,154,704</w:t>
+              <w:t>1,182,337</w:t>
             </w:r>
           </w:p>
         </w:tc>
@@ -9315,7 +9640,7 @@
                 <w:szCs w:val="24"/>
                 <w:lang w:val="en-US" w:eastAsia="ja-JP" w:bidi="ar-SA"/>
               </w:rPr>
-              <w:t>232,000.00</w:t>
+              <w:t>242,000.00</w:t>
             </w:r>
           </w:p>
         </w:tc>
@@ -9352,7 +9677,7 @@
                 <w:szCs w:val="24"/>
                 <w:lang w:val="en-US" w:eastAsia="ja-JP" w:bidi="ar-SA"/>
               </w:rPr>
-              <w:t>37,084,000.00</w:t>
+              <w:t>37,524,000.00</w:t>
             </w:r>
           </w:p>
         </w:tc>
@@ -9389,7 +9714,7 @@
                 <w:szCs w:val="24"/>
                 <w:lang w:val="en-US" w:eastAsia="ja-JP" w:bidi="ar-SA"/>
               </w:rPr>
-              <w:t>80,326,121.00</w:t>
+              <w:t>81,886,121.00</w:t>
             </w:r>
           </w:p>
         </w:tc>
@@ -9426,7 +9751,7 @@
                 <w:szCs w:val="24"/>
                 <w:lang w:val="en-US" w:eastAsia="ja-JP" w:bidi="ar-SA"/>
               </w:rPr>
-              <w:t>1,280,098</w:t>
+              <w:t>1,304,958</w:t>
             </w:r>
           </w:p>
         </w:tc>
@@ -9462,7 +9787,7 @@
         <w:pStyle w:val="Heading2"/>
         <w:rPr/>
       </w:pPr>
-      <w:bookmarkStart w:id="13" w:name="__RefHeading___Toc19517_3199679052"/>
+      <w:bookmarkStart w:id="13" w:name="__RefHeading___Toc5251_3066934455"/>
       <w:bookmarkEnd w:id="13"/>
       <w:r>
         <w:rPr>
@@ -9539,7 +9864,7 @@
         <w:pStyle w:val="Heading1"/>
         <w:rPr/>
       </w:pPr>
-      <w:bookmarkStart w:id="14" w:name="__RefHeading___Toc19519_3199679052"/>
+      <w:bookmarkStart w:id="14" w:name="__RefHeading___Toc5253_3066934455"/>
       <w:bookmarkEnd w:id="14"/>
       <w:r>
         <w:rPr>
@@ -9556,7 +9881,7 @@
         <w:pStyle w:val="Heading2"/>
         <w:rPr/>
       </w:pPr>
-      <w:bookmarkStart w:id="15" w:name="__RefHeading___Toc19521_3199679052"/>
+      <w:bookmarkStart w:id="15" w:name="__RefHeading___Toc5255_3066934455"/>
       <w:bookmarkEnd w:id="15"/>
       <w:r>
         <w:rPr>
@@ -9630,7 +9955,7 @@
         <w:pStyle w:val="Heading2"/>
         <w:rPr/>
       </w:pPr>
-      <w:bookmarkStart w:id="16" w:name="__RefHeading___Toc19523_3199679052"/>
+      <w:bookmarkStart w:id="16" w:name="__RefHeading___Toc5257_3066934455"/>
       <w:bookmarkEnd w:id="16"/>
       <w:r>
         <w:rPr>
@@ -10723,7 +11048,7 @@
         <w:pStyle w:val="Heading2"/>
         <w:rPr/>
       </w:pPr>
-      <w:bookmarkStart w:id="17" w:name="__RefHeading___Toc19525_3199679052"/>
+      <w:bookmarkStart w:id="17" w:name="__RefHeading___Toc5259_3066934455"/>
       <w:bookmarkEnd w:id="17"/>
       <w:r>
         <w:rPr>
@@ -10797,7 +11122,7 @@
         <w:pStyle w:val="Heading2"/>
         <w:rPr/>
       </w:pPr>
-      <w:bookmarkStart w:id="18" w:name="__RefHeading___Toc19527_3199679052"/>
+      <w:bookmarkStart w:id="18" w:name="__RefHeading___Toc5261_3066934455"/>
       <w:bookmarkEnd w:id="18"/>
       <w:r>
         <w:rPr>
@@ -10825,7 +11150,45 @@
           <w:color w:val="101820"/>
           <w:sz w:val="21"/>
         </w:rPr>
-        <w:t>A production and one UAT environment, daily backups, monitoring, patching of the operating system and database, and TLS certificates.</w:t>
+        <w:t>The environment set of the size: Dev, UAT and Production for Small and Medium brokers; Dev, SIT, UAT and Production with high availability for Large and Enterprise brokers.</w:t>
+      </w:r>
+    </w:p>
+    <w:p>
+      <w:pPr>
+        <w:pStyle w:val="Normal"/>
+        <w:numPr>
+          <w:ilvl w:val="0"/>
+          <w:numId w:val="1"/>
+        </w:numPr>
+        <w:spacing w:before="0" w:after="60"/>
+        <w:rPr/>
+      </w:pPr>
+      <w:r>
+        <w:rPr>
+          <w:rFonts w:eastAsia="Segoe UI" w:cs="Segoe UI" w:ascii="Segoe UI" w:hAnsi="Segoe UI"/>
+          <w:color w:val="101820"/>
+          <w:sz w:val="21"/>
+        </w:rPr>
+        <w:t>A temporary Pre-Prod environment for the go-live rehearsal and for each major release, billed per month of use.</w:t>
+      </w:r>
+    </w:p>
+    <w:p>
+      <w:pPr>
+        <w:pStyle w:val="Normal"/>
+        <w:numPr>
+          <w:ilvl w:val="0"/>
+          <w:numId w:val="1"/>
+        </w:numPr>
+        <w:spacing w:before="0" w:after="60"/>
+        <w:rPr/>
+      </w:pPr>
+      <w:r>
+        <w:rPr>
+          <w:rFonts w:eastAsia="Segoe UI" w:cs="Segoe UI" w:ascii="Segoe UI" w:hAnsi="Segoe UI"/>
+          <w:color w:val="101820"/>
+          <w:sz w:val="21"/>
+        </w:rPr>
+        <w:t>Daily backups, monitoring, patching of the operating system and database, and TLS certificates.</w:t>
       </w:r>
       <w:r>
         <w:br w:type="page"/>
@@ -10836,7 +11199,7 @@
         <w:pStyle w:val="Heading1"/>
         <w:rPr/>
       </w:pPr>
-      <w:bookmarkStart w:id="19" w:name="__RefHeading___Toc19529_3199679052"/>
+      <w:bookmarkStart w:id="19" w:name="__RefHeading___Toc5263_3066934455"/>
       <w:bookmarkEnd w:id="19"/>
       <w:r>
         <w:rPr>
@@ -10853,7 +11216,7 @@
         <w:pStyle w:val="Heading2"/>
         <w:rPr/>
       </w:pPr>
-      <w:bookmarkStart w:id="20" w:name="__RefHeading___Toc19531_3199679052"/>
+      <w:bookmarkStart w:id="20" w:name="__RefHeading___Toc5265_3066934455"/>
       <w:bookmarkEnd w:id="20"/>
       <w:r>
         <w:rPr>
@@ -10885,7 +11248,7 @@
         <w:pStyle w:val="Heading2"/>
         <w:rPr/>
       </w:pPr>
-      <w:bookmarkStart w:id="21" w:name="__RefHeading___Toc19533_3199679052"/>
+      <w:bookmarkStart w:id="21" w:name="__RefHeading___Toc5267_3066934455"/>
       <w:bookmarkEnd w:id="21"/>
       <w:r>
         <w:rPr>
@@ -11568,7 +11931,7 @@
         <w:pStyle w:val="Heading2"/>
         <w:rPr/>
       </w:pPr>
-      <w:bookmarkStart w:id="22" w:name="__RefHeading___Toc19535_3199679052"/>
+      <w:bookmarkStart w:id="22" w:name="__RefHeading___Toc5269_3066934455"/>
       <w:bookmarkEnd w:id="22"/>
       <w:r>
         <w:rPr>
@@ -12480,7 +12843,7 @@
         <w:pStyle w:val="Heading1"/>
         <w:rPr/>
       </w:pPr>
-      <w:bookmarkStart w:id="23" w:name="__RefHeading___Toc19537_3199679052"/>
+      <w:bookmarkStart w:id="23" w:name="__RefHeading___Toc5271_3066934455"/>
       <w:bookmarkEnd w:id="23"/>
       <w:r>
         <w:rPr>
@@ -13327,7 +13690,7 @@
         <w:pStyle w:val="Heading1"/>
         <w:rPr/>
       </w:pPr>
-      <w:bookmarkStart w:id="24" w:name="__RefHeading___Toc19539_3199679052"/>
+      <w:bookmarkStart w:id="24" w:name="__RefHeading___Toc5273_3066934455"/>
       <w:bookmarkEnd w:id="24"/>
       <w:r>
         <w:rPr>
@@ -13337,6 +13700,23 @@
           <w:sz w:val="32"/>
         </w:rPr>
         <w:t>8.  Hosting</w:t>
+      </w:r>
+    </w:p>
+    <w:p>
+      <w:pPr>
+        <w:pStyle w:val="Heading2"/>
+        <w:rPr/>
+      </w:pPr>
+      <w:bookmarkStart w:id="25" w:name="__RefHeading___Toc5275_3066934455"/>
+      <w:bookmarkEnd w:id="25"/>
+      <w:r>
+        <w:rPr>
+          <w:rFonts w:eastAsia="Segoe UI" w:cs="Segoe UI"/>
+          <w:b/>
+          <w:color w:val="0F4761"/>
+          <w:sz w:val="26"/>
+        </w:rPr>
+        <w:t>8.1  Environments by broker size</w:t>
       </w:r>
     </w:p>
     <w:p>
@@ -13351,7 +13731,534 @@
           <w:color w:val="101820"/>
           <w:sz w:val="21"/>
         </w:rPr>
-        <w:t>Hosting is optional. The price covers a production and one UAT environment, daily backups, monitoring, patching and certificates.</w:t>
+        <w:t>Hosting is optional and is priced per environment set. The set depends on the broker size.</w:t>
+      </w:r>
+    </w:p>
+    <w:tbl>
+      <w:tblPr>
+        <w:tblStyle w:val="TableGrid"/>
+        <w:tblW w:w="9014" w:type="dxa"/>
+        <w:jc w:val="left"/>
+        <w:tblInd w:w="0" w:type="dxa"/>
+        <w:tblLayout w:type="fixed"/>
+        <w:tblCellMar>
+          <w:top w:w="0" w:type="dxa"/>
+          <w:left w:w="108" w:type="dxa"/>
+          <w:bottom w:w="0" w:type="dxa"/>
+          <w:right w:w="108" w:type="dxa"/>
+        </w:tblCellMar>
+        <w:tblLook w:val="04a0" w:noHBand="0" w:noVBand="1" w:firstColumn="1" w:lastRow="0" w:lastColumn="0" w:firstRow="1"/>
+      </w:tblPr>
+      <w:tblGrid>
+        <w:gridCol w:w="1554"/>
+        <w:gridCol w:w="3730"/>
+        <w:gridCol w:w="3730"/>
+      </w:tblGrid>
+      <w:tr>
+        <w:trPr>
+          <w:tblHeader w:val="true"/>
+        </w:trPr>
+        <w:tc>
+          <w:tcPr>
+            <w:tcW w:w="1554" w:type="dxa"/>
+            <w:tcBorders>
+              <w:top w:val="single" w:sz="4" w:space="0" w:color="BFC7D1"/>
+              <w:left w:val="single" w:sz="4" w:space="0" w:color="BFC7D1"/>
+              <w:bottom w:val="single" w:sz="4" w:space="0" w:color="BFC7D1"/>
+              <w:right w:val="single" w:sz="4" w:space="0" w:color="BFC7D1"/>
+            </w:tcBorders>
+            <w:shd w:color="auto" w:fill="DCE9F7" w:val="clear"/>
+          </w:tcPr>
+          <w:p>
+            <w:pPr>
+              <w:pStyle w:val="Normal"/>
+              <w:widowControl/>
+              <w:spacing w:lineRule="auto" w:line="240" w:before="0" w:after="20"/>
+              <w:jc w:val="left"/>
+              <w:rPr>
+                <w:rFonts w:ascii="Aptos" w:hAnsi="Aptos" w:eastAsia="ＭＳ 明朝" w:cs="Arial"/>
+                <w:kern w:val="0"/>
+                <w:sz w:val="24"/>
+                <w:szCs w:val="24"/>
+                <w:lang w:val="en-US" w:eastAsia="ja-JP" w:bidi="ar-SA"/>
+              </w:rPr>
+            </w:pPr>
+            <w:r>
+              <w:rPr>
+                <w:rFonts w:eastAsia="Segoe UI" w:cs="Segoe UI" w:ascii="Segoe UI" w:hAnsi="Segoe UI"/>
+                <w:b/>
+                <w:color w:val="0F4761"/>
+                <w:kern w:val="0"/>
+                <w:sz w:val="18"/>
+                <w:szCs w:val="24"/>
+                <w:lang w:val="en-US" w:eastAsia="ja-JP" w:bidi="ar-SA"/>
+              </w:rPr>
+              <w:t>Size</w:t>
+            </w:r>
+          </w:p>
+        </w:tc>
+        <w:tc>
+          <w:tcPr>
+            <w:tcW w:w="3730" w:type="dxa"/>
+            <w:tcBorders>
+              <w:top w:val="single" w:sz="4" w:space="0" w:color="BFC7D1"/>
+              <w:left w:val="single" w:sz="4" w:space="0" w:color="BFC7D1"/>
+              <w:bottom w:val="single" w:sz="4" w:space="0" w:color="BFC7D1"/>
+              <w:right w:val="single" w:sz="4" w:space="0" w:color="BFC7D1"/>
+            </w:tcBorders>
+            <w:shd w:color="auto" w:fill="DCE9F7" w:val="clear"/>
+          </w:tcPr>
+          <w:p>
+            <w:pPr>
+              <w:pStyle w:val="Normal"/>
+              <w:widowControl/>
+              <w:spacing w:lineRule="auto" w:line="240" w:before="0" w:after="20"/>
+              <w:jc w:val="left"/>
+              <w:rPr>
+                <w:rFonts w:ascii="Aptos" w:hAnsi="Aptos" w:eastAsia="ＭＳ 明朝" w:cs="Arial"/>
+                <w:kern w:val="0"/>
+                <w:sz w:val="24"/>
+                <w:szCs w:val="24"/>
+                <w:lang w:val="en-US" w:eastAsia="ja-JP" w:bidi="ar-SA"/>
+              </w:rPr>
+            </w:pPr>
+            <w:r>
+              <w:rPr>
+                <w:rFonts w:eastAsia="Segoe UI" w:cs="Segoe UI" w:ascii="Segoe UI" w:hAnsi="Segoe UI"/>
+                <w:b/>
+                <w:color w:val="0F4761"/>
+                <w:kern w:val="0"/>
+                <w:sz w:val="18"/>
+                <w:szCs w:val="24"/>
+                <w:lang w:val="en-US" w:eastAsia="ja-JP" w:bidi="ar-SA"/>
+              </w:rPr>
+              <w:t>Environments</w:t>
+            </w:r>
+          </w:p>
+        </w:tc>
+        <w:tc>
+          <w:tcPr>
+            <w:tcW w:w="3730" w:type="dxa"/>
+            <w:tcBorders>
+              <w:top w:val="single" w:sz="4" w:space="0" w:color="BFC7D1"/>
+              <w:left w:val="single" w:sz="4" w:space="0" w:color="BFC7D1"/>
+              <w:bottom w:val="single" w:sz="4" w:space="0" w:color="BFC7D1"/>
+              <w:right w:val="single" w:sz="4" w:space="0" w:color="BFC7D1"/>
+            </w:tcBorders>
+            <w:shd w:color="auto" w:fill="DCE9F7" w:val="clear"/>
+          </w:tcPr>
+          <w:p>
+            <w:pPr>
+              <w:pStyle w:val="Normal"/>
+              <w:widowControl/>
+              <w:spacing w:lineRule="auto" w:line="240" w:before="0" w:after="20"/>
+              <w:jc w:val="left"/>
+              <w:rPr>
+                <w:rFonts w:ascii="Aptos" w:hAnsi="Aptos" w:eastAsia="ＭＳ 明朝" w:cs="Arial"/>
+                <w:kern w:val="0"/>
+                <w:sz w:val="24"/>
+                <w:szCs w:val="24"/>
+                <w:lang w:val="en-US" w:eastAsia="ja-JP" w:bidi="ar-SA"/>
+              </w:rPr>
+            </w:pPr>
+            <w:r>
+              <w:rPr>
+                <w:rFonts w:eastAsia="Segoe UI" w:cs="Segoe UI" w:ascii="Segoe UI" w:hAnsi="Segoe UI"/>
+                <w:b/>
+                <w:color w:val="0F4761"/>
+                <w:kern w:val="0"/>
+                <w:sz w:val="18"/>
+                <w:szCs w:val="24"/>
+                <w:lang w:val="en-US" w:eastAsia="ja-JP" w:bidi="ar-SA"/>
+              </w:rPr>
+              <w:t>How a release moves</w:t>
+            </w:r>
+          </w:p>
+        </w:tc>
+      </w:tr>
+      <w:tr>
+        <w:trPr/>
+        <w:tc>
+          <w:tcPr>
+            <w:tcW w:w="1554" w:type="dxa"/>
+            <w:tcBorders>
+              <w:top w:val="single" w:sz="4" w:space="0" w:color="BFC7D1"/>
+              <w:left w:val="single" w:sz="4" w:space="0" w:color="BFC7D1"/>
+              <w:bottom w:val="single" w:sz="4" w:space="0" w:color="BFC7D1"/>
+              <w:right w:val="single" w:sz="4" w:space="0" w:color="BFC7D1"/>
+            </w:tcBorders>
+          </w:tcPr>
+          <w:p>
+            <w:pPr>
+              <w:pStyle w:val="Normal"/>
+              <w:widowControl/>
+              <w:spacing w:lineRule="auto" w:line="240" w:before="0" w:after="20"/>
+              <w:jc w:val="left"/>
+              <w:rPr>
+                <w:rFonts w:ascii="Aptos" w:hAnsi="Aptos" w:eastAsia="ＭＳ 明朝" w:cs="Arial"/>
+                <w:kern w:val="0"/>
+                <w:sz w:val="24"/>
+                <w:szCs w:val="24"/>
+                <w:lang w:val="en-US" w:eastAsia="ja-JP" w:bidi="ar-SA"/>
+              </w:rPr>
+            </w:pPr>
+            <w:r>
+              <w:rPr>
+                <w:rFonts w:eastAsia="Segoe UI" w:cs="Segoe UI" w:ascii="Segoe UI" w:hAnsi="Segoe UI"/>
+                <w:color w:val="101820"/>
+                <w:kern w:val="0"/>
+                <w:sz w:val="18"/>
+                <w:szCs w:val="24"/>
+                <w:lang w:val="en-US" w:eastAsia="ja-JP" w:bidi="ar-SA"/>
+              </w:rPr>
+              <w:t>Small and Medium</w:t>
+            </w:r>
+          </w:p>
+        </w:tc>
+        <w:tc>
+          <w:tcPr>
+            <w:tcW w:w="3730" w:type="dxa"/>
+            <w:tcBorders>
+              <w:top w:val="single" w:sz="4" w:space="0" w:color="BFC7D1"/>
+              <w:left w:val="single" w:sz="4" w:space="0" w:color="BFC7D1"/>
+              <w:bottom w:val="single" w:sz="4" w:space="0" w:color="BFC7D1"/>
+              <w:right w:val="single" w:sz="4" w:space="0" w:color="BFC7D1"/>
+            </w:tcBorders>
+          </w:tcPr>
+          <w:p>
+            <w:pPr>
+              <w:pStyle w:val="Normal"/>
+              <w:widowControl/>
+              <w:spacing w:lineRule="auto" w:line="240" w:before="0" w:after="20"/>
+              <w:jc w:val="left"/>
+              <w:rPr>
+                <w:rFonts w:ascii="Aptos" w:hAnsi="Aptos" w:eastAsia="ＭＳ 明朝" w:cs="Arial"/>
+                <w:kern w:val="0"/>
+                <w:sz w:val="24"/>
+                <w:szCs w:val="24"/>
+                <w:lang w:val="en-US" w:eastAsia="ja-JP" w:bidi="ar-SA"/>
+              </w:rPr>
+            </w:pPr>
+            <w:r>
+              <w:rPr>
+                <w:rFonts w:eastAsia="Segoe UI" w:cs="Segoe UI" w:ascii="Segoe UI" w:hAnsi="Segoe UI"/>
+                <w:color w:val="101820"/>
+                <w:kern w:val="0"/>
+                <w:sz w:val="18"/>
+                <w:szCs w:val="24"/>
+                <w:lang w:val="en-US" w:eastAsia="ja-JP" w:bidi="ar-SA"/>
+              </w:rPr>
+              <w:t>Dev, UAT, Production</w:t>
+            </w:r>
+          </w:p>
+        </w:tc>
+        <w:tc>
+          <w:tcPr>
+            <w:tcW w:w="3730" w:type="dxa"/>
+            <w:tcBorders>
+              <w:top w:val="single" w:sz="4" w:space="0" w:color="BFC7D1"/>
+              <w:left w:val="single" w:sz="4" w:space="0" w:color="BFC7D1"/>
+              <w:bottom w:val="single" w:sz="4" w:space="0" w:color="BFC7D1"/>
+              <w:right w:val="single" w:sz="4" w:space="0" w:color="BFC7D1"/>
+            </w:tcBorders>
+          </w:tcPr>
+          <w:p>
+            <w:pPr>
+              <w:pStyle w:val="Normal"/>
+              <w:widowControl/>
+              <w:spacing w:lineRule="auto" w:line="240" w:before="0" w:after="20"/>
+              <w:jc w:val="left"/>
+              <w:rPr>
+                <w:rFonts w:ascii="Aptos" w:hAnsi="Aptos" w:eastAsia="ＭＳ 明朝" w:cs="Arial"/>
+                <w:kern w:val="0"/>
+                <w:sz w:val="24"/>
+                <w:szCs w:val="24"/>
+                <w:lang w:val="en-US" w:eastAsia="ja-JP" w:bidi="ar-SA"/>
+              </w:rPr>
+            </w:pPr>
+            <w:r>
+              <w:rPr>
+                <w:rFonts w:eastAsia="Segoe UI" w:cs="Segoe UI" w:ascii="Segoe UI" w:hAnsi="Segoe UI"/>
+                <w:color w:val="101820"/>
+                <w:kern w:val="0"/>
+                <w:sz w:val="18"/>
+                <w:szCs w:val="24"/>
+                <w:lang w:val="en-US" w:eastAsia="ja-JP" w:bidi="ar-SA"/>
+              </w:rPr>
+              <w:t>Integration and system testing in Dev, promoted to UAT for the broker's testing, then to Production</w:t>
+            </w:r>
+          </w:p>
+        </w:tc>
+      </w:tr>
+      <w:tr>
+        <w:trPr/>
+        <w:tc>
+          <w:tcPr>
+            <w:tcW w:w="1554" w:type="dxa"/>
+            <w:tcBorders>
+              <w:top w:val="single" w:sz="4" w:space="0" w:color="BFC7D1"/>
+              <w:left w:val="single" w:sz="4" w:space="0" w:color="BFC7D1"/>
+              <w:bottom w:val="single" w:sz="4" w:space="0" w:color="BFC7D1"/>
+              <w:right w:val="single" w:sz="4" w:space="0" w:color="BFC7D1"/>
+            </w:tcBorders>
+          </w:tcPr>
+          <w:p>
+            <w:pPr>
+              <w:pStyle w:val="Normal"/>
+              <w:widowControl/>
+              <w:spacing w:lineRule="auto" w:line="240" w:before="0" w:after="20"/>
+              <w:jc w:val="left"/>
+              <w:rPr>
+                <w:rFonts w:ascii="Aptos" w:hAnsi="Aptos" w:eastAsia="ＭＳ 明朝" w:cs="Arial"/>
+                <w:kern w:val="0"/>
+                <w:sz w:val="24"/>
+                <w:szCs w:val="24"/>
+                <w:lang w:val="en-US" w:eastAsia="ja-JP" w:bidi="ar-SA"/>
+              </w:rPr>
+            </w:pPr>
+            <w:r>
+              <w:rPr>
+                <w:rFonts w:eastAsia="Segoe UI" w:cs="Segoe UI" w:ascii="Segoe UI" w:hAnsi="Segoe UI"/>
+                <w:color w:val="101820"/>
+                <w:kern w:val="0"/>
+                <w:sz w:val="18"/>
+                <w:szCs w:val="24"/>
+                <w:lang w:val="en-US" w:eastAsia="ja-JP" w:bidi="ar-SA"/>
+              </w:rPr>
+              <w:t>Large and Enterprise</w:t>
+            </w:r>
+          </w:p>
+        </w:tc>
+        <w:tc>
+          <w:tcPr>
+            <w:tcW w:w="3730" w:type="dxa"/>
+            <w:tcBorders>
+              <w:top w:val="single" w:sz="4" w:space="0" w:color="BFC7D1"/>
+              <w:left w:val="single" w:sz="4" w:space="0" w:color="BFC7D1"/>
+              <w:bottom w:val="single" w:sz="4" w:space="0" w:color="BFC7D1"/>
+              <w:right w:val="single" w:sz="4" w:space="0" w:color="BFC7D1"/>
+            </w:tcBorders>
+          </w:tcPr>
+          <w:p>
+            <w:pPr>
+              <w:pStyle w:val="Normal"/>
+              <w:widowControl/>
+              <w:spacing w:lineRule="auto" w:line="240" w:before="0" w:after="20"/>
+              <w:jc w:val="left"/>
+              <w:rPr>
+                <w:rFonts w:ascii="Aptos" w:hAnsi="Aptos" w:eastAsia="ＭＳ 明朝" w:cs="Arial"/>
+                <w:kern w:val="0"/>
+                <w:sz w:val="24"/>
+                <w:szCs w:val="24"/>
+                <w:lang w:val="en-US" w:eastAsia="ja-JP" w:bidi="ar-SA"/>
+              </w:rPr>
+            </w:pPr>
+            <w:r>
+              <w:rPr>
+                <w:rFonts w:eastAsia="Segoe UI" w:cs="Segoe UI" w:ascii="Segoe UI" w:hAnsi="Segoe UI"/>
+                <w:color w:val="101820"/>
+                <w:kern w:val="0"/>
+                <w:sz w:val="18"/>
+                <w:szCs w:val="24"/>
+                <w:lang w:val="en-US" w:eastAsia="ja-JP" w:bidi="ar-SA"/>
+              </w:rPr>
+              <w:t>Dev, SIT, UAT, Production with high availability</w:t>
+            </w:r>
+          </w:p>
+        </w:tc>
+        <w:tc>
+          <w:tcPr>
+            <w:tcW w:w="3730" w:type="dxa"/>
+            <w:tcBorders>
+              <w:top w:val="single" w:sz="4" w:space="0" w:color="BFC7D1"/>
+              <w:left w:val="single" w:sz="4" w:space="0" w:color="BFC7D1"/>
+              <w:bottom w:val="single" w:sz="4" w:space="0" w:color="BFC7D1"/>
+              <w:right w:val="single" w:sz="4" w:space="0" w:color="BFC7D1"/>
+            </w:tcBorders>
+          </w:tcPr>
+          <w:p>
+            <w:pPr>
+              <w:pStyle w:val="Normal"/>
+              <w:widowControl/>
+              <w:spacing w:lineRule="auto" w:line="240" w:before="0" w:after="20"/>
+              <w:jc w:val="left"/>
+              <w:rPr>
+                <w:rFonts w:ascii="Aptos" w:hAnsi="Aptos" w:eastAsia="ＭＳ 明朝" w:cs="Arial"/>
+                <w:kern w:val="0"/>
+                <w:sz w:val="24"/>
+                <w:szCs w:val="24"/>
+                <w:lang w:val="en-US" w:eastAsia="ja-JP" w:bidi="ar-SA"/>
+              </w:rPr>
+            </w:pPr>
+            <w:r>
+              <w:rPr>
+                <w:rFonts w:eastAsia="Segoe UI" w:cs="Segoe UI" w:ascii="Segoe UI" w:hAnsi="Segoe UI"/>
+                <w:color w:val="101820"/>
+                <w:kern w:val="0"/>
+                <w:sz w:val="18"/>
+                <w:szCs w:val="24"/>
+                <w:lang w:val="en-US" w:eastAsia="ja-JP" w:bidi="ar-SA"/>
+              </w:rPr>
+              <w:t>Dev, then the system integration test in SIT, then UAT, then Production</w:t>
+            </w:r>
+          </w:p>
+        </w:tc>
+      </w:tr>
+      <w:tr>
+        <w:trPr/>
+        <w:tc>
+          <w:tcPr>
+            <w:tcW w:w="1554" w:type="dxa"/>
+            <w:tcBorders>
+              <w:top w:val="single" w:sz="4" w:space="0" w:color="BFC7D1"/>
+              <w:left w:val="single" w:sz="4" w:space="0" w:color="BFC7D1"/>
+              <w:bottom w:val="single" w:sz="4" w:space="0" w:color="BFC7D1"/>
+              <w:right w:val="single" w:sz="4" w:space="0" w:color="BFC7D1"/>
+            </w:tcBorders>
+          </w:tcPr>
+          <w:p>
+            <w:pPr>
+              <w:pStyle w:val="Normal"/>
+              <w:widowControl/>
+              <w:spacing w:lineRule="auto" w:line="240" w:before="0" w:after="20"/>
+              <w:jc w:val="left"/>
+              <w:rPr>
+                <w:rFonts w:ascii="Aptos" w:hAnsi="Aptos" w:eastAsia="ＭＳ 明朝" w:cs="Arial"/>
+                <w:kern w:val="0"/>
+                <w:sz w:val="24"/>
+                <w:szCs w:val="24"/>
+                <w:lang w:val="en-US" w:eastAsia="ja-JP" w:bidi="ar-SA"/>
+              </w:rPr>
+            </w:pPr>
+            <w:r>
+              <w:rPr>
+                <w:rFonts w:eastAsia="Segoe UI" w:cs="Segoe UI" w:ascii="Segoe UI" w:hAnsi="Segoe UI"/>
+                <w:color w:val="101820"/>
+                <w:kern w:val="0"/>
+                <w:sz w:val="18"/>
+                <w:szCs w:val="24"/>
+                <w:lang w:val="en-US" w:eastAsia="ja-JP" w:bidi="ar-SA"/>
+              </w:rPr>
+              <w:t>Every size</w:t>
+            </w:r>
+          </w:p>
+        </w:tc>
+        <w:tc>
+          <w:tcPr>
+            <w:tcW w:w="3730" w:type="dxa"/>
+            <w:tcBorders>
+              <w:top w:val="single" w:sz="4" w:space="0" w:color="BFC7D1"/>
+              <w:left w:val="single" w:sz="4" w:space="0" w:color="BFC7D1"/>
+              <w:bottom w:val="single" w:sz="4" w:space="0" w:color="BFC7D1"/>
+              <w:right w:val="single" w:sz="4" w:space="0" w:color="BFC7D1"/>
+            </w:tcBorders>
+          </w:tcPr>
+          <w:p>
+            <w:pPr>
+              <w:pStyle w:val="Normal"/>
+              <w:widowControl/>
+              <w:spacing w:lineRule="auto" w:line="240" w:before="0" w:after="20"/>
+              <w:jc w:val="left"/>
+              <w:rPr>
+                <w:rFonts w:ascii="Aptos" w:hAnsi="Aptos" w:eastAsia="ＭＳ 明朝" w:cs="Arial"/>
+                <w:kern w:val="0"/>
+                <w:sz w:val="24"/>
+                <w:szCs w:val="24"/>
+                <w:lang w:val="en-US" w:eastAsia="ja-JP" w:bidi="ar-SA"/>
+              </w:rPr>
+            </w:pPr>
+            <w:r>
+              <w:rPr>
+                <w:rFonts w:eastAsia="Segoe UI" w:cs="Segoe UI" w:ascii="Segoe UI" w:hAnsi="Segoe UI"/>
+                <w:color w:val="101820"/>
+                <w:kern w:val="0"/>
+                <w:sz w:val="18"/>
+                <w:szCs w:val="24"/>
+                <w:lang w:val="en-US" w:eastAsia="ja-JP" w:bidi="ar-SA"/>
+              </w:rPr>
+              <w:t>Pre-Prod, temporary</w:t>
+            </w:r>
+          </w:p>
+        </w:tc>
+        <w:tc>
+          <w:tcPr>
+            <w:tcW w:w="3730" w:type="dxa"/>
+            <w:tcBorders>
+              <w:top w:val="single" w:sz="4" w:space="0" w:color="BFC7D1"/>
+              <w:left w:val="single" w:sz="4" w:space="0" w:color="BFC7D1"/>
+              <w:bottom w:val="single" w:sz="4" w:space="0" w:color="BFC7D1"/>
+              <w:right w:val="single" w:sz="4" w:space="0" w:color="BFC7D1"/>
+            </w:tcBorders>
+          </w:tcPr>
+          <w:p>
+            <w:pPr>
+              <w:pStyle w:val="Normal"/>
+              <w:widowControl/>
+              <w:spacing w:lineRule="auto" w:line="240" w:before="0" w:after="20"/>
+              <w:jc w:val="left"/>
+              <w:rPr>
+                <w:rFonts w:ascii="Aptos" w:hAnsi="Aptos" w:eastAsia="ＭＳ 明朝" w:cs="Arial"/>
+                <w:kern w:val="0"/>
+                <w:sz w:val="24"/>
+                <w:szCs w:val="24"/>
+                <w:lang w:val="en-US" w:eastAsia="ja-JP" w:bidi="ar-SA"/>
+              </w:rPr>
+            </w:pPr>
+            <w:r>
+              <w:rPr>
+                <w:rFonts w:eastAsia="Segoe UI" w:cs="Segoe UI" w:ascii="Segoe UI" w:hAnsi="Segoe UI"/>
+                <w:color w:val="101820"/>
+                <w:kern w:val="0"/>
+                <w:sz w:val="18"/>
+                <w:szCs w:val="24"/>
+                <w:lang w:val="en-US" w:eastAsia="ja-JP" w:bidi="ar-SA"/>
+              </w:rPr>
+              <w:t>Created from a production backup for the go-live rehearsal and for each major release, then removed</w:t>
+            </w:r>
+          </w:p>
+        </w:tc>
+      </w:tr>
+    </w:tbl>
+    <w:p>
+      <w:pPr>
+        <w:pStyle w:val="Normal"/>
+        <w:spacing w:before="0" w:after="80"/>
+        <w:rPr/>
+      </w:pPr>
+      <w:r>
+        <w:rPr/>
+      </w:r>
+    </w:p>
+    <w:p>
+      <w:pPr>
+        <w:pStyle w:val="Normal"/>
+        <w:spacing w:lineRule="auto" w:line="276" w:before="0" w:after="120"/>
+        <w:rPr/>
+      </w:pPr>
+      <w:r>
+        <w:rPr>
+          <w:rFonts w:eastAsia="Segoe UI" w:cs="Segoe UI" w:ascii="Segoe UI" w:hAnsi="Segoe UI"/>
+          <w:color w:val="101820"/>
+          <w:sz w:val="21"/>
+        </w:rPr>
+        <w:t>A Pre-Prod copy used by people who have no access to Production is masked first.</w:t>
+      </w:r>
+    </w:p>
+    <w:p>
+      <w:pPr>
+        <w:pStyle w:val="Heading2"/>
+        <w:rPr/>
+      </w:pPr>
+      <w:bookmarkStart w:id="26" w:name="__RefHeading___Toc5277_3066934455"/>
+      <w:bookmarkEnd w:id="26"/>
+      <w:r>
+        <w:rPr>
+          <w:rFonts w:eastAsia="Segoe UI" w:cs="Segoe UI"/>
+          <w:b/>
+          <w:color w:val="0F4761"/>
+          <w:sz w:val="26"/>
+        </w:rPr>
+        <w:t>8.2  Standing environments, per month</w:t>
       </w:r>
     </w:p>
     <w:tbl>
@@ -13685,7 +14592,7 @@
                 <w:szCs w:val="24"/>
                 <w:lang w:val="en-US" w:eastAsia="ja-JP" w:bidi="ar-SA"/>
               </w:rPr>
-              <w:t>30,000.00</w:t>
+              <w:t>43,000.00</w:t>
             </w:r>
           </w:p>
         </w:tc>
@@ -13722,7 +14629,7 @@
                 <w:szCs w:val="24"/>
                 <w:lang w:val="en-US" w:eastAsia="ja-JP" w:bidi="ar-SA"/>
               </w:rPr>
-              <w:t>31,000.00</w:t>
+              <w:t>46,000.00</w:t>
             </w:r>
           </w:p>
         </w:tc>
@@ -13759,7 +14666,7 @@
                 <w:szCs w:val="24"/>
                 <w:lang w:val="en-US" w:eastAsia="ja-JP" w:bidi="ar-SA"/>
               </w:rPr>
-              <w:t>28,000.00</w:t>
+              <w:t>42,000.00</w:t>
             </w:r>
           </w:p>
         </w:tc>
@@ -13873,7 +14780,7 @@
                 <w:szCs w:val="24"/>
                 <w:lang w:val="en-US" w:eastAsia="ja-JP" w:bidi="ar-SA"/>
               </w:rPr>
-              <w:t>62,000.00</w:t>
+              <w:t>69,000.00</w:t>
             </w:r>
           </w:p>
         </w:tc>
@@ -13910,7 +14817,7 @@
                 <w:szCs w:val="24"/>
                 <w:lang w:val="en-US" w:eastAsia="ja-JP" w:bidi="ar-SA"/>
               </w:rPr>
-              <w:t>65,000.00</w:t>
+              <w:t>73,000.00</w:t>
             </w:r>
           </w:p>
         </w:tc>
@@ -13947,7 +14854,7 @@
                 <w:szCs w:val="24"/>
                 <w:lang w:val="en-US" w:eastAsia="ja-JP" w:bidi="ar-SA"/>
               </w:rPr>
-              <w:t>59,000.00</w:t>
+              <w:t>67,000.00</w:t>
             </w:r>
           </w:p>
         </w:tc>
@@ -14061,7 +14968,7 @@
                 <w:szCs w:val="24"/>
                 <w:lang w:val="en-US" w:eastAsia="ja-JP" w:bidi="ar-SA"/>
               </w:rPr>
-              <w:t>112,000.00</w:t>
+              <w:t>143,000.00</w:t>
             </w:r>
           </w:p>
         </w:tc>
@@ -14098,7 +15005,7 @@
                 <w:szCs w:val="24"/>
                 <w:lang w:val="en-US" w:eastAsia="ja-JP" w:bidi="ar-SA"/>
               </w:rPr>
-              <w:t>118,000.00</w:t>
+              <w:t>150,000.00</w:t>
             </w:r>
           </w:p>
         </w:tc>
@@ -14135,7 +15042,7 @@
                 <w:szCs w:val="24"/>
                 <w:lang w:val="en-US" w:eastAsia="ja-JP" w:bidi="ar-SA"/>
               </w:rPr>
-              <w:t>107,000.00</w:t>
+              <w:t>135,000.00</w:t>
             </w:r>
           </w:p>
         </w:tc>
@@ -14249,7 +15156,7 @@
                 <w:szCs w:val="24"/>
                 <w:lang w:val="en-US" w:eastAsia="ja-JP" w:bidi="ar-SA"/>
               </w:rPr>
-              <w:t>244,000.00</w:t>
+              <w:t>256,000.00</w:t>
             </w:r>
           </w:p>
         </w:tc>
@@ -14286,7 +15193,7 @@
                 <w:szCs w:val="24"/>
                 <w:lang w:val="en-US" w:eastAsia="ja-JP" w:bidi="ar-SA"/>
               </w:rPr>
-              <w:t>256,000.00</w:t>
+              <w:t>269,000.00</w:t>
             </w:r>
           </w:p>
         </w:tc>
@@ -14323,7 +15230,2477 @@
                 <w:szCs w:val="24"/>
                 <w:lang w:val="en-US" w:eastAsia="ja-JP" w:bidi="ar-SA"/>
               </w:rPr>
-              <w:t>232,000.00</w:t>
+              <w:t>242,000.00</w:t>
+            </w:r>
+          </w:p>
+        </w:tc>
+      </w:tr>
+    </w:tbl>
+    <w:p>
+      <w:pPr>
+        <w:pStyle w:val="Normal"/>
+        <w:spacing w:before="0" w:after="80"/>
+        <w:rPr/>
+      </w:pPr>
+      <w:r>
+        <w:rPr/>
+      </w:r>
+    </w:p>
+    <w:p>
+      <w:pPr>
+        <w:pStyle w:val="Normal"/>
+        <w:spacing w:lineRule="auto" w:line="276" w:before="0" w:after="120"/>
+        <w:rPr/>
+      </w:pPr>
+      <w:r>
+        <w:rPr>
+          <w:rFonts w:eastAsia="Segoe UI" w:cs="Segoe UI" w:ascii="Segoe UI" w:hAnsi="Segoe UI"/>
+          <w:color w:val="101820"/>
+          <w:sz w:val="21"/>
+        </w:rPr>
+        <w:t>The price is the sum of the environments of the set. On AWS:</w:t>
+      </w:r>
+    </w:p>
+    <w:tbl>
+      <w:tblPr>
+        <w:tblStyle w:val="TableGrid"/>
+        <w:tblW w:w="9015" w:type="dxa"/>
+        <w:jc w:val="left"/>
+        <w:tblInd w:w="0" w:type="dxa"/>
+        <w:tblLayout w:type="fixed"/>
+        <w:tblCellMar>
+          <w:top w:w="0" w:type="dxa"/>
+          <w:left w:w="108" w:type="dxa"/>
+          <w:bottom w:w="0" w:type="dxa"/>
+          <w:right w:w="108" w:type="dxa"/>
+        </w:tblCellMar>
+        <w:tblLook w:val="04a0" w:noHBand="0" w:noVBand="1" w:firstColumn="1" w:lastRow="0" w:lastColumn="0" w:firstRow="1"/>
+      </w:tblPr>
+      <w:tblGrid>
+        <w:gridCol w:w="1701"/>
+        <w:gridCol w:w="1530"/>
+        <w:gridCol w:w="1531"/>
+        <w:gridCol w:w="1532"/>
+        <w:gridCol w:w="2721"/>
+      </w:tblGrid>
+      <w:tr>
+        <w:trPr>
+          <w:tblHeader w:val="true"/>
+        </w:trPr>
+        <w:tc>
+          <w:tcPr>
+            <w:tcW w:w="1701" w:type="dxa"/>
+            <w:tcBorders>
+              <w:top w:val="single" w:sz="4" w:space="0" w:color="BFC7D1"/>
+              <w:left w:val="single" w:sz="4" w:space="0" w:color="BFC7D1"/>
+              <w:bottom w:val="single" w:sz="4" w:space="0" w:color="BFC7D1"/>
+              <w:right w:val="single" w:sz="4" w:space="0" w:color="BFC7D1"/>
+            </w:tcBorders>
+            <w:shd w:color="auto" w:fill="DCE9F7" w:val="clear"/>
+          </w:tcPr>
+          <w:p>
+            <w:pPr>
+              <w:pStyle w:val="Normal"/>
+              <w:widowControl/>
+              <w:spacing w:lineRule="auto" w:line="240" w:before="0" w:after="20"/>
+              <w:jc w:val="left"/>
+              <w:rPr>
+                <w:rFonts w:ascii="Aptos" w:hAnsi="Aptos" w:eastAsia="ＭＳ 明朝" w:cs="Arial"/>
+                <w:kern w:val="0"/>
+                <w:sz w:val="24"/>
+                <w:szCs w:val="24"/>
+                <w:lang w:val="en-US" w:eastAsia="ja-JP" w:bidi="ar-SA"/>
+              </w:rPr>
+            </w:pPr>
+            <w:r>
+              <w:rPr>
+                <w:rFonts w:eastAsia="Segoe UI" w:cs="Segoe UI" w:ascii="Segoe UI" w:hAnsi="Segoe UI"/>
+                <w:b/>
+                <w:color w:val="0F4761"/>
+                <w:kern w:val="0"/>
+                <w:sz w:val="16"/>
+                <w:szCs w:val="24"/>
+                <w:lang w:val="en-US" w:eastAsia="ja-JP" w:bidi="ar-SA"/>
+              </w:rPr>
+              <w:t>Size</w:t>
+            </w:r>
+          </w:p>
+        </w:tc>
+        <w:tc>
+          <w:tcPr>
+            <w:tcW w:w="1530" w:type="dxa"/>
+            <w:tcBorders>
+              <w:top w:val="single" w:sz="4" w:space="0" w:color="BFC7D1"/>
+              <w:left w:val="single" w:sz="4" w:space="0" w:color="BFC7D1"/>
+              <w:bottom w:val="single" w:sz="4" w:space="0" w:color="BFC7D1"/>
+              <w:right w:val="single" w:sz="4" w:space="0" w:color="BFC7D1"/>
+            </w:tcBorders>
+            <w:shd w:color="auto" w:fill="DCE9F7" w:val="clear"/>
+          </w:tcPr>
+          <w:p>
+            <w:pPr>
+              <w:pStyle w:val="Normal"/>
+              <w:widowControl/>
+              <w:spacing w:lineRule="auto" w:line="240" w:before="0" w:after="20"/>
+              <w:jc w:val="left"/>
+              <w:rPr>
+                <w:rFonts w:ascii="Aptos" w:hAnsi="Aptos" w:eastAsia="ＭＳ 明朝" w:cs="Arial"/>
+                <w:kern w:val="0"/>
+                <w:sz w:val="24"/>
+                <w:szCs w:val="24"/>
+                <w:lang w:val="en-US" w:eastAsia="ja-JP" w:bidi="ar-SA"/>
+              </w:rPr>
+            </w:pPr>
+            <w:r>
+              <w:rPr>
+                <w:rFonts w:eastAsia="Segoe UI" w:cs="Segoe UI" w:ascii="Segoe UI" w:hAnsi="Segoe UI"/>
+                <w:b/>
+                <w:color w:val="0F4761"/>
+                <w:kern w:val="0"/>
+                <w:sz w:val="16"/>
+                <w:szCs w:val="24"/>
+                <w:lang w:val="en-US" w:eastAsia="ja-JP" w:bidi="ar-SA"/>
+              </w:rPr>
+              <w:t>Dev (PHP)</w:t>
+            </w:r>
+          </w:p>
+        </w:tc>
+        <w:tc>
+          <w:tcPr>
+            <w:tcW w:w="1531" w:type="dxa"/>
+            <w:tcBorders>
+              <w:top w:val="single" w:sz="4" w:space="0" w:color="BFC7D1"/>
+              <w:left w:val="single" w:sz="4" w:space="0" w:color="BFC7D1"/>
+              <w:bottom w:val="single" w:sz="4" w:space="0" w:color="BFC7D1"/>
+              <w:right w:val="single" w:sz="4" w:space="0" w:color="BFC7D1"/>
+            </w:tcBorders>
+            <w:shd w:color="auto" w:fill="DCE9F7" w:val="clear"/>
+          </w:tcPr>
+          <w:p>
+            <w:pPr>
+              <w:pStyle w:val="Normal"/>
+              <w:widowControl/>
+              <w:spacing w:lineRule="auto" w:line="240" w:before="0" w:after="20"/>
+              <w:jc w:val="left"/>
+              <w:rPr>
+                <w:rFonts w:ascii="Aptos" w:hAnsi="Aptos" w:eastAsia="ＭＳ 明朝" w:cs="Arial"/>
+                <w:kern w:val="0"/>
+                <w:sz w:val="24"/>
+                <w:szCs w:val="24"/>
+                <w:lang w:val="en-US" w:eastAsia="ja-JP" w:bidi="ar-SA"/>
+              </w:rPr>
+            </w:pPr>
+            <w:r>
+              <w:rPr>
+                <w:rFonts w:eastAsia="Segoe UI" w:cs="Segoe UI" w:ascii="Segoe UI" w:hAnsi="Segoe UI"/>
+                <w:b/>
+                <w:color w:val="0F4761"/>
+                <w:kern w:val="0"/>
+                <w:sz w:val="16"/>
+                <w:szCs w:val="24"/>
+                <w:lang w:val="en-US" w:eastAsia="ja-JP" w:bidi="ar-SA"/>
+              </w:rPr>
+              <w:t>SIT (PHP)</w:t>
+            </w:r>
+          </w:p>
+        </w:tc>
+        <w:tc>
+          <w:tcPr>
+            <w:tcW w:w="1532" w:type="dxa"/>
+            <w:tcBorders>
+              <w:top w:val="single" w:sz="4" w:space="0" w:color="BFC7D1"/>
+              <w:left w:val="single" w:sz="4" w:space="0" w:color="BFC7D1"/>
+              <w:bottom w:val="single" w:sz="4" w:space="0" w:color="BFC7D1"/>
+              <w:right w:val="single" w:sz="4" w:space="0" w:color="BFC7D1"/>
+            </w:tcBorders>
+            <w:shd w:color="auto" w:fill="DCE9F7" w:val="clear"/>
+          </w:tcPr>
+          <w:p>
+            <w:pPr>
+              <w:pStyle w:val="Normal"/>
+              <w:widowControl/>
+              <w:spacing w:lineRule="auto" w:line="240" w:before="0" w:after="20"/>
+              <w:jc w:val="left"/>
+              <w:rPr>
+                <w:rFonts w:ascii="Aptos" w:hAnsi="Aptos" w:eastAsia="ＭＳ 明朝" w:cs="Arial"/>
+                <w:kern w:val="0"/>
+                <w:sz w:val="24"/>
+                <w:szCs w:val="24"/>
+                <w:lang w:val="en-US" w:eastAsia="ja-JP" w:bidi="ar-SA"/>
+              </w:rPr>
+            </w:pPr>
+            <w:r>
+              <w:rPr>
+                <w:rFonts w:eastAsia="Segoe UI" w:cs="Segoe UI" w:ascii="Segoe UI" w:hAnsi="Segoe UI"/>
+                <w:b/>
+                <w:color w:val="0F4761"/>
+                <w:kern w:val="0"/>
+                <w:sz w:val="16"/>
+                <w:szCs w:val="24"/>
+                <w:lang w:val="en-US" w:eastAsia="ja-JP" w:bidi="ar-SA"/>
+              </w:rPr>
+              <w:t>UAT (PHP)</w:t>
+            </w:r>
+          </w:p>
+        </w:tc>
+        <w:tc>
+          <w:tcPr>
+            <w:tcW w:w="2721" w:type="dxa"/>
+            <w:tcBorders>
+              <w:top w:val="single" w:sz="4" w:space="0" w:color="BFC7D1"/>
+              <w:left w:val="single" w:sz="4" w:space="0" w:color="BFC7D1"/>
+              <w:bottom w:val="single" w:sz="4" w:space="0" w:color="BFC7D1"/>
+              <w:right w:val="single" w:sz="4" w:space="0" w:color="BFC7D1"/>
+            </w:tcBorders>
+            <w:shd w:color="auto" w:fill="DCE9F7" w:val="clear"/>
+          </w:tcPr>
+          <w:p>
+            <w:pPr>
+              <w:pStyle w:val="Normal"/>
+              <w:widowControl/>
+              <w:spacing w:lineRule="auto" w:line="240" w:before="0" w:after="20"/>
+              <w:jc w:val="left"/>
+              <w:rPr>
+                <w:rFonts w:ascii="Aptos" w:hAnsi="Aptos" w:eastAsia="ＭＳ 明朝" w:cs="Arial"/>
+                <w:kern w:val="0"/>
+                <w:sz w:val="24"/>
+                <w:szCs w:val="24"/>
+                <w:lang w:val="en-US" w:eastAsia="ja-JP" w:bidi="ar-SA"/>
+              </w:rPr>
+            </w:pPr>
+            <w:r>
+              <w:rPr>
+                <w:rFonts w:eastAsia="Segoe UI" w:cs="Segoe UI" w:ascii="Segoe UI" w:hAnsi="Segoe UI"/>
+                <w:b/>
+                <w:color w:val="0F4761"/>
+                <w:kern w:val="0"/>
+                <w:sz w:val="16"/>
+                <w:szCs w:val="24"/>
+                <w:lang w:val="en-US" w:eastAsia="ja-JP" w:bidi="ar-SA"/>
+              </w:rPr>
+              <w:t>Production (PHP)</w:t>
+            </w:r>
+          </w:p>
+        </w:tc>
+      </w:tr>
+      <w:tr>
+        <w:trPr/>
+        <w:tc>
+          <w:tcPr>
+            <w:tcW w:w="1701" w:type="dxa"/>
+            <w:tcBorders>
+              <w:top w:val="single" w:sz="4" w:space="0" w:color="BFC7D1"/>
+              <w:left w:val="single" w:sz="4" w:space="0" w:color="BFC7D1"/>
+              <w:bottom w:val="single" w:sz="4" w:space="0" w:color="BFC7D1"/>
+              <w:right w:val="single" w:sz="4" w:space="0" w:color="BFC7D1"/>
+            </w:tcBorders>
+          </w:tcPr>
+          <w:p>
+            <w:pPr>
+              <w:pStyle w:val="Normal"/>
+              <w:widowControl/>
+              <w:spacing w:lineRule="auto" w:line="240" w:before="0" w:after="20"/>
+              <w:jc w:val="left"/>
+              <w:rPr>
+                <w:rFonts w:ascii="Aptos" w:hAnsi="Aptos" w:eastAsia="ＭＳ 明朝" w:cs="Arial"/>
+                <w:kern w:val="0"/>
+                <w:sz w:val="24"/>
+                <w:szCs w:val="24"/>
+                <w:lang w:val="en-US" w:eastAsia="ja-JP" w:bidi="ar-SA"/>
+              </w:rPr>
+            </w:pPr>
+            <w:r>
+              <w:rPr>
+                <w:rFonts w:eastAsia="Segoe UI" w:cs="Segoe UI" w:ascii="Segoe UI" w:hAnsi="Segoe UI"/>
+                <w:color w:val="101820"/>
+                <w:kern w:val="0"/>
+                <w:sz w:val="16"/>
+                <w:szCs w:val="24"/>
+                <w:lang w:val="en-US" w:eastAsia="ja-JP" w:bidi="ar-SA"/>
+              </w:rPr>
+              <w:t>Small</w:t>
+            </w:r>
+          </w:p>
+        </w:tc>
+        <w:tc>
+          <w:tcPr>
+            <w:tcW w:w="1530" w:type="dxa"/>
+            <w:tcBorders>
+              <w:top w:val="single" w:sz="4" w:space="0" w:color="BFC7D1"/>
+              <w:left w:val="single" w:sz="4" w:space="0" w:color="BFC7D1"/>
+              <w:bottom w:val="single" w:sz="4" w:space="0" w:color="BFC7D1"/>
+              <w:right w:val="single" w:sz="4" w:space="0" w:color="BFC7D1"/>
+            </w:tcBorders>
+          </w:tcPr>
+          <w:p>
+            <w:pPr>
+              <w:pStyle w:val="Normal"/>
+              <w:widowControl/>
+              <w:spacing w:lineRule="auto" w:line="240" w:before="0" w:after="20"/>
+              <w:jc w:val="left"/>
+              <w:rPr>
+                <w:rFonts w:ascii="Aptos" w:hAnsi="Aptos" w:eastAsia="ＭＳ 明朝" w:cs="Arial"/>
+                <w:kern w:val="0"/>
+                <w:sz w:val="24"/>
+                <w:szCs w:val="24"/>
+                <w:lang w:val="en-US" w:eastAsia="ja-JP" w:bidi="ar-SA"/>
+              </w:rPr>
+            </w:pPr>
+            <w:r>
+              <w:rPr>
+                <w:rFonts w:eastAsia="Segoe UI" w:cs="Segoe UI" w:ascii="Segoe UI" w:hAnsi="Segoe UI"/>
+                <w:color w:val="101820"/>
+                <w:kern w:val="0"/>
+                <w:sz w:val="16"/>
+                <w:szCs w:val="24"/>
+                <w:lang w:val="en-US" w:eastAsia="ja-JP" w:bidi="ar-SA"/>
+              </w:rPr>
+              <w:t>11,000.00</w:t>
+            </w:r>
+          </w:p>
+        </w:tc>
+        <w:tc>
+          <w:tcPr>
+            <w:tcW w:w="1531" w:type="dxa"/>
+            <w:tcBorders>
+              <w:top w:val="single" w:sz="4" w:space="0" w:color="BFC7D1"/>
+              <w:left w:val="single" w:sz="4" w:space="0" w:color="BFC7D1"/>
+              <w:bottom w:val="single" w:sz="4" w:space="0" w:color="BFC7D1"/>
+              <w:right w:val="single" w:sz="4" w:space="0" w:color="BFC7D1"/>
+            </w:tcBorders>
+          </w:tcPr>
+          <w:p>
+            <w:pPr>
+              <w:pStyle w:val="Normal"/>
+              <w:widowControl/>
+              <w:spacing w:lineRule="auto" w:line="240" w:before="0" w:after="20"/>
+              <w:jc w:val="left"/>
+              <w:rPr>
+                <w:rFonts w:ascii="Aptos" w:hAnsi="Aptos" w:eastAsia="ＭＳ 明朝" w:cs="Arial"/>
+                <w:kern w:val="0"/>
+                <w:sz w:val="24"/>
+                <w:szCs w:val="24"/>
+                <w:lang w:val="en-US" w:eastAsia="ja-JP" w:bidi="ar-SA"/>
+              </w:rPr>
+            </w:pPr>
+            <w:r>
+              <w:rPr>
+                <w:rFonts w:eastAsia="Segoe UI" w:cs="Segoe UI" w:ascii="Segoe UI" w:hAnsi="Segoe UI"/>
+                <w:color w:val="101820"/>
+                <w:kern w:val="0"/>
+                <w:sz w:val="16"/>
+                <w:szCs w:val="24"/>
+                <w:lang w:val="en-US" w:eastAsia="ja-JP" w:bidi="ar-SA"/>
+              </w:rPr>
+              <w:t>Not used</w:t>
+            </w:r>
+          </w:p>
+        </w:tc>
+        <w:tc>
+          <w:tcPr>
+            <w:tcW w:w="1532" w:type="dxa"/>
+            <w:tcBorders>
+              <w:top w:val="single" w:sz="4" w:space="0" w:color="BFC7D1"/>
+              <w:left w:val="single" w:sz="4" w:space="0" w:color="BFC7D1"/>
+              <w:bottom w:val="single" w:sz="4" w:space="0" w:color="BFC7D1"/>
+              <w:right w:val="single" w:sz="4" w:space="0" w:color="BFC7D1"/>
+            </w:tcBorders>
+          </w:tcPr>
+          <w:p>
+            <w:pPr>
+              <w:pStyle w:val="Normal"/>
+              <w:widowControl/>
+              <w:spacing w:lineRule="auto" w:line="240" w:before="0" w:after="20"/>
+              <w:jc w:val="left"/>
+              <w:rPr>
+                <w:rFonts w:ascii="Aptos" w:hAnsi="Aptos" w:eastAsia="ＭＳ 明朝" w:cs="Arial"/>
+                <w:kern w:val="0"/>
+                <w:sz w:val="24"/>
+                <w:szCs w:val="24"/>
+                <w:lang w:val="en-US" w:eastAsia="ja-JP" w:bidi="ar-SA"/>
+              </w:rPr>
+            </w:pPr>
+            <w:r>
+              <w:rPr>
+                <w:rFonts w:eastAsia="Segoe UI" w:cs="Segoe UI" w:ascii="Segoe UI" w:hAnsi="Segoe UI"/>
+                <w:color w:val="101820"/>
+                <w:kern w:val="0"/>
+                <w:sz w:val="16"/>
+                <w:szCs w:val="24"/>
+                <w:lang w:val="en-US" w:eastAsia="ja-JP" w:bidi="ar-SA"/>
+              </w:rPr>
+              <w:t>11,000.00</w:t>
+            </w:r>
+          </w:p>
+        </w:tc>
+        <w:tc>
+          <w:tcPr>
+            <w:tcW w:w="2721" w:type="dxa"/>
+            <w:tcBorders>
+              <w:top w:val="single" w:sz="4" w:space="0" w:color="BFC7D1"/>
+              <w:left w:val="single" w:sz="4" w:space="0" w:color="BFC7D1"/>
+              <w:bottom w:val="single" w:sz="4" w:space="0" w:color="BFC7D1"/>
+              <w:right w:val="single" w:sz="4" w:space="0" w:color="BFC7D1"/>
+            </w:tcBorders>
+          </w:tcPr>
+          <w:p>
+            <w:pPr>
+              <w:pStyle w:val="Normal"/>
+              <w:widowControl/>
+              <w:spacing w:lineRule="auto" w:line="240" w:before="0" w:after="20"/>
+              <w:jc w:val="left"/>
+              <w:rPr>
+                <w:rFonts w:ascii="Aptos" w:hAnsi="Aptos" w:eastAsia="ＭＳ 明朝" w:cs="Arial"/>
+                <w:kern w:val="0"/>
+                <w:sz w:val="24"/>
+                <w:szCs w:val="24"/>
+                <w:lang w:val="en-US" w:eastAsia="ja-JP" w:bidi="ar-SA"/>
+              </w:rPr>
+            </w:pPr>
+            <w:r>
+              <w:rPr>
+                <w:rFonts w:eastAsia="Segoe UI" w:cs="Segoe UI" w:ascii="Segoe UI" w:hAnsi="Segoe UI"/>
+                <w:color w:val="101820"/>
+                <w:kern w:val="0"/>
+                <w:sz w:val="16"/>
+                <w:szCs w:val="24"/>
+                <w:lang w:val="en-US" w:eastAsia="ja-JP" w:bidi="ar-SA"/>
+              </w:rPr>
+              <w:t>21,000.00</w:t>
+            </w:r>
+          </w:p>
+        </w:tc>
+      </w:tr>
+      <w:tr>
+        <w:trPr/>
+        <w:tc>
+          <w:tcPr>
+            <w:tcW w:w="1701" w:type="dxa"/>
+            <w:tcBorders>
+              <w:top w:val="single" w:sz="4" w:space="0" w:color="BFC7D1"/>
+              <w:left w:val="single" w:sz="4" w:space="0" w:color="BFC7D1"/>
+              <w:bottom w:val="single" w:sz="4" w:space="0" w:color="BFC7D1"/>
+              <w:right w:val="single" w:sz="4" w:space="0" w:color="BFC7D1"/>
+            </w:tcBorders>
+          </w:tcPr>
+          <w:p>
+            <w:pPr>
+              <w:pStyle w:val="Normal"/>
+              <w:widowControl/>
+              <w:spacing w:lineRule="auto" w:line="240" w:before="0" w:after="20"/>
+              <w:jc w:val="left"/>
+              <w:rPr>
+                <w:rFonts w:ascii="Aptos" w:hAnsi="Aptos" w:eastAsia="ＭＳ 明朝" w:cs="Arial"/>
+                <w:kern w:val="0"/>
+                <w:sz w:val="24"/>
+                <w:szCs w:val="24"/>
+                <w:lang w:val="en-US" w:eastAsia="ja-JP" w:bidi="ar-SA"/>
+              </w:rPr>
+            </w:pPr>
+            <w:r>
+              <w:rPr>
+                <w:rFonts w:eastAsia="Segoe UI" w:cs="Segoe UI" w:ascii="Segoe UI" w:hAnsi="Segoe UI"/>
+                <w:color w:val="101820"/>
+                <w:kern w:val="0"/>
+                <w:sz w:val="16"/>
+                <w:szCs w:val="24"/>
+                <w:lang w:val="en-US" w:eastAsia="ja-JP" w:bidi="ar-SA"/>
+              </w:rPr>
+              <w:t>Medium</w:t>
+            </w:r>
+          </w:p>
+        </w:tc>
+        <w:tc>
+          <w:tcPr>
+            <w:tcW w:w="1530" w:type="dxa"/>
+            <w:tcBorders>
+              <w:top w:val="single" w:sz="4" w:space="0" w:color="BFC7D1"/>
+              <w:left w:val="single" w:sz="4" w:space="0" w:color="BFC7D1"/>
+              <w:bottom w:val="single" w:sz="4" w:space="0" w:color="BFC7D1"/>
+              <w:right w:val="single" w:sz="4" w:space="0" w:color="BFC7D1"/>
+            </w:tcBorders>
+          </w:tcPr>
+          <w:p>
+            <w:pPr>
+              <w:pStyle w:val="Normal"/>
+              <w:widowControl/>
+              <w:spacing w:lineRule="auto" w:line="240" w:before="0" w:after="20"/>
+              <w:jc w:val="left"/>
+              <w:rPr>
+                <w:rFonts w:ascii="Aptos" w:hAnsi="Aptos" w:eastAsia="ＭＳ 明朝" w:cs="Arial"/>
+                <w:kern w:val="0"/>
+                <w:sz w:val="24"/>
+                <w:szCs w:val="24"/>
+                <w:lang w:val="en-US" w:eastAsia="ja-JP" w:bidi="ar-SA"/>
+              </w:rPr>
+            </w:pPr>
+            <w:r>
+              <w:rPr>
+                <w:rFonts w:eastAsia="Segoe UI" w:cs="Segoe UI" w:ascii="Segoe UI" w:hAnsi="Segoe UI"/>
+                <w:color w:val="101820"/>
+                <w:kern w:val="0"/>
+                <w:sz w:val="16"/>
+                <w:szCs w:val="24"/>
+                <w:lang w:val="en-US" w:eastAsia="ja-JP" w:bidi="ar-SA"/>
+              </w:rPr>
+              <w:t>11,000.00</w:t>
+            </w:r>
+          </w:p>
+        </w:tc>
+        <w:tc>
+          <w:tcPr>
+            <w:tcW w:w="1531" w:type="dxa"/>
+            <w:tcBorders>
+              <w:top w:val="single" w:sz="4" w:space="0" w:color="BFC7D1"/>
+              <w:left w:val="single" w:sz="4" w:space="0" w:color="BFC7D1"/>
+              <w:bottom w:val="single" w:sz="4" w:space="0" w:color="BFC7D1"/>
+              <w:right w:val="single" w:sz="4" w:space="0" w:color="BFC7D1"/>
+            </w:tcBorders>
+          </w:tcPr>
+          <w:p>
+            <w:pPr>
+              <w:pStyle w:val="Normal"/>
+              <w:widowControl/>
+              <w:spacing w:lineRule="auto" w:line="240" w:before="0" w:after="20"/>
+              <w:jc w:val="left"/>
+              <w:rPr>
+                <w:rFonts w:ascii="Aptos" w:hAnsi="Aptos" w:eastAsia="ＭＳ 明朝" w:cs="Arial"/>
+                <w:kern w:val="0"/>
+                <w:sz w:val="24"/>
+                <w:szCs w:val="24"/>
+                <w:lang w:val="en-US" w:eastAsia="ja-JP" w:bidi="ar-SA"/>
+              </w:rPr>
+            </w:pPr>
+            <w:r>
+              <w:rPr>
+                <w:rFonts w:eastAsia="Segoe UI" w:cs="Segoe UI" w:ascii="Segoe UI" w:hAnsi="Segoe UI"/>
+                <w:color w:val="101820"/>
+                <w:kern w:val="0"/>
+                <w:sz w:val="16"/>
+                <w:szCs w:val="24"/>
+                <w:lang w:val="en-US" w:eastAsia="ja-JP" w:bidi="ar-SA"/>
+              </w:rPr>
+              <w:t>Not used</w:t>
+            </w:r>
+          </w:p>
+        </w:tc>
+        <w:tc>
+          <w:tcPr>
+            <w:tcW w:w="1532" w:type="dxa"/>
+            <w:tcBorders>
+              <w:top w:val="single" w:sz="4" w:space="0" w:color="BFC7D1"/>
+              <w:left w:val="single" w:sz="4" w:space="0" w:color="BFC7D1"/>
+              <w:bottom w:val="single" w:sz="4" w:space="0" w:color="BFC7D1"/>
+              <w:right w:val="single" w:sz="4" w:space="0" w:color="BFC7D1"/>
+            </w:tcBorders>
+          </w:tcPr>
+          <w:p>
+            <w:pPr>
+              <w:pStyle w:val="Normal"/>
+              <w:widowControl/>
+              <w:spacing w:lineRule="auto" w:line="240" w:before="0" w:after="20"/>
+              <w:jc w:val="left"/>
+              <w:rPr>
+                <w:rFonts w:ascii="Aptos" w:hAnsi="Aptos" w:eastAsia="ＭＳ 明朝" w:cs="Arial"/>
+                <w:kern w:val="0"/>
+                <w:sz w:val="24"/>
+                <w:szCs w:val="24"/>
+                <w:lang w:val="en-US" w:eastAsia="ja-JP" w:bidi="ar-SA"/>
+              </w:rPr>
+            </w:pPr>
+            <w:r>
+              <w:rPr>
+                <w:rFonts w:eastAsia="Segoe UI" w:cs="Segoe UI" w:ascii="Segoe UI" w:hAnsi="Segoe UI"/>
+                <w:color w:val="101820"/>
+                <w:kern w:val="0"/>
+                <w:sz w:val="16"/>
+                <w:szCs w:val="24"/>
+                <w:lang w:val="en-US" w:eastAsia="ja-JP" w:bidi="ar-SA"/>
+              </w:rPr>
+              <w:t>11,000.00</w:t>
+            </w:r>
+          </w:p>
+        </w:tc>
+        <w:tc>
+          <w:tcPr>
+            <w:tcW w:w="2721" w:type="dxa"/>
+            <w:tcBorders>
+              <w:top w:val="single" w:sz="4" w:space="0" w:color="BFC7D1"/>
+              <w:left w:val="single" w:sz="4" w:space="0" w:color="BFC7D1"/>
+              <w:bottom w:val="single" w:sz="4" w:space="0" w:color="BFC7D1"/>
+              <w:right w:val="single" w:sz="4" w:space="0" w:color="BFC7D1"/>
+            </w:tcBorders>
+          </w:tcPr>
+          <w:p>
+            <w:pPr>
+              <w:pStyle w:val="Normal"/>
+              <w:widowControl/>
+              <w:spacing w:lineRule="auto" w:line="240" w:before="0" w:after="20"/>
+              <w:jc w:val="left"/>
+              <w:rPr>
+                <w:rFonts w:ascii="Aptos" w:hAnsi="Aptos" w:eastAsia="ＭＳ 明朝" w:cs="Arial"/>
+                <w:kern w:val="0"/>
+                <w:sz w:val="24"/>
+                <w:szCs w:val="24"/>
+                <w:lang w:val="en-US" w:eastAsia="ja-JP" w:bidi="ar-SA"/>
+              </w:rPr>
+            </w:pPr>
+            <w:r>
+              <w:rPr>
+                <w:rFonts w:eastAsia="Segoe UI" w:cs="Segoe UI" w:ascii="Segoe UI" w:hAnsi="Segoe UI"/>
+                <w:color w:val="101820"/>
+                <w:kern w:val="0"/>
+                <w:sz w:val="16"/>
+                <w:szCs w:val="24"/>
+                <w:lang w:val="en-US" w:eastAsia="ja-JP" w:bidi="ar-SA"/>
+              </w:rPr>
+              <w:t>47,000.00</w:t>
+            </w:r>
+          </w:p>
+        </w:tc>
+      </w:tr>
+      <w:tr>
+        <w:trPr/>
+        <w:tc>
+          <w:tcPr>
+            <w:tcW w:w="1701" w:type="dxa"/>
+            <w:tcBorders>
+              <w:top w:val="single" w:sz="4" w:space="0" w:color="BFC7D1"/>
+              <w:left w:val="single" w:sz="4" w:space="0" w:color="BFC7D1"/>
+              <w:bottom w:val="single" w:sz="4" w:space="0" w:color="BFC7D1"/>
+              <w:right w:val="single" w:sz="4" w:space="0" w:color="BFC7D1"/>
+            </w:tcBorders>
+          </w:tcPr>
+          <w:p>
+            <w:pPr>
+              <w:pStyle w:val="Normal"/>
+              <w:widowControl/>
+              <w:spacing w:lineRule="auto" w:line="240" w:before="0" w:after="20"/>
+              <w:jc w:val="left"/>
+              <w:rPr>
+                <w:rFonts w:ascii="Aptos" w:hAnsi="Aptos" w:eastAsia="ＭＳ 明朝" w:cs="Arial"/>
+                <w:kern w:val="0"/>
+                <w:sz w:val="24"/>
+                <w:szCs w:val="24"/>
+                <w:lang w:val="en-US" w:eastAsia="ja-JP" w:bidi="ar-SA"/>
+              </w:rPr>
+            </w:pPr>
+            <w:r>
+              <w:rPr>
+                <w:rFonts w:eastAsia="Segoe UI" w:cs="Segoe UI" w:ascii="Segoe UI" w:hAnsi="Segoe UI"/>
+                <w:color w:val="101820"/>
+                <w:kern w:val="0"/>
+                <w:sz w:val="16"/>
+                <w:szCs w:val="24"/>
+                <w:lang w:val="en-US" w:eastAsia="ja-JP" w:bidi="ar-SA"/>
+              </w:rPr>
+              <w:t>Large</w:t>
+            </w:r>
+          </w:p>
+        </w:tc>
+        <w:tc>
+          <w:tcPr>
+            <w:tcW w:w="1530" w:type="dxa"/>
+            <w:tcBorders>
+              <w:top w:val="single" w:sz="4" w:space="0" w:color="BFC7D1"/>
+              <w:left w:val="single" w:sz="4" w:space="0" w:color="BFC7D1"/>
+              <w:bottom w:val="single" w:sz="4" w:space="0" w:color="BFC7D1"/>
+              <w:right w:val="single" w:sz="4" w:space="0" w:color="BFC7D1"/>
+            </w:tcBorders>
+          </w:tcPr>
+          <w:p>
+            <w:pPr>
+              <w:pStyle w:val="Normal"/>
+              <w:widowControl/>
+              <w:spacing w:lineRule="auto" w:line="240" w:before="0" w:after="20"/>
+              <w:jc w:val="left"/>
+              <w:rPr>
+                <w:rFonts w:ascii="Aptos" w:hAnsi="Aptos" w:eastAsia="ＭＳ 明朝" w:cs="Arial"/>
+                <w:kern w:val="0"/>
+                <w:sz w:val="24"/>
+                <w:szCs w:val="24"/>
+                <w:lang w:val="en-US" w:eastAsia="ja-JP" w:bidi="ar-SA"/>
+              </w:rPr>
+            </w:pPr>
+            <w:r>
+              <w:rPr>
+                <w:rFonts w:eastAsia="Segoe UI" w:cs="Segoe UI" w:ascii="Segoe UI" w:hAnsi="Segoe UI"/>
+                <w:color w:val="101820"/>
+                <w:kern w:val="0"/>
+                <w:sz w:val="16"/>
+                <w:szCs w:val="24"/>
+                <w:lang w:val="en-US" w:eastAsia="ja-JP" w:bidi="ar-SA"/>
+              </w:rPr>
+              <w:t>11,000.00</w:t>
+            </w:r>
+          </w:p>
+        </w:tc>
+        <w:tc>
+          <w:tcPr>
+            <w:tcW w:w="1531" w:type="dxa"/>
+            <w:tcBorders>
+              <w:top w:val="single" w:sz="4" w:space="0" w:color="BFC7D1"/>
+              <w:left w:val="single" w:sz="4" w:space="0" w:color="BFC7D1"/>
+              <w:bottom w:val="single" w:sz="4" w:space="0" w:color="BFC7D1"/>
+              <w:right w:val="single" w:sz="4" w:space="0" w:color="BFC7D1"/>
+            </w:tcBorders>
+          </w:tcPr>
+          <w:p>
+            <w:pPr>
+              <w:pStyle w:val="Normal"/>
+              <w:widowControl/>
+              <w:spacing w:lineRule="auto" w:line="240" w:before="0" w:after="20"/>
+              <w:jc w:val="left"/>
+              <w:rPr>
+                <w:rFonts w:ascii="Aptos" w:hAnsi="Aptos" w:eastAsia="ＭＳ 明朝" w:cs="Arial"/>
+                <w:kern w:val="0"/>
+                <w:sz w:val="24"/>
+                <w:szCs w:val="24"/>
+                <w:lang w:val="en-US" w:eastAsia="ja-JP" w:bidi="ar-SA"/>
+              </w:rPr>
+            </w:pPr>
+            <w:r>
+              <w:rPr>
+                <w:rFonts w:eastAsia="Segoe UI" w:cs="Segoe UI" w:ascii="Segoe UI" w:hAnsi="Segoe UI"/>
+                <w:color w:val="101820"/>
+                <w:kern w:val="0"/>
+                <w:sz w:val="16"/>
+                <w:szCs w:val="24"/>
+                <w:lang w:val="en-US" w:eastAsia="ja-JP" w:bidi="ar-SA"/>
+              </w:rPr>
+              <w:t>23,000.00</w:t>
+            </w:r>
+          </w:p>
+        </w:tc>
+        <w:tc>
+          <w:tcPr>
+            <w:tcW w:w="1532" w:type="dxa"/>
+            <w:tcBorders>
+              <w:top w:val="single" w:sz="4" w:space="0" w:color="BFC7D1"/>
+              <w:left w:val="single" w:sz="4" w:space="0" w:color="BFC7D1"/>
+              <w:bottom w:val="single" w:sz="4" w:space="0" w:color="BFC7D1"/>
+              <w:right w:val="single" w:sz="4" w:space="0" w:color="BFC7D1"/>
+            </w:tcBorders>
+          </w:tcPr>
+          <w:p>
+            <w:pPr>
+              <w:pStyle w:val="Normal"/>
+              <w:widowControl/>
+              <w:spacing w:lineRule="auto" w:line="240" w:before="0" w:after="20"/>
+              <w:jc w:val="left"/>
+              <w:rPr>
+                <w:rFonts w:ascii="Aptos" w:hAnsi="Aptos" w:eastAsia="ＭＳ 明朝" w:cs="Arial"/>
+                <w:kern w:val="0"/>
+                <w:sz w:val="24"/>
+                <w:szCs w:val="24"/>
+                <w:lang w:val="en-US" w:eastAsia="ja-JP" w:bidi="ar-SA"/>
+              </w:rPr>
+            </w:pPr>
+            <w:r>
+              <w:rPr>
+                <w:rFonts w:eastAsia="Segoe UI" w:cs="Segoe UI" w:ascii="Segoe UI" w:hAnsi="Segoe UI"/>
+                <w:color w:val="101820"/>
+                <w:kern w:val="0"/>
+                <w:sz w:val="16"/>
+                <w:szCs w:val="24"/>
+                <w:lang w:val="en-US" w:eastAsia="ja-JP" w:bidi="ar-SA"/>
+              </w:rPr>
+              <w:t>23,000.00</w:t>
+            </w:r>
+          </w:p>
+        </w:tc>
+        <w:tc>
+          <w:tcPr>
+            <w:tcW w:w="2721" w:type="dxa"/>
+            <w:tcBorders>
+              <w:top w:val="single" w:sz="4" w:space="0" w:color="BFC7D1"/>
+              <w:left w:val="single" w:sz="4" w:space="0" w:color="BFC7D1"/>
+              <w:bottom w:val="single" w:sz="4" w:space="0" w:color="BFC7D1"/>
+              <w:right w:val="single" w:sz="4" w:space="0" w:color="BFC7D1"/>
+            </w:tcBorders>
+          </w:tcPr>
+          <w:p>
+            <w:pPr>
+              <w:pStyle w:val="Normal"/>
+              <w:widowControl/>
+              <w:spacing w:lineRule="auto" w:line="240" w:before="0" w:after="20"/>
+              <w:jc w:val="left"/>
+              <w:rPr>
+                <w:rFonts w:ascii="Aptos" w:hAnsi="Aptos" w:eastAsia="ＭＳ 明朝" w:cs="Arial"/>
+                <w:kern w:val="0"/>
+                <w:sz w:val="24"/>
+                <w:szCs w:val="24"/>
+                <w:lang w:val="en-US" w:eastAsia="ja-JP" w:bidi="ar-SA"/>
+              </w:rPr>
+            </w:pPr>
+            <w:r>
+              <w:rPr>
+                <w:rFonts w:eastAsia="Segoe UI" w:cs="Segoe UI" w:ascii="Segoe UI" w:hAnsi="Segoe UI"/>
+                <w:color w:val="101820"/>
+                <w:kern w:val="0"/>
+                <w:sz w:val="16"/>
+                <w:szCs w:val="24"/>
+                <w:lang w:val="en-US" w:eastAsia="ja-JP" w:bidi="ar-SA"/>
+              </w:rPr>
+              <w:t>86,000.00</w:t>
+            </w:r>
+          </w:p>
+        </w:tc>
+      </w:tr>
+      <w:tr>
+        <w:trPr/>
+        <w:tc>
+          <w:tcPr>
+            <w:tcW w:w="1701" w:type="dxa"/>
+            <w:tcBorders>
+              <w:top w:val="single" w:sz="4" w:space="0" w:color="BFC7D1"/>
+              <w:left w:val="single" w:sz="4" w:space="0" w:color="BFC7D1"/>
+              <w:bottom w:val="single" w:sz="4" w:space="0" w:color="BFC7D1"/>
+              <w:right w:val="single" w:sz="4" w:space="0" w:color="BFC7D1"/>
+            </w:tcBorders>
+          </w:tcPr>
+          <w:p>
+            <w:pPr>
+              <w:pStyle w:val="Normal"/>
+              <w:widowControl/>
+              <w:spacing w:lineRule="auto" w:line="240" w:before="0" w:after="20"/>
+              <w:jc w:val="left"/>
+              <w:rPr>
+                <w:rFonts w:ascii="Aptos" w:hAnsi="Aptos" w:eastAsia="ＭＳ 明朝" w:cs="Arial"/>
+                <w:kern w:val="0"/>
+                <w:sz w:val="24"/>
+                <w:szCs w:val="24"/>
+                <w:lang w:val="en-US" w:eastAsia="ja-JP" w:bidi="ar-SA"/>
+              </w:rPr>
+            </w:pPr>
+            <w:r>
+              <w:rPr>
+                <w:rFonts w:eastAsia="Segoe UI" w:cs="Segoe UI" w:ascii="Segoe UI" w:hAnsi="Segoe UI"/>
+                <w:color w:val="101820"/>
+                <w:kern w:val="0"/>
+                <w:sz w:val="16"/>
+                <w:szCs w:val="24"/>
+                <w:lang w:val="en-US" w:eastAsia="ja-JP" w:bidi="ar-SA"/>
+              </w:rPr>
+              <w:t>Enterprise</w:t>
+            </w:r>
+          </w:p>
+        </w:tc>
+        <w:tc>
+          <w:tcPr>
+            <w:tcW w:w="1530" w:type="dxa"/>
+            <w:tcBorders>
+              <w:top w:val="single" w:sz="4" w:space="0" w:color="BFC7D1"/>
+              <w:left w:val="single" w:sz="4" w:space="0" w:color="BFC7D1"/>
+              <w:bottom w:val="single" w:sz="4" w:space="0" w:color="BFC7D1"/>
+              <w:right w:val="single" w:sz="4" w:space="0" w:color="BFC7D1"/>
+            </w:tcBorders>
+          </w:tcPr>
+          <w:p>
+            <w:pPr>
+              <w:pStyle w:val="Normal"/>
+              <w:widowControl/>
+              <w:spacing w:lineRule="auto" w:line="240" w:before="0" w:after="20"/>
+              <w:jc w:val="left"/>
+              <w:rPr>
+                <w:rFonts w:ascii="Aptos" w:hAnsi="Aptos" w:eastAsia="ＭＳ 明朝" w:cs="Arial"/>
+                <w:kern w:val="0"/>
+                <w:sz w:val="24"/>
+                <w:szCs w:val="24"/>
+                <w:lang w:val="en-US" w:eastAsia="ja-JP" w:bidi="ar-SA"/>
+              </w:rPr>
+            </w:pPr>
+            <w:r>
+              <w:rPr>
+                <w:rFonts w:eastAsia="Segoe UI" w:cs="Segoe UI" w:ascii="Segoe UI" w:hAnsi="Segoe UI"/>
+                <w:color w:val="101820"/>
+                <w:kern w:val="0"/>
+                <w:sz w:val="16"/>
+                <w:szCs w:val="24"/>
+                <w:lang w:val="en-US" w:eastAsia="ja-JP" w:bidi="ar-SA"/>
+              </w:rPr>
+              <w:t>11,000.00</w:t>
+            </w:r>
+          </w:p>
+        </w:tc>
+        <w:tc>
+          <w:tcPr>
+            <w:tcW w:w="1531" w:type="dxa"/>
+            <w:tcBorders>
+              <w:top w:val="single" w:sz="4" w:space="0" w:color="BFC7D1"/>
+              <w:left w:val="single" w:sz="4" w:space="0" w:color="BFC7D1"/>
+              <w:bottom w:val="single" w:sz="4" w:space="0" w:color="BFC7D1"/>
+              <w:right w:val="single" w:sz="4" w:space="0" w:color="BFC7D1"/>
+            </w:tcBorders>
+          </w:tcPr>
+          <w:p>
+            <w:pPr>
+              <w:pStyle w:val="Normal"/>
+              <w:widowControl/>
+              <w:spacing w:lineRule="auto" w:line="240" w:before="0" w:after="20"/>
+              <w:jc w:val="left"/>
+              <w:rPr>
+                <w:rFonts w:ascii="Aptos" w:hAnsi="Aptos" w:eastAsia="ＭＳ 明朝" w:cs="Arial"/>
+                <w:kern w:val="0"/>
+                <w:sz w:val="24"/>
+                <w:szCs w:val="24"/>
+                <w:lang w:val="en-US" w:eastAsia="ja-JP" w:bidi="ar-SA"/>
+              </w:rPr>
+            </w:pPr>
+            <w:r>
+              <w:rPr>
+                <w:rFonts w:eastAsia="Segoe UI" w:cs="Segoe UI" w:ascii="Segoe UI" w:hAnsi="Segoe UI"/>
+                <w:color w:val="101820"/>
+                <w:kern w:val="0"/>
+                <w:sz w:val="16"/>
+                <w:szCs w:val="24"/>
+                <w:lang w:val="en-US" w:eastAsia="ja-JP" w:bidi="ar-SA"/>
+              </w:rPr>
+              <w:t>23,000.00</w:t>
+            </w:r>
+          </w:p>
+        </w:tc>
+        <w:tc>
+          <w:tcPr>
+            <w:tcW w:w="1532" w:type="dxa"/>
+            <w:tcBorders>
+              <w:top w:val="single" w:sz="4" w:space="0" w:color="BFC7D1"/>
+              <w:left w:val="single" w:sz="4" w:space="0" w:color="BFC7D1"/>
+              <w:bottom w:val="single" w:sz="4" w:space="0" w:color="BFC7D1"/>
+              <w:right w:val="single" w:sz="4" w:space="0" w:color="BFC7D1"/>
+            </w:tcBorders>
+          </w:tcPr>
+          <w:p>
+            <w:pPr>
+              <w:pStyle w:val="Normal"/>
+              <w:widowControl/>
+              <w:spacing w:lineRule="auto" w:line="240" w:before="0" w:after="20"/>
+              <w:jc w:val="left"/>
+              <w:rPr>
+                <w:rFonts w:ascii="Aptos" w:hAnsi="Aptos" w:eastAsia="ＭＳ 明朝" w:cs="Arial"/>
+                <w:kern w:val="0"/>
+                <w:sz w:val="24"/>
+                <w:szCs w:val="24"/>
+                <w:lang w:val="en-US" w:eastAsia="ja-JP" w:bidi="ar-SA"/>
+              </w:rPr>
+            </w:pPr>
+            <w:r>
+              <w:rPr>
+                <w:rFonts w:eastAsia="Segoe UI" w:cs="Segoe UI" w:ascii="Segoe UI" w:hAnsi="Segoe UI"/>
+                <w:color w:val="101820"/>
+                <w:kern w:val="0"/>
+                <w:sz w:val="16"/>
+                <w:szCs w:val="24"/>
+                <w:lang w:val="en-US" w:eastAsia="ja-JP" w:bidi="ar-SA"/>
+              </w:rPr>
+              <w:t>23,000.00</w:t>
+            </w:r>
+          </w:p>
+        </w:tc>
+        <w:tc>
+          <w:tcPr>
+            <w:tcW w:w="2721" w:type="dxa"/>
+            <w:tcBorders>
+              <w:top w:val="single" w:sz="4" w:space="0" w:color="BFC7D1"/>
+              <w:left w:val="single" w:sz="4" w:space="0" w:color="BFC7D1"/>
+              <w:bottom w:val="single" w:sz="4" w:space="0" w:color="BFC7D1"/>
+              <w:right w:val="single" w:sz="4" w:space="0" w:color="BFC7D1"/>
+            </w:tcBorders>
+          </w:tcPr>
+          <w:p>
+            <w:pPr>
+              <w:pStyle w:val="Normal"/>
+              <w:widowControl/>
+              <w:spacing w:lineRule="auto" w:line="240" w:before="0" w:after="20"/>
+              <w:jc w:val="left"/>
+              <w:rPr>
+                <w:rFonts w:ascii="Aptos" w:hAnsi="Aptos" w:eastAsia="ＭＳ 明朝" w:cs="Arial"/>
+                <w:kern w:val="0"/>
+                <w:sz w:val="24"/>
+                <w:szCs w:val="24"/>
+                <w:lang w:val="en-US" w:eastAsia="ja-JP" w:bidi="ar-SA"/>
+              </w:rPr>
+            </w:pPr>
+            <w:r>
+              <w:rPr>
+                <w:rFonts w:eastAsia="Segoe UI" w:cs="Segoe UI" w:ascii="Segoe UI" w:hAnsi="Segoe UI"/>
+                <w:color w:val="101820"/>
+                <w:kern w:val="0"/>
+                <w:sz w:val="16"/>
+                <w:szCs w:val="24"/>
+                <w:lang w:val="en-US" w:eastAsia="ja-JP" w:bidi="ar-SA"/>
+              </w:rPr>
+              <w:t>199,000.00</w:t>
+            </w:r>
+          </w:p>
+        </w:tc>
+      </w:tr>
+    </w:tbl>
+    <w:p>
+      <w:pPr>
+        <w:pStyle w:val="Normal"/>
+        <w:spacing w:before="0" w:after="80"/>
+        <w:rPr/>
+      </w:pPr>
+      <w:r>
+        <w:rPr/>
+      </w:r>
+    </w:p>
+    <w:p>
+      <w:pPr>
+        <w:pStyle w:val="Normal"/>
+        <w:spacing w:lineRule="auto" w:line="276" w:before="0" w:after="120"/>
+        <w:rPr/>
+      </w:pPr>
+      <w:r>
+        <w:rPr>
+          <w:rFonts w:eastAsia="Segoe UI" w:cs="Segoe UI" w:ascii="Segoe UI" w:hAnsi="Segoe UI"/>
+          <w:color w:val="101820"/>
+          <w:sz w:val="21"/>
+        </w:rPr>
+        <w:t>Production of Large and Enterprise brokers runs with a standby database; Enterprise also keeps a cross-region copy of the backups.</w:t>
+      </w:r>
+    </w:p>
+    <w:p>
+      <w:pPr>
+        <w:pStyle w:val="Heading2"/>
+        <w:rPr/>
+      </w:pPr>
+      <w:bookmarkStart w:id="27" w:name="__RefHeading___Toc5279_3066934455"/>
+      <w:bookmarkEnd w:id="27"/>
+      <w:r>
+        <w:rPr>
+          <w:rFonts w:eastAsia="Segoe UI" w:cs="Segoe UI"/>
+          <w:b/>
+          <w:color w:val="0F4761"/>
+          <w:sz w:val="26"/>
+        </w:rPr>
+        <w:t>8.3  Pre-Prod, per month of use</w:t>
+      </w:r>
+    </w:p>
+    <w:tbl>
+      <w:tblPr>
+        <w:tblStyle w:val="TableGrid"/>
+        <w:tblW w:w="9014" w:type="dxa"/>
+        <w:jc w:val="left"/>
+        <w:tblInd w:w="0" w:type="dxa"/>
+        <w:tblLayout w:type="fixed"/>
+        <w:tblCellMar>
+          <w:top w:w="0" w:type="dxa"/>
+          <w:left w:w="108" w:type="dxa"/>
+          <w:bottom w:w="0" w:type="dxa"/>
+          <w:right w:w="108" w:type="dxa"/>
+        </w:tblCellMar>
+        <w:tblLook w:val="04a0" w:noHBand="0" w:noVBand="1" w:firstColumn="1" w:lastRow="0" w:lastColumn="0" w:firstRow="1"/>
+      </w:tblPr>
+      <w:tblGrid>
+        <w:gridCol w:w="1802"/>
+        <w:gridCol w:w="1803"/>
+        <w:gridCol w:w="1983"/>
+        <w:gridCol w:w="3425"/>
+      </w:tblGrid>
+      <w:tr>
+        <w:trPr>
+          <w:tblHeader w:val="true"/>
+        </w:trPr>
+        <w:tc>
+          <w:tcPr>
+            <w:tcW w:w="1802" w:type="dxa"/>
+            <w:tcBorders>
+              <w:top w:val="single" w:sz="4" w:space="0" w:color="BFC7D1"/>
+              <w:left w:val="single" w:sz="4" w:space="0" w:color="BFC7D1"/>
+              <w:bottom w:val="single" w:sz="4" w:space="0" w:color="BFC7D1"/>
+              <w:right w:val="single" w:sz="4" w:space="0" w:color="BFC7D1"/>
+            </w:tcBorders>
+            <w:shd w:color="auto" w:fill="DCE9F7" w:val="clear"/>
+          </w:tcPr>
+          <w:p>
+            <w:pPr>
+              <w:pStyle w:val="Normal"/>
+              <w:widowControl/>
+              <w:spacing w:lineRule="auto" w:line="240" w:before="0" w:after="20"/>
+              <w:jc w:val="left"/>
+              <w:rPr>
+                <w:rFonts w:ascii="Aptos" w:hAnsi="Aptos" w:eastAsia="ＭＳ 明朝" w:cs="Arial"/>
+                <w:kern w:val="0"/>
+                <w:sz w:val="24"/>
+                <w:szCs w:val="24"/>
+                <w:lang w:val="en-US" w:eastAsia="ja-JP" w:bidi="ar-SA"/>
+              </w:rPr>
+            </w:pPr>
+            <w:r>
+              <w:rPr>
+                <w:rFonts w:eastAsia="Segoe UI" w:cs="Segoe UI" w:ascii="Segoe UI" w:hAnsi="Segoe UI"/>
+                <w:b/>
+                <w:color w:val="0F4761"/>
+                <w:kern w:val="0"/>
+                <w:sz w:val="18"/>
+                <w:szCs w:val="24"/>
+                <w:lang w:val="en-US" w:eastAsia="ja-JP" w:bidi="ar-SA"/>
+              </w:rPr>
+              <w:t>Size</w:t>
+            </w:r>
+          </w:p>
+        </w:tc>
+        <w:tc>
+          <w:tcPr>
+            <w:tcW w:w="1803" w:type="dxa"/>
+            <w:tcBorders>
+              <w:top w:val="single" w:sz="4" w:space="0" w:color="BFC7D1"/>
+              <w:left w:val="single" w:sz="4" w:space="0" w:color="BFC7D1"/>
+              <w:bottom w:val="single" w:sz="4" w:space="0" w:color="BFC7D1"/>
+              <w:right w:val="single" w:sz="4" w:space="0" w:color="BFC7D1"/>
+            </w:tcBorders>
+            <w:shd w:color="auto" w:fill="DCE9F7" w:val="clear"/>
+          </w:tcPr>
+          <w:p>
+            <w:pPr>
+              <w:pStyle w:val="Normal"/>
+              <w:widowControl/>
+              <w:spacing w:lineRule="auto" w:line="240" w:before="0" w:after="20"/>
+              <w:jc w:val="left"/>
+              <w:rPr>
+                <w:rFonts w:ascii="Aptos" w:hAnsi="Aptos" w:eastAsia="ＭＳ 明朝" w:cs="Arial"/>
+                <w:kern w:val="0"/>
+                <w:sz w:val="24"/>
+                <w:szCs w:val="24"/>
+                <w:lang w:val="en-US" w:eastAsia="ja-JP" w:bidi="ar-SA"/>
+              </w:rPr>
+            </w:pPr>
+            <w:r>
+              <w:rPr>
+                <w:rFonts w:eastAsia="Segoe UI" w:cs="Segoe UI" w:ascii="Segoe UI" w:hAnsi="Segoe UI"/>
+                <w:b/>
+                <w:color w:val="0F4761"/>
+                <w:kern w:val="0"/>
+                <w:sz w:val="18"/>
+                <w:szCs w:val="24"/>
+                <w:lang w:val="en-US" w:eastAsia="ja-JP" w:bidi="ar-SA"/>
+              </w:rPr>
+              <w:t>AWS (PHP)</w:t>
+            </w:r>
+          </w:p>
+        </w:tc>
+        <w:tc>
+          <w:tcPr>
+            <w:tcW w:w="1983" w:type="dxa"/>
+            <w:tcBorders>
+              <w:top w:val="single" w:sz="4" w:space="0" w:color="BFC7D1"/>
+              <w:left w:val="single" w:sz="4" w:space="0" w:color="BFC7D1"/>
+              <w:bottom w:val="single" w:sz="4" w:space="0" w:color="BFC7D1"/>
+              <w:right w:val="single" w:sz="4" w:space="0" w:color="BFC7D1"/>
+            </w:tcBorders>
+            <w:shd w:color="auto" w:fill="DCE9F7" w:val="clear"/>
+          </w:tcPr>
+          <w:p>
+            <w:pPr>
+              <w:pStyle w:val="Normal"/>
+              <w:widowControl/>
+              <w:spacing w:lineRule="auto" w:line="240" w:before="0" w:after="20"/>
+              <w:jc w:val="left"/>
+              <w:rPr>
+                <w:rFonts w:ascii="Aptos" w:hAnsi="Aptos" w:eastAsia="ＭＳ 明朝" w:cs="Arial"/>
+                <w:kern w:val="0"/>
+                <w:sz w:val="24"/>
+                <w:szCs w:val="24"/>
+                <w:lang w:val="en-US" w:eastAsia="ja-JP" w:bidi="ar-SA"/>
+              </w:rPr>
+            </w:pPr>
+            <w:r>
+              <w:rPr>
+                <w:rFonts w:eastAsia="Segoe UI" w:cs="Segoe UI" w:ascii="Segoe UI" w:hAnsi="Segoe UI"/>
+                <w:b/>
+                <w:color w:val="0F4761"/>
+                <w:kern w:val="0"/>
+                <w:sz w:val="18"/>
+                <w:szCs w:val="24"/>
+                <w:lang w:val="en-US" w:eastAsia="ja-JP" w:bidi="ar-SA"/>
+              </w:rPr>
+              <w:t>Azure (PHP)</w:t>
+            </w:r>
+          </w:p>
+        </w:tc>
+        <w:tc>
+          <w:tcPr>
+            <w:tcW w:w="3425" w:type="dxa"/>
+            <w:tcBorders>
+              <w:top w:val="single" w:sz="4" w:space="0" w:color="BFC7D1"/>
+              <w:left w:val="single" w:sz="4" w:space="0" w:color="BFC7D1"/>
+              <w:bottom w:val="single" w:sz="4" w:space="0" w:color="BFC7D1"/>
+              <w:right w:val="single" w:sz="4" w:space="0" w:color="BFC7D1"/>
+            </w:tcBorders>
+            <w:shd w:color="auto" w:fill="DCE9F7" w:val="clear"/>
+          </w:tcPr>
+          <w:p>
+            <w:pPr>
+              <w:pStyle w:val="Normal"/>
+              <w:widowControl/>
+              <w:spacing w:lineRule="auto" w:line="240" w:before="0" w:after="20"/>
+              <w:jc w:val="left"/>
+              <w:rPr>
+                <w:rFonts w:ascii="Aptos" w:hAnsi="Aptos" w:eastAsia="ＭＳ 明朝" w:cs="Arial"/>
+                <w:kern w:val="0"/>
+                <w:sz w:val="24"/>
+                <w:szCs w:val="24"/>
+                <w:lang w:val="en-US" w:eastAsia="ja-JP" w:bidi="ar-SA"/>
+              </w:rPr>
+            </w:pPr>
+            <w:r>
+              <w:rPr>
+                <w:rFonts w:eastAsia="Segoe UI" w:cs="Segoe UI" w:ascii="Segoe UI" w:hAnsi="Segoe UI"/>
+                <w:b/>
+                <w:color w:val="0F4761"/>
+                <w:kern w:val="0"/>
+                <w:sz w:val="18"/>
+                <w:szCs w:val="24"/>
+                <w:lang w:val="en-US" w:eastAsia="ja-JP" w:bidi="ar-SA"/>
+              </w:rPr>
+              <w:t>Local partner (PHP)</w:t>
+            </w:r>
+          </w:p>
+        </w:tc>
+      </w:tr>
+      <w:tr>
+        <w:trPr/>
+        <w:tc>
+          <w:tcPr>
+            <w:tcW w:w="1802" w:type="dxa"/>
+            <w:tcBorders>
+              <w:top w:val="single" w:sz="4" w:space="0" w:color="BFC7D1"/>
+              <w:left w:val="single" w:sz="4" w:space="0" w:color="BFC7D1"/>
+              <w:bottom w:val="single" w:sz="4" w:space="0" w:color="BFC7D1"/>
+              <w:right w:val="single" w:sz="4" w:space="0" w:color="BFC7D1"/>
+            </w:tcBorders>
+          </w:tcPr>
+          <w:p>
+            <w:pPr>
+              <w:pStyle w:val="Normal"/>
+              <w:widowControl/>
+              <w:spacing w:lineRule="auto" w:line="240" w:before="0" w:after="20"/>
+              <w:jc w:val="left"/>
+              <w:rPr>
+                <w:rFonts w:ascii="Aptos" w:hAnsi="Aptos" w:eastAsia="ＭＳ 明朝" w:cs="Arial"/>
+                <w:kern w:val="0"/>
+                <w:sz w:val="24"/>
+                <w:szCs w:val="24"/>
+                <w:lang w:val="en-US" w:eastAsia="ja-JP" w:bidi="ar-SA"/>
+              </w:rPr>
+            </w:pPr>
+            <w:r>
+              <w:rPr>
+                <w:rFonts w:eastAsia="Segoe UI" w:cs="Segoe UI" w:ascii="Segoe UI" w:hAnsi="Segoe UI"/>
+                <w:color w:val="101820"/>
+                <w:kern w:val="0"/>
+                <w:sz w:val="18"/>
+                <w:szCs w:val="24"/>
+                <w:lang w:val="en-US" w:eastAsia="ja-JP" w:bidi="ar-SA"/>
+              </w:rPr>
+              <w:t>Small</w:t>
+            </w:r>
+          </w:p>
+        </w:tc>
+        <w:tc>
+          <w:tcPr>
+            <w:tcW w:w="1803" w:type="dxa"/>
+            <w:tcBorders>
+              <w:top w:val="single" w:sz="4" w:space="0" w:color="BFC7D1"/>
+              <w:left w:val="single" w:sz="4" w:space="0" w:color="BFC7D1"/>
+              <w:bottom w:val="single" w:sz="4" w:space="0" w:color="BFC7D1"/>
+              <w:right w:val="single" w:sz="4" w:space="0" w:color="BFC7D1"/>
+            </w:tcBorders>
+          </w:tcPr>
+          <w:p>
+            <w:pPr>
+              <w:pStyle w:val="Normal"/>
+              <w:widowControl/>
+              <w:spacing w:lineRule="auto" w:line="240" w:before="0" w:after="20"/>
+              <w:jc w:val="left"/>
+              <w:rPr>
+                <w:rFonts w:ascii="Aptos" w:hAnsi="Aptos" w:eastAsia="ＭＳ 明朝" w:cs="Arial"/>
+                <w:kern w:val="0"/>
+                <w:sz w:val="24"/>
+                <w:szCs w:val="24"/>
+                <w:lang w:val="en-US" w:eastAsia="ja-JP" w:bidi="ar-SA"/>
+              </w:rPr>
+            </w:pPr>
+            <w:r>
+              <w:rPr>
+                <w:rFonts w:eastAsia="Segoe UI" w:cs="Segoe UI" w:ascii="Segoe UI" w:hAnsi="Segoe UI"/>
+                <w:color w:val="101820"/>
+                <w:kern w:val="0"/>
+                <w:sz w:val="18"/>
+                <w:szCs w:val="24"/>
+                <w:lang w:val="en-US" w:eastAsia="ja-JP" w:bidi="ar-SA"/>
+              </w:rPr>
+              <w:t>21,000.00</w:t>
+            </w:r>
+          </w:p>
+        </w:tc>
+        <w:tc>
+          <w:tcPr>
+            <w:tcW w:w="1983" w:type="dxa"/>
+            <w:tcBorders>
+              <w:top w:val="single" w:sz="4" w:space="0" w:color="BFC7D1"/>
+              <w:left w:val="single" w:sz="4" w:space="0" w:color="BFC7D1"/>
+              <w:bottom w:val="single" w:sz="4" w:space="0" w:color="BFC7D1"/>
+              <w:right w:val="single" w:sz="4" w:space="0" w:color="BFC7D1"/>
+            </w:tcBorders>
+          </w:tcPr>
+          <w:p>
+            <w:pPr>
+              <w:pStyle w:val="Normal"/>
+              <w:widowControl/>
+              <w:spacing w:lineRule="auto" w:line="240" w:before="0" w:after="20"/>
+              <w:jc w:val="left"/>
+              <w:rPr>
+                <w:rFonts w:ascii="Aptos" w:hAnsi="Aptos" w:eastAsia="ＭＳ 明朝" w:cs="Arial"/>
+                <w:kern w:val="0"/>
+                <w:sz w:val="24"/>
+                <w:szCs w:val="24"/>
+                <w:lang w:val="en-US" w:eastAsia="ja-JP" w:bidi="ar-SA"/>
+              </w:rPr>
+            </w:pPr>
+            <w:r>
+              <w:rPr>
+                <w:rFonts w:eastAsia="Segoe UI" w:cs="Segoe UI" w:ascii="Segoe UI" w:hAnsi="Segoe UI"/>
+                <w:color w:val="101820"/>
+                <w:kern w:val="0"/>
+                <w:sz w:val="18"/>
+                <w:szCs w:val="24"/>
+                <w:lang w:val="en-US" w:eastAsia="ja-JP" w:bidi="ar-SA"/>
+              </w:rPr>
+              <w:t>22,000.00</w:t>
+            </w:r>
+          </w:p>
+        </w:tc>
+        <w:tc>
+          <w:tcPr>
+            <w:tcW w:w="3425" w:type="dxa"/>
+            <w:tcBorders>
+              <w:top w:val="single" w:sz="4" w:space="0" w:color="BFC7D1"/>
+              <w:left w:val="single" w:sz="4" w:space="0" w:color="BFC7D1"/>
+              <w:bottom w:val="single" w:sz="4" w:space="0" w:color="BFC7D1"/>
+              <w:right w:val="single" w:sz="4" w:space="0" w:color="BFC7D1"/>
+            </w:tcBorders>
+          </w:tcPr>
+          <w:p>
+            <w:pPr>
+              <w:pStyle w:val="Normal"/>
+              <w:widowControl/>
+              <w:spacing w:lineRule="auto" w:line="240" w:before="0" w:after="20"/>
+              <w:jc w:val="left"/>
+              <w:rPr>
+                <w:rFonts w:ascii="Aptos" w:hAnsi="Aptos" w:eastAsia="ＭＳ 明朝" w:cs="Arial"/>
+                <w:kern w:val="0"/>
+                <w:sz w:val="24"/>
+                <w:szCs w:val="24"/>
+                <w:lang w:val="en-US" w:eastAsia="ja-JP" w:bidi="ar-SA"/>
+              </w:rPr>
+            </w:pPr>
+            <w:r>
+              <w:rPr>
+                <w:rFonts w:eastAsia="Segoe UI" w:cs="Segoe UI" w:ascii="Segoe UI" w:hAnsi="Segoe UI"/>
+                <w:color w:val="101820"/>
+                <w:kern w:val="0"/>
+                <w:sz w:val="18"/>
+                <w:szCs w:val="24"/>
+                <w:lang w:val="en-US" w:eastAsia="ja-JP" w:bidi="ar-SA"/>
+              </w:rPr>
+              <w:t>20,000.00</w:t>
+            </w:r>
+          </w:p>
+        </w:tc>
+      </w:tr>
+      <w:tr>
+        <w:trPr/>
+        <w:tc>
+          <w:tcPr>
+            <w:tcW w:w="1802" w:type="dxa"/>
+            <w:tcBorders>
+              <w:top w:val="single" w:sz="4" w:space="0" w:color="BFC7D1"/>
+              <w:left w:val="single" w:sz="4" w:space="0" w:color="BFC7D1"/>
+              <w:bottom w:val="single" w:sz="4" w:space="0" w:color="BFC7D1"/>
+              <w:right w:val="single" w:sz="4" w:space="0" w:color="BFC7D1"/>
+            </w:tcBorders>
+          </w:tcPr>
+          <w:p>
+            <w:pPr>
+              <w:pStyle w:val="Normal"/>
+              <w:widowControl/>
+              <w:spacing w:lineRule="auto" w:line="240" w:before="0" w:after="20"/>
+              <w:jc w:val="left"/>
+              <w:rPr>
+                <w:rFonts w:ascii="Aptos" w:hAnsi="Aptos" w:eastAsia="ＭＳ 明朝" w:cs="Arial"/>
+                <w:kern w:val="0"/>
+                <w:sz w:val="24"/>
+                <w:szCs w:val="24"/>
+                <w:lang w:val="en-US" w:eastAsia="ja-JP" w:bidi="ar-SA"/>
+              </w:rPr>
+            </w:pPr>
+            <w:r>
+              <w:rPr>
+                <w:rFonts w:eastAsia="Segoe UI" w:cs="Segoe UI" w:ascii="Segoe UI" w:hAnsi="Segoe UI"/>
+                <w:color w:val="101820"/>
+                <w:kern w:val="0"/>
+                <w:sz w:val="18"/>
+                <w:szCs w:val="24"/>
+                <w:lang w:val="en-US" w:eastAsia="ja-JP" w:bidi="ar-SA"/>
+              </w:rPr>
+              <w:t>Medium</w:t>
+            </w:r>
+          </w:p>
+        </w:tc>
+        <w:tc>
+          <w:tcPr>
+            <w:tcW w:w="1803" w:type="dxa"/>
+            <w:tcBorders>
+              <w:top w:val="single" w:sz="4" w:space="0" w:color="BFC7D1"/>
+              <w:left w:val="single" w:sz="4" w:space="0" w:color="BFC7D1"/>
+              <w:bottom w:val="single" w:sz="4" w:space="0" w:color="BFC7D1"/>
+              <w:right w:val="single" w:sz="4" w:space="0" w:color="BFC7D1"/>
+            </w:tcBorders>
+          </w:tcPr>
+          <w:p>
+            <w:pPr>
+              <w:pStyle w:val="Normal"/>
+              <w:widowControl/>
+              <w:spacing w:lineRule="auto" w:line="240" w:before="0" w:after="20"/>
+              <w:jc w:val="left"/>
+              <w:rPr>
+                <w:rFonts w:ascii="Aptos" w:hAnsi="Aptos" w:eastAsia="ＭＳ 明朝" w:cs="Arial"/>
+                <w:kern w:val="0"/>
+                <w:sz w:val="24"/>
+                <w:szCs w:val="24"/>
+                <w:lang w:val="en-US" w:eastAsia="ja-JP" w:bidi="ar-SA"/>
+              </w:rPr>
+            </w:pPr>
+            <w:r>
+              <w:rPr>
+                <w:rFonts w:eastAsia="Segoe UI" w:cs="Segoe UI" w:ascii="Segoe UI" w:hAnsi="Segoe UI"/>
+                <w:color w:val="101820"/>
+                <w:kern w:val="0"/>
+                <w:sz w:val="18"/>
+                <w:szCs w:val="24"/>
+                <w:lang w:val="en-US" w:eastAsia="ja-JP" w:bidi="ar-SA"/>
+              </w:rPr>
+              <w:t>47,000.00</w:t>
+            </w:r>
+          </w:p>
+        </w:tc>
+        <w:tc>
+          <w:tcPr>
+            <w:tcW w:w="1983" w:type="dxa"/>
+            <w:tcBorders>
+              <w:top w:val="single" w:sz="4" w:space="0" w:color="BFC7D1"/>
+              <w:left w:val="single" w:sz="4" w:space="0" w:color="BFC7D1"/>
+              <w:bottom w:val="single" w:sz="4" w:space="0" w:color="BFC7D1"/>
+              <w:right w:val="single" w:sz="4" w:space="0" w:color="BFC7D1"/>
+            </w:tcBorders>
+          </w:tcPr>
+          <w:p>
+            <w:pPr>
+              <w:pStyle w:val="Normal"/>
+              <w:widowControl/>
+              <w:spacing w:lineRule="auto" w:line="240" w:before="0" w:after="20"/>
+              <w:jc w:val="left"/>
+              <w:rPr>
+                <w:rFonts w:ascii="Aptos" w:hAnsi="Aptos" w:eastAsia="ＭＳ 明朝" w:cs="Arial"/>
+                <w:kern w:val="0"/>
+                <w:sz w:val="24"/>
+                <w:szCs w:val="24"/>
+                <w:lang w:val="en-US" w:eastAsia="ja-JP" w:bidi="ar-SA"/>
+              </w:rPr>
+            </w:pPr>
+            <w:r>
+              <w:rPr>
+                <w:rFonts w:eastAsia="Segoe UI" w:cs="Segoe UI" w:ascii="Segoe UI" w:hAnsi="Segoe UI"/>
+                <w:color w:val="101820"/>
+                <w:kern w:val="0"/>
+                <w:sz w:val="18"/>
+                <w:szCs w:val="24"/>
+                <w:lang w:val="en-US" w:eastAsia="ja-JP" w:bidi="ar-SA"/>
+              </w:rPr>
+              <w:t>49,000.00</w:t>
+            </w:r>
+          </w:p>
+        </w:tc>
+        <w:tc>
+          <w:tcPr>
+            <w:tcW w:w="3425" w:type="dxa"/>
+            <w:tcBorders>
+              <w:top w:val="single" w:sz="4" w:space="0" w:color="BFC7D1"/>
+              <w:left w:val="single" w:sz="4" w:space="0" w:color="BFC7D1"/>
+              <w:bottom w:val="single" w:sz="4" w:space="0" w:color="BFC7D1"/>
+              <w:right w:val="single" w:sz="4" w:space="0" w:color="BFC7D1"/>
+            </w:tcBorders>
+          </w:tcPr>
+          <w:p>
+            <w:pPr>
+              <w:pStyle w:val="Normal"/>
+              <w:widowControl/>
+              <w:spacing w:lineRule="auto" w:line="240" w:before="0" w:after="20"/>
+              <w:jc w:val="left"/>
+              <w:rPr>
+                <w:rFonts w:ascii="Aptos" w:hAnsi="Aptos" w:eastAsia="ＭＳ 明朝" w:cs="Arial"/>
+                <w:kern w:val="0"/>
+                <w:sz w:val="24"/>
+                <w:szCs w:val="24"/>
+                <w:lang w:val="en-US" w:eastAsia="ja-JP" w:bidi="ar-SA"/>
+              </w:rPr>
+            </w:pPr>
+            <w:r>
+              <w:rPr>
+                <w:rFonts w:eastAsia="Segoe UI" w:cs="Segoe UI" w:ascii="Segoe UI" w:hAnsi="Segoe UI"/>
+                <w:color w:val="101820"/>
+                <w:kern w:val="0"/>
+                <w:sz w:val="18"/>
+                <w:szCs w:val="24"/>
+                <w:lang w:val="en-US" w:eastAsia="ja-JP" w:bidi="ar-SA"/>
+              </w:rPr>
+              <w:t>45,000.00</w:t>
+            </w:r>
+          </w:p>
+        </w:tc>
+      </w:tr>
+      <w:tr>
+        <w:trPr/>
+        <w:tc>
+          <w:tcPr>
+            <w:tcW w:w="1802" w:type="dxa"/>
+            <w:tcBorders>
+              <w:top w:val="single" w:sz="4" w:space="0" w:color="BFC7D1"/>
+              <w:left w:val="single" w:sz="4" w:space="0" w:color="BFC7D1"/>
+              <w:bottom w:val="single" w:sz="4" w:space="0" w:color="BFC7D1"/>
+              <w:right w:val="single" w:sz="4" w:space="0" w:color="BFC7D1"/>
+            </w:tcBorders>
+          </w:tcPr>
+          <w:p>
+            <w:pPr>
+              <w:pStyle w:val="Normal"/>
+              <w:widowControl/>
+              <w:spacing w:lineRule="auto" w:line="240" w:before="0" w:after="20"/>
+              <w:jc w:val="left"/>
+              <w:rPr>
+                <w:rFonts w:ascii="Aptos" w:hAnsi="Aptos" w:eastAsia="ＭＳ 明朝" w:cs="Arial"/>
+                <w:kern w:val="0"/>
+                <w:sz w:val="24"/>
+                <w:szCs w:val="24"/>
+                <w:lang w:val="en-US" w:eastAsia="ja-JP" w:bidi="ar-SA"/>
+              </w:rPr>
+            </w:pPr>
+            <w:r>
+              <w:rPr>
+                <w:rFonts w:eastAsia="Segoe UI" w:cs="Segoe UI" w:ascii="Segoe UI" w:hAnsi="Segoe UI"/>
+                <w:color w:val="101820"/>
+                <w:kern w:val="0"/>
+                <w:sz w:val="18"/>
+                <w:szCs w:val="24"/>
+                <w:lang w:val="en-US" w:eastAsia="ja-JP" w:bidi="ar-SA"/>
+              </w:rPr>
+              <w:t>Large</w:t>
+            </w:r>
+          </w:p>
+        </w:tc>
+        <w:tc>
+          <w:tcPr>
+            <w:tcW w:w="1803" w:type="dxa"/>
+            <w:tcBorders>
+              <w:top w:val="single" w:sz="4" w:space="0" w:color="BFC7D1"/>
+              <w:left w:val="single" w:sz="4" w:space="0" w:color="BFC7D1"/>
+              <w:bottom w:val="single" w:sz="4" w:space="0" w:color="BFC7D1"/>
+              <w:right w:val="single" w:sz="4" w:space="0" w:color="BFC7D1"/>
+            </w:tcBorders>
+          </w:tcPr>
+          <w:p>
+            <w:pPr>
+              <w:pStyle w:val="Normal"/>
+              <w:widowControl/>
+              <w:spacing w:lineRule="auto" w:line="240" w:before="0" w:after="20"/>
+              <w:jc w:val="left"/>
+              <w:rPr>
+                <w:rFonts w:ascii="Aptos" w:hAnsi="Aptos" w:eastAsia="ＭＳ 明朝" w:cs="Arial"/>
+                <w:kern w:val="0"/>
+                <w:sz w:val="24"/>
+                <w:szCs w:val="24"/>
+                <w:lang w:val="en-US" w:eastAsia="ja-JP" w:bidi="ar-SA"/>
+              </w:rPr>
+            </w:pPr>
+            <w:r>
+              <w:rPr>
+                <w:rFonts w:eastAsia="Segoe UI" w:cs="Segoe UI" w:ascii="Segoe UI" w:hAnsi="Segoe UI"/>
+                <w:color w:val="101820"/>
+                <w:kern w:val="0"/>
+                <w:sz w:val="18"/>
+                <w:szCs w:val="24"/>
+                <w:lang w:val="en-US" w:eastAsia="ja-JP" w:bidi="ar-SA"/>
+              </w:rPr>
+              <w:t>86,000.00</w:t>
+            </w:r>
+          </w:p>
+        </w:tc>
+        <w:tc>
+          <w:tcPr>
+            <w:tcW w:w="1983" w:type="dxa"/>
+            <w:tcBorders>
+              <w:top w:val="single" w:sz="4" w:space="0" w:color="BFC7D1"/>
+              <w:left w:val="single" w:sz="4" w:space="0" w:color="BFC7D1"/>
+              <w:bottom w:val="single" w:sz="4" w:space="0" w:color="BFC7D1"/>
+              <w:right w:val="single" w:sz="4" w:space="0" w:color="BFC7D1"/>
+            </w:tcBorders>
+          </w:tcPr>
+          <w:p>
+            <w:pPr>
+              <w:pStyle w:val="Normal"/>
+              <w:widowControl/>
+              <w:spacing w:lineRule="auto" w:line="240" w:before="0" w:after="20"/>
+              <w:jc w:val="left"/>
+              <w:rPr>
+                <w:rFonts w:ascii="Aptos" w:hAnsi="Aptos" w:eastAsia="ＭＳ 明朝" w:cs="Arial"/>
+                <w:kern w:val="0"/>
+                <w:sz w:val="24"/>
+                <w:szCs w:val="24"/>
+                <w:lang w:val="en-US" w:eastAsia="ja-JP" w:bidi="ar-SA"/>
+              </w:rPr>
+            </w:pPr>
+            <w:r>
+              <w:rPr>
+                <w:rFonts w:eastAsia="Segoe UI" w:cs="Segoe UI" w:ascii="Segoe UI" w:hAnsi="Segoe UI"/>
+                <w:color w:val="101820"/>
+                <w:kern w:val="0"/>
+                <w:sz w:val="18"/>
+                <w:szCs w:val="24"/>
+                <w:lang w:val="en-US" w:eastAsia="ja-JP" w:bidi="ar-SA"/>
+              </w:rPr>
+              <w:t>90,000.00</w:t>
+            </w:r>
+          </w:p>
+        </w:tc>
+        <w:tc>
+          <w:tcPr>
+            <w:tcW w:w="3425" w:type="dxa"/>
+            <w:tcBorders>
+              <w:top w:val="single" w:sz="4" w:space="0" w:color="BFC7D1"/>
+              <w:left w:val="single" w:sz="4" w:space="0" w:color="BFC7D1"/>
+              <w:bottom w:val="single" w:sz="4" w:space="0" w:color="BFC7D1"/>
+              <w:right w:val="single" w:sz="4" w:space="0" w:color="BFC7D1"/>
+            </w:tcBorders>
+          </w:tcPr>
+          <w:p>
+            <w:pPr>
+              <w:pStyle w:val="Normal"/>
+              <w:widowControl/>
+              <w:spacing w:lineRule="auto" w:line="240" w:before="0" w:after="20"/>
+              <w:jc w:val="left"/>
+              <w:rPr>
+                <w:rFonts w:ascii="Aptos" w:hAnsi="Aptos" w:eastAsia="ＭＳ 明朝" w:cs="Arial"/>
+                <w:kern w:val="0"/>
+                <w:sz w:val="24"/>
+                <w:szCs w:val="24"/>
+                <w:lang w:val="en-US" w:eastAsia="ja-JP" w:bidi="ar-SA"/>
+              </w:rPr>
+            </w:pPr>
+            <w:r>
+              <w:rPr>
+                <w:rFonts w:eastAsia="Segoe UI" w:cs="Segoe UI" w:ascii="Segoe UI" w:hAnsi="Segoe UI"/>
+                <w:color w:val="101820"/>
+                <w:kern w:val="0"/>
+                <w:sz w:val="18"/>
+                <w:szCs w:val="24"/>
+                <w:lang w:val="en-US" w:eastAsia="ja-JP" w:bidi="ar-SA"/>
+              </w:rPr>
+              <w:t>82,000.00</w:t>
+            </w:r>
+          </w:p>
+        </w:tc>
+      </w:tr>
+      <w:tr>
+        <w:trPr/>
+        <w:tc>
+          <w:tcPr>
+            <w:tcW w:w="1802" w:type="dxa"/>
+            <w:tcBorders>
+              <w:top w:val="single" w:sz="4" w:space="0" w:color="BFC7D1"/>
+              <w:left w:val="single" w:sz="4" w:space="0" w:color="BFC7D1"/>
+              <w:bottom w:val="single" w:sz="4" w:space="0" w:color="BFC7D1"/>
+              <w:right w:val="single" w:sz="4" w:space="0" w:color="BFC7D1"/>
+            </w:tcBorders>
+          </w:tcPr>
+          <w:p>
+            <w:pPr>
+              <w:pStyle w:val="Normal"/>
+              <w:widowControl/>
+              <w:spacing w:lineRule="auto" w:line="240" w:before="0" w:after="20"/>
+              <w:jc w:val="left"/>
+              <w:rPr>
+                <w:rFonts w:ascii="Aptos" w:hAnsi="Aptos" w:eastAsia="ＭＳ 明朝" w:cs="Arial"/>
+                <w:kern w:val="0"/>
+                <w:sz w:val="24"/>
+                <w:szCs w:val="24"/>
+                <w:lang w:val="en-US" w:eastAsia="ja-JP" w:bidi="ar-SA"/>
+              </w:rPr>
+            </w:pPr>
+            <w:r>
+              <w:rPr>
+                <w:rFonts w:eastAsia="Segoe UI" w:cs="Segoe UI" w:ascii="Segoe UI" w:hAnsi="Segoe UI"/>
+                <w:color w:val="101820"/>
+                <w:kern w:val="0"/>
+                <w:sz w:val="18"/>
+                <w:szCs w:val="24"/>
+                <w:lang w:val="en-US" w:eastAsia="ja-JP" w:bidi="ar-SA"/>
+              </w:rPr>
+              <w:t>Enterprise</w:t>
+            </w:r>
+          </w:p>
+        </w:tc>
+        <w:tc>
+          <w:tcPr>
+            <w:tcW w:w="1803" w:type="dxa"/>
+            <w:tcBorders>
+              <w:top w:val="single" w:sz="4" w:space="0" w:color="BFC7D1"/>
+              <w:left w:val="single" w:sz="4" w:space="0" w:color="BFC7D1"/>
+              <w:bottom w:val="single" w:sz="4" w:space="0" w:color="BFC7D1"/>
+              <w:right w:val="single" w:sz="4" w:space="0" w:color="BFC7D1"/>
+            </w:tcBorders>
+          </w:tcPr>
+          <w:p>
+            <w:pPr>
+              <w:pStyle w:val="Normal"/>
+              <w:widowControl/>
+              <w:spacing w:lineRule="auto" w:line="240" w:before="0" w:after="20"/>
+              <w:jc w:val="left"/>
+              <w:rPr>
+                <w:rFonts w:ascii="Aptos" w:hAnsi="Aptos" w:eastAsia="ＭＳ 明朝" w:cs="Arial"/>
+                <w:kern w:val="0"/>
+                <w:sz w:val="24"/>
+                <w:szCs w:val="24"/>
+                <w:lang w:val="en-US" w:eastAsia="ja-JP" w:bidi="ar-SA"/>
+              </w:rPr>
+            </w:pPr>
+            <w:r>
+              <w:rPr>
+                <w:rFonts w:eastAsia="Segoe UI" w:cs="Segoe UI" w:ascii="Segoe UI" w:hAnsi="Segoe UI"/>
+                <w:color w:val="101820"/>
+                <w:kern w:val="0"/>
+                <w:sz w:val="18"/>
+                <w:szCs w:val="24"/>
+                <w:lang w:val="en-US" w:eastAsia="ja-JP" w:bidi="ar-SA"/>
+              </w:rPr>
+              <w:t>169,000.00</w:t>
+            </w:r>
+          </w:p>
+        </w:tc>
+        <w:tc>
+          <w:tcPr>
+            <w:tcW w:w="1983" w:type="dxa"/>
+            <w:tcBorders>
+              <w:top w:val="single" w:sz="4" w:space="0" w:color="BFC7D1"/>
+              <w:left w:val="single" w:sz="4" w:space="0" w:color="BFC7D1"/>
+              <w:bottom w:val="single" w:sz="4" w:space="0" w:color="BFC7D1"/>
+              <w:right w:val="single" w:sz="4" w:space="0" w:color="BFC7D1"/>
+            </w:tcBorders>
+          </w:tcPr>
+          <w:p>
+            <w:pPr>
+              <w:pStyle w:val="Normal"/>
+              <w:widowControl/>
+              <w:spacing w:lineRule="auto" w:line="240" w:before="0" w:after="20"/>
+              <w:jc w:val="left"/>
+              <w:rPr>
+                <w:rFonts w:ascii="Aptos" w:hAnsi="Aptos" w:eastAsia="ＭＳ 明朝" w:cs="Arial"/>
+                <w:kern w:val="0"/>
+                <w:sz w:val="24"/>
+                <w:szCs w:val="24"/>
+                <w:lang w:val="en-US" w:eastAsia="ja-JP" w:bidi="ar-SA"/>
+              </w:rPr>
+            </w:pPr>
+            <w:r>
+              <w:rPr>
+                <w:rFonts w:eastAsia="Segoe UI" w:cs="Segoe UI" w:ascii="Segoe UI" w:hAnsi="Segoe UI"/>
+                <w:color w:val="101820"/>
+                <w:kern w:val="0"/>
+                <w:sz w:val="18"/>
+                <w:szCs w:val="24"/>
+                <w:lang w:val="en-US" w:eastAsia="ja-JP" w:bidi="ar-SA"/>
+              </w:rPr>
+              <w:t>177,000.00</w:t>
+            </w:r>
+          </w:p>
+        </w:tc>
+        <w:tc>
+          <w:tcPr>
+            <w:tcW w:w="3425" w:type="dxa"/>
+            <w:tcBorders>
+              <w:top w:val="single" w:sz="4" w:space="0" w:color="BFC7D1"/>
+              <w:left w:val="single" w:sz="4" w:space="0" w:color="BFC7D1"/>
+              <w:bottom w:val="single" w:sz="4" w:space="0" w:color="BFC7D1"/>
+              <w:right w:val="single" w:sz="4" w:space="0" w:color="BFC7D1"/>
+            </w:tcBorders>
+          </w:tcPr>
+          <w:p>
+            <w:pPr>
+              <w:pStyle w:val="Normal"/>
+              <w:widowControl/>
+              <w:spacing w:lineRule="auto" w:line="240" w:before="0" w:after="20"/>
+              <w:jc w:val="left"/>
+              <w:rPr>
+                <w:rFonts w:ascii="Aptos" w:hAnsi="Aptos" w:eastAsia="ＭＳ 明朝" w:cs="Arial"/>
+                <w:kern w:val="0"/>
+                <w:sz w:val="24"/>
+                <w:szCs w:val="24"/>
+                <w:lang w:val="en-US" w:eastAsia="ja-JP" w:bidi="ar-SA"/>
+              </w:rPr>
+            </w:pPr>
+            <w:r>
+              <w:rPr>
+                <w:rFonts w:eastAsia="Segoe UI" w:cs="Segoe UI" w:ascii="Segoe UI" w:hAnsi="Segoe UI"/>
+                <w:color w:val="101820"/>
+                <w:kern w:val="0"/>
+                <w:sz w:val="18"/>
+                <w:szCs w:val="24"/>
+                <w:lang w:val="en-US" w:eastAsia="ja-JP" w:bidi="ar-SA"/>
+              </w:rPr>
+              <w:t>160,000.00</w:t>
+            </w:r>
+          </w:p>
+        </w:tc>
+      </w:tr>
+    </w:tbl>
+    <w:p>
+      <w:pPr>
+        <w:pStyle w:val="Normal"/>
+        <w:spacing w:before="0" w:after="80"/>
+        <w:rPr/>
+      </w:pPr>
+      <w:r>
+        <w:rPr/>
+      </w:r>
+    </w:p>
+    <w:p>
+      <w:pPr>
+        <w:pStyle w:val="Normal"/>
+        <w:spacing w:lineRule="auto" w:line="276" w:before="0" w:after="120"/>
+        <w:rPr/>
+      </w:pPr>
+      <w:r>
+        <w:rPr>
+          <w:rFonts w:eastAsia="Segoe UI" w:cs="Segoe UI" w:ascii="Segoe UI" w:hAnsi="Segoe UI"/>
+          <w:color w:val="101820"/>
+          <w:sz w:val="21"/>
+        </w:rPr>
+        <w:t>Pre-Prod runs at production size, so the rehearsal measures real timings. It is billed only for the months it exists. For budgeting, plan 1 to 2 months around go-live and 1 month for each major release.</w:t>
+      </w:r>
+    </w:p>
+    <w:p>
+      <w:pPr>
+        <w:pStyle w:val="Heading2"/>
+        <w:rPr/>
+      </w:pPr>
+      <w:bookmarkStart w:id="28" w:name="__RefHeading___Toc5281_3066934455"/>
+      <w:bookmarkEnd w:id="28"/>
+      <w:r>
+        <w:rPr>
+          <w:rFonts w:eastAsia="Segoe UI" w:cs="Segoe UI"/>
+          <w:b/>
+          <w:color w:val="0F4761"/>
+          <w:sz w:val="26"/>
+        </w:rPr>
+        <w:t>8.4  Hosting per year on AWS, for budgeting</w:t>
+      </w:r>
+    </w:p>
+    <w:tbl>
+      <w:tblPr>
+        <w:tblStyle w:val="TableGrid"/>
+        <w:tblW w:w="9014" w:type="dxa"/>
+        <w:jc w:val="left"/>
+        <w:tblInd w:w="0" w:type="dxa"/>
+        <w:tblLayout w:type="fixed"/>
+        <w:tblCellMar>
+          <w:top w:w="0" w:type="dxa"/>
+          <w:left w:w="108" w:type="dxa"/>
+          <w:bottom w:w="0" w:type="dxa"/>
+          <w:right w:w="108" w:type="dxa"/>
+        </w:tblCellMar>
+        <w:tblLook w:val="04a0" w:noHBand="0" w:noVBand="1" w:firstColumn="1" w:lastRow="0" w:lastColumn="0" w:firstRow="1"/>
+      </w:tblPr>
+      <w:tblGrid>
+        <w:gridCol w:w="1133"/>
+        <w:gridCol w:w="3940"/>
+        <w:gridCol w:w="3941"/>
+      </w:tblGrid>
+      <w:tr>
+        <w:trPr>
+          <w:tblHeader w:val="true"/>
+        </w:trPr>
+        <w:tc>
+          <w:tcPr>
+            <w:tcW w:w="1133" w:type="dxa"/>
+            <w:tcBorders>
+              <w:top w:val="single" w:sz="4" w:space="0" w:color="BFC7D1"/>
+              <w:left w:val="single" w:sz="4" w:space="0" w:color="BFC7D1"/>
+              <w:bottom w:val="single" w:sz="4" w:space="0" w:color="BFC7D1"/>
+              <w:right w:val="single" w:sz="4" w:space="0" w:color="BFC7D1"/>
+            </w:tcBorders>
+            <w:shd w:color="auto" w:fill="DCE9F7" w:val="clear"/>
+          </w:tcPr>
+          <w:p>
+            <w:pPr>
+              <w:pStyle w:val="Normal"/>
+              <w:widowControl/>
+              <w:spacing w:lineRule="auto" w:line="240" w:before="0" w:after="20"/>
+              <w:jc w:val="left"/>
+              <w:rPr>
+                <w:rFonts w:ascii="Aptos" w:hAnsi="Aptos" w:eastAsia="ＭＳ 明朝" w:cs="Arial"/>
+                <w:kern w:val="0"/>
+                <w:sz w:val="24"/>
+                <w:szCs w:val="24"/>
+                <w:lang w:val="en-US" w:eastAsia="ja-JP" w:bidi="ar-SA"/>
+              </w:rPr>
+            </w:pPr>
+            <w:r>
+              <w:rPr>
+                <w:rFonts w:eastAsia="Segoe UI" w:cs="Segoe UI" w:ascii="Segoe UI" w:hAnsi="Segoe UI"/>
+                <w:b/>
+                <w:color w:val="0F4761"/>
+                <w:kern w:val="0"/>
+                <w:sz w:val="18"/>
+                <w:szCs w:val="24"/>
+                <w:lang w:val="en-US" w:eastAsia="ja-JP" w:bidi="ar-SA"/>
+              </w:rPr>
+              <w:t>Size</w:t>
+            </w:r>
+          </w:p>
+        </w:tc>
+        <w:tc>
+          <w:tcPr>
+            <w:tcW w:w="3940" w:type="dxa"/>
+            <w:tcBorders>
+              <w:top w:val="single" w:sz="4" w:space="0" w:color="BFC7D1"/>
+              <w:left w:val="single" w:sz="4" w:space="0" w:color="BFC7D1"/>
+              <w:bottom w:val="single" w:sz="4" w:space="0" w:color="BFC7D1"/>
+              <w:right w:val="single" w:sz="4" w:space="0" w:color="BFC7D1"/>
+            </w:tcBorders>
+            <w:shd w:color="auto" w:fill="DCE9F7" w:val="clear"/>
+          </w:tcPr>
+          <w:p>
+            <w:pPr>
+              <w:pStyle w:val="Normal"/>
+              <w:widowControl/>
+              <w:spacing w:lineRule="auto" w:line="240" w:before="0" w:after="20"/>
+              <w:jc w:val="left"/>
+              <w:rPr>
+                <w:rFonts w:ascii="Aptos" w:hAnsi="Aptos" w:eastAsia="ＭＳ 明朝" w:cs="Arial"/>
+                <w:kern w:val="0"/>
+                <w:sz w:val="24"/>
+                <w:szCs w:val="24"/>
+                <w:lang w:val="en-US" w:eastAsia="ja-JP" w:bidi="ar-SA"/>
+              </w:rPr>
+            </w:pPr>
+            <w:r>
+              <w:rPr>
+                <w:rFonts w:eastAsia="Segoe UI" w:cs="Segoe UI" w:ascii="Segoe UI" w:hAnsi="Segoe UI"/>
+                <w:b/>
+                <w:color w:val="0F4761"/>
+                <w:kern w:val="0"/>
+                <w:sz w:val="18"/>
+                <w:szCs w:val="24"/>
+                <w:lang w:val="en-US" w:eastAsia="ja-JP" w:bidi="ar-SA"/>
+              </w:rPr>
+              <w:t>Year 1: standing set and 2 months of Pre-Prod (PHP)</w:t>
+            </w:r>
+          </w:p>
+        </w:tc>
+        <w:tc>
+          <w:tcPr>
+            <w:tcW w:w="3941" w:type="dxa"/>
+            <w:tcBorders>
+              <w:top w:val="single" w:sz="4" w:space="0" w:color="BFC7D1"/>
+              <w:left w:val="single" w:sz="4" w:space="0" w:color="BFC7D1"/>
+              <w:bottom w:val="single" w:sz="4" w:space="0" w:color="BFC7D1"/>
+              <w:right w:val="single" w:sz="4" w:space="0" w:color="BFC7D1"/>
+            </w:tcBorders>
+            <w:shd w:color="auto" w:fill="DCE9F7" w:val="clear"/>
+          </w:tcPr>
+          <w:p>
+            <w:pPr>
+              <w:pStyle w:val="Normal"/>
+              <w:widowControl/>
+              <w:spacing w:lineRule="auto" w:line="240" w:before="0" w:after="20"/>
+              <w:jc w:val="left"/>
+              <w:rPr>
+                <w:rFonts w:ascii="Aptos" w:hAnsi="Aptos" w:eastAsia="ＭＳ 明朝" w:cs="Arial"/>
+                <w:kern w:val="0"/>
+                <w:sz w:val="24"/>
+                <w:szCs w:val="24"/>
+                <w:lang w:val="en-US" w:eastAsia="ja-JP" w:bidi="ar-SA"/>
+              </w:rPr>
+            </w:pPr>
+            <w:r>
+              <w:rPr>
+                <w:rFonts w:eastAsia="Segoe UI" w:cs="Segoe UI" w:ascii="Segoe UI" w:hAnsi="Segoe UI"/>
+                <w:b/>
+                <w:color w:val="0F4761"/>
+                <w:kern w:val="0"/>
+                <w:sz w:val="18"/>
+                <w:szCs w:val="24"/>
+                <w:lang w:val="en-US" w:eastAsia="ja-JP" w:bidi="ar-SA"/>
+              </w:rPr>
+              <w:t>Each later year: standing set and 1 month of Pre-Prod (PHP)</w:t>
+            </w:r>
+          </w:p>
+        </w:tc>
+      </w:tr>
+      <w:tr>
+        <w:trPr/>
+        <w:tc>
+          <w:tcPr>
+            <w:tcW w:w="1133" w:type="dxa"/>
+            <w:tcBorders>
+              <w:top w:val="single" w:sz="4" w:space="0" w:color="BFC7D1"/>
+              <w:left w:val="single" w:sz="4" w:space="0" w:color="BFC7D1"/>
+              <w:bottom w:val="single" w:sz="4" w:space="0" w:color="BFC7D1"/>
+              <w:right w:val="single" w:sz="4" w:space="0" w:color="BFC7D1"/>
+            </w:tcBorders>
+          </w:tcPr>
+          <w:p>
+            <w:pPr>
+              <w:pStyle w:val="Normal"/>
+              <w:widowControl/>
+              <w:spacing w:lineRule="auto" w:line="240" w:before="0" w:after="20"/>
+              <w:jc w:val="left"/>
+              <w:rPr>
+                <w:rFonts w:ascii="Aptos" w:hAnsi="Aptos" w:eastAsia="ＭＳ 明朝" w:cs="Arial"/>
+                <w:kern w:val="0"/>
+                <w:sz w:val="24"/>
+                <w:szCs w:val="24"/>
+                <w:lang w:val="en-US" w:eastAsia="ja-JP" w:bidi="ar-SA"/>
+              </w:rPr>
+            </w:pPr>
+            <w:r>
+              <w:rPr>
+                <w:rFonts w:eastAsia="Segoe UI" w:cs="Segoe UI" w:ascii="Segoe UI" w:hAnsi="Segoe UI"/>
+                <w:color w:val="101820"/>
+                <w:kern w:val="0"/>
+                <w:sz w:val="18"/>
+                <w:szCs w:val="24"/>
+                <w:lang w:val="en-US" w:eastAsia="ja-JP" w:bidi="ar-SA"/>
+              </w:rPr>
+              <w:t>Small</w:t>
+            </w:r>
+          </w:p>
+        </w:tc>
+        <w:tc>
+          <w:tcPr>
+            <w:tcW w:w="3940" w:type="dxa"/>
+            <w:tcBorders>
+              <w:top w:val="single" w:sz="4" w:space="0" w:color="BFC7D1"/>
+              <w:left w:val="single" w:sz="4" w:space="0" w:color="BFC7D1"/>
+              <w:bottom w:val="single" w:sz="4" w:space="0" w:color="BFC7D1"/>
+              <w:right w:val="single" w:sz="4" w:space="0" w:color="BFC7D1"/>
+            </w:tcBorders>
+          </w:tcPr>
+          <w:p>
+            <w:pPr>
+              <w:pStyle w:val="Normal"/>
+              <w:widowControl/>
+              <w:spacing w:lineRule="auto" w:line="240" w:before="0" w:after="20"/>
+              <w:jc w:val="left"/>
+              <w:rPr>
+                <w:rFonts w:ascii="Aptos" w:hAnsi="Aptos" w:eastAsia="ＭＳ 明朝" w:cs="Arial"/>
+                <w:kern w:val="0"/>
+                <w:sz w:val="24"/>
+                <w:szCs w:val="24"/>
+                <w:lang w:val="en-US" w:eastAsia="ja-JP" w:bidi="ar-SA"/>
+              </w:rPr>
+            </w:pPr>
+            <w:r>
+              <w:rPr>
+                <w:rFonts w:eastAsia="Segoe UI" w:cs="Segoe UI" w:ascii="Segoe UI" w:hAnsi="Segoe UI"/>
+                <w:color w:val="101820"/>
+                <w:kern w:val="0"/>
+                <w:sz w:val="18"/>
+                <w:szCs w:val="24"/>
+                <w:lang w:val="en-US" w:eastAsia="ja-JP" w:bidi="ar-SA"/>
+              </w:rPr>
+              <w:t>558,000.00</w:t>
+            </w:r>
+          </w:p>
+        </w:tc>
+        <w:tc>
+          <w:tcPr>
+            <w:tcW w:w="3941" w:type="dxa"/>
+            <w:tcBorders>
+              <w:top w:val="single" w:sz="4" w:space="0" w:color="BFC7D1"/>
+              <w:left w:val="single" w:sz="4" w:space="0" w:color="BFC7D1"/>
+              <w:bottom w:val="single" w:sz="4" w:space="0" w:color="BFC7D1"/>
+              <w:right w:val="single" w:sz="4" w:space="0" w:color="BFC7D1"/>
+            </w:tcBorders>
+          </w:tcPr>
+          <w:p>
+            <w:pPr>
+              <w:pStyle w:val="Normal"/>
+              <w:widowControl/>
+              <w:spacing w:lineRule="auto" w:line="240" w:before="0" w:after="20"/>
+              <w:jc w:val="left"/>
+              <w:rPr>
+                <w:rFonts w:ascii="Aptos" w:hAnsi="Aptos" w:eastAsia="ＭＳ 明朝" w:cs="Arial"/>
+                <w:kern w:val="0"/>
+                <w:sz w:val="24"/>
+                <w:szCs w:val="24"/>
+                <w:lang w:val="en-US" w:eastAsia="ja-JP" w:bidi="ar-SA"/>
+              </w:rPr>
+            </w:pPr>
+            <w:r>
+              <w:rPr>
+                <w:rFonts w:eastAsia="Segoe UI" w:cs="Segoe UI" w:ascii="Segoe UI" w:hAnsi="Segoe UI"/>
+                <w:color w:val="101820"/>
+                <w:kern w:val="0"/>
+                <w:sz w:val="18"/>
+                <w:szCs w:val="24"/>
+                <w:lang w:val="en-US" w:eastAsia="ja-JP" w:bidi="ar-SA"/>
+              </w:rPr>
+              <w:t>537,000.00</w:t>
+            </w:r>
+          </w:p>
+        </w:tc>
+      </w:tr>
+      <w:tr>
+        <w:trPr/>
+        <w:tc>
+          <w:tcPr>
+            <w:tcW w:w="1133" w:type="dxa"/>
+            <w:tcBorders>
+              <w:top w:val="single" w:sz="4" w:space="0" w:color="BFC7D1"/>
+              <w:left w:val="single" w:sz="4" w:space="0" w:color="BFC7D1"/>
+              <w:bottom w:val="single" w:sz="4" w:space="0" w:color="BFC7D1"/>
+              <w:right w:val="single" w:sz="4" w:space="0" w:color="BFC7D1"/>
+            </w:tcBorders>
+          </w:tcPr>
+          <w:p>
+            <w:pPr>
+              <w:pStyle w:val="Normal"/>
+              <w:widowControl/>
+              <w:spacing w:lineRule="auto" w:line="240" w:before="0" w:after="20"/>
+              <w:jc w:val="left"/>
+              <w:rPr>
+                <w:rFonts w:ascii="Aptos" w:hAnsi="Aptos" w:eastAsia="ＭＳ 明朝" w:cs="Arial"/>
+                <w:kern w:val="0"/>
+                <w:sz w:val="24"/>
+                <w:szCs w:val="24"/>
+                <w:lang w:val="en-US" w:eastAsia="ja-JP" w:bidi="ar-SA"/>
+              </w:rPr>
+            </w:pPr>
+            <w:r>
+              <w:rPr>
+                <w:rFonts w:eastAsia="Segoe UI" w:cs="Segoe UI" w:ascii="Segoe UI" w:hAnsi="Segoe UI"/>
+                <w:color w:val="101820"/>
+                <w:kern w:val="0"/>
+                <w:sz w:val="18"/>
+                <w:szCs w:val="24"/>
+                <w:lang w:val="en-US" w:eastAsia="ja-JP" w:bidi="ar-SA"/>
+              </w:rPr>
+              <w:t>Medium</w:t>
+            </w:r>
+          </w:p>
+        </w:tc>
+        <w:tc>
+          <w:tcPr>
+            <w:tcW w:w="3940" w:type="dxa"/>
+            <w:tcBorders>
+              <w:top w:val="single" w:sz="4" w:space="0" w:color="BFC7D1"/>
+              <w:left w:val="single" w:sz="4" w:space="0" w:color="BFC7D1"/>
+              <w:bottom w:val="single" w:sz="4" w:space="0" w:color="BFC7D1"/>
+              <w:right w:val="single" w:sz="4" w:space="0" w:color="BFC7D1"/>
+            </w:tcBorders>
+          </w:tcPr>
+          <w:p>
+            <w:pPr>
+              <w:pStyle w:val="Normal"/>
+              <w:widowControl/>
+              <w:spacing w:lineRule="auto" w:line="240" w:before="0" w:after="20"/>
+              <w:jc w:val="left"/>
+              <w:rPr>
+                <w:rFonts w:ascii="Aptos" w:hAnsi="Aptos" w:eastAsia="ＭＳ 明朝" w:cs="Arial"/>
+                <w:kern w:val="0"/>
+                <w:sz w:val="24"/>
+                <w:szCs w:val="24"/>
+                <w:lang w:val="en-US" w:eastAsia="ja-JP" w:bidi="ar-SA"/>
+              </w:rPr>
+            </w:pPr>
+            <w:r>
+              <w:rPr>
+                <w:rFonts w:eastAsia="Segoe UI" w:cs="Segoe UI" w:ascii="Segoe UI" w:hAnsi="Segoe UI"/>
+                <w:color w:val="101820"/>
+                <w:kern w:val="0"/>
+                <w:sz w:val="18"/>
+                <w:szCs w:val="24"/>
+                <w:lang w:val="en-US" w:eastAsia="ja-JP" w:bidi="ar-SA"/>
+              </w:rPr>
+              <w:t>922,000.00</w:t>
+            </w:r>
+          </w:p>
+        </w:tc>
+        <w:tc>
+          <w:tcPr>
+            <w:tcW w:w="3941" w:type="dxa"/>
+            <w:tcBorders>
+              <w:top w:val="single" w:sz="4" w:space="0" w:color="BFC7D1"/>
+              <w:left w:val="single" w:sz="4" w:space="0" w:color="BFC7D1"/>
+              <w:bottom w:val="single" w:sz="4" w:space="0" w:color="BFC7D1"/>
+              <w:right w:val="single" w:sz="4" w:space="0" w:color="BFC7D1"/>
+            </w:tcBorders>
+          </w:tcPr>
+          <w:p>
+            <w:pPr>
+              <w:pStyle w:val="Normal"/>
+              <w:widowControl/>
+              <w:spacing w:lineRule="auto" w:line="240" w:before="0" w:after="20"/>
+              <w:jc w:val="left"/>
+              <w:rPr>
+                <w:rFonts w:ascii="Aptos" w:hAnsi="Aptos" w:eastAsia="ＭＳ 明朝" w:cs="Arial"/>
+                <w:kern w:val="0"/>
+                <w:sz w:val="24"/>
+                <w:szCs w:val="24"/>
+                <w:lang w:val="en-US" w:eastAsia="ja-JP" w:bidi="ar-SA"/>
+              </w:rPr>
+            </w:pPr>
+            <w:r>
+              <w:rPr>
+                <w:rFonts w:eastAsia="Segoe UI" w:cs="Segoe UI" w:ascii="Segoe UI" w:hAnsi="Segoe UI"/>
+                <w:color w:val="101820"/>
+                <w:kern w:val="0"/>
+                <w:sz w:val="18"/>
+                <w:szCs w:val="24"/>
+                <w:lang w:val="en-US" w:eastAsia="ja-JP" w:bidi="ar-SA"/>
+              </w:rPr>
+              <w:t>875,000.00</w:t>
+            </w:r>
+          </w:p>
+        </w:tc>
+      </w:tr>
+      <w:tr>
+        <w:trPr/>
+        <w:tc>
+          <w:tcPr>
+            <w:tcW w:w="1133" w:type="dxa"/>
+            <w:tcBorders>
+              <w:top w:val="single" w:sz="4" w:space="0" w:color="BFC7D1"/>
+              <w:left w:val="single" w:sz="4" w:space="0" w:color="BFC7D1"/>
+              <w:bottom w:val="single" w:sz="4" w:space="0" w:color="BFC7D1"/>
+              <w:right w:val="single" w:sz="4" w:space="0" w:color="BFC7D1"/>
+            </w:tcBorders>
+          </w:tcPr>
+          <w:p>
+            <w:pPr>
+              <w:pStyle w:val="Normal"/>
+              <w:widowControl/>
+              <w:spacing w:lineRule="auto" w:line="240" w:before="0" w:after="20"/>
+              <w:jc w:val="left"/>
+              <w:rPr>
+                <w:rFonts w:ascii="Aptos" w:hAnsi="Aptos" w:eastAsia="ＭＳ 明朝" w:cs="Arial"/>
+                <w:kern w:val="0"/>
+                <w:sz w:val="24"/>
+                <w:szCs w:val="24"/>
+                <w:lang w:val="en-US" w:eastAsia="ja-JP" w:bidi="ar-SA"/>
+              </w:rPr>
+            </w:pPr>
+            <w:r>
+              <w:rPr>
+                <w:rFonts w:eastAsia="Segoe UI" w:cs="Segoe UI" w:ascii="Segoe UI" w:hAnsi="Segoe UI"/>
+                <w:color w:val="101820"/>
+                <w:kern w:val="0"/>
+                <w:sz w:val="18"/>
+                <w:szCs w:val="24"/>
+                <w:lang w:val="en-US" w:eastAsia="ja-JP" w:bidi="ar-SA"/>
+              </w:rPr>
+              <w:t>Large</w:t>
+            </w:r>
+          </w:p>
+        </w:tc>
+        <w:tc>
+          <w:tcPr>
+            <w:tcW w:w="3940" w:type="dxa"/>
+            <w:tcBorders>
+              <w:top w:val="single" w:sz="4" w:space="0" w:color="BFC7D1"/>
+              <w:left w:val="single" w:sz="4" w:space="0" w:color="BFC7D1"/>
+              <w:bottom w:val="single" w:sz="4" w:space="0" w:color="BFC7D1"/>
+              <w:right w:val="single" w:sz="4" w:space="0" w:color="BFC7D1"/>
+            </w:tcBorders>
+          </w:tcPr>
+          <w:p>
+            <w:pPr>
+              <w:pStyle w:val="Normal"/>
+              <w:widowControl/>
+              <w:spacing w:lineRule="auto" w:line="240" w:before="0" w:after="20"/>
+              <w:jc w:val="left"/>
+              <w:rPr>
+                <w:rFonts w:ascii="Aptos" w:hAnsi="Aptos" w:eastAsia="ＭＳ 明朝" w:cs="Arial"/>
+                <w:kern w:val="0"/>
+                <w:sz w:val="24"/>
+                <w:szCs w:val="24"/>
+                <w:lang w:val="en-US" w:eastAsia="ja-JP" w:bidi="ar-SA"/>
+              </w:rPr>
+            </w:pPr>
+            <w:r>
+              <w:rPr>
+                <w:rFonts w:eastAsia="Segoe UI" w:cs="Segoe UI" w:ascii="Segoe UI" w:hAnsi="Segoe UI"/>
+                <w:color w:val="101820"/>
+                <w:kern w:val="0"/>
+                <w:sz w:val="18"/>
+                <w:szCs w:val="24"/>
+                <w:lang w:val="en-US" w:eastAsia="ja-JP" w:bidi="ar-SA"/>
+              </w:rPr>
+              <w:t>1,888,000.00</w:t>
+            </w:r>
+          </w:p>
+        </w:tc>
+        <w:tc>
+          <w:tcPr>
+            <w:tcW w:w="3941" w:type="dxa"/>
+            <w:tcBorders>
+              <w:top w:val="single" w:sz="4" w:space="0" w:color="BFC7D1"/>
+              <w:left w:val="single" w:sz="4" w:space="0" w:color="BFC7D1"/>
+              <w:bottom w:val="single" w:sz="4" w:space="0" w:color="BFC7D1"/>
+              <w:right w:val="single" w:sz="4" w:space="0" w:color="BFC7D1"/>
+            </w:tcBorders>
+          </w:tcPr>
+          <w:p>
+            <w:pPr>
+              <w:pStyle w:val="Normal"/>
+              <w:widowControl/>
+              <w:spacing w:lineRule="auto" w:line="240" w:before="0" w:after="20"/>
+              <w:jc w:val="left"/>
+              <w:rPr>
+                <w:rFonts w:ascii="Aptos" w:hAnsi="Aptos" w:eastAsia="ＭＳ 明朝" w:cs="Arial"/>
+                <w:kern w:val="0"/>
+                <w:sz w:val="24"/>
+                <w:szCs w:val="24"/>
+                <w:lang w:val="en-US" w:eastAsia="ja-JP" w:bidi="ar-SA"/>
+              </w:rPr>
+            </w:pPr>
+            <w:r>
+              <w:rPr>
+                <w:rFonts w:eastAsia="Segoe UI" w:cs="Segoe UI" w:ascii="Segoe UI" w:hAnsi="Segoe UI"/>
+                <w:color w:val="101820"/>
+                <w:kern w:val="0"/>
+                <w:sz w:val="18"/>
+                <w:szCs w:val="24"/>
+                <w:lang w:val="en-US" w:eastAsia="ja-JP" w:bidi="ar-SA"/>
+              </w:rPr>
+              <w:t>1,802,000.00</w:t>
+            </w:r>
+          </w:p>
+        </w:tc>
+      </w:tr>
+      <w:tr>
+        <w:trPr/>
+        <w:tc>
+          <w:tcPr>
+            <w:tcW w:w="1133" w:type="dxa"/>
+            <w:tcBorders>
+              <w:top w:val="single" w:sz="4" w:space="0" w:color="BFC7D1"/>
+              <w:left w:val="single" w:sz="4" w:space="0" w:color="BFC7D1"/>
+              <w:bottom w:val="single" w:sz="4" w:space="0" w:color="BFC7D1"/>
+              <w:right w:val="single" w:sz="4" w:space="0" w:color="BFC7D1"/>
+            </w:tcBorders>
+          </w:tcPr>
+          <w:p>
+            <w:pPr>
+              <w:pStyle w:val="Normal"/>
+              <w:widowControl/>
+              <w:spacing w:lineRule="auto" w:line="240" w:before="0" w:after="20"/>
+              <w:jc w:val="left"/>
+              <w:rPr>
+                <w:rFonts w:ascii="Aptos" w:hAnsi="Aptos" w:eastAsia="ＭＳ 明朝" w:cs="Arial"/>
+                <w:kern w:val="0"/>
+                <w:sz w:val="24"/>
+                <w:szCs w:val="24"/>
+                <w:lang w:val="en-US" w:eastAsia="ja-JP" w:bidi="ar-SA"/>
+              </w:rPr>
+            </w:pPr>
+            <w:r>
+              <w:rPr>
+                <w:rFonts w:eastAsia="Segoe UI" w:cs="Segoe UI" w:ascii="Segoe UI" w:hAnsi="Segoe UI"/>
+                <w:color w:val="101820"/>
+                <w:kern w:val="0"/>
+                <w:sz w:val="18"/>
+                <w:szCs w:val="24"/>
+                <w:lang w:val="en-US" w:eastAsia="ja-JP" w:bidi="ar-SA"/>
+              </w:rPr>
+              <w:t>Enterprise</w:t>
+            </w:r>
+          </w:p>
+        </w:tc>
+        <w:tc>
+          <w:tcPr>
+            <w:tcW w:w="3940" w:type="dxa"/>
+            <w:tcBorders>
+              <w:top w:val="single" w:sz="4" w:space="0" w:color="BFC7D1"/>
+              <w:left w:val="single" w:sz="4" w:space="0" w:color="BFC7D1"/>
+              <w:bottom w:val="single" w:sz="4" w:space="0" w:color="BFC7D1"/>
+              <w:right w:val="single" w:sz="4" w:space="0" w:color="BFC7D1"/>
+            </w:tcBorders>
+          </w:tcPr>
+          <w:p>
+            <w:pPr>
+              <w:pStyle w:val="Normal"/>
+              <w:widowControl/>
+              <w:spacing w:lineRule="auto" w:line="240" w:before="0" w:after="20"/>
+              <w:jc w:val="left"/>
+              <w:rPr>
+                <w:rFonts w:ascii="Aptos" w:hAnsi="Aptos" w:eastAsia="ＭＳ 明朝" w:cs="Arial"/>
+                <w:kern w:val="0"/>
+                <w:sz w:val="24"/>
+                <w:szCs w:val="24"/>
+                <w:lang w:val="en-US" w:eastAsia="ja-JP" w:bidi="ar-SA"/>
+              </w:rPr>
+            </w:pPr>
+            <w:r>
+              <w:rPr>
+                <w:rFonts w:eastAsia="Segoe UI" w:cs="Segoe UI" w:ascii="Segoe UI" w:hAnsi="Segoe UI"/>
+                <w:color w:val="101820"/>
+                <w:kern w:val="0"/>
+                <w:sz w:val="18"/>
+                <w:szCs w:val="24"/>
+                <w:lang w:val="en-US" w:eastAsia="ja-JP" w:bidi="ar-SA"/>
+              </w:rPr>
+              <w:t>3,410,000.00</w:t>
+            </w:r>
+          </w:p>
+        </w:tc>
+        <w:tc>
+          <w:tcPr>
+            <w:tcW w:w="3941" w:type="dxa"/>
+            <w:tcBorders>
+              <w:top w:val="single" w:sz="4" w:space="0" w:color="BFC7D1"/>
+              <w:left w:val="single" w:sz="4" w:space="0" w:color="BFC7D1"/>
+              <w:bottom w:val="single" w:sz="4" w:space="0" w:color="BFC7D1"/>
+              <w:right w:val="single" w:sz="4" w:space="0" w:color="BFC7D1"/>
+            </w:tcBorders>
+          </w:tcPr>
+          <w:p>
+            <w:pPr>
+              <w:pStyle w:val="Normal"/>
+              <w:widowControl/>
+              <w:spacing w:lineRule="auto" w:line="240" w:before="0" w:after="20"/>
+              <w:jc w:val="left"/>
+              <w:rPr>
+                <w:rFonts w:ascii="Aptos" w:hAnsi="Aptos" w:eastAsia="ＭＳ 明朝" w:cs="Arial"/>
+                <w:kern w:val="0"/>
+                <w:sz w:val="24"/>
+                <w:szCs w:val="24"/>
+                <w:lang w:val="en-US" w:eastAsia="ja-JP" w:bidi="ar-SA"/>
+              </w:rPr>
+            </w:pPr>
+            <w:r>
+              <w:rPr>
+                <w:rFonts w:eastAsia="Segoe UI" w:cs="Segoe UI" w:ascii="Segoe UI" w:hAnsi="Segoe UI"/>
+                <w:color w:val="101820"/>
+                <w:kern w:val="0"/>
+                <w:sz w:val="18"/>
+                <w:szCs w:val="24"/>
+                <w:lang w:val="en-US" w:eastAsia="ja-JP" w:bidi="ar-SA"/>
+              </w:rPr>
+              <w:t>3,241,000.00</w:t>
             </w:r>
           </w:p>
         </w:tc>
@@ -14393,7 +17770,26 @@
           <w:color w:val="101820"/>
           <w:sz w:val="21"/>
         </w:rPr>
-        <w:t>When the broker hosts, iorta TechNXT supplies the deployment guide and charges set-up support at day rates.</w:t>
+        <w:t>When the broker hosts, it provides the same environment set. iorta TechNXT supplies the deployment guide and charges set-up support at day rates.</w:t>
+      </w:r>
+    </w:p>
+    <w:p>
+      <w:pPr>
+        <w:pStyle w:val="Normal"/>
+        <w:numPr>
+          <w:ilvl w:val="0"/>
+          <w:numId w:val="1"/>
+        </w:numPr>
+        <w:spacing w:before="0" w:after="60"/>
+        <w:rPr/>
+      </w:pPr>
+      <w:r>
+        <w:rPr>
+          <w:rFonts w:eastAsia="Segoe UI" w:cs="Segoe UI" w:ascii="Segoe UI" w:hAnsi="Segoe UI"/>
+          <w:color w:val="101820"/>
+          <w:sz w:val="21"/>
+        </w:rPr>
+        <w:t>Hosting fees do not increase each year. They change only under the pass-through clause of the Hosting and Infrastructure Services Agreement.</w:t>
       </w:r>
     </w:p>
     <w:p>
@@ -14423,8 +17819,8 @@
         <w:pStyle w:val="Heading1"/>
         <w:rPr/>
       </w:pPr>
-      <w:bookmarkStart w:id="25" w:name="__RefHeading___Toc19541_3199679052"/>
-      <w:bookmarkEnd w:id="25"/>
+      <w:bookmarkStart w:id="29" w:name="__RefHeading___Toc5283_3066934455"/>
+      <w:bookmarkEnd w:id="29"/>
       <w:r>
         <w:rPr>
           <w:rFonts w:eastAsia="Segoe UI" w:cs="Segoe UI" w:ascii="Segoe UI" w:hAnsi="Segoe UI"/>
@@ -14440,8 +17836,8 @@
         <w:pStyle w:val="Heading2"/>
         <w:rPr/>
       </w:pPr>
-      <w:bookmarkStart w:id="26" w:name="__RefHeading___Toc19543_3199679052"/>
-      <w:bookmarkEnd w:id="26"/>
+      <w:bookmarkStart w:id="30" w:name="__RefHeading___Toc5285_3066934455"/>
+      <w:bookmarkEnd w:id="30"/>
       <w:r>
         <w:rPr>
           <w:rFonts w:eastAsia="Segoe UI" w:cs="Segoe UI"/>
@@ -15269,8 +18665,8 @@
         <w:pStyle w:val="Heading2"/>
         <w:rPr/>
       </w:pPr>
-      <w:bookmarkStart w:id="27" w:name="__RefHeading___Toc19545_3199679052"/>
-      <w:bookmarkEnd w:id="27"/>
+      <w:bookmarkStart w:id="31" w:name="__RefHeading___Toc5287_3066934455"/>
+      <w:bookmarkEnd w:id="31"/>
       <w:r>
         <w:rPr>
           <w:rFonts w:eastAsia="Segoe UI" w:cs="Segoe UI"/>
@@ -15913,8 +19309,8 @@
         <w:pStyle w:val="Heading1"/>
         <w:rPr/>
       </w:pPr>
-      <w:bookmarkStart w:id="28" w:name="__RefHeading___Toc19547_3199679052"/>
-      <w:bookmarkEnd w:id="28"/>
+      <w:bookmarkStart w:id="32" w:name="__RefHeading___Toc5289_3066934455"/>
+      <w:bookmarkEnd w:id="32"/>
       <w:r>
         <w:rPr>
           <w:rFonts w:eastAsia="Segoe UI" w:cs="Segoe UI" w:ascii="Segoe UI" w:hAnsi="Segoe UI"/>
@@ -17283,8 +20679,8 @@
         <w:pStyle w:val="Heading1"/>
         <w:rPr/>
       </w:pPr>
-      <w:bookmarkStart w:id="29" w:name="__RefHeading___Toc19549_3199679052"/>
-      <w:bookmarkEnd w:id="29"/>
+      <w:bookmarkStart w:id="33" w:name="__RefHeading___Toc5291_3066934455"/>
+      <w:bookmarkEnd w:id="33"/>
       <w:r>
         <w:rPr>
           <w:rFonts w:eastAsia="Segoe UI" w:cs="Segoe UI" w:ascii="Segoe UI" w:hAnsi="Segoe UI"/>
@@ -17300,8 +20696,8 @@
         <w:pStyle w:val="Heading2"/>
         <w:rPr/>
       </w:pPr>
-      <w:bookmarkStart w:id="30" w:name="__RefHeading___Toc19551_3199679052"/>
-      <w:bookmarkEnd w:id="30"/>
+      <w:bookmarkStart w:id="34" w:name="__RefHeading___Toc5293_3066934455"/>
+      <w:bookmarkEnd w:id="34"/>
       <w:r>
         <w:rPr>
           <w:rFonts w:eastAsia="Segoe UI" w:cs="Segoe UI"/>
@@ -18055,8 +21451,8 @@
         <w:pStyle w:val="Heading2"/>
         <w:rPr/>
       </w:pPr>
-      <w:bookmarkStart w:id="31" w:name="__RefHeading___Toc19553_3199679052"/>
-      <w:bookmarkEnd w:id="31"/>
+      <w:bookmarkStart w:id="35" w:name="__RefHeading___Toc5295_3066934455"/>
+      <w:bookmarkEnd w:id="35"/>
       <w:r>
         <w:rPr>
           <w:rFonts w:eastAsia="Segoe UI" w:cs="Segoe UI"/>
@@ -18812,8 +22208,8 @@
         <w:pStyle w:val="Heading1"/>
         <w:rPr/>
       </w:pPr>
-      <w:bookmarkStart w:id="32" w:name="__RefHeading___Toc19555_3199679052"/>
-      <w:bookmarkEnd w:id="32"/>
+      <w:bookmarkStart w:id="36" w:name="__RefHeading___Toc5297_3066934455"/>
+      <w:bookmarkEnd w:id="36"/>
       <w:r>
         <w:rPr>
           <w:rFonts w:eastAsia="Segoe UI" w:cs="Segoe UI" w:ascii="Segoe UI" w:hAnsi="Segoe UI"/>
@@ -19306,7 +22702,7 @@
                 <w:szCs w:val="24"/>
                 <w:lang w:val="en-US" w:eastAsia="ja-JP" w:bidi="ar-SA"/>
               </w:rPr>
-              <w:t>Monthly in advance, from the date the environment is handed over</w:t>
+              <w:t>Monthly in advance, from the date each environment is handed over; Pre-Prod monthly in advance for each month of use</w:t>
             </w:r>
           </w:p>
         </w:tc>
@@ -19599,8 +22995,8 @@
         <w:pStyle w:val="Heading1"/>
         <w:rPr/>
       </w:pPr>
-      <w:bookmarkStart w:id="33" w:name="__RefHeading___Toc19557_3199679052"/>
-      <w:bookmarkEnd w:id="33"/>
+      <w:bookmarkStart w:id="37" w:name="__RefHeading___Toc5299_3066934455"/>
+      <w:bookmarkEnd w:id="37"/>
       <w:r>
         <w:rPr>
           <w:rFonts w:eastAsia="Segoe UI" w:cs="Segoe UI" w:ascii="Segoe UI" w:hAnsi="Segoe UI"/>
@@ -19676,8 +23072,8 @@
         <w:pStyle w:val="Heading1"/>
         <w:rPr/>
       </w:pPr>
-      <w:bookmarkStart w:id="34" w:name="__RefHeading___Toc19559_3199679052"/>
-      <w:bookmarkEnd w:id="34"/>
+      <w:bookmarkStart w:id="38" w:name="__RefHeading___Toc5301_3066934455"/>
+      <w:bookmarkEnd w:id="38"/>
       <w:r>
         <w:rPr>
           <w:rFonts w:eastAsia="Segoe UI" w:cs="Segoe UI" w:ascii="Segoe UI" w:hAnsi="Segoe UI"/>
@@ -19791,8 +23187,8 @@
         <w:pStyle w:val="Heading1"/>
         <w:rPr/>
       </w:pPr>
-      <w:bookmarkStart w:id="35" w:name="__RefHeading___Toc19561_3199679052"/>
-      <w:bookmarkEnd w:id="35"/>
+      <w:bookmarkStart w:id="39" w:name="__RefHeading___Toc5303_3066934455"/>
+      <w:bookmarkEnd w:id="39"/>
       <w:r>
         <w:rPr>
           <w:rFonts w:eastAsia="Segoe UI" w:cs="Segoe UI" w:ascii="Segoe UI" w:hAnsi="Segoe UI"/>
@@ -19935,9 +23331,9 @@
           <w:spacing w:val="0"/>
         </w:rPr>
       </w:pPr>
-      <w:bookmarkStart w:id="36" w:name="__RefHeading___Toc19563_3199679052"/>
-      <w:bookmarkStart w:id="37" w:name="_Toc233203395"/>
-      <w:bookmarkEnd w:id="36"/>
+      <w:bookmarkStart w:id="40" w:name="__RefHeading___Toc5305_3066934455"/>
+      <w:bookmarkStart w:id="41" w:name="_Toc233203395"/>
+      <w:bookmarkEnd w:id="40"/>
       <w:r>
         <w:rPr>
           <w:rStyle w:val="BookTitle"/>
@@ -19948,7 +23344,7 @@
         </w:rPr>
         <w:t>16.  Document Sign-Off</w:t>
       </w:r>
-      <w:bookmarkEnd w:id="37"/>
+      <w:bookmarkEnd w:id="41"/>
     </w:p>
     <w:p>
       <w:pPr>
@@ -21693,7 +25089,7 @@
       <w:r>
         <w:rPr/>
         <w:drawing>
-          <wp:anchor behindDoc="1" distT="0" distB="0" distL="0" distR="0" simplePos="0" locked="0" layoutInCell="0" allowOverlap="1" relativeHeight="22">
+          <wp:anchor behindDoc="1" distT="0" distB="0" distL="0" distR="0" simplePos="0" locked="0" layoutInCell="0" allowOverlap="1" relativeHeight="24">
             <wp:simplePos x="0" y="0"/>
             <wp:positionH relativeFrom="margin">
               <wp:align>center</wp:align>
@@ -21764,7 +25160,7 @@
     <w:r>
       <w:rPr/>
       <w:drawing>
-        <wp:anchor behindDoc="1" distT="0" distB="0" distL="0" distR="0" simplePos="0" locked="0" layoutInCell="0" allowOverlap="1" relativeHeight="21">
+        <wp:anchor behindDoc="1" distT="0" distB="0" distL="0" distR="0" simplePos="0" locked="0" layoutInCell="0" allowOverlap="1" relativeHeight="23">
           <wp:simplePos x="0" y="0"/>
           <wp:positionH relativeFrom="page">
             <wp:align>left</wp:align>
@@ -21823,7 +25219,7 @@
     <w:r>
       <w:rPr/>
       <w:drawing>
-        <wp:anchor behindDoc="1" distT="0" distB="0" distL="0" distR="0" simplePos="0" locked="0" layoutInCell="0" allowOverlap="1" relativeHeight="21">
+        <wp:anchor behindDoc="1" distT="0" distB="0" distL="0" distR="0" simplePos="0" locked="0" layoutInCell="0" allowOverlap="1" relativeHeight="23">
           <wp:simplePos x="0" y="0"/>
           <wp:positionH relativeFrom="page">
             <wp:align>left</wp:align>

--- a/docs/package/02_Commercials/iNXT_BrokerVerse_Commercial_Proposal_Rate_Card.docx
+++ b/docs/package/02_Commercials/iNXT_BrokerVerse_Commercial_Proposal_Rate_Card.docx
@@ -10,7 +10,7 @@
       <w:r>
         <w:rPr/>
         <w:drawing>
-          <wp:anchor behindDoc="1" distT="0" distB="0" distL="0" distR="0" simplePos="0" locked="0" layoutInCell="0" allowOverlap="1" relativeHeight="25">
+          <wp:anchor behindDoc="1" distT="0" distB="0" distL="0" distR="0" simplePos="0" locked="0" layoutInCell="0" allowOverlap="1" relativeHeight="26">
             <wp:simplePos x="0" y="0"/>
             <wp:positionH relativeFrom="margin">
               <wp:posOffset>-914400</wp:posOffset>
@@ -55,7 +55,7 @@
           </wp:anchor>
         </w:drawing>
         <w:drawing>
-          <wp:anchor behindDoc="1" distT="0" distB="0" distL="0" distR="0" simplePos="0" locked="0" layoutInCell="0" allowOverlap="1" relativeHeight="36">
+          <wp:anchor behindDoc="1" distT="0" distB="0" distL="0" distR="0" simplePos="0" locked="0" layoutInCell="0" allowOverlap="1" relativeHeight="37">
             <wp:simplePos x="0" y="0"/>
             <wp:positionH relativeFrom="margin">
               <wp:align>center</wp:align>
@@ -111,7 +111,7 @@
         <mc:AlternateContent>
           <mc:Choice Requires="wps">
             <w:drawing>
-              <wp:anchor behindDoc="0" distT="45720" distB="45720" distL="114300" distR="114300" simplePos="0" locked="0" layoutInCell="0" allowOverlap="1" relativeHeight="26" wp14:anchorId="3D43415C">
+              <wp:anchor behindDoc="0" distT="45720" distB="45720" distL="114300" distR="114300" simplePos="0" locked="0" layoutInCell="0" allowOverlap="1" relativeHeight="27" wp14:anchorId="3D43415C">
                 <wp:simplePos x="0" y="0"/>
                 <wp:positionH relativeFrom="page">
                   <wp:posOffset>194310</wp:posOffset>
@@ -226,7 +226,7 @@
         <mc:AlternateContent>
           <mc:Choice Requires="wps">
             <w:drawing>
-              <wp:anchor behindDoc="0" distT="45720" distB="45720" distL="113030" distR="114935" simplePos="0" locked="0" layoutInCell="0" allowOverlap="1" relativeHeight="28" wp14:anchorId="58C23128">
+              <wp:anchor behindDoc="0" distT="45720" distB="45720" distL="113030" distR="114935" simplePos="0" locked="0" layoutInCell="0" allowOverlap="1" relativeHeight="29" wp14:anchorId="58C23128">
                 <wp:simplePos x="0" y="0"/>
                 <wp:positionH relativeFrom="page">
                   <wp:posOffset>3094990</wp:posOffset>
@@ -285,7 +285,7 @@
                                 <w:bCs/>
                                 <w:color w:val="1D74BA"/>
                               </w:rPr>
-                              <w:t>1.0</w:t>
+                              <w:t>1.1</w:t>
                             </w:r>
                           </w:p>
                         </w:txbxContent>
@@ -328,7 +328,7 @@
                           <w:bCs/>
                           <w:color w:val="1D74BA"/>
                         </w:rPr>
-                        <w:t>1.0</w:t>
+                        <w:t>1.1</w:t>
                       </w:r>
                     </w:p>
                   </w:txbxContent>
@@ -341,7 +341,7 @@
         <mc:AlternateContent>
           <mc:Choice Requires="wps">
             <w:drawing>
-              <wp:anchor behindDoc="0" distT="45720" distB="45720" distL="114300" distR="113665" simplePos="0" locked="0" layoutInCell="0" allowOverlap="1" relativeHeight="30" wp14:anchorId="1BF25123">
+              <wp:anchor behindDoc="0" distT="45720" distB="45720" distL="114300" distR="113665" simplePos="0" locked="0" layoutInCell="0" allowOverlap="1" relativeHeight="31" wp14:anchorId="1BF25123">
                 <wp:simplePos x="0" y="0"/>
                 <wp:positionH relativeFrom="page">
                   <wp:posOffset>4992370</wp:posOffset>
@@ -400,7 +400,7 @@
                                 <w:bCs/>
                                 <w:color w:val="1D74BA"/>
                               </w:rPr>
-                              <w:t>03 October 2026</w:t>
+                              <w:t>04 October 2026</w:t>
                             </w:r>
                           </w:p>
                         </w:txbxContent>
@@ -443,7 +443,7 @@
                           <w:bCs/>
                           <w:color w:val="1D74BA"/>
                         </w:rPr>
-                        <w:t>03 October 2026</w:t>
+                        <w:t>04 October 2026</w:t>
                       </w:r>
                     </w:p>
                   </w:txbxContent>
@@ -456,7 +456,7 @@
         <mc:AlternateContent>
           <mc:Choice Requires="wps">
             <w:drawing>
-              <wp:anchor behindDoc="0" distT="45720" distB="46355" distL="114300" distR="114300" simplePos="0" locked="0" layoutInCell="0" allowOverlap="1" relativeHeight="32" wp14:anchorId="01DE2BF4">
+              <wp:anchor behindDoc="0" distT="45720" distB="46355" distL="114300" distR="114300" simplePos="0" locked="0" layoutInCell="0" allowOverlap="1" relativeHeight="33" wp14:anchorId="01DE2BF4">
                 <wp:simplePos x="0" y="0"/>
                 <wp:positionH relativeFrom="margin">
                   <wp:align>center</wp:align>
@@ -601,7 +601,7 @@
         <mc:AlternateContent>
           <mc:Choice Requires="wps">
             <w:drawing>
-              <wp:anchor behindDoc="0" distT="45720" distB="50800" distL="114300" distR="114300" simplePos="0" locked="0" layoutInCell="0" allowOverlap="1" relativeHeight="34" wp14:anchorId="204C02CC">
+              <wp:anchor behindDoc="0" distT="45720" distB="50800" distL="114300" distR="114300" simplePos="0" locked="0" layoutInCell="0" allowOverlap="1" relativeHeight="35" wp14:anchorId="204C02CC">
                 <wp:simplePos x="0" y="0"/>
                 <wp:positionH relativeFrom="margin">
                   <wp:align>center</wp:align>
@@ -789,7 +789,7 @@
             </w:rPr>
             <w:fldChar w:fldCharType="separate"/>
           </w:r>
-          <w:hyperlink w:anchor="__RefHeading___Toc5233_3066934455">
+          <w:hyperlink w:anchor="__RefHeading___Toc13107_1360963153">
             <w:r>
               <w:rPr>
                 <w:webHidden/>
@@ -824,7 +824,7 @@
             </w:tabs>
             <w:rPr/>
           </w:pPr>
-          <w:hyperlink w:anchor="__RefHeading___Toc5235_3066934455">
+          <w:hyperlink w:anchor="__RefHeading___Toc13109_1360963153">
             <w:r>
               <w:rPr>
                 <w:webHidden/>
@@ -853,7 +853,7 @@
             </w:tabs>
             <w:rPr/>
           </w:pPr>
-          <w:hyperlink w:anchor="__RefHeading___Toc5237_3066934455">
+          <w:hyperlink w:anchor="__RefHeading___Toc13111_1360963153">
             <w:r>
               <w:rPr>
                 <w:webHidden/>
@@ -875,7 +875,7 @@
             </w:tabs>
             <w:rPr/>
           </w:pPr>
-          <w:hyperlink w:anchor="__RefHeading___Toc5239_3066934455">
+          <w:hyperlink w:anchor="__RefHeading___Toc13113_1360963153">
             <w:r>
               <w:rPr>
                 <w:webHidden/>
@@ -897,7 +897,7 @@
             </w:tabs>
             <w:rPr/>
           </w:pPr>
-          <w:hyperlink w:anchor="__RefHeading___Toc5241_3066934455">
+          <w:hyperlink w:anchor="__RefHeading___Toc13115_1360963153">
             <w:r>
               <w:rPr>
                 <w:webHidden/>
@@ -919,7 +919,7 @@
             </w:tabs>
             <w:rPr/>
           </w:pPr>
-          <w:hyperlink w:anchor="__RefHeading___Toc5243_3066934455">
+          <w:hyperlink w:anchor="__RefHeading___Toc13117_1360963153">
             <w:r>
               <w:rPr>
                 <w:webHidden/>
@@ -941,7 +941,7 @@
             </w:tabs>
             <w:rPr/>
           </w:pPr>
-          <w:hyperlink w:anchor="__RefHeading___Toc5245_3066934455">
+          <w:hyperlink w:anchor="__RefHeading___Toc13119_1360963153">
             <w:r>
               <w:rPr>
                 <w:webHidden/>
@@ -963,7 +963,7 @@
             </w:tabs>
             <w:rPr/>
           </w:pPr>
-          <w:hyperlink w:anchor="__RefHeading___Toc5247_3066934455">
+          <w:hyperlink w:anchor="__RefHeading___Toc13121_1360963153">
             <w:r>
               <w:rPr>
                 <w:webHidden/>
@@ -985,7 +985,7 @@
             </w:tabs>
             <w:rPr/>
           </w:pPr>
-          <w:hyperlink w:anchor="__RefHeading___Toc5249_3066934455">
+          <w:hyperlink w:anchor="__RefHeading___Toc13123_1360963153">
             <w:r>
               <w:rPr>
                 <w:webHidden/>
@@ -1007,7 +1007,7 @@
             </w:tabs>
             <w:rPr/>
           </w:pPr>
-          <w:hyperlink w:anchor="__RefHeading___Toc5251_3066934455">
+          <w:hyperlink w:anchor="__RefHeading___Toc13125_1360963153">
             <w:r>
               <w:rPr>
                 <w:webHidden/>
@@ -1029,7 +1029,7 @@
             </w:tabs>
             <w:rPr/>
           </w:pPr>
-          <w:hyperlink w:anchor="__RefHeading___Toc5253_3066934455">
+          <w:hyperlink w:anchor="__RefHeading___Toc13127_1360963153">
             <w:r>
               <w:rPr>
                 <w:webHidden/>
@@ -1051,7 +1051,7 @@
             </w:tabs>
             <w:rPr/>
           </w:pPr>
-          <w:hyperlink w:anchor="__RefHeading___Toc5255_3066934455">
+          <w:hyperlink w:anchor="__RefHeading___Toc13129_1360963153">
             <w:r>
               <w:rPr>
                 <w:webHidden/>
@@ -1073,7 +1073,7 @@
             </w:tabs>
             <w:rPr/>
           </w:pPr>
-          <w:hyperlink w:anchor="__RefHeading___Toc5257_3066934455">
+          <w:hyperlink w:anchor="__RefHeading___Toc13131_1360963153">
             <w:r>
               <w:rPr>
                 <w:webHidden/>
@@ -1095,7 +1095,7 @@
             </w:tabs>
             <w:rPr/>
           </w:pPr>
-          <w:hyperlink w:anchor="__RefHeading___Toc5259_3066934455">
+          <w:hyperlink w:anchor="__RefHeading___Toc13133_1360963153">
             <w:r>
               <w:rPr>
                 <w:webHidden/>
@@ -1103,7 +1103,7 @@
               </w:rPr>
               <w:t>5.3 Support</w:t>
               <w:tab/>
-              <w:t>8</w:t>
+              <w:t>9</w:t>
             </w:r>
           </w:hyperlink>
         </w:p>
@@ -1117,7 +1117,7 @@
             </w:tabs>
             <w:rPr/>
           </w:pPr>
-          <w:hyperlink w:anchor="__RefHeading___Toc5261_3066934455">
+          <w:hyperlink w:anchor="__RefHeading___Toc13135_1360963153">
             <w:r>
               <w:rPr>
                 <w:webHidden/>
@@ -1139,7 +1139,7 @@
             </w:tabs>
             <w:rPr/>
           </w:pPr>
-          <w:hyperlink w:anchor="__RefHeading___Toc5263_3066934455">
+          <w:hyperlink w:anchor="__RefHeading___Toc13137_1360963153">
             <w:r>
               <w:rPr>
                 <w:webHidden/>
@@ -1161,7 +1161,7 @@
             </w:tabs>
             <w:rPr/>
           </w:pPr>
-          <w:hyperlink w:anchor="__RefHeading___Toc5265_3066934455">
+          <w:hyperlink w:anchor="__RefHeading___Toc13139_1360963153">
             <w:r>
               <w:rPr>
                 <w:webHidden/>
@@ -1183,7 +1183,7 @@
             </w:tabs>
             <w:rPr/>
           </w:pPr>
-          <w:hyperlink w:anchor="__RefHeading___Toc5267_3066934455">
+          <w:hyperlink w:anchor="__RefHeading___Toc13141_1360963153">
             <w:r>
               <w:rPr>
                 <w:webHidden/>
@@ -1205,7 +1205,7 @@
             </w:tabs>
             <w:rPr/>
           </w:pPr>
-          <w:hyperlink w:anchor="__RefHeading___Toc5269_3066934455">
+          <w:hyperlink w:anchor="__RefHeading___Toc13143_1360963153">
             <w:r>
               <w:rPr>
                 <w:webHidden/>
@@ -1227,7 +1227,7 @@
             </w:tabs>
             <w:rPr/>
           </w:pPr>
-          <w:hyperlink w:anchor="__RefHeading___Toc5271_3066934455">
+          <w:hyperlink w:anchor="__RefHeading___Toc13145_1360963153">
             <w:r>
               <w:rPr>
                 <w:webHidden/>
@@ -1249,7 +1249,7 @@
             </w:tabs>
             <w:rPr/>
           </w:pPr>
-          <w:hyperlink w:anchor="__RefHeading___Toc5273_3066934455">
+          <w:hyperlink w:anchor="__RefHeading___Toc13147_1360963153">
             <w:r>
               <w:rPr>
                 <w:webHidden/>
@@ -1271,7 +1271,7 @@
             </w:tabs>
             <w:rPr/>
           </w:pPr>
-          <w:hyperlink w:anchor="__RefHeading___Toc5275_3066934455">
+          <w:hyperlink w:anchor="__RefHeading___Toc13149_1360963153">
             <w:r>
               <w:rPr>
                 <w:webHidden/>
@@ -1293,7 +1293,7 @@
             </w:tabs>
             <w:rPr/>
           </w:pPr>
-          <w:hyperlink w:anchor="__RefHeading___Toc5277_3066934455">
+          <w:hyperlink w:anchor="__RefHeading___Toc13151_1360963153">
             <w:r>
               <w:rPr>
                 <w:webHidden/>
@@ -1315,7 +1315,7 @@
             </w:tabs>
             <w:rPr/>
           </w:pPr>
-          <w:hyperlink w:anchor="__RefHeading___Toc5279_3066934455">
+          <w:hyperlink w:anchor="__RefHeading___Toc13153_1360963153">
             <w:r>
               <w:rPr>
                 <w:webHidden/>
@@ -1337,7 +1337,7 @@
             </w:tabs>
             <w:rPr/>
           </w:pPr>
-          <w:hyperlink w:anchor="__RefHeading___Toc5281_3066934455">
+          <w:hyperlink w:anchor="__RefHeading___Toc13155_1360963153">
             <w:r>
               <w:rPr>
                 <w:webHidden/>
@@ -1359,7 +1359,7 @@
             </w:tabs>
             <w:rPr/>
           </w:pPr>
-          <w:hyperlink w:anchor="__RefHeading___Toc5283_3066934455">
+          <w:hyperlink w:anchor="__RefHeading___Toc13157_1360963153">
             <w:r>
               <w:rPr>
                 <w:webHidden/>
@@ -1381,7 +1381,7 @@
             </w:tabs>
             <w:rPr/>
           </w:pPr>
-          <w:hyperlink w:anchor="__RefHeading___Toc5285_3066934455">
+          <w:hyperlink w:anchor="__RefHeading___Toc13159_1360963153">
             <w:r>
               <w:rPr>
                 <w:webHidden/>
@@ -1403,7 +1403,7 @@
             </w:tabs>
             <w:rPr/>
           </w:pPr>
-          <w:hyperlink w:anchor="__RefHeading___Toc5287_3066934455">
+          <w:hyperlink w:anchor="__RefHeading___Toc13161_1360963153">
             <w:r>
               <w:rPr>
                 <w:webHidden/>
@@ -1425,7 +1425,7 @@
             </w:tabs>
             <w:rPr/>
           </w:pPr>
-          <w:hyperlink w:anchor="__RefHeading___Toc5289_3066934455">
+          <w:hyperlink w:anchor="__RefHeading___Toc13163_1360963153">
             <w:r>
               <w:rPr>
                 <w:webHidden/>
@@ -1447,7 +1447,7 @@
             </w:tabs>
             <w:rPr/>
           </w:pPr>
-          <w:hyperlink w:anchor="__RefHeading___Toc5291_3066934455">
+          <w:hyperlink w:anchor="__RefHeading___Toc13165_1360963153">
             <w:r>
               <w:rPr>
                 <w:webHidden/>
@@ -1455,7 +1455,7 @@
               </w:rPr>
               <w:t>11. Change requests</w:t>
               <w:tab/>
-              <w:t>16</w:t>
+              <w:t>17</w:t>
             </w:r>
           </w:hyperlink>
         </w:p>
@@ -1469,7 +1469,7 @@
             </w:tabs>
             <w:rPr/>
           </w:pPr>
-          <w:hyperlink w:anchor="__RefHeading___Toc5293_3066934455">
+          <w:hyperlink w:anchor="__RefHeading___Toc13167_1360963153">
             <w:r>
               <w:rPr>
                 <w:webHidden/>
@@ -1477,7 +1477,7 @@
               </w:rPr>
               <w:t>11.1 Day rates</w:t>
               <w:tab/>
-              <w:t>16</w:t>
+              <w:t>17</w:t>
             </w:r>
           </w:hyperlink>
         </w:p>
@@ -1491,7 +1491,7 @@
             </w:tabs>
             <w:rPr/>
           </w:pPr>
-          <w:hyperlink w:anchor="__RefHeading___Toc5295_3066934455">
+          <w:hyperlink w:anchor="__RefHeading___Toc13169_1360963153">
             <w:r>
               <w:rPr>
                 <w:webHidden/>
@@ -1499,7 +1499,7 @@
               </w:rPr>
               <w:t>11.2 How a change is priced</w:t>
               <w:tab/>
-              <w:t>16</w:t>
+              <w:t>17</w:t>
             </w:r>
           </w:hyperlink>
         </w:p>
@@ -1513,7 +1513,7 @@
             </w:tabs>
             <w:rPr/>
           </w:pPr>
-          <w:hyperlink w:anchor="__RefHeading___Toc5297_3066934455">
+          <w:hyperlink w:anchor="__RefHeading___Toc13171_1360963153">
             <w:r>
               <w:rPr>
                 <w:webHidden/>
@@ -1521,7 +1521,7 @@
               </w:rPr>
               <w:t>12. Payment terms</w:t>
               <w:tab/>
-              <w:t>17</w:t>
+              <w:t>18</w:t>
             </w:r>
           </w:hyperlink>
         </w:p>
@@ -1535,7 +1535,7 @@
             </w:tabs>
             <w:rPr/>
           </w:pPr>
-          <w:hyperlink w:anchor="__RefHeading___Toc5299_3066934455">
+          <w:hyperlink w:anchor="__RefHeading___Toc13173_1360963153">
             <w:r>
               <w:rPr>
                 <w:webHidden/>
@@ -1543,7 +1543,7 @@
               </w:rPr>
               <w:t>13. Taxes</w:t>
               <w:tab/>
-              <w:t>18</w:t>
+              <w:t>19</w:t>
             </w:r>
           </w:hyperlink>
         </w:p>
@@ -1557,7 +1557,7 @@
             </w:tabs>
             <w:rPr/>
           </w:pPr>
-          <w:hyperlink w:anchor="__RefHeading___Toc5301_3066934455">
+          <w:hyperlink w:anchor="__RefHeading___Toc13175_1360963153">
             <w:r>
               <w:rPr>
                 <w:webHidden/>
@@ -1565,7 +1565,7 @@
               </w:rPr>
               <w:t>14. Validity and conditions</w:t>
               <w:tab/>
-              <w:t>19</w:t>
+              <w:t>20</w:t>
             </w:r>
           </w:hyperlink>
         </w:p>
@@ -1579,7 +1579,7 @@
             </w:tabs>
             <w:rPr/>
           </w:pPr>
-          <w:hyperlink w:anchor="__RefHeading___Toc5303_3066934455">
+          <w:hyperlink w:anchor="__RefHeading___Toc13177_1360963153">
             <w:r>
               <w:rPr>
                 <w:webHidden/>
@@ -1587,7 +1587,7 @@
               </w:rPr>
               <w:t>15. How to proceed</w:t>
               <w:tab/>
-              <w:t>20</w:t>
+              <w:t>21</w:t>
             </w:r>
           </w:hyperlink>
         </w:p>
@@ -1601,7 +1601,7 @@
             </w:tabs>
             <w:rPr/>
           </w:pPr>
-          <w:hyperlink w:anchor="__RefHeading___Toc5305_3066934455">
+          <w:hyperlink w:anchor="__RefHeading___Toc13179_1360963153">
             <w:r>
               <w:rPr>
                 <w:webHidden/>
@@ -1616,7 +1616,7 @@
                 <w:rStyle w:val="IndexLink"/>
               </w:rPr>
               <w:tab/>
-              <w:t>21</w:t>
+              <w:t>22</w:t>
             </w:r>
           </w:hyperlink>
           <w:r>
@@ -1649,7 +1649,7 @@
       <w:r>
         <w:br w:type="page"/>
       </w:r>
-      <w:bookmarkStart w:id="0" w:name="__RefHeading___Toc5233_3066934455"/>
+      <w:bookmarkStart w:id="0" w:name="__RefHeading___Toc13107_1360963153"/>
       <w:bookmarkStart w:id="1" w:name="_Toc48319687"/>
       <w:bookmarkStart w:id="2" w:name="_Toc11824118"/>
       <w:bookmarkEnd w:id="0"/>
@@ -2006,7 +2006,7 @@
                 <w:szCs w:val="24"/>
                 <w:lang w:val="en-US" w:eastAsia="ja-JP" w:bidi="ar-SA"/>
               </w:rPr>
-              <w:t>03 October 2026</w:t>
+              <w:t>04 October 2026</w:t>
             </w:r>
           </w:p>
         </w:tc>
@@ -2043,7 +2043,7 @@
                 <w:szCs w:val="24"/>
                 <w:lang w:val="en-US" w:eastAsia="ja-JP" w:bidi="ar-SA"/>
               </w:rPr>
-              <w:t>1.0</w:t>
+              <w:t>1.1</w:t>
             </w:r>
           </w:p>
         </w:tc>
@@ -2191,7 +2191,7 @@
                 <w:szCs w:val="24"/>
                 <w:lang w:val="en-US" w:eastAsia="ja-JP" w:bidi="ar-SA"/>
               </w:rPr>
-              <w:t>Initial issue</w:t>
+              <w:t>Software list completed with the AML/CFT toolkit, IC compliance registers, BIR pack, integration connectors, dealer programmes and branding, all included; new optional lines for their activation and for connector go-live, to confirm by management</w:t>
             </w:r>
           </w:p>
         </w:tc>
@@ -2294,7 +2294,7 @@
           <w:spacing w:val="0"/>
         </w:rPr>
       </w:pPr>
-      <w:bookmarkStart w:id="4" w:name="__RefHeading___Toc5235_3066934455"/>
+      <w:bookmarkStart w:id="4" w:name="__RefHeading___Toc13109_1360963153"/>
       <w:bookmarkStart w:id="5" w:name="_Toc233203388"/>
       <w:bookmarkEnd w:id="4"/>
       <w:r>
@@ -2510,6 +2510,401 @@
                 <w:lang w:val="en-US" w:eastAsia="ja-JP" w:bidi="ar-SA"/>
               </w:rPr>
               <w:t>Annual Maintenance Contract</w:t>
+            </w:r>
+          </w:p>
+        </w:tc>
+      </w:tr>
+      <w:tr>
+        <w:trPr>
+          <w:trHeight w:val="449" w:hRule="atLeast"/>
+        </w:trPr>
+        <w:tc>
+          <w:tcPr>
+            <w:tcW w:w="2514" w:type="dxa"/>
+            <w:tcBorders>
+              <w:top w:val="single" w:sz="4" w:space="0" w:color="808080"/>
+              <w:left w:val="single" w:sz="4" w:space="0" w:color="808080"/>
+              <w:bottom w:val="single" w:sz="4" w:space="0" w:color="808080"/>
+              <w:right w:val="single" w:sz="4" w:space="0" w:color="808080"/>
+            </w:tcBorders>
+            <w:vAlign w:val="center"/>
+          </w:tcPr>
+          <w:p>
+            <w:pPr>
+              <w:pStyle w:val="Normal"/>
+              <w:widowControl/>
+              <w:spacing w:lineRule="auto" w:line="240" w:before="60" w:after="0"/>
+              <w:jc w:val="left"/>
+              <w:rPr>
+                <w:rFonts w:ascii="Segoe UI" w:hAnsi="Segoe UI" w:eastAsia="Arial" w:cs="Segoe UI"/>
+                <w:color w:val="101820"/>
+                <w:sz w:val="16"/>
+                <w:szCs w:val="16"/>
+              </w:rPr>
+            </w:pPr>
+            <w:r>
+              <w:rPr>
+                <w:rFonts w:eastAsia="Segoe UI" w:cs="Segoe UI" w:ascii="Segoe UI" w:hAnsi="Segoe UI"/>
+                <w:color w:val="101820"/>
+                <w:kern w:val="0"/>
+                <w:sz w:val="16"/>
+                <w:szCs w:val="24"/>
+                <w:lang w:val="en-US" w:eastAsia="ja-JP" w:bidi="ar-SA"/>
+              </w:rPr>
+              <w:t>AML</w:t>
+            </w:r>
+          </w:p>
+        </w:tc>
+        <w:tc>
+          <w:tcPr>
+            <w:tcW w:w="3712" w:type="dxa"/>
+            <w:tcBorders>
+              <w:top w:val="single" w:sz="4" w:space="0" w:color="808080"/>
+              <w:left w:val="single" w:sz="4" w:space="0" w:color="808080"/>
+              <w:bottom w:val="single" w:sz="4" w:space="0" w:color="808080"/>
+              <w:right w:val="single" w:sz="4" w:space="0" w:color="808080"/>
+            </w:tcBorders>
+            <w:vAlign w:val="center"/>
+          </w:tcPr>
+          <w:p>
+            <w:pPr>
+              <w:pStyle w:val="Normal"/>
+              <w:widowControl/>
+              <w:spacing w:lineRule="auto" w:line="240" w:before="60" w:after="0"/>
+              <w:jc w:val="left"/>
+              <w:rPr>
+                <w:rFonts w:ascii="Segoe UI" w:hAnsi="Segoe UI" w:eastAsia="Arial" w:cs="Segoe UI"/>
+                <w:color w:val="101820"/>
+                <w:sz w:val="16"/>
+                <w:szCs w:val="16"/>
+              </w:rPr>
+            </w:pPr>
+            <w:r>
+              <w:rPr>
+                <w:rFonts w:eastAsia="Segoe UI" w:cs="Segoe UI" w:ascii="Segoe UI" w:hAnsi="Segoe UI"/>
+                <w:color w:val="101820"/>
+                <w:kern w:val="0"/>
+                <w:sz w:val="16"/>
+                <w:szCs w:val="24"/>
+                <w:lang w:val="en-US" w:eastAsia="ja-JP" w:bidi="ar-SA"/>
+              </w:rPr>
+              <w:t>Anti-money laundering</w:t>
+            </w:r>
+          </w:p>
+        </w:tc>
+      </w:tr>
+      <w:tr>
+        <w:trPr>
+          <w:trHeight w:val="449" w:hRule="atLeast"/>
+        </w:trPr>
+        <w:tc>
+          <w:tcPr>
+            <w:tcW w:w="2514" w:type="dxa"/>
+            <w:tcBorders>
+              <w:top w:val="single" w:sz="4" w:space="0" w:color="808080"/>
+              <w:left w:val="single" w:sz="4" w:space="0" w:color="808080"/>
+              <w:bottom w:val="single" w:sz="4" w:space="0" w:color="808080"/>
+              <w:right w:val="single" w:sz="4" w:space="0" w:color="808080"/>
+            </w:tcBorders>
+            <w:vAlign w:val="center"/>
+          </w:tcPr>
+          <w:p>
+            <w:pPr>
+              <w:pStyle w:val="Normal"/>
+              <w:widowControl/>
+              <w:spacing w:lineRule="auto" w:line="240" w:before="60" w:after="0"/>
+              <w:jc w:val="left"/>
+              <w:rPr>
+                <w:rFonts w:ascii="Segoe UI" w:hAnsi="Segoe UI" w:eastAsia="Arial" w:cs="Segoe UI"/>
+                <w:color w:val="101820"/>
+                <w:sz w:val="16"/>
+                <w:szCs w:val="16"/>
+              </w:rPr>
+            </w:pPr>
+            <w:r>
+              <w:rPr>
+                <w:rFonts w:eastAsia="Segoe UI" w:cs="Segoe UI" w:ascii="Segoe UI" w:hAnsi="Segoe UI"/>
+                <w:color w:val="101820"/>
+                <w:kern w:val="0"/>
+                <w:sz w:val="16"/>
+                <w:szCs w:val="24"/>
+                <w:lang w:val="en-US" w:eastAsia="ja-JP" w:bidi="ar-SA"/>
+              </w:rPr>
+              <w:t>CFT</w:t>
+            </w:r>
+          </w:p>
+        </w:tc>
+        <w:tc>
+          <w:tcPr>
+            <w:tcW w:w="3712" w:type="dxa"/>
+            <w:tcBorders>
+              <w:top w:val="single" w:sz="4" w:space="0" w:color="808080"/>
+              <w:left w:val="single" w:sz="4" w:space="0" w:color="808080"/>
+              <w:bottom w:val="single" w:sz="4" w:space="0" w:color="808080"/>
+              <w:right w:val="single" w:sz="4" w:space="0" w:color="808080"/>
+            </w:tcBorders>
+            <w:vAlign w:val="center"/>
+          </w:tcPr>
+          <w:p>
+            <w:pPr>
+              <w:pStyle w:val="Normal"/>
+              <w:widowControl/>
+              <w:spacing w:lineRule="auto" w:line="240" w:before="60" w:after="0"/>
+              <w:jc w:val="left"/>
+              <w:rPr>
+                <w:rFonts w:ascii="Segoe UI" w:hAnsi="Segoe UI" w:eastAsia="Arial" w:cs="Segoe UI"/>
+                <w:color w:val="101820"/>
+                <w:sz w:val="16"/>
+                <w:szCs w:val="16"/>
+              </w:rPr>
+            </w:pPr>
+            <w:r>
+              <w:rPr>
+                <w:rFonts w:eastAsia="Segoe UI" w:cs="Segoe UI" w:ascii="Segoe UI" w:hAnsi="Segoe UI"/>
+                <w:color w:val="101820"/>
+                <w:kern w:val="0"/>
+                <w:sz w:val="16"/>
+                <w:szCs w:val="24"/>
+                <w:lang w:val="en-US" w:eastAsia="ja-JP" w:bidi="ar-SA"/>
+              </w:rPr>
+              <w:t>Countering the financing of terrorism</w:t>
+            </w:r>
+          </w:p>
+        </w:tc>
+      </w:tr>
+      <w:tr>
+        <w:trPr>
+          <w:trHeight w:val="449" w:hRule="atLeast"/>
+        </w:trPr>
+        <w:tc>
+          <w:tcPr>
+            <w:tcW w:w="2514" w:type="dxa"/>
+            <w:tcBorders>
+              <w:top w:val="single" w:sz="4" w:space="0" w:color="808080"/>
+              <w:left w:val="single" w:sz="4" w:space="0" w:color="808080"/>
+              <w:bottom w:val="single" w:sz="4" w:space="0" w:color="808080"/>
+              <w:right w:val="single" w:sz="4" w:space="0" w:color="808080"/>
+            </w:tcBorders>
+            <w:vAlign w:val="center"/>
+          </w:tcPr>
+          <w:p>
+            <w:pPr>
+              <w:pStyle w:val="Normal"/>
+              <w:widowControl/>
+              <w:spacing w:lineRule="auto" w:line="240" w:before="60" w:after="0"/>
+              <w:jc w:val="left"/>
+              <w:rPr>
+                <w:rFonts w:ascii="Segoe UI" w:hAnsi="Segoe UI" w:eastAsia="Arial" w:cs="Segoe UI"/>
+                <w:color w:val="101820"/>
+                <w:sz w:val="16"/>
+                <w:szCs w:val="16"/>
+              </w:rPr>
+            </w:pPr>
+            <w:r>
+              <w:rPr>
+                <w:rFonts w:eastAsia="Segoe UI" w:cs="Segoe UI" w:ascii="Segoe UI" w:hAnsi="Segoe UI"/>
+                <w:color w:val="101820"/>
+                <w:kern w:val="0"/>
+                <w:sz w:val="16"/>
+                <w:szCs w:val="24"/>
+                <w:lang w:val="en-US" w:eastAsia="ja-JP" w:bidi="ar-SA"/>
+              </w:rPr>
+              <w:t>EIS</w:t>
+            </w:r>
+          </w:p>
+        </w:tc>
+        <w:tc>
+          <w:tcPr>
+            <w:tcW w:w="3712" w:type="dxa"/>
+            <w:tcBorders>
+              <w:top w:val="single" w:sz="4" w:space="0" w:color="808080"/>
+              <w:left w:val="single" w:sz="4" w:space="0" w:color="808080"/>
+              <w:bottom w:val="single" w:sz="4" w:space="0" w:color="808080"/>
+              <w:right w:val="single" w:sz="4" w:space="0" w:color="808080"/>
+            </w:tcBorders>
+            <w:vAlign w:val="center"/>
+          </w:tcPr>
+          <w:p>
+            <w:pPr>
+              <w:pStyle w:val="Normal"/>
+              <w:widowControl/>
+              <w:spacing w:lineRule="auto" w:line="240" w:before="60" w:after="0"/>
+              <w:jc w:val="left"/>
+              <w:rPr>
+                <w:rFonts w:ascii="Segoe UI" w:hAnsi="Segoe UI" w:eastAsia="Arial" w:cs="Segoe UI"/>
+                <w:color w:val="101820"/>
+                <w:sz w:val="16"/>
+                <w:szCs w:val="16"/>
+              </w:rPr>
+            </w:pPr>
+            <w:r>
+              <w:rPr>
+                <w:rFonts w:eastAsia="Segoe UI" w:cs="Segoe UI" w:ascii="Segoe UI" w:hAnsi="Segoe UI"/>
+                <w:color w:val="101820"/>
+                <w:kern w:val="0"/>
+                <w:sz w:val="16"/>
+                <w:szCs w:val="24"/>
+                <w:lang w:val="en-US" w:eastAsia="ja-JP" w:bidi="ar-SA"/>
+              </w:rPr>
+              <w:t>Electronic Invoicing System</w:t>
+            </w:r>
+          </w:p>
+        </w:tc>
+      </w:tr>
+      <w:tr>
+        <w:trPr>
+          <w:trHeight w:val="449" w:hRule="atLeast"/>
+        </w:trPr>
+        <w:tc>
+          <w:tcPr>
+            <w:tcW w:w="2514" w:type="dxa"/>
+            <w:tcBorders>
+              <w:top w:val="single" w:sz="4" w:space="0" w:color="808080"/>
+              <w:left w:val="single" w:sz="4" w:space="0" w:color="808080"/>
+              <w:bottom w:val="single" w:sz="4" w:space="0" w:color="808080"/>
+              <w:right w:val="single" w:sz="4" w:space="0" w:color="808080"/>
+            </w:tcBorders>
+            <w:vAlign w:val="center"/>
+          </w:tcPr>
+          <w:p>
+            <w:pPr>
+              <w:pStyle w:val="Normal"/>
+              <w:widowControl/>
+              <w:spacing w:lineRule="auto" w:line="240" w:before="60" w:after="0"/>
+              <w:jc w:val="left"/>
+              <w:rPr>
+                <w:rFonts w:ascii="Segoe UI" w:hAnsi="Segoe UI" w:eastAsia="Arial" w:cs="Segoe UI"/>
+                <w:color w:val="101820"/>
+                <w:sz w:val="16"/>
+                <w:szCs w:val="16"/>
+              </w:rPr>
+            </w:pPr>
+            <w:r>
+              <w:rPr>
+                <w:rFonts w:eastAsia="Segoe UI" w:cs="Segoe UI" w:ascii="Segoe UI" w:hAnsi="Segoe UI"/>
+                <w:color w:val="101820"/>
+                <w:kern w:val="0"/>
+                <w:sz w:val="16"/>
+                <w:szCs w:val="24"/>
+                <w:lang w:val="en-US" w:eastAsia="ja-JP" w:bidi="ar-SA"/>
+              </w:rPr>
+              <w:t>EOPT</w:t>
+            </w:r>
+          </w:p>
+        </w:tc>
+        <w:tc>
+          <w:tcPr>
+            <w:tcW w:w="3712" w:type="dxa"/>
+            <w:tcBorders>
+              <w:top w:val="single" w:sz="4" w:space="0" w:color="808080"/>
+              <w:left w:val="single" w:sz="4" w:space="0" w:color="808080"/>
+              <w:bottom w:val="single" w:sz="4" w:space="0" w:color="808080"/>
+              <w:right w:val="single" w:sz="4" w:space="0" w:color="808080"/>
+            </w:tcBorders>
+            <w:vAlign w:val="center"/>
+          </w:tcPr>
+          <w:p>
+            <w:pPr>
+              <w:pStyle w:val="Normal"/>
+              <w:widowControl/>
+              <w:spacing w:lineRule="auto" w:line="240" w:before="60" w:after="0"/>
+              <w:jc w:val="left"/>
+              <w:rPr>
+                <w:rFonts w:ascii="Segoe UI" w:hAnsi="Segoe UI" w:eastAsia="Arial" w:cs="Segoe UI"/>
+                <w:color w:val="101820"/>
+                <w:sz w:val="16"/>
+                <w:szCs w:val="16"/>
+              </w:rPr>
+            </w:pPr>
+            <w:r>
+              <w:rPr>
+                <w:rFonts w:eastAsia="Segoe UI" w:cs="Segoe UI" w:ascii="Segoe UI" w:hAnsi="Segoe UI"/>
+                <w:color w:val="101820"/>
+                <w:kern w:val="0"/>
+                <w:sz w:val="16"/>
+                <w:szCs w:val="24"/>
+                <w:lang w:val="en-US" w:eastAsia="ja-JP" w:bidi="ar-SA"/>
+              </w:rPr>
+              <w:t>Ease of Paying Taxes Act</w:t>
+            </w:r>
+          </w:p>
+        </w:tc>
+      </w:tr>
+      <w:tr>
+        <w:trPr>
+          <w:trHeight w:val="449" w:hRule="atLeast"/>
+        </w:trPr>
+        <w:tc>
+          <w:tcPr>
+            <w:tcW w:w="2514" w:type="dxa"/>
+            <w:tcBorders>
+              <w:top w:val="single" w:sz="4" w:space="0" w:color="808080"/>
+              <w:left w:val="single" w:sz="4" w:space="0" w:color="808080"/>
+              <w:bottom w:val="single" w:sz="4" w:space="0" w:color="808080"/>
+              <w:right w:val="single" w:sz="4" w:space="0" w:color="808080"/>
+            </w:tcBorders>
+            <w:vAlign w:val="center"/>
+          </w:tcPr>
+          <w:p>
+            <w:pPr>
+              <w:pStyle w:val="Normal"/>
+              <w:widowControl/>
+              <w:spacing w:lineRule="auto" w:line="240" w:before="60" w:after="0"/>
+              <w:jc w:val="left"/>
+              <w:rPr>
+                <w:rFonts w:ascii="Segoe UI" w:hAnsi="Segoe UI" w:eastAsia="Arial" w:cs="Segoe UI"/>
+                <w:color w:val="101820"/>
+                <w:sz w:val="16"/>
+                <w:szCs w:val="16"/>
+              </w:rPr>
+            </w:pPr>
+            <w:r>
+              <w:rPr>
+                <w:rFonts w:eastAsia="Segoe UI" w:cs="Segoe UI" w:ascii="Segoe UI" w:hAnsi="Segoe UI"/>
+                <w:color w:val="101820"/>
+                <w:kern w:val="0"/>
+                <w:sz w:val="16"/>
+                <w:szCs w:val="24"/>
+                <w:lang w:val="en-US" w:eastAsia="ja-JP" w:bidi="ar-SA"/>
+              </w:rPr>
+              <w:t>CTPL</w:t>
+            </w:r>
+          </w:p>
+        </w:tc>
+        <w:tc>
+          <w:tcPr>
+            <w:tcW w:w="3712" w:type="dxa"/>
+            <w:tcBorders>
+              <w:top w:val="single" w:sz="4" w:space="0" w:color="808080"/>
+              <w:left w:val="single" w:sz="4" w:space="0" w:color="808080"/>
+              <w:bottom w:val="single" w:sz="4" w:space="0" w:color="808080"/>
+              <w:right w:val="single" w:sz="4" w:space="0" w:color="808080"/>
+            </w:tcBorders>
+            <w:vAlign w:val="center"/>
+          </w:tcPr>
+          <w:p>
+            <w:pPr>
+              <w:pStyle w:val="Normal"/>
+              <w:widowControl/>
+              <w:spacing w:lineRule="auto" w:line="240" w:before="60" w:after="0"/>
+              <w:jc w:val="left"/>
+              <w:rPr>
+                <w:rFonts w:ascii="Segoe UI" w:hAnsi="Segoe UI" w:eastAsia="Arial" w:cs="Segoe UI"/>
+                <w:color w:val="101820"/>
+                <w:sz w:val="16"/>
+                <w:szCs w:val="16"/>
+              </w:rPr>
+            </w:pPr>
+            <w:r>
+              <w:rPr>
+                <w:rFonts w:eastAsia="Segoe UI" w:cs="Segoe UI" w:ascii="Segoe UI" w:hAnsi="Segoe UI"/>
+                <w:color w:val="101820"/>
+                <w:kern w:val="0"/>
+                <w:sz w:val="16"/>
+                <w:szCs w:val="24"/>
+                <w:lang w:val="en-US" w:eastAsia="ja-JP" w:bidi="ar-SA"/>
+              </w:rPr>
+              <w:t>Compulsory third party liability</w:t>
             </w:r>
           </w:p>
         </w:tc>
@@ -3836,7 +4231,7 @@
         <w:pageBreakBefore w:val="false"/>
         <w:rPr/>
       </w:pPr>
-      <w:bookmarkStart w:id="6" w:name="__RefHeading___Toc5237_3066934455"/>
+      <w:bookmarkStart w:id="6" w:name="__RefHeading___Toc13111_1360963153"/>
       <w:bookmarkEnd w:id="6"/>
       <w:r>
         <w:rPr>
@@ -3875,7 +4270,7 @@
           <w:color w:val="101820"/>
           <w:sz w:val="21"/>
         </w:rPr>
-        <w:t>iNXT BrokerVerse OOTB covers sales and quotation, placement with insurers, policy issuance and servicing, endorsements, claims, renewals, billing, official receipts, remittance to insurers, commission, general ledger, bank and insurer reconciliation, BIR tax working papers, reinsurance and incentives. The prices are for the product as delivered. Changes to the product are change requests, priced at the day rates in this rate card.</w:t>
+        <w:t>iNXT BrokerVerse OOTB covers sales and quotation, placement with insurers, policy issuance and servicing, endorsements, claims, renewals, billing, official receipts and sales invoices, remittance to insurers, commission, general ledger, bank and insurer reconciliation, BIR forms and returns, anti-money laundering, the Insurance Commission and privacy registers, integrations with SMS gateways, the CTPL provider, insurers and banks, dealer programmes, reinsurance and incentives. The prices are for the product as delivered. Changes to the product are change requests, priced at the day rates in this rate card.</w:t>
       </w:r>
     </w:p>
     <w:p>
@@ -3892,7 +4287,7 @@
           <w:color w:val="101820"/>
           <w:sz w:val="20"/>
         </w:rPr>
-        <w:t>All prices are in PHP and exclude 12% VAT. USD figures are for reference only, at PHP 62.75 per USD (BSP reference rate, 25 September 2026). This rate card is valid for 90 days from 03 October 2026. A binding price is the price in a signed Order Form.</w:t>
+        <w:t>All prices are in PHP and exclude 12% VAT. USD figures are for reference only, at PHP 62.75 per USD (BSP reference rate, 25 September 2026). This rate card is valid for 90 days from 04 October 2026. Lines marked "to confirm by management" are proposals and are not quoted to a broker until iorta TechNXT management confirms them. A binding price is the price in a signed Order Form.</w:t>
       </w:r>
       <w:r>
         <w:br w:type="page"/>
@@ -3903,7 +4298,7 @@
         <w:pStyle w:val="Heading1"/>
         <w:rPr/>
       </w:pPr>
-      <w:bookmarkStart w:id="7" w:name="__RefHeading___Toc5239_3066934455"/>
+      <w:bookmarkStart w:id="7" w:name="__RefHeading___Toc13113_1360963153"/>
       <w:bookmarkEnd w:id="7"/>
       <w:r>
         <w:rPr>
@@ -3920,7 +4315,7 @@
         <w:pStyle w:val="Heading2"/>
         <w:rPr/>
       </w:pPr>
-      <w:bookmarkStart w:id="8" w:name="__RefHeading___Toc5241_3066934455"/>
+      <w:bookmarkStart w:id="8" w:name="__RefHeading___Toc13115_1360963153"/>
       <w:bookmarkEnd w:id="8"/>
       <w:r>
         <w:rPr>
@@ -4967,7 +5362,7 @@
         <w:pStyle w:val="Heading2"/>
         <w:rPr/>
       </w:pPr>
-      <w:bookmarkStart w:id="9" w:name="__RefHeading___Toc5243_3066934455"/>
+      <w:bookmarkStart w:id="9" w:name="__RefHeading___Toc13117_1360963153"/>
       <w:bookmarkEnd w:id="9"/>
       <w:r>
         <w:rPr>
@@ -6172,7 +6567,7 @@
         <w:pStyle w:val="Heading2"/>
         <w:rPr/>
       </w:pPr>
-      <w:bookmarkStart w:id="10" w:name="__RefHeading___Toc5245_3066934455"/>
+      <w:bookmarkStart w:id="10" w:name="__RefHeading___Toc13119_1360963153"/>
       <w:bookmarkEnd w:id="10"/>
       <w:r>
         <w:rPr>
@@ -7377,7 +7772,7 @@
         <w:pStyle w:val="Heading2"/>
         <w:rPr/>
       </w:pPr>
-      <w:bookmarkStart w:id="11" w:name="__RefHeading___Toc5247_3066934455"/>
+      <w:bookmarkStart w:id="11" w:name="__RefHeading___Toc13121_1360963153"/>
       <w:bookmarkEnd w:id="11"/>
       <w:r>
         <w:rPr>
@@ -8582,7 +8977,7 @@
         <w:pStyle w:val="Heading2"/>
         <w:rPr/>
       </w:pPr>
-      <w:bookmarkStart w:id="12" w:name="__RefHeading___Toc5249_3066934455"/>
+      <w:bookmarkStart w:id="12" w:name="__RefHeading___Toc13123_1360963153"/>
       <w:bookmarkEnd w:id="12"/>
       <w:r>
         <w:rPr>
@@ -9787,7 +10182,7 @@
         <w:pStyle w:val="Heading2"/>
         <w:rPr/>
       </w:pPr>
-      <w:bookmarkStart w:id="13" w:name="__RefHeading___Toc5251_3066934455"/>
+      <w:bookmarkStart w:id="13" w:name="__RefHeading___Toc13125_1360963153"/>
       <w:bookmarkEnd w:id="13"/>
       <w:r>
         <w:rPr>
@@ -9864,7 +10259,7 @@
         <w:pStyle w:val="Heading1"/>
         <w:rPr/>
       </w:pPr>
-      <w:bookmarkStart w:id="14" w:name="__RefHeading___Toc5253_3066934455"/>
+      <w:bookmarkStart w:id="14" w:name="__RefHeading___Toc13127_1360963153"/>
       <w:bookmarkEnd w:id="14"/>
       <w:r>
         <w:rPr>
@@ -9881,7 +10276,7 @@
         <w:pStyle w:val="Heading2"/>
         <w:rPr/>
       </w:pPr>
-      <w:bookmarkStart w:id="15" w:name="__RefHeading___Toc5255_3066934455"/>
+      <w:bookmarkStart w:id="15" w:name="__RefHeading___Toc13129_1360963153"/>
       <w:bookmarkEnd w:id="15"/>
       <w:r>
         <w:rPr>
@@ -9909,7 +10304,7 @@
           <w:color w:val="101820"/>
           <w:sz w:val="21"/>
         </w:rPr>
-        <w:t>iNXT BrokerVerse OOTB with all its modules: sales and quotation, placement, policy issuance and servicing, endorsements, claims, renewals, billing, official receipts, collections, remittance to insurers, direct bill, commission and referrer sharing, petty cash, journals, general ledger, bank and insurer reconciliation, month-end and year-end close, BIR working papers (Form 2307, VAT Summary, SAWT, QAP, SLSP), reinsurance and incentives.</w:t>
+        <w:t>iNXT BrokerVerse OOTB with all its modules: sales and quotation, lead assignment, distribution channels, dealer programmes, fleets, marine open covers, campaigns, placement, cover notes, policy issuance and servicing, endorsements and cancellations, claims, renewals, billing, official receipts, collections, post-dated cheques, remittance to insurers, direct bill, commission and referrer sharing, overriding commission from insurers, accounts payable, bank payment files, fixed assets, petty cash, journals, general ledger, bank and insurer reconciliation, month-end and year-end close, BIR forms and returns (2307, 0619-E, 1601-EQ, 1604-E, 2551Q, VAT Summary, SAWT, QAP, SLSP, DAT files), EOPT sales invoices, the EIS connector and the CAS books pack, the AML/CFT toolkit, the IC and NPC compliance registers, reinsurance and facultative placements, incentives, My Work, the Report Builder and BI extract, broker branding and e-signatures.</w:t>
       </w:r>
     </w:p>
     <w:p>
@@ -9928,7 +10323,45 @@
           <w:color w:val="101820"/>
           <w:sz w:val="21"/>
         </w:rPr>
-        <w:t>The seven delivered roles, maker-checker approvals, the authority matrix, segregation of duties checks, two-step verification and the audit trail.</w:t>
+        <w:t>The integration framework with the delivered connectors (SMS and Viber, CTPL authentication and the LTO feed, insurer API, bank payment files), delivered in test mode.</w:t>
+      </w:r>
+    </w:p>
+    <w:p>
+      <w:pPr>
+        <w:pStyle w:val="Normal"/>
+        <w:numPr>
+          <w:ilvl w:val="0"/>
+          <w:numId w:val="1"/>
+        </w:numPr>
+        <w:spacing w:before="0" w:after="60"/>
+        <w:rPr/>
+      </w:pPr>
+      <w:r>
+        <w:rPr>
+          <w:rFonts w:eastAsia="Segoe UI" w:cs="Segoe UI" w:ascii="Segoe UI" w:hAnsi="Segoe UI"/>
+          <w:color w:val="101820"/>
+          <w:sz w:val="21"/>
+        </w:rPr>
+        <w:t>The eight delivered roles, maker-checker approvals, the authority matrix, segregation of duties checks, two-step verification, masking of personal identifiers by role and the audit trail.</w:t>
+      </w:r>
+    </w:p>
+    <w:p>
+      <w:pPr>
+        <w:pStyle w:val="Normal"/>
+        <w:numPr>
+          <w:ilvl w:val="0"/>
+          <w:numId w:val="1"/>
+        </w:numPr>
+        <w:spacing w:before="0" w:after="60"/>
+        <w:rPr/>
+      </w:pPr>
+      <w:r>
+        <w:rPr>
+          <w:rFonts w:eastAsia="Segoe UI" w:cs="Segoe UI" w:ascii="Segoe UI" w:hAnsi="Segoe UI"/>
+          <w:color w:val="101820"/>
+          <w:sz w:val="21"/>
+        </w:rPr>
+        <w:t>No module is priced as an add-on. The set-up of the regulatory modules and the go-live of each connector with its partner are optional services (below).</w:t>
       </w:r>
     </w:p>
     <w:p>
@@ -9955,7 +10388,7 @@
         <w:pStyle w:val="Heading2"/>
         <w:rPr/>
       </w:pPr>
-      <w:bookmarkStart w:id="16" w:name="__RefHeading___Toc5257_3066934455"/>
+      <w:bookmarkStart w:id="16" w:name="__RefHeading___Toc13131_1360963153"/>
       <w:bookmarkEnd w:id="16"/>
       <w:r>
         <w:rPr>
@@ -11048,7 +11481,7 @@
         <w:pStyle w:val="Heading2"/>
         <w:rPr/>
       </w:pPr>
-      <w:bookmarkStart w:id="17" w:name="__RefHeading___Toc5259_3066934455"/>
+      <w:bookmarkStart w:id="17" w:name="__RefHeading___Toc13133_1360963153"/>
       <w:bookmarkEnd w:id="17"/>
       <w:r>
         <w:rPr>
@@ -11122,7 +11555,7 @@
         <w:pStyle w:val="Heading2"/>
         <w:rPr/>
       </w:pPr>
-      <w:bookmarkStart w:id="18" w:name="__RefHeading___Toc5261_3066934455"/>
+      <w:bookmarkStart w:id="18" w:name="__RefHeading___Toc13135_1360963153"/>
       <w:bookmarkEnd w:id="18"/>
       <w:r>
         <w:rPr>
@@ -11199,7 +11632,7 @@
         <w:pStyle w:val="Heading1"/>
         <w:rPr/>
       </w:pPr>
-      <w:bookmarkStart w:id="19" w:name="__RefHeading___Toc5263_3066934455"/>
+      <w:bookmarkStart w:id="19" w:name="__RefHeading___Toc13137_1360963153"/>
       <w:bookmarkEnd w:id="19"/>
       <w:r>
         <w:rPr>
@@ -11216,7 +11649,7 @@
         <w:pStyle w:val="Heading2"/>
         <w:rPr/>
       </w:pPr>
-      <w:bookmarkStart w:id="20" w:name="__RefHeading___Toc5265_3066934455"/>
+      <w:bookmarkStart w:id="20" w:name="__RefHeading___Toc13139_1360963153"/>
       <w:bookmarkEnd w:id="20"/>
       <w:r>
         <w:rPr>
@@ -11248,7 +11681,7 @@
         <w:pStyle w:val="Heading2"/>
         <w:rPr/>
       </w:pPr>
-      <w:bookmarkStart w:id="21" w:name="__RefHeading___Toc5267_3066934455"/>
+      <w:bookmarkStart w:id="21" w:name="__RefHeading___Toc13141_1360963153"/>
       <w:bookmarkEnd w:id="21"/>
       <w:r>
         <w:rPr>
@@ -11931,7 +12364,7 @@
         <w:pStyle w:val="Heading2"/>
         <w:rPr/>
       </w:pPr>
-      <w:bookmarkStart w:id="22" w:name="__RefHeading___Toc5269_3066934455"/>
+      <w:bookmarkStart w:id="22" w:name="__RefHeading___Toc13143_1360963153"/>
       <w:bookmarkEnd w:id="22"/>
       <w:r>
         <w:rPr>
@@ -12843,7 +13276,7 @@
         <w:pStyle w:val="Heading1"/>
         <w:rPr/>
       </w:pPr>
-      <w:bookmarkStart w:id="23" w:name="__RefHeading___Toc5271_3066934455"/>
+      <w:bookmarkStart w:id="23" w:name="__RefHeading___Toc13145_1360963153"/>
       <w:bookmarkEnd w:id="23"/>
       <w:r>
         <w:rPr>
@@ -13690,7 +14123,7 @@
         <w:pStyle w:val="Heading1"/>
         <w:rPr/>
       </w:pPr>
-      <w:bookmarkStart w:id="24" w:name="__RefHeading___Toc5273_3066934455"/>
+      <w:bookmarkStart w:id="24" w:name="__RefHeading___Toc13147_1360963153"/>
       <w:bookmarkEnd w:id="24"/>
       <w:r>
         <w:rPr>
@@ -13707,7 +14140,7 @@
         <w:pStyle w:val="Heading2"/>
         <w:rPr/>
       </w:pPr>
-      <w:bookmarkStart w:id="25" w:name="__RefHeading___Toc5275_3066934455"/>
+      <w:bookmarkStart w:id="25" w:name="__RefHeading___Toc13149_1360963153"/>
       <w:bookmarkEnd w:id="25"/>
       <w:r>
         <w:rPr>
@@ -14249,7 +14682,7 @@
         <w:pStyle w:val="Heading2"/>
         <w:rPr/>
       </w:pPr>
-      <w:bookmarkStart w:id="26" w:name="__RefHeading___Toc5277_3066934455"/>
+      <w:bookmarkStart w:id="26" w:name="__RefHeading___Toc13151_1360963153"/>
       <w:bookmarkEnd w:id="26"/>
       <w:r>
         <w:rPr>
@@ -16266,7 +16699,7 @@
         <w:pStyle w:val="Heading2"/>
         <w:rPr/>
       </w:pPr>
-      <w:bookmarkStart w:id="27" w:name="__RefHeading___Toc5279_3066934455"/>
+      <w:bookmarkStart w:id="27" w:name="__RefHeading___Toc13153_1360963153"/>
       <w:bookmarkEnd w:id="27"/>
       <w:r>
         <w:rPr>
@@ -17095,7 +17528,7 @@
         <w:pStyle w:val="Heading2"/>
         <w:rPr/>
       </w:pPr>
-      <w:bookmarkStart w:id="28" w:name="__RefHeading___Toc5281_3066934455"/>
+      <w:bookmarkStart w:id="28" w:name="__RefHeading___Toc13155_1360963153"/>
       <w:bookmarkEnd w:id="28"/>
       <w:r>
         <w:rPr>
@@ -17819,7 +18252,7 @@
         <w:pStyle w:val="Heading1"/>
         <w:rPr/>
       </w:pPr>
-      <w:bookmarkStart w:id="29" w:name="__RefHeading___Toc5283_3066934455"/>
+      <w:bookmarkStart w:id="29" w:name="__RefHeading___Toc13157_1360963153"/>
       <w:bookmarkEnd w:id="29"/>
       <w:r>
         <w:rPr>
@@ -17836,7 +18269,7 @@
         <w:pStyle w:val="Heading2"/>
         <w:rPr/>
       </w:pPr>
-      <w:bookmarkStart w:id="30" w:name="__RefHeading___Toc5285_3066934455"/>
+      <w:bookmarkStart w:id="30" w:name="__RefHeading___Toc13159_1360963153"/>
       <w:bookmarkEnd w:id="30"/>
       <w:r>
         <w:rPr>
@@ -18665,7 +19098,7 @@
         <w:pStyle w:val="Heading2"/>
         <w:rPr/>
       </w:pPr>
-      <w:bookmarkStart w:id="31" w:name="__RefHeading___Toc5287_3066934455"/>
+      <w:bookmarkStart w:id="31" w:name="__RefHeading___Toc13161_1360963153"/>
       <w:bookmarkEnd w:id="31"/>
       <w:r>
         <w:rPr>
@@ -19309,7 +19742,7 @@
         <w:pStyle w:val="Heading1"/>
         <w:rPr/>
       </w:pPr>
-      <w:bookmarkStart w:id="32" w:name="__RefHeading___Toc5289_3066934455"/>
+      <w:bookmarkStart w:id="32" w:name="__RefHeading___Toc13163_1360963153"/>
       <w:bookmarkEnd w:id="32"/>
       <w:r>
         <w:rPr>
@@ -20257,6 +20690,690 @@
                 <w:lang w:val="en-US" w:eastAsia="ja-JP" w:bidi="ar-SA"/>
               </w:rPr>
               <w:t>11,474</w:t>
+            </w:r>
+          </w:p>
+        </w:tc>
+      </w:tr>
+      <w:tr>
+        <w:trPr/>
+        <w:tc>
+          <w:tcPr>
+            <w:tcW w:w="4861" w:type="dxa"/>
+            <w:tcBorders>
+              <w:top w:val="single" w:sz="4" w:space="0" w:color="BFC7D1"/>
+              <w:left w:val="single" w:sz="4" w:space="0" w:color="BFC7D1"/>
+              <w:bottom w:val="single" w:sz="4" w:space="0" w:color="BFC7D1"/>
+              <w:right w:val="single" w:sz="4" w:space="0" w:color="BFC7D1"/>
+            </w:tcBorders>
+          </w:tcPr>
+          <w:p>
+            <w:pPr>
+              <w:pStyle w:val="Normal"/>
+              <w:widowControl/>
+              <w:spacing w:lineRule="auto" w:line="240" w:before="0" w:after="20"/>
+              <w:jc w:val="left"/>
+              <w:rPr>
+                <w:rFonts w:ascii="Aptos" w:hAnsi="Aptos" w:eastAsia="ＭＳ 明朝" w:cs="Arial"/>
+                <w:kern w:val="0"/>
+                <w:sz w:val="24"/>
+                <w:szCs w:val="24"/>
+                <w:lang w:val="en-US" w:eastAsia="ja-JP" w:bidi="ar-SA"/>
+              </w:rPr>
+            </w:pPr>
+            <w:r>
+              <w:rPr>
+                <w:rFonts w:eastAsia="Segoe UI" w:cs="Segoe UI" w:ascii="Segoe UI" w:hAnsi="Segoe UI"/>
+                <w:color w:val="101820"/>
+                <w:kern w:val="0"/>
+                <w:sz w:val="18"/>
+                <w:szCs w:val="24"/>
+                <w:lang w:val="en-US" w:eastAsia="ja-JP" w:bidi="ar-SA"/>
+              </w:rPr>
+              <w:t>Connector go-live with a partner (to confirm by management)</w:t>
+            </w:r>
+          </w:p>
+        </w:tc>
+        <w:tc>
+          <w:tcPr>
+            <w:tcW w:w="2836" w:type="dxa"/>
+            <w:tcBorders>
+              <w:top w:val="single" w:sz="4" w:space="0" w:color="BFC7D1"/>
+              <w:left w:val="single" w:sz="4" w:space="0" w:color="BFC7D1"/>
+              <w:bottom w:val="single" w:sz="4" w:space="0" w:color="BFC7D1"/>
+              <w:right w:val="single" w:sz="4" w:space="0" w:color="BFC7D1"/>
+            </w:tcBorders>
+          </w:tcPr>
+          <w:p>
+            <w:pPr>
+              <w:pStyle w:val="Normal"/>
+              <w:widowControl/>
+              <w:spacing w:lineRule="auto" w:line="240" w:before="0" w:after="20"/>
+              <w:jc w:val="left"/>
+              <w:rPr>
+                <w:rFonts w:ascii="Aptos" w:hAnsi="Aptos" w:eastAsia="ＭＳ 明朝" w:cs="Arial"/>
+                <w:kern w:val="0"/>
+                <w:sz w:val="24"/>
+                <w:szCs w:val="24"/>
+                <w:lang w:val="en-US" w:eastAsia="ja-JP" w:bidi="ar-SA"/>
+              </w:rPr>
+            </w:pPr>
+            <w:r>
+              <w:rPr>
+                <w:rFonts w:eastAsia="Segoe UI" w:cs="Segoe UI" w:ascii="Segoe UI" w:hAnsi="Segoe UI"/>
+                <w:color w:val="101820"/>
+                <w:kern w:val="0"/>
+                <w:sz w:val="18"/>
+                <w:szCs w:val="24"/>
+                <w:lang w:val="en-US" w:eastAsia="ja-JP" w:bidi="ar-SA"/>
+              </w:rPr>
+              <w:t>80,000.00 per connector</w:t>
+            </w:r>
+          </w:p>
+        </w:tc>
+        <w:tc>
+          <w:tcPr>
+            <w:tcW w:w="1318" w:type="dxa"/>
+            <w:tcBorders>
+              <w:top w:val="single" w:sz="4" w:space="0" w:color="BFC7D1"/>
+              <w:left w:val="single" w:sz="4" w:space="0" w:color="BFC7D1"/>
+              <w:bottom w:val="single" w:sz="4" w:space="0" w:color="BFC7D1"/>
+              <w:right w:val="single" w:sz="4" w:space="0" w:color="BFC7D1"/>
+            </w:tcBorders>
+          </w:tcPr>
+          <w:p>
+            <w:pPr>
+              <w:pStyle w:val="Normal"/>
+              <w:widowControl/>
+              <w:spacing w:lineRule="auto" w:line="240" w:before="0" w:after="20"/>
+              <w:jc w:val="left"/>
+              <w:rPr>
+                <w:rFonts w:ascii="Aptos" w:hAnsi="Aptos" w:eastAsia="ＭＳ 明朝" w:cs="Arial"/>
+                <w:kern w:val="0"/>
+                <w:sz w:val="24"/>
+                <w:szCs w:val="24"/>
+                <w:lang w:val="en-US" w:eastAsia="ja-JP" w:bidi="ar-SA"/>
+              </w:rPr>
+            </w:pPr>
+            <w:r>
+              <w:rPr>
+                <w:rFonts w:eastAsia="Segoe UI" w:cs="Segoe UI" w:ascii="Segoe UI" w:hAnsi="Segoe UI"/>
+                <w:color w:val="101820"/>
+                <w:kern w:val="0"/>
+                <w:sz w:val="18"/>
+                <w:szCs w:val="24"/>
+                <w:lang w:val="en-US" w:eastAsia="ja-JP" w:bidi="ar-SA"/>
+              </w:rPr>
+              <w:t>1,275</w:t>
+            </w:r>
+          </w:p>
+        </w:tc>
+      </w:tr>
+      <w:tr>
+        <w:trPr/>
+        <w:tc>
+          <w:tcPr>
+            <w:tcW w:w="4861" w:type="dxa"/>
+            <w:tcBorders>
+              <w:top w:val="single" w:sz="4" w:space="0" w:color="BFC7D1"/>
+              <w:left w:val="single" w:sz="4" w:space="0" w:color="BFC7D1"/>
+              <w:bottom w:val="single" w:sz="4" w:space="0" w:color="BFC7D1"/>
+              <w:right w:val="single" w:sz="4" w:space="0" w:color="BFC7D1"/>
+            </w:tcBorders>
+          </w:tcPr>
+          <w:p>
+            <w:pPr>
+              <w:pStyle w:val="Normal"/>
+              <w:widowControl/>
+              <w:spacing w:lineRule="auto" w:line="240" w:before="0" w:after="20"/>
+              <w:jc w:val="left"/>
+              <w:rPr>
+                <w:rFonts w:ascii="Aptos" w:hAnsi="Aptos" w:eastAsia="ＭＳ 明朝" w:cs="Arial"/>
+                <w:kern w:val="0"/>
+                <w:sz w:val="24"/>
+                <w:szCs w:val="24"/>
+                <w:lang w:val="en-US" w:eastAsia="ja-JP" w:bidi="ar-SA"/>
+              </w:rPr>
+            </w:pPr>
+            <w:r>
+              <w:rPr>
+                <w:rFonts w:eastAsia="Segoe UI" w:cs="Segoe UI" w:ascii="Segoe UI" w:hAnsi="Segoe UI"/>
+                <w:color w:val="101820"/>
+                <w:kern w:val="0"/>
+                <w:sz w:val="18"/>
+                <w:szCs w:val="24"/>
+                <w:lang w:val="en-US" w:eastAsia="ja-JP" w:bidi="ar-SA"/>
+              </w:rPr>
+              <w:t>Activation of the AML/CFT toolkit (to confirm by management)</w:t>
+            </w:r>
+          </w:p>
+        </w:tc>
+        <w:tc>
+          <w:tcPr>
+            <w:tcW w:w="2836" w:type="dxa"/>
+            <w:tcBorders>
+              <w:top w:val="single" w:sz="4" w:space="0" w:color="BFC7D1"/>
+              <w:left w:val="single" w:sz="4" w:space="0" w:color="BFC7D1"/>
+              <w:bottom w:val="single" w:sz="4" w:space="0" w:color="BFC7D1"/>
+              <w:right w:val="single" w:sz="4" w:space="0" w:color="BFC7D1"/>
+            </w:tcBorders>
+          </w:tcPr>
+          <w:p>
+            <w:pPr>
+              <w:pStyle w:val="Normal"/>
+              <w:widowControl/>
+              <w:spacing w:lineRule="auto" w:line="240" w:before="0" w:after="20"/>
+              <w:jc w:val="left"/>
+              <w:rPr>
+                <w:rFonts w:ascii="Aptos" w:hAnsi="Aptos" w:eastAsia="ＭＳ 明朝" w:cs="Arial"/>
+                <w:kern w:val="0"/>
+                <w:sz w:val="24"/>
+                <w:szCs w:val="24"/>
+                <w:lang w:val="en-US" w:eastAsia="ja-JP" w:bidi="ar-SA"/>
+              </w:rPr>
+            </w:pPr>
+            <w:r>
+              <w:rPr>
+                <w:rFonts w:eastAsia="Segoe UI" w:cs="Segoe UI" w:ascii="Segoe UI" w:hAnsi="Segoe UI"/>
+                <w:color w:val="101820"/>
+                <w:kern w:val="0"/>
+                <w:sz w:val="18"/>
+                <w:szCs w:val="24"/>
+                <w:lang w:val="en-US" w:eastAsia="ja-JP" w:bidi="ar-SA"/>
+              </w:rPr>
+              <w:t>130,000.00 one-time</w:t>
+            </w:r>
+          </w:p>
+        </w:tc>
+        <w:tc>
+          <w:tcPr>
+            <w:tcW w:w="1318" w:type="dxa"/>
+            <w:tcBorders>
+              <w:top w:val="single" w:sz="4" w:space="0" w:color="BFC7D1"/>
+              <w:left w:val="single" w:sz="4" w:space="0" w:color="BFC7D1"/>
+              <w:bottom w:val="single" w:sz="4" w:space="0" w:color="BFC7D1"/>
+              <w:right w:val="single" w:sz="4" w:space="0" w:color="BFC7D1"/>
+            </w:tcBorders>
+          </w:tcPr>
+          <w:p>
+            <w:pPr>
+              <w:pStyle w:val="Normal"/>
+              <w:widowControl/>
+              <w:spacing w:lineRule="auto" w:line="240" w:before="0" w:after="20"/>
+              <w:jc w:val="left"/>
+              <w:rPr>
+                <w:rFonts w:ascii="Aptos" w:hAnsi="Aptos" w:eastAsia="ＭＳ 明朝" w:cs="Arial"/>
+                <w:kern w:val="0"/>
+                <w:sz w:val="24"/>
+                <w:szCs w:val="24"/>
+                <w:lang w:val="en-US" w:eastAsia="ja-JP" w:bidi="ar-SA"/>
+              </w:rPr>
+            </w:pPr>
+            <w:r>
+              <w:rPr>
+                <w:rFonts w:eastAsia="Segoe UI" w:cs="Segoe UI" w:ascii="Segoe UI" w:hAnsi="Segoe UI"/>
+                <w:color w:val="101820"/>
+                <w:kern w:val="0"/>
+                <w:sz w:val="18"/>
+                <w:szCs w:val="24"/>
+                <w:lang w:val="en-US" w:eastAsia="ja-JP" w:bidi="ar-SA"/>
+              </w:rPr>
+              <w:t>2,072</w:t>
+            </w:r>
+          </w:p>
+        </w:tc>
+      </w:tr>
+      <w:tr>
+        <w:trPr/>
+        <w:tc>
+          <w:tcPr>
+            <w:tcW w:w="4861" w:type="dxa"/>
+            <w:tcBorders>
+              <w:top w:val="single" w:sz="4" w:space="0" w:color="BFC7D1"/>
+              <w:left w:val="single" w:sz="4" w:space="0" w:color="BFC7D1"/>
+              <w:bottom w:val="single" w:sz="4" w:space="0" w:color="BFC7D1"/>
+              <w:right w:val="single" w:sz="4" w:space="0" w:color="BFC7D1"/>
+            </w:tcBorders>
+          </w:tcPr>
+          <w:p>
+            <w:pPr>
+              <w:pStyle w:val="Normal"/>
+              <w:widowControl/>
+              <w:spacing w:lineRule="auto" w:line="240" w:before="0" w:after="20"/>
+              <w:jc w:val="left"/>
+              <w:rPr>
+                <w:rFonts w:ascii="Aptos" w:hAnsi="Aptos" w:eastAsia="ＭＳ 明朝" w:cs="Arial"/>
+                <w:kern w:val="0"/>
+                <w:sz w:val="24"/>
+                <w:szCs w:val="24"/>
+                <w:lang w:val="en-US" w:eastAsia="ja-JP" w:bidi="ar-SA"/>
+              </w:rPr>
+            </w:pPr>
+            <w:r>
+              <w:rPr>
+                <w:rFonts w:eastAsia="Segoe UI" w:cs="Segoe UI" w:ascii="Segoe UI" w:hAnsi="Segoe UI"/>
+                <w:color w:val="101820"/>
+                <w:kern w:val="0"/>
+                <w:sz w:val="18"/>
+                <w:szCs w:val="24"/>
+                <w:lang w:val="en-US" w:eastAsia="ja-JP" w:bidi="ar-SA"/>
+              </w:rPr>
+              <w:t>Activation of the IC compliance registers (to confirm by management)</w:t>
+            </w:r>
+          </w:p>
+        </w:tc>
+        <w:tc>
+          <w:tcPr>
+            <w:tcW w:w="2836" w:type="dxa"/>
+            <w:tcBorders>
+              <w:top w:val="single" w:sz="4" w:space="0" w:color="BFC7D1"/>
+              <w:left w:val="single" w:sz="4" w:space="0" w:color="BFC7D1"/>
+              <w:bottom w:val="single" w:sz="4" w:space="0" w:color="BFC7D1"/>
+              <w:right w:val="single" w:sz="4" w:space="0" w:color="BFC7D1"/>
+            </w:tcBorders>
+          </w:tcPr>
+          <w:p>
+            <w:pPr>
+              <w:pStyle w:val="Normal"/>
+              <w:widowControl/>
+              <w:spacing w:lineRule="auto" w:line="240" w:before="0" w:after="20"/>
+              <w:jc w:val="left"/>
+              <w:rPr>
+                <w:rFonts w:ascii="Aptos" w:hAnsi="Aptos" w:eastAsia="ＭＳ 明朝" w:cs="Arial"/>
+                <w:kern w:val="0"/>
+                <w:sz w:val="24"/>
+                <w:szCs w:val="24"/>
+                <w:lang w:val="en-US" w:eastAsia="ja-JP" w:bidi="ar-SA"/>
+              </w:rPr>
+            </w:pPr>
+            <w:r>
+              <w:rPr>
+                <w:rFonts w:eastAsia="Segoe UI" w:cs="Segoe UI" w:ascii="Segoe UI" w:hAnsi="Segoe UI"/>
+                <w:color w:val="101820"/>
+                <w:kern w:val="0"/>
+                <w:sz w:val="18"/>
+                <w:szCs w:val="24"/>
+                <w:lang w:val="en-US" w:eastAsia="ja-JP" w:bidi="ar-SA"/>
+              </w:rPr>
+              <w:t>100,000.00 one-time</w:t>
+            </w:r>
+          </w:p>
+        </w:tc>
+        <w:tc>
+          <w:tcPr>
+            <w:tcW w:w="1318" w:type="dxa"/>
+            <w:tcBorders>
+              <w:top w:val="single" w:sz="4" w:space="0" w:color="BFC7D1"/>
+              <w:left w:val="single" w:sz="4" w:space="0" w:color="BFC7D1"/>
+              <w:bottom w:val="single" w:sz="4" w:space="0" w:color="BFC7D1"/>
+              <w:right w:val="single" w:sz="4" w:space="0" w:color="BFC7D1"/>
+            </w:tcBorders>
+          </w:tcPr>
+          <w:p>
+            <w:pPr>
+              <w:pStyle w:val="Normal"/>
+              <w:widowControl/>
+              <w:spacing w:lineRule="auto" w:line="240" w:before="0" w:after="20"/>
+              <w:jc w:val="left"/>
+              <w:rPr>
+                <w:rFonts w:ascii="Aptos" w:hAnsi="Aptos" w:eastAsia="ＭＳ 明朝" w:cs="Arial"/>
+                <w:kern w:val="0"/>
+                <w:sz w:val="24"/>
+                <w:szCs w:val="24"/>
+                <w:lang w:val="en-US" w:eastAsia="ja-JP" w:bidi="ar-SA"/>
+              </w:rPr>
+            </w:pPr>
+            <w:r>
+              <w:rPr>
+                <w:rFonts w:eastAsia="Segoe UI" w:cs="Segoe UI" w:ascii="Segoe UI" w:hAnsi="Segoe UI"/>
+                <w:color w:val="101820"/>
+                <w:kern w:val="0"/>
+                <w:sz w:val="18"/>
+                <w:szCs w:val="24"/>
+                <w:lang w:val="en-US" w:eastAsia="ja-JP" w:bidi="ar-SA"/>
+              </w:rPr>
+              <w:t>1,594</w:t>
+            </w:r>
+          </w:p>
+        </w:tc>
+      </w:tr>
+      <w:tr>
+        <w:trPr/>
+        <w:tc>
+          <w:tcPr>
+            <w:tcW w:w="4861" w:type="dxa"/>
+            <w:tcBorders>
+              <w:top w:val="single" w:sz="4" w:space="0" w:color="BFC7D1"/>
+              <w:left w:val="single" w:sz="4" w:space="0" w:color="BFC7D1"/>
+              <w:bottom w:val="single" w:sz="4" w:space="0" w:color="BFC7D1"/>
+              <w:right w:val="single" w:sz="4" w:space="0" w:color="BFC7D1"/>
+            </w:tcBorders>
+          </w:tcPr>
+          <w:p>
+            <w:pPr>
+              <w:pStyle w:val="Normal"/>
+              <w:widowControl/>
+              <w:spacing w:lineRule="auto" w:line="240" w:before="0" w:after="20"/>
+              <w:jc w:val="left"/>
+              <w:rPr>
+                <w:rFonts w:ascii="Aptos" w:hAnsi="Aptos" w:eastAsia="ＭＳ 明朝" w:cs="Arial"/>
+                <w:kern w:val="0"/>
+                <w:sz w:val="24"/>
+                <w:szCs w:val="24"/>
+                <w:lang w:val="en-US" w:eastAsia="ja-JP" w:bidi="ar-SA"/>
+              </w:rPr>
+            </w:pPr>
+            <w:r>
+              <w:rPr>
+                <w:rFonts w:eastAsia="Segoe UI" w:cs="Segoe UI" w:ascii="Segoe UI" w:hAnsi="Segoe UI"/>
+                <w:color w:val="101820"/>
+                <w:kern w:val="0"/>
+                <w:sz w:val="18"/>
+                <w:szCs w:val="24"/>
+                <w:lang w:val="en-US" w:eastAsia="ja-JP" w:bidi="ar-SA"/>
+              </w:rPr>
+              <w:t>Activation of the BIR pack (to confirm by management)</w:t>
+            </w:r>
+          </w:p>
+        </w:tc>
+        <w:tc>
+          <w:tcPr>
+            <w:tcW w:w="2836" w:type="dxa"/>
+            <w:tcBorders>
+              <w:top w:val="single" w:sz="4" w:space="0" w:color="BFC7D1"/>
+              <w:left w:val="single" w:sz="4" w:space="0" w:color="BFC7D1"/>
+              <w:bottom w:val="single" w:sz="4" w:space="0" w:color="BFC7D1"/>
+              <w:right w:val="single" w:sz="4" w:space="0" w:color="BFC7D1"/>
+            </w:tcBorders>
+          </w:tcPr>
+          <w:p>
+            <w:pPr>
+              <w:pStyle w:val="Normal"/>
+              <w:widowControl/>
+              <w:spacing w:lineRule="auto" w:line="240" w:before="0" w:after="20"/>
+              <w:jc w:val="left"/>
+              <w:rPr>
+                <w:rFonts w:ascii="Aptos" w:hAnsi="Aptos" w:eastAsia="ＭＳ 明朝" w:cs="Arial"/>
+                <w:kern w:val="0"/>
+                <w:sz w:val="24"/>
+                <w:szCs w:val="24"/>
+                <w:lang w:val="en-US" w:eastAsia="ja-JP" w:bidi="ar-SA"/>
+              </w:rPr>
+            </w:pPr>
+            <w:r>
+              <w:rPr>
+                <w:rFonts w:eastAsia="Segoe UI" w:cs="Segoe UI" w:ascii="Segoe UI" w:hAnsi="Segoe UI"/>
+                <w:color w:val="101820"/>
+                <w:kern w:val="0"/>
+                <w:sz w:val="18"/>
+                <w:szCs w:val="24"/>
+                <w:lang w:val="en-US" w:eastAsia="ja-JP" w:bidi="ar-SA"/>
+              </w:rPr>
+              <w:t>130,000.00 one-time</w:t>
+            </w:r>
+          </w:p>
+        </w:tc>
+        <w:tc>
+          <w:tcPr>
+            <w:tcW w:w="1318" w:type="dxa"/>
+            <w:tcBorders>
+              <w:top w:val="single" w:sz="4" w:space="0" w:color="BFC7D1"/>
+              <w:left w:val="single" w:sz="4" w:space="0" w:color="BFC7D1"/>
+              <w:bottom w:val="single" w:sz="4" w:space="0" w:color="BFC7D1"/>
+              <w:right w:val="single" w:sz="4" w:space="0" w:color="BFC7D1"/>
+            </w:tcBorders>
+          </w:tcPr>
+          <w:p>
+            <w:pPr>
+              <w:pStyle w:val="Normal"/>
+              <w:widowControl/>
+              <w:spacing w:lineRule="auto" w:line="240" w:before="0" w:after="20"/>
+              <w:jc w:val="left"/>
+              <w:rPr>
+                <w:rFonts w:ascii="Aptos" w:hAnsi="Aptos" w:eastAsia="ＭＳ 明朝" w:cs="Arial"/>
+                <w:kern w:val="0"/>
+                <w:sz w:val="24"/>
+                <w:szCs w:val="24"/>
+                <w:lang w:val="en-US" w:eastAsia="ja-JP" w:bidi="ar-SA"/>
+              </w:rPr>
+            </w:pPr>
+            <w:r>
+              <w:rPr>
+                <w:rFonts w:eastAsia="Segoe UI" w:cs="Segoe UI" w:ascii="Segoe UI" w:hAnsi="Segoe UI"/>
+                <w:color w:val="101820"/>
+                <w:kern w:val="0"/>
+                <w:sz w:val="18"/>
+                <w:szCs w:val="24"/>
+                <w:lang w:val="en-US" w:eastAsia="ja-JP" w:bidi="ar-SA"/>
+              </w:rPr>
+              <w:t>2,072</w:t>
+            </w:r>
+          </w:p>
+        </w:tc>
+      </w:tr>
+      <w:tr>
+        <w:trPr/>
+        <w:tc>
+          <w:tcPr>
+            <w:tcW w:w="4861" w:type="dxa"/>
+            <w:tcBorders>
+              <w:top w:val="single" w:sz="4" w:space="0" w:color="BFC7D1"/>
+              <w:left w:val="single" w:sz="4" w:space="0" w:color="BFC7D1"/>
+              <w:bottom w:val="single" w:sz="4" w:space="0" w:color="BFC7D1"/>
+              <w:right w:val="single" w:sz="4" w:space="0" w:color="BFC7D1"/>
+            </w:tcBorders>
+          </w:tcPr>
+          <w:p>
+            <w:pPr>
+              <w:pStyle w:val="Normal"/>
+              <w:widowControl/>
+              <w:spacing w:lineRule="auto" w:line="240" w:before="0" w:after="20"/>
+              <w:jc w:val="left"/>
+              <w:rPr>
+                <w:rFonts w:ascii="Aptos" w:hAnsi="Aptos" w:eastAsia="ＭＳ 明朝" w:cs="Arial"/>
+                <w:kern w:val="0"/>
+                <w:sz w:val="24"/>
+                <w:szCs w:val="24"/>
+                <w:lang w:val="en-US" w:eastAsia="ja-JP" w:bidi="ar-SA"/>
+              </w:rPr>
+            </w:pPr>
+            <w:r>
+              <w:rPr>
+                <w:rFonts w:eastAsia="Segoe UI" w:cs="Segoe UI" w:ascii="Segoe UI" w:hAnsi="Segoe UI"/>
+                <w:color w:val="101820"/>
+                <w:kern w:val="0"/>
+                <w:sz w:val="18"/>
+                <w:szCs w:val="24"/>
+                <w:lang w:val="en-US" w:eastAsia="ja-JP" w:bidi="ar-SA"/>
+              </w:rPr>
+              <w:t>Dealer programme set-up (to confirm by management)</w:t>
+            </w:r>
+          </w:p>
+        </w:tc>
+        <w:tc>
+          <w:tcPr>
+            <w:tcW w:w="2836" w:type="dxa"/>
+            <w:tcBorders>
+              <w:top w:val="single" w:sz="4" w:space="0" w:color="BFC7D1"/>
+              <w:left w:val="single" w:sz="4" w:space="0" w:color="BFC7D1"/>
+              <w:bottom w:val="single" w:sz="4" w:space="0" w:color="BFC7D1"/>
+              <w:right w:val="single" w:sz="4" w:space="0" w:color="BFC7D1"/>
+            </w:tcBorders>
+          </w:tcPr>
+          <w:p>
+            <w:pPr>
+              <w:pStyle w:val="Normal"/>
+              <w:widowControl/>
+              <w:spacing w:lineRule="auto" w:line="240" w:before="0" w:after="20"/>
+              <w:jc w:val="left"/>
+              <w:rPr>
+                <w:rFonts w:ascii="Aptos" w:hAnsi="Aptos" w:eastAsia="ＭＳ 明朝" w:cs="Arial"/>
+                <w:kern w:val="0"/>
+                <w:sz w:val="24"/>
+                <w:szCs w:val="24"/>
+                <w:lang w:val="en-US" w:eastAsia="ja-JP" w:bidi="ar-SA"/>
+              </w:rPr>
+            </w:pPr>
+            <w:r>
+              <w:rPr>
+                <w:rFonts w:eastAsia="Segoe UI" w:cs="Segoe UI" w:ascii="Segoe UI" w:hAnsi="Segoe UI"/>
+                <w:color w:val="101820"/>
+                <w:kern w:val="0"/>
+                <w:sz w:val="18"/>
+                <w:szCs w:val="24"/>
+                <w:lang w:val="en-US" w:eastAsia="ja-JP" w:bidi="ar-SA"/>
+              </w:rPr>
+              <w:t>50,000.00 per programme</w:t>
+            </w:r>
+          </w:p>
+        </w:tc>
+        <w:tc>
+          <w:tcPr>
+            <w:tcW w:w="1318" w:type="dxa"/>
+            <w:tcBorders>
+              <w:top w:val="single" w:sz="4" w:space="0" w:color="BFC7D1"/>
+              <w:left w:val="single" w:sz="4" w:space="0" w:color="BFC7D1"/>
+              <w:bottom w:val="single" w:sz="4" w:space="0" w:color="BFC7D1"/>
+              <w:right w:val="single" w:sz="4" w:space="0" w:color="BFC7D1"/>
+            </w:tcBorders>
+          </w:tcPr>
+          <w:p>
+            <w:pPr>
+              <w:pStyle w:val="Normal"/>
+              <w:widowControl/>
+              <w:spacing w:lineRule="auto" w:line="240" w:before="0" w:after="20"/>
+              <w:jc w:val="left"/>
+              <w:rPr>
+                <w:rFonts w:ascii="Aptos" w:hAnsi="Aptos" w:eastAsia="ＭＳ 明朝" w:cs="Arial"/>
+                <w:kern w:val="0"/>
+                <w:sz w:val="24"/>
+                <w:szCs w:val="24"/>
+                <w:lang w:val="en-US" w:eastAsia="ja-JP" w:bidi="ar-SA"/>
+              </w:rPr>
+            </w:pPr>
+            <w:r>
+              <w:rPr>
+                <w:rFonts w:eastAsia="Segoe UI" w:cs="Segoe UI" w:ascii="Segoe UI" w:hAnsi="Segoe UI"/>
+                <w:color w:val="101820"/>
+                <w:kern w:val="0"/>
+                <w:sz w:val="18"/>
+                <w:szCs w:val="24"/>
+                <w:lang w:val="en-US" w:eastAsia="ja-JP" w:bidi="ar-SA"/>
+              </w:rPr>
+              <w:t>797</w:t>
+            </w:r>
+          </w:p>
+        </w:tc>
+      </w:tr>
+      <w:tr>
+        <w:trPr/>
+        <w:tc>
+          <w:tcPr>
+            <w:tcW w:w="4861" w:type="dxa"/>
+            <w:tcBorders>
+              <w:top w:val="single" w:sz="4" w:space="0" w:color="BFC7D1"/>
+              <w:left w:val="single" w:sz="4" w:space="0" w:color="BFC7D1"/>
+              <w:bottom w:val="single" w:sz="4" w:space="0" w:color="BFC7D1"/>
+              <w:right w:val="single" w:sz="4" w:space="0" w:color="BFC7D1"/>
+            </w:tcBorders>
+          </w:tcPr>
+          <w:p>
+            <w:pPr>
+              <w:pStyle w:val="Normal"/>
+              <w:widowControl/>
+              <w:spacing w:lineRule="auto" w:line="240" w:before="0" w:after="20"/>
+              <w:jc w:val="left"/>
+              <w:rPr>
+                <w:rFonts w:ascii="Aptos" w:hAnsi="Aptos" w:eastAsia="ＭＳ 明朝" w:cs="Arial"/>
+                <w:kern w:val="0"/>
+                <w:sz w:val="24"/>
+                <w:szCs w:val="24"/>
+                <w:lang w:val="en-US" w:eastAsia="ja-JP" w:bidi="ar-SA"/>
+              </w:rPr>
+            </w:pPr>
+            <w:r>
+              <w:rPr>
+                <w:rFonts w:eastAsia="Segoe UI" w:cs="Segoe UI" w:ascii="Segoe UI" w:hAnsi="Segoe UI"/>
+                <w:color w:val="101820"/>
+                <w:kern w:val="0"/>
+                <w:sz w:val="18"/>
+                <w:szCs w:val="24"/>
+                <w:lang w:val="en-US" w:eastAsia="ja-JP" w:bidi="ar-SA"/>
+              </w:rPr>
+              <w:t>Client brand pack (to confirm by management)</w:t>
+            </w:r>
+          </w:p>
+        </w:tc>
+        <w:tc>
+          <w:tcPr>
+            <w:tcW w:w="2836" w:type="dxa"/>
+            <w:tcBorders>
+              <w:top w:val="single" w:sz="4" w:space="0" w:color="BFC7D1"/>
+              <w:left w:val="single" w:sz="4" w:space="0" w:color="BFC7D1"/>
+              <w:bottom w:val="single" w:sz="4" w:space="0" w:color="BFC7D1"/>
+              <w:right w:val="single" w:sz="4" w:space="0" w:color="BFC7D1"/>
+            </w:tcBorders>
+          </w:tcPr>
+          <w:p>
+            <w:pPr>
+              <w:pStyle w:val="Normal"/>
+              <w:widowControl/>
+              <w:spacing w:lineRule="auto" w:line="240" w:before="0" w:after="20"/>
+              <w:jc w:val="left"/>
+              <w:rPr>
+                <w:rFonts w:ascii="Aptos" w:hAnsi="Aptos" w:eastAsia="ＭＳ 明朝" w:cs="Arial"/>
+                <w:kern w:val="0"/>
+                <w:sz w:val="24"/>
+                <w:szCs w:val="24"/>
+                <w:lang w:val="en-US" w:eastAsia="ja-JP" w:bidi="ar-SA"/>
+              </w:rPr>
+            </w:pPr>
+            <w:r>
+              <w:rPr>
+                <w:rFonts w:eastAsia="Segoe UI" w:cs="Segoe UI" w:ascii="Segoe UI" w:hAnsi="Segoe UI"/>
+                <w:color w:val="101820"/>
+                <w:kern w:val="0"/>
+                <w:sz w:val="18"/>
+                <w:szCs w:val="24"/>
+                <w:lang w:val="en-US" w:eastAsia="ja-JP" w:bidi="ar-SA"/>
+              </w:rPr>
+              <w:t>30,000.00 per pack</w:t>
+            </w:r>
+          </w:p>
+        </w:tc>
+        <w:tc>
+          <w:tcPr>
+            <w:tcW w:w="1318" w:type="dxa"/>
+            <w:tcBorders>
+              <w:top w:val="single" w:sz="4" w:space="0" w:color="BFC7D1"/>
+              <w:left w:val="single" w:sz="4" w:space="0" w:color="BFC7D1"/>
+              <w:bottom w:val="single" w:sz="4" w:space="0" w:color="BFC7D1"/>
+              <w:right w:val="single" w:sz="4" w:space="0" w:color="BFC7D1"/>
+            </w:tcBorders>
+          </w:tcPr>
+          <w:p>
+            <w:pPr>
+              <w:pStyle w:val="Normal"/>
+              <w:widowControl/>
+              <w:spacing w:lineRule="auto" w:line="240" w:before="0" w:after="20"/>
+              <w:jc w:val="left"/>
+              <w:rPr>
+                <w:rFonts w:ascii="Aptos" w:hAnsi="Aptos" w:eastAsia="ＭＳ 明朝" w:cs="Arial"/>
+                <w:kern w:val="0"/>
+                <w:sz w:val="24"/>
+                <w:szCs w:val="24"/>
+                <w:lang w:val="en-US" w:eastAsia="ja-JP" w:bidi="ar-SA"/>
+              </w:rPr>
+            </w:pPr>
+            <w:r>
+              <w:rPr>
+                <w:rFonts w:eastAsia="Segoe UI" w:cs="Segoe UI" w:ascii="Segoe UI" w:hAnsi="Segoe UI"/>
+                <w:color w:val="101820"/>
+                <w:kern w:val="0"/>
+                <w:sz w:val="18"/>
+                <w:szCs w:val="24"/>
+                <w:lang w:val="en-US" w:eastAsia="ja-JP" w:bidi="ar-SA"/>
+              </w:rPr>
+              <w:t>478</w:t>
             </w:r>
           </w:p>
         </w:tc>
@@ -20649,7 +21766,64 @@
           <w:color w:val="101820"/>
           <w:sz w:val="21"/>
         </w:rPr>
-        <w:t>A standard integration is one documented API or file exchange in one direction. A complex integration is two-way, has no API, or is a batch with reconciliation.</w:t>
+        <w:t>A standard integration is one documented API or file exchange in one direction, of a kind the delivered connectors do not cover. A complex integration is two-way, has no API, or is a batch with reconciliation.</w:t>
+      </w:r>
+    </w:p>
+    <w:p>
+      <w:pPr>
+        <w:pStyle w:val="Normal"/>
+        <w:numPr>
+          <w:ilvl w:val="0"/>
+          <w:numId w:val="1"/>
+        </w:numPr>
+        <w:spacing w:before="0" w:after="60"/>
+        <w:rPr/>
+      </w:pPr>
+      <w:r>
+        <w:rPr>
+          <w:rFonts w:eastAsia="Segoe UI" w:cs="Segoe UI" w:ascii="Segoe UI" w:hAnsi="Segoe UI"/>
+          <w:color w:val="101820"/>
+          <w:sz w:val="21"/>
+        </w:rPr>
+        <w:t>Connector go-live takes one delivered connector live with one partner (one SMS gateway, the CTPL provider and LTO feed, one insurer's API mapping, one bank's file layout, or the BIR EIS): configuration, credential check, live test and support of the partner's acceptance. The partner's certification of its interface, its fees and the broker's contract with it are outside this price.</w:t>
+      </w:r>
+    </w:p>
+    <w:p>
+      <w:pPr>
+        <w:pStyle w:val="Normal"/>
+        <w:numPr>
+          <w:ilvl w:val="0"/>
+          <w:numId w:val="1"/>
+        </w:numPr>
+        <w:spacing w:before="0" w:after="60"/>
+        <w:rPr/>
+      </w:pPr>
+      <w:r>
+        <w:rPr>
+          <w:rFonts w:eastAsia="Segoe UI" w:cs="Segoe UI" w:ascii="Segoe UI" w:hAnsi="Segoe UI"/>
+          <w:color w:val="101820"/>
+          <w:sz w:val="21"/>
+        </w:rPr>
+        <w:t>The activation lines cover the set-up workshops and configuration of a module already included in the software: AML/CFT (risk factors, rules, lists, provider and a test AMLC file with the compliance officer), IC compliance registers (licences, fit and proper records, insurer certificates, complaints and breach settings, mapping of the IC statement to the broker's chart), BIR pack (BIR and EOPT invoice settings, ATCs and a DAT file dry run with the tax adviser, CAS books pack). The compliance officer and the tax adviser confirm the settings; filings stay with the broker.</w:t>
+      </w:r>
+    </w:p>
+    <w:p>
+      <w:pPr>
+        <w:pStyle w:val="Normal"/>
+        <w:numPr>
+          <w:ilvl w:val="0"/>
+          <w:numId w:val="1"/>
+        </w:numPr>
+        <w:spacing w:before="0" w:after="60"/>
+        <w:rPr/>
+      </w:pPr>
+      <w:r>
+        <w:rPr>
+          <w:rFonts w:eastAsia="Segoe UI" w:cs="Segoe UI" w:ascii="Segoe UI" w:hAnsi="Segoe UI"/>
+          <w:color w:val="101820"/>
+          <w:sz w:val="21"/>
+        </w:rPr>
+        <w:t>A client brand pack that carries another company's marks is built and applied only with that company's written permission.</w:t>
       </w:r>
     </w:p>
     <w:p>
@@ -20679,7 +21853,7 @@
         <w:pStyle w:val="Heading1"/>
         <w:rPr/>
       </w:pPr>
-      <w:bookmarkStart w:id="33" w:name="__RefHeading___Toc5291_3066934455"/>
+      <w:bookmarkStart w:id="33" w:name="__RefHeading___Toc13165_1360963153"/>
       <w:bookmarkEnd w:id="33"/>
       <w:r>
         <w:rPr>
@@ -20696,7 +21870,7 @@
         <w:pStyle w:val="Heading2"/>
         <w:rPr/>
       </w:pPr>
-      <w:bookmarkStart w:id="34" w:name="__RefHeading___Toc5293_3066934455"/>
+      <w:bookmarkStart w:id="34" w:name="__RefHeading___Toc13167_1360963153"/>
       <w:bookmarkEnd w:id="34"/>
       <w:r>
         <w:rPr>
@@ -21451,7 +22625,7 @@
         <w:pStyle w:val="Heading2"/>
         <w:rPr/>
       </w:pPr>
-      <w:bookmarkStart w:id="35" w:name="__RefHeading___Toc5295_3066934455"/>
+      <w:bookmarkStart w:id="35" w:name="__RefHeading___Toc13169_1360963153"/>
       <w:bookmarkEnd w:id="35"/>
       <w:r>
         <w:rPr>
@@ -22208,7 +23382,7 @@
         <w:pStyle w:val="Heading1"/>
         <w:rPr/>
       </w:pPr>
-      <w:bookmarkStart w:id="36" w:name="__RefHeading___Toc5297_3066934455"/>
+      <w:bookmarkStart w:id="36" w:name="__RefHeading___Toc13171_1360963153"/>
       <w:bookmarkEnd w:id="36"/>
       <w:r>
         <w:rPr>
@@ -22995,7 +24169,7 @@
         <w:pStyle w:val="Heading1"/>
         <w:rPr/>
       </w:pPr>
-      <w:bookmarkStart w:id="37" w:name="__RefHeading___Toc5299_3066934455"/>
+      <w:bookmarkStart w:id="37" w:name="__RefHeading___Toc13173_1360963153"/>
       <w:bookmarkEnd w:id="37"/>
       <w:r>
         <w:rPr>
@@ -23072,7 +24246,7 @@
         <w:pStyle w:val="Heading1"/>
         <w:rPr/>
       </w:pPr>
-      <w:bookmarkStart w:id="38" w:name="__RefHeading___Toc5301_3066934455"/>
+      <w:bookmarkStart w:id="38" w:name="__RefHeading___Toc13175_1360963153"/>
       <w:bookmarkEnd w:id="38"/>
       <w:r>
         <w:rPr>
@@ -23100,7 +24274,7 @@
           <w:color w:val="101820"/>
           <w:sz w:val="21"/>
         </w:rPr>
-        <w:t>This rate card is valid for 90 days from 03 October 2026. A quotation is valid for 90 days from its date.</w:t>
+        <w:t>This rate card is valid for 90 days from 04 October 2026. A quotation is valid for 90 days from its date.</w:t>
       </w:r>
     </w:p>
     <w:p>
@@ -23187,7 +24361,7 @@
         <w:pStyle w:val="Heading1"/>
         <w:rPr/>
       </w:pPr>
-      <w:bookmarkStart w:id="39" w:name="__RefHeading___Toc5303_3066934455"/>
+      <w:bookmarkStart w:id="39" w:name="__RefHeading___Toc13177_1360963153"/>
       <w:bookmarkEnd w:id="39"/>
       <w:r>
         <w:rPr>
@@ -23331,7 +24505,7 @@
           <w:spacing w:val="0"/>
         </w:rPr>
       </w:pPr>
-      <w:bookmarkStart w:id="40" w:name="__RefHeading___Toc5305_3066934455"/>
+      <w:bookmarkStart w:id="40" w:name="__RefHeading___Toc13179_1360963153"/>
       <w:bookmarkStart w:id="41" w:name="_Toc233203395"/>
       <w:bookmarkEnd w:id="40"/>
       <w:r>
@@ -25089,7 +26263,7 @@
       <w:r>
         <w:rPr/>
         <w:drawing>
-          <wp:anchor behindDoc="1" distT="0" distB="0" distL="0" distR="0" simplePos="0" locked="0" layoutInCell="0" allowOverlap="1" relativeHeight="24">
+          <wp:anchor behindDoc="1" distT="0" distB="0" distL="0" distR="0" simplePos="0" locked="0" layoutInCell="0" allowOverlap="1" relativeHeight="25">
             <wp:simplePos x="0" y="0"/>
             <wp:positionH relativeFrom="margin">
               <wp:align>center</wp:align>
@@ -25160,7 +26334,7 @@
     <w:r>
       <w:rPr/>
       <w:drawing>
-        <wp:anchor behindDoc="1" distT="0" distB="0" distL="0" distR="0" simplePos="0" locked="0" layoutInCell="0" allowOverlap="1" relativeHeight="23">
+        <wp:anchor behindDoc="1" distT="0" distB="0" distL="0" distR="0" simplePos="0" locked="0" layoutInCell="0" allowOverlap="1" relativeHeight="24">
           <wp:simplePos x="0" y="0"/>
           <wp:positionH relativeFrom="page">
             <wp:align>left</wp:align>
@@ -25219,7 +26393,7 @@
     <w:r>
       <w:rPr/>
       <w:drawing>
-        <wp:anchor behindDoc="1" distT="0" distB="0" distL="0" distR="0" simplePos="0" locked="0" layoutInCell="0" allowOverlap="1" relativeHeight="23">
+        <wp:anchor behindDoc="1" distT="0" distB="0" distL="0" distR="0" simplePos="0" locked="0" layoutInCell="0" allowOverlap="1" relativeHeight="24">
           <wp:simplePos x="0" y="0"/>
           <wp:positionH relativeFrom="page">
             <wp:align>left</wp:align>

--- a/docs/package/02_Commercials/iNXT_BrokerVerse_Commercial_Proposal_Rate_Card.docx
+++ b/docs/package/02_Commercials/iNXT_BrokerVerse_Commercial_Proposal_Rate_Card.docx
@@ -10,7 +10,7 @@
       <w:r>
         <w:rPr/>
         <w:drawing>
-          <wp:anchor behindDoc="1" distT="0" distB="0" distL="0" distR="0" simplePos="0" locked="0" layoutInCell="0" allowOverlap="1" relativeHeight="26">
+          <wp:anchor behindDoc="1" distT="0" distB="0" distL="0" distR="0" simplePos="0" locked="0" layoutInCell="0" allowOverlap="1" relativeHeight="27">
             <wp:simplePos x="0" y="0"/>
             <wp:positionH relativeFrom="margin">
               <wp:posOffset>-914400</wp:posOffset>
@@ -55,7 +55,7 @@
           </wp:anchor>
         </w:drawing>
         <w:drawing>
-          <wp:anchor behindDoc="1" distT="0" distB="0" distL="0" distR="0" simplePos="0" locked="0" layoutInCell="0" allowOverlap="1" relativeHeight="37">
+          <wp:anchor behindDoc="1" distT="0" distB="0" distL="0" distR="0" simplePos="0" locked="0" layoutInCell="0" allowOverlap="1" relativeHeight="38">
             <wp:simplePos x="0" y="0"/>
             <wp:positionH relativeFrom="margin">
               <wp:align>center</wp:align>
@@ -111,7 +111,7 @@
         <mc:AlternateContent>
           <mc:Choice Requires="wps">
             <w:drawing>
-              <wp:anchor behindDoc="0" distT="45720" distB="45720" distL="114300" distR="114300" simplePos="0" locked="0" layoutInCell="0" allowOverlap="1" relativeHeight="27" wp14:anchorId="3D43415C">
+              <wp:anchor behindDoc="0" distT="45720" distB="45720" distL="114300" distR="114300" simplePos="0" locked="0" layoutInCell="0" allowOverlap="1" relativeHeight="28" wp14:anchorId="3D43415C">
                 <wp:simplePos x="0" y="0"/>
                 <wp:positionH relativeFrom="page">
                   <wp:posOffset>194310</wp:posOffset>
@@ -226,7 +226,7 @@
         <mc:AlternateContent>
           <mc:Choice Requires="wps">
             <w:drawing>
-              <wp:anchor behindDoc="0" distT="45720" distB="45720" distL="113030" distR="114935" simplePos="0" locked="0" layoutInCell="0" allowOverlap="1" relativeHeight="29" wp14:anchorId="58C23128">
+              <wp:anchor behindDoc="0" distT="45720" distB="45720" distL="113030" distR="114935" simplePos="0" locked="0" layoutInCell="0" allowOverlap="1" relativeHeight="30" wp14:anchorId="58C23128">
                 <wp:simplePos x="0" y="0"/>
                 <wp:positionH relativeFrom="page">
                   <wp:posOffset>3094990</wp:posOffset>
@@ -341,7 +341,7 @@
         <mc:AlternateContent>
           <mc:Choice Requires="wps">
             <w:drawing>
-              <wp:anchor behindDoc="0" distT="45720" distB="45720" distL="114300" distR="113665" simplePos="0" locked="0" layoutInCell="0" allowOverlap="1" relativeHeight="31" wp14:anchorId="1BF25123">
+              <wp:anchor behindDoc="0" distT="45720" distB="45720" distL="114300" distR="113665" simplePos="0" locked="0" layoutInCell="0" allowOverlap="1" relativeHeight="32" wp14:anchorId="1BF25123">
                 <wp:simplePos x="0" y="0"/>
                 <wp:positionH relativeFrom="page">
                   <wp:posOffset>4992370</wp:posOffset>
@@ -456,7 +456,7 @@
         <mc:AlternateContent>
           <mc:Choice Requires="wps">
             <w:drawing>
-              <wp:anchor behindDoc="0" distT="45720" distB="46355" distL="114300" distR="114300" simplePos="0" locked="0" layoutInCell="0" allowOverlap="1" relativeHeight="33" wp14:anchorId="01DE2BF4">
+              <wp:anchor behindDoc="0" distT="45720" distB="46355" distL="114300" distR="114300" simplePos="0" locked="0" layoutInCell="0" allowOverlap="1" relativeHeight="34" wp14:anchorId="01DE2BF4">
                 <wp:simplePos x="0" y="0"/>
                 <wp:positionH relativeFrom="margin">
                   <wp:align>center</wp:align>
@@ -601,7 +601,7 @@
         <mc:AlternateContent>
           <mc:Choice Requires="wps">
             <w:drawing>
-              <wp:anchor behindDoc="0" distT="45720" distB="50800" distL="114300" distR="114300" simplePos="0" locked="0" layoutInCell="0" allowOverlap="1" relativeHeight="35" wp14:anchorId="204C02CC">
+              <wp:anchor behindDoc="0" distT="45720" distB="50800" distL="114300" distR="114300" simplePos="0" locked="0" layoutInCell="0" allowOverlap="1" relativeHeight="36" wp14:anchorId="204C02CC">
                 <wp:simplePos x="0" y="0"/>
                 <wp:positionH relativeFrom="margin">
                   <wp:align>center</wp:align>
@@ -789,7 +789,7 @@
             </w:rPr>
             <w:fldChar w:fldCharType="separate"/>
           </w:r>
-          <w:hyperlink w:anchor="__RefHeading___Toc13107_1360963153">
+          <w:hyperlink w:anchor="__RefHeading___Toc6065_2842061002">
             <w:r>
               <w:rPr>
                 <w:webHidden/>
@@ -824,7 +824,7 @@
             </w:tabs>
             <w:rPr/>
           </w:pPr>
-          <w:hyperlink w:anchor="__RefHeading___Toc13109_1360963153">
+          <w:hyperlink w:anchor="__RefHeading___Toc6067_2842061002">
             <w:r>
               <w:rPr>
                 <w:webHidden/>
@@ -853,7 +853,7 @@
             </w:tabs>
             <w:rPr/>
           </w:pPr>
-          <w:hyperlink w:anchor="__RefHeading___Toc13111_1360963153">
+          <w:hyperlink w:anchor="__RefHeading___Toc6069_2842061002">
             <w:r>
               <w:rPr>
                 <w:webHidden/>
@@ -875,7 +875,7 @@
             </w:tabs>
             <w:rPr/>
           </w:pPr>
-          <w:hyperlink w:anchor="__RefHeading___Toc13113_1360963153">
+          <w:hyperlink w:anchor="__RefHeading___Toc6071_2842061002">
             <w:r>
               <w:rPr>
                 <w:webHidden/>
@@ -883,7 +883,7 @@
               </w:rPr>
               <w:t>4. Packages at a glance</w:t>
               <w:tab/>
-              <w:t>6</w:t>
+              <w:t>7</w:t>
             </w:r>
           </w:hyperlink>
         </w:p>
@@ -897,7 +897,7 @@
             </w:tabs>
             <w:rPr/>
           </w:pPr>
-          <w:hyperlink w:anchor="__RefHeading___Toc13115_1360963153">
+          <w:hyperlink w:anchor="__RefHeading___Toc6073_2842061002">
             <w:r>
               <w:rPr>
                 <w:webHidden/>
@@ -905,7 +905,7 @@
               </w:rPr>
               <w:t>4.1 How the packages are built</w:t>
               <w:tab/>
-              <w:t>6</w:t>
+              <w:t>7</w:t>
             </w:r>
           </w:hyperlink>
         </w:p>
@@ -919,7 +919,7 @@
             </w:tabs>
             <w:rPr/>
           </w:pPr>
-          <w:hyperlink w:anchor="__RefHeading___Toc13117_1360963153">
+          <w:hyperlink w:anchor="__RefHeading___Toc6075_2842061002">
             <w:r>
               <w:rPr>
                 <w:webHidden/>
@@ -927,7 +927,7 @@
               </w:rPr>
               <w:t>4.2 Small broker: 15 users, 5 lines of business</w:t>
               <w:tab/>
-              <w:t>6</w:t>
+              <w:t>7</w:t>
             </w:r>
           </w:hyperlink>
         </w:p>
@@ -941,7 +941,7 @@
             </w:tabs>
             <w:rPr/>
           </w:pPr>
-          <w:hyperlink w:anchor="__RefHeading___Toc13119_1360963153">
+          <w:hyperlink w:anchor="__RefHeading___Toc6077_2842061002">
             <w:r>
               <w:rPr>
                 <w:webHidden/>
@@ -949,7 +949,7 @@
               </w:rPr>
               <w:t>4.3 Medium broker: 60 users, 8 lines of business</w:t>
               <w:tab/>
-              <w:t>6</w:t>
+              <w:t>7</w:t>
             </w:r>
           </w:hyperlink>
         </w:p>
@@ -963,7 +963,7 @@
             </w:tabs>
             <w:rPr/>
           </w:pPr>
-          <w:hyperlink w:anchor="__RefHeading___Toc13121_1360963153">
+          <w:hyperlink w:anchor="__RefHeading___Toc6079_2842061002">
             <w:r>
               <w:rPr>
                 <w:webHidden/>
@@ -971,7 +971,7 @@
               </w:rPr>
               <w:t>4.4 Large broker: 180 users, 12 lines of business</w:t>
               <w:tab/>
-              <w:t>7</w:t>
+              <w:t>8</w:t>
             </w:r>
           </w:hyperlink>
         </w:p>
@@ -985,7 +985,7 @@
             </w:tabs>
             <w:rPr/>
           </w:pPr>
-          <w:hyperlink w:anchor="__RefHeading___Toc13123_1360963153">
+          <w:hyperlink w:anchor="__RefHeading___Toc6081_2842061002">
             <w:r>
               <w:rPr>
                 <w:webHidden/>
@@ -993,7 +993,7 @@
               </w:rPr>
               <w:t>4.5 Enterprise broker: 400 users, 16 lines of business</w:t>
               <w:tab/>
-              <w:t>7</w:t>
+              <w:t>8</w:t>
             </w:r>
           </w:hyperlink>
         </w:p>
@@ -1007,7 +1007,7 @@
             </w:tabs>
             <w:rPr/>
           </w:pPr>
-          <w:hyperlink w:anchor="__RefHeading___Toc13125_1360963153">
+          <w:hyperlink w:anchor="__RefHeading___Toc6083_2842061002">
             <w:r>
               <w:rPr>
                 <w:webHidden/>
@@ -1015,7 +1015,7 @@
               </w:rPr>
               <w:t>4.6 Choosing between the models</w:t>
               <w:tab/>
-              <w:t>7</w:t>
+              <w:t>8</w:t>
             </w:r>
           </w:hyperlink>
         </w:p>
@@ -1029,7 +1029,7 @@
             </w:tabs>
             <w:rPr/>
           </w:pPr>
-          <w:hyperlink w:anchor="__RefHeading___Toc13127_1360963153">
+          <w:hyperlink w:anchor="__RefHeading___Toc6085_2842061002">
             <w:r>
               <w:rPr>
                 <w:webHidden/>
@@ -1037,7 +1037,7 @@
               </w:rPr>
               <w:t>5. What every package includes</w:t>
               <w:tab/>
-              <w:t>8</w:t>
+              <w:t>9</w:t>
             </w:r>
           </w:hyperlink>
         </w:p>
@@ -1051,7 +1051,7 @@
             </w:tabs>
             <w:rPr/>
           </w:pPr>
-          <w:hyperlink w:anchor="__RefHeading___Toc13129_1360963153">
+          <w:hyperlink w:anchor="__RefHeading___Toc6087_2842061002">
             <w:r>
               <w:rPr>
                 <w:webHidden/>
@@ -1059,7 +1059,7 @@
               </w:rPr>
               <w:t>5.1 Software</w:t>
               <w:tab/>
-              <w:t>8</w:t>
+              <w:t>9</w:t>
             </w:r>
           </w:hyperlink>
         </w:p>
@@ -1073,7 +1073,7 @@
             </w:tabs>
             <w:rPr/>
           </w:pPr>
-          <w:hyperlink w:anchor="__RefHeading___Toc13131_1360963153">
+          <w:hyperlink w:anchor="__RefHeading___Toc6089_2842061002">
             <w:r>
               <w:rPr>
                 <w:webHidden/>
@@ -1081,7 +1081,7 @@
               </w:rPr>
               <w:t>5.2 Implementation</w:t>
               <w:tab/>
-              <w:t>8</w:t>
+              <w:t>9</w:t>
             </w:r>
           </w:hyperlink>
         </w:p>
@@ -1095,7 +1095,7 @@
             </w:tabs>
             <w:rPr/>
           </w:pPr>
-          <w:hyperlink w:anchor="__RefHeading___Toc13133_1360963153">
+          <w:hyperlink w:anchor="__RefHeading___Toc6091_2842061002">
             <w:r>
               <w:rPr>
                 <w:webHidden/>
@@ -1103,7 +1103,7 @@
               </w:rPr>
               <w:t>5.3 Support</w:t>
               <w:tab/>
-              <w:t>9</w:t>
+              <w:t>10</w:t>
             </w:r>
           </w:hyperlink>
         </w:p>
@@ -1117,7 +1117,7 @@
             </w:tabs>
             <w:rPr/>
           </w:pPr>
-          <w:hyperlink w:anchor="__RefHeading___Toc13135_1360963153">
+          <w:hyperlink w:anchor="__RefHeading___Toc6093_2842061002">
             <w:r>
               <w:rPr>
                 <w:webHidden/>
@@ -1125,7 +1125,7 @@
               </w:rPr>
               <w:t>5.4 Hosting (when iorta TechNXT hosts)</w:t>
               <w:tab/>
-              <w:t>9</w:t>
+              <w:t>10</w:t>
             </w:r>
           </w:hyperlink>
         </w:p>
@@ -1139,7 +1139,7 @@
             </w:tabs>
             <w:rPr/>
           </w:pPr>
-          <w:hyperlink w:anchor="__RefHeading___Toc13137_1360963153">
+          <w:hyperlink w:anchor="__RefHeading___Toc6095_2842061002">
             <w:r>
               <w:rPr>
                 <w:webHidden/>
@@ -1147,7 +1147,7 @@
               </w:rPr>
               <w:t>6. Licence models</w:t>
               <w:tab/>
-              <w:t>10</w:t>
+              <w:t>11</w:t>
             </w:r>
           </w:hyperlink>
         </w:p>
@@ -1161,7 +1161,7 @@
             </w:tabs>
             <w:rPr/>
           </w:pPr>
-          <w:hyperlink w:anchor="__RefHeading___Toc13139_1360963153">
+          <w:hyperlink w:anchor="__RefHeading___Toc6097_2842061002">
             <w:r>
               <w:rPr>
                 <w:webHidden/>
@@ -1169,7 +1169,7 @@
               </w:rPr>
               <w:t>6.1 Users and slabs</w:t>
               <w:tab/>
-              <w:t>10</w:t>
+              <w:t>11</w:t>
             </w:r>
           </w:hyperlink>
         </w:p>
@@ -1183,7 +1183,7 @@
             </w:tabs>
             <w:rPr/>
           </w:pPr>
-          <w:hyperlink w:anchor="__RefHeading___Toc13141_1360963153">
+          <w:hyperlink w:anchor="__RefHeading___Toc6099_2842061002">
             <w:r>
               <w:rPr>
                 <w:webHidden/>
@@ -1191,7 +1191,7 @@
               </w:rPr>
               <w:t>6.2 Perpetual licence with AMC</w:t>
               <w:tab/>
-              <w:t>10</w:t>
+              <w:t>11</w:t>
             </w:r>
           </w:hyperlink>
         </w:p>
@@ -1205,7 +1205,7 @@
             </w:tabs>
             <w:rPr/>
           </w:pPr>
-          <w:hyperlink w:anchor="__RefHeading___Toc13143_1360963153">
+          <w:hyperlink w:anchor="__RefHeading___Toc6101_2842061002">
             <w:r>
               <w:rPr>
                 <w:webHidden/>
@@ -1213,7 +1213,7 @@
               </w:rPr>
               <w:t>6.3 Subscription</w:t>
               <w:tab/>
-              <w:t>10</w:t>
+              <w:t>11</w:t>
             </w:r>
           </w:hyperlink>
         </w:p>
@@ -1227,7 +1227,7 @@
             </w:tabs>
             <w:rPr/>
           </w:pPr>
-          <w:hyperlink w:anchor="__RefHeading___Toc13145_1360963153">
+          <w:hyperlink w:anchor="__RefHeading___Toc6103_2842061002">
             <w:r>
               <w:rPr>
                 <w:webHidden/>
@@ -1235,7 +1235,7 @@
               </w:rPr>
               <w:t>7. Implementation fee</w:t>
               <w:tab/>
-              <w:t>11</w:t>
+              <w:t>12</w:t>
             </w:r>
           </w:hyperlink>
         </w:p>
@@ -1249,7 +1249,7 @@
             </w:tabs>
             <w:rPr/>
           </w:pPr>
-          <w:hyperlink w:anchor="__RefHeading___Toc13147_1360963153">
+          <w:hyperlink w:anchor="__RefHeading___Toc6105_2842061002">
             <w:r>
               <w:rPr>
                 <w:webHidden/>
@@ -1257,7 +1257,7 @@
               </w:rPr>
               <w:t>8. Hosting</w:t>
               <w:tab/>
-              <w:t>12</w:t>
+              <w:t>13</w:t>
             </w:r>
           </w:hyperlink>
         </w:p>
@@ -1271,7 +1271,7 @@
             </w:tabs>
             <w:rPr/>
           </w:pPr>
-          <w:hyperlink w:anchor="__RefHeading___Toc13149_1360963153">
+          <w:hyperlink w:anchor="__RefHeading___Toc6107_2842061002">
             <w:r>
               <w:rPr>
                 <w:webHidden/>
@@ -1279,7 +1279,7 @@
               </w:rPr>
               <w:t>8.1 Environments by broker size</w:t>
               <w:tab/>
-              <w:t>12</w:t>
+              <w:t>13</w:t>
             </w:r>
           </w:hyperlink>
         </w:p>
@@ -1293,7 +1293,7 @@
             </w:tabs>
             <w:rPr/>
           </w:pPr>
-          <w:hyperlink w:anchor="__RefHeading___Toc13151_1360963153">
+          <w:hyperlink w:anchor="__RefHeading___Toc6109_2842061002">
             <w:r>
               <w:rPr>
                 <w:webHidden/>
@@ -1301,7 +1301,7 @@
               </w:rPr>
               <w:t>8.2 Standing environments, per month</w:t>
               <w:tab/>
-              <w:t>12</w:t>
+              <w:t>13</w:t>
             </w:r>
           </w:hyperlink>
         </w:p>
@@ -1315,7 +1315,7 @@
             </w:tabs>
             <w:rPr/>
           </w:pPr>
-          <w:hyperlink w:anchor="__RefHeading___Toc13153_1360963153">
+          <w:hyperlink w:anchor="__RefHeading___Toc6111_2842061002">
             <w:r>
               <w:rPr>
                 <w:webHidden/>
@@ -1323,7 +1323,7 @@
               </w:rPr>
               <w:t>8.3 Pre-Prod, per month of use</w:t>
               <w:tab/>
-              <w:t>12</w:t>
+              <w:t>13</w:t>
             </w:r>
           </w:hyperlink>
         </w:p>
@@ -1337,7 +1337,7 @@
             </w:tabs>
             <w:rPr/>
           </w:pPr>
-          <w:hyperlink w:anchor="__RefHeading___Toc13155_1360963153">
+          <w:hyperlink w:anchor="__RefHeading___Toc6113_2842061002">
             <w:r>
               <w:rPr>
                 <w:webHidden/>
@@ -1345,7 +1345,7 @@
               </w:rPr>
               <w:t>8.4 Hosting per year on AWS, for budgeting</w:t>
               <w:tab/>
-              <w:t>12</w:t>
+              <w:t>13</w:t>
             </w:r>
           </w:hyperlink>
         </w:p>
@@ -1359,7 +1359,7 @@
             </w:tabs>
             <w:rPr/>
           </w:pPr>
-          <w:hyperlink w:anchor="__RefHeading___Toc13157_1360963153">
+          <w:hyperlink w:anchor="__RefHeading___Toc6115_2842061002">
             <w:r>
               <w:rPr>
                 <w:webHidden/>
@@ -1367,7 +1367,7 @@
               </w:rPr>
               <w:t>9. Support and maintenance</w:t>
               <w:tab/>
-              <w:t>14</w:t>
+              <w:t>15</w:t>
             </w:r>
           </w:hyperlink>
         </w:p>
@@ -1381,7 +1381,7 @@
             </w:tabs>
             <w:rPr/>
           </w:pPr>
-          <w:hyperlink w:anchor="__RefHeading___Toc13159_1360963153">
+          <w:hyperlink w:anchor="__RefHeading___Toc6117_2842061002">
             <w:r>
               <w:rPr>
                 <w:webHidden/>
@@ -1389,7 +1389,7 @@
               </w:rPr>
               <w:t>9.1 Standard support</w:t>
               <w:tab/>
-              <w:t>14</w:t>
+              <w:t>15</w:t>
             </w:r>
           </w:hyperlink>
         </w:p>
@@ -1403,7 +1403,7 @@
             </w:tabs>
             <w:rPr/>
           </w:pPr>
-          <w:hyperlink w:anchor="__RefHeading___Toc13161_1360963153">
+          <w:hyperlink w:anchor="__RefHeading___Toc6119_2842061002">
             <w:r>
               <w:rPr>
                 <w:webHidden/>
@@ -1411,7 +1411,7 @@
               </w:rPr>
               <w:t>9.2 24x7 Severity 1 support (optional)</w:t>
               <w:tab/>
-              <w:t>14</w:t>
+              <w:t>15</w:t>
             </w:r>
           </w:hyperlink>
         </w:p>
@@ -1425,7 +1425,7 @@
             </w:tabs>
             <w:rPr/>
           </w:pPr>
-          <w:hyperlink w:anchor="__RefHeading___Toc13163_1360963153">
+          <w:hyperlink w:anchor="__RefHeading___Toc6121_2842061002">
             <w:r>
               <w:rPr>
                 <w:webHidden/>
@@ -1433,7 +1433,29 @@
               </w:rPr>
               <w:t>10. Optional services</w:t>
               <w:tab/>
-              <w:t>15</w:t>
+              <w:t>16</w:t>
+            </w:r>
+          </w:hyperlink>
+        </w:p>
+        <w:p>
+          <w:pPr>
+            <w:pStyle w:val="TOC2"/>
+            <w:tabs>
+              <w:tab w:val="clear" w:pos="900"/>
+              <w:tab w:val="clear" w:pos="9350"/>
+              <w:tab w:val="right" w:pos="9025" w:leader="dot"/>
+            </w:tabs>
+            <w:rPr/>
+          </w:pPr>
+          <w:hyperlink w:anchor="__RefHeading___Toc6123_2842061002">
+            <w:r>
+              <w:rPr>
+                <w:webHidden/>
+                <w:rStyle w:val="IndexLink"/>
+              </w:rPr>
+              <w:t>10.1 Optional modules and partner services</w:t>
+              <w:tab/>
+              <w:t>16</w:t>
             </w:r>
           </w:hyperlink>
         </w:p>
@@ -1447,7 +1469,7 @@
             </w:tabs>
             <w:rPr/>
           </w:pPr>
-          <w:hyperlink w:anchor="__RefHeading___Toc13165_1360963153">
+          <w:hyperlink w:anchor="__RefHeading___Toc6125_2842061002">
             <w:r>
               <w:rPr>
                 <w:webHidden/>
@@ -1455,7 +1477,7 @@
               </w:rPr>
               <w:t>11. Change requests</w:t>
               <w:tab/>
-              <w:t>17</w:t>
+              <w:t>18</w:t>
             </w:r>
           </w:hyperlink>
         </w:p>
@@ -1469,7 +1491,7 @@
             </w:tabs>
             <w:rPr/>
           </w:pPr>
-          <w:hyperlink w:anchor="__RefHeading___Toc13167_1360963153">
+          <w:hyperlink w:anchor="__RefHeading___Toc6127_2842061002">
             <w:r>
               <w:rPr>
                 <w:webHidden/>
@@ -1477,7 +1499,7 @@
               </w:rPr>
               <w:t>11.1 Day rates</w:t>
               <w:tab/>
-              <w:t>17</w:t>
+              <w:t>18</w:t>
             </w:r>
           </w:hyperlink>
         </w:p>
@@ -1491,7 +1513,7 @@
             </w:tabs>
             <w:rPr/>
           </w:pPr>
-          <w:hyperlink w:anchor="__RefHeading___Toc13169_1360963153">
+          <w:hyperlink w:anchor="__RefHeading___Toc6129_2842061002">
             <w:r>
               <w:rPr>
                 <w:webHidden/>
@@ -1499,7 +1521,7 @@
               </w:rPr>
               <w:t>11.2 How a change is priced</w:t>
               <w:tab/>
-              <w:t>17</w:t>
+              <w:t>18</w:t>
             </w:r>
           </w:hyperlink>
         </w:p>
@@ -1513,7 +1535,7 @@
             </w:tabs>
             <w:rPr/>
           </w:pPr>
-          <w:hyperlink w:anchor="__RefHeading___Toc13171_1360963153">
+          <w:hyperlink w:anchor="__RefHeading___Toc6131_2842061002">
             <w:r>
               <w:rPr>
                 <w:webHidden/>
@@ -1521,7 +1543,7 @@
               </w:rPr>
               <w:t>12. Payment terms</w:t>
               <w:tab/>
-              <w:t>18</w:t>
+              <w:t>19</w:t>
             </w:r>
           </w:hyperlink>
         </w:p>
@@ -1535,7 +1557,7 @@
             </w:tabs>
             <w:rPr/>
           </w:pPr>
-          <w:hyperlink w:anchor="__RefHeading___Toc13173_1360963153">
+          <w:hyperlink w:anchor="__RefHeading___Toc6133_2842061002">
             <w:r>
               <w:rPr>
                 <w:webHidden/>
@@ -1543,7 +1565,7 @@
               </w:rPr>
               <w:t>13. Taxes</w:t>
               <w:tab/>
-              <w:t>19</w:t>
+              <w:t>20</w:t>
             </w:r>
           </w:hyperlink>
         </w:p>
@@ -1557,7 +1579,7 @@
             </w:tabs>
             <w:rPr/>
           </w:pPr>
-          <w:hyperlink w:anchor="__RefHeading___Toc13175_1360963153">
+          <w:hyperlink w:anchor="__RefHeading___Toc6135_2842061002">
             <w:r>
               <w:rPr>
                 <w:webHidden/>
@@ -1565,7 +1587,7 @@
               </w:rPr>
               <w:t>14. Validity and conditions</w:t>
               <w:tab/>
-              <w:t>20</w:t>
+              <w:t>21</w:t>
             </w:r>
           </w:hyperlink>
         </w:p>
@@ -1579,7 +1601,7 @@
             </w:tabs>
             <w:rPr/>
           </w:pPr>
-          <w:hyperlink w:anchor="__RefHeading___Toc13177_1360963153">
+          <w:hyperlink w:anchor="__RefHeading___Toc6137_2842061002">
             <w:r>
               <w:rPr>
                 <w:webHidden/>
@@ -1587,7 +1609,7 @@
               </w:rPr>
               <w:t>15. How to proceed</w:t>
               <w:tab/>
-              <w:t>21</w:t>
+              <w:t>22</w:t>
             </w:r>
           </w:hyperlink>
         </w:p>
@@ -1601,7 +1623,7 @@
             </w:tabs>
             <w:rPr/>
           </w:pPr>
-          <w:hyperlink w:anchor="__RefHeading___Toc13179_1360963153">
+          <w:hyperlink w:anchor="__RefHeading___Toc6139_2842061002">
             <w:r>
               <w:rPr>
                 <w:webHidden/>
@@ -1616,7 +1638,7 @@
                 <w:rStyle w:val="IndexLink"/>
               </w:rPr>
               <w:tab/>
-              <w:t>22</w:t>
+              <w:t>23</w:t>
             </w:r>
           </w:hyperlink>
           <w:r>
@@ -1649,7 +1671,7 @@
       <w:r>
         <w:br w:type="page"/>
       </w:r>
-      <w:bookmarkStart w:id="0" w:name="__RefHeading___Toc13107_1360963153"/>
+      <w:bookmarkStart w:id="0" w:name="__RefHeading___Toc6065_2842061002"/>
       <w:bookmarkStart w:id="1" w:name="_Toc48319687"/>
       <w:bookmarkStart w:id="2" w:name="_Toc11824118"/>
       <w:bookmarkEnd w:id="0"/>
@@ -2043,7 +2065,7 @@
                 <w:szCs w:val="24"/>
                 <w:lang w:val="en-US" w:eastAsia="ja-JP" w:bidi="ar-SA"/>
               </w:rPr>
-              <w:t>1.1</w:t>
+              <w:t>1.1.1</w:t>
             </w:r>
           </w:p>
         </w:tc>
@@ -2191,7 +2213,7 @@
                 <w:szCs w:val="24"/>
                 <w:lang w:val="en-US" w:eastAsia="ja-JP" w:bidi="ar-SA"/>
               </w:rPr>
-              <w:t>Software list completed with the AML/CFT toolkit, IC compliance registers, BIR pack, integration connectors, dealer programmes and branding, all included; new optional lines for their activation and for connector go-live, to confirm by management</w:t>
+              <w:t>Version 1.1.1: optional services confirmed by management on 04 October 2026: the activation and connector go-live lines are standard optional services, and the regulator and partner items are added under "Optional modules and partner services"; package totals unchanged. Version 1.1: software list completed with the AML/CFT toolkit, IC compliance registers, BIR pack, integration connectors, dealer programmes and branding, all included; optional lines for their activation and for connector go-live</w:t>
             </w:r>
           </w:p>
         </w:tc>
@@ -2294,7 +2316,7 @@
           <w:spacing w:val="0"/>
         </w:rPr>
       </w:pPr>
-      <w:bookmarkStart w:id="4" w:name="__RefHeading___Toc13109_1360963153"/>
+      <w:bookmarkStart w:id="4" w:name="__RefHeading___Toc6067_2842061002"/>
       <w:bookmarkStart w:id="5" w:name="_Toc233203388"/>
       <w:bookmarkEnd w:id="4"/>
       <w:r>
@@ -4231,7 +4253,7 @@
         <w:pageBreakBefore w:val="false"/>
         <w:rPr/>
       </w:pPr>
-      <w:bookmarkStart w:id="6" w:name="__RefHeading___Toc13111_1360963153"/>
+      <w:bookmarkStart w:id="6" w:name="__RefHeading___Toc6069_2842061002"/>
       <w:bookmarkEnd w:id="6"/>
       <w:r>
         <w:rPr>
@@ -4287,7 +4309,7 @@
           <w:color w:val="101820"/>
           <w:sz w:val="20"/>
         </w:rPr>
-        <w:t>All prices are in PHP and exclude 12% VAT. USD figures are for reference only, at PHP 62.75 per USD (BSP reference rate, 25 September 2026). This rate card is valid for 90 days from 04 October 2026. Lines marked "to confirm by management" are proposals and are not quoted to a broker until iorta TechNXT management confirms them. A binding price is the price in a signed Order Form.</w:t>
+        <w:t>All prices are in PHP and exclude 12% VAT. USD figures are for reference only, at PHP 62.75 per USD (BSP reference rate, 25 September 2026). This rate card is valid for 90 days from 04 October 2026. A binding price is the price in a signed Order Form.</w:t>
       </w:r>
       <w:r>
         <w:br w:type="page"/>
@@ -4298,7 +4320,7 @@
         <w:pStyle w:val="Heading1"/>
         <w:rPr/>
       </w:pPr>
-      <w:bookmarkStart w:id="7" w:name="__RefHeading___Toc13113_1360963153"/>
+      <w:bookmarkStart w:id="7" w:name="__RefHeading___Toc6071_2842061002"/>
       <w:bookmarkEnd w:id="7"/>
       <w:r>
         <w:rPr>
@@ -4315,7 +4337,7 @@
         <w:pStyle w:val="Heading2"/>
         <w:rPr/>
       </w:pPr>
-      <w:bookmarkStart w:id="8" w:name="__RefHeading___Toc13115_1360963153"/>
+      <w:bookmarkStart w:id="8" w:name="__RefHeading___Toc6073_2842061002"/>
       <w:bookmarkEnd w:id="8"/>
       <w:r>
         <w:rPr>
@@ -5362,7 +5384,7 @@
         <w:pStyle w:val="Heading2"/>
         <w:rPr/>
       </w:pPr>
-      <w:bookmarkStart w:id="9" w:name="__RefHeading___Toc13117_1360963153"/>
+      <w:bookmarkStart w:id="9" w:name="__RefHeading___Toc6075_2842061002"/>
       <w:bookmarkEnd w:id="9"/>
       <w:r>
         <w:rPr>
@@ -6567,7 +6589,7 @@
         <w:pStyle w:val="Heading2"/>
         <w:rPr/>
       </w:pPr>
-      <w:bookmarkStart w:id="10" w:name="__RefHeading___Toc13119_1360963153"/>
+      <w:bookmarkStart w:id="10" w:name="__RefHeading___Toc6077_2842061002"/>
       <w:bookmarkEnd w:id="10"/>
       <w:r>
         <w:rPr>
@@ -7772,7 +7794,7 @@
         <w:pStyle w:val="Heading2"/>
         <w:rPr/>
       </w:pPr>
-      <w:bookmarkStart w:id="11" w:name="__RefHeading___Toc13121_1360963153"/>
+      <w:bookmarkStart w:id="11" w:name="__RefHeading___Toc6079_2842061002"/>
       <w:bookmarkEnd w:id="11"/>
       <w:r>
         <w:rPr>
@@ -8977,7 +8999,7 @@
         <w:pStyle w:val="Heading2"/>
         <w:rPr/>
       </w:pPr>
-      <w:bookmarkStart w:id="12" w:name="__RefHeading___Toc13123_1360963153"/>
+      <w:bookmarkStart w:id="12" w:name="__RefHeading___Toc6081_2842061002"/>
       <w:bookmarkEnd w:id="12"/>
       <w:r>
         <w:rPr>
@@ -10182,7 +10204,7 @@
         <w:pStyle w:val="Heading2"/>
         <w:rPr/>
       </w:pPr>
-      <w:bookmarkStart w:id="13" w:name="__RefHeading___Toc13125_1360963153"/>
+      <w:bookmarkStart w:id="13" w:name="__RefHeading___Toc6083_2842061002"/>
       <w:bookmarkEnd w:id="13"/>
       <w:r>
         <w:rPr>
@@ -10259,7 +10281,7 @@
         <w:pStyle w:val="Heading1"/>
         <w:rPr/>
       </w:pPr>
-      <w:bookmarkStart w:id="14" w:name="__RefHeading___Toc13127_1360963153"/>
+      <w:bookmarkStart w:id="14" w:name="__RefHeading___Toc6085_2842061002"/>
       <w:bookmarkEnd w:id="14"/>
       <w:r>
         <w:rPr>
@@ -10276,7 +10298,7 @@
         <w:pStyle w:val="Heading2"/>
         <w:rPr/>
       </w:pPr>
-      <w:bookmarkStart w:id="15" w:name="__RefHeading___Toc13129_1360963153"/>
+      <w:bookmarkStart w:id="15" w:name="__RefHeading___Toc6087_2842061002"/>
       <w:bookmarkEnd w:id="15"/>
       <w:r>
         <w:rPr>
@@ -10388,7 +10410,7 @@
         <w:pStyle w:val="Heading2"/>
         <w:rPr/>
       </w:pPr>
-      <w:bookmarkStart w:id="16" w:name="__RefHeading___Toc13131_1360963153"/>
+      <w:bookmarkStart w:id="16" w:name="__RefHeading___Toc6089_2842061002"/>
       <w:bookmarkEnd w:id="16"/>
       <w:r>
         <w:rPr>
@@ -11481,7 +11503,7 @@
         <w:pStyle w:val="Heading2"/>
         <w:rPr/>
       </w:pPr>
-      <w:bookmarkStart w:id="17" w:name="__RefHeading___Toc13133_1360963153"/>
+      <w:bookmarkStart w:id="17" w:name="__RefHeading___Toc6091_2842061002"/>
       <w:bookmarkEnd w:id="17"/>
       <w:r>
         <w:rPr>
@@ -11555,7 +11577,7 @@
         <w:pStyle w:val="Heading2"/>
         <w:rPr/>
       </w:pPr>
-      <w:bookmarkStart w:id="18" w:name="__RefHeading___Toc13135_1360963153"/>
+      <w:bookmarkStart w:id="18" w:name="__RefHeading___Toc6093_2842061002"/>
       <w:bookmarkEnd w:id="18"/>
       <w:r>
         <w:rPr>
@@ -11632,7 +11654,7 @@
         <w:pStyle w:val="Heading1"/>
         <w:rPr/>
       </w:pPr>
-      <w:bookmarkStart w:id="19" w:name="__RefHeading___Toc13137_1360963153"/>
+      <w:bookmarkStart w:id="19" w:name="__RefHeading___Toc6095_2842061002"/>
       <w:bookmarkEnd w:id="19"/>
       <w:r>
         <w:rPr>
@@ -11649,7 +11671,7 @@
         <w:pStyle w:val="Heading2"/>
         <w:rPr/>
       </w:pPr>
-      <w:bookmarkStart w:id="20" w:name="__RefHeading___Toc13139_1360963153"/>
+      <w:bookmarkStart w:id="20" w:name="__RefHeading___Toc6097_2842061002"/>
       <w:bookmarkEnd w:id="20"/>
       <w:r>
         <w:rPr>
@@ -11681,7 +11703,7 @@
         <w:pStyle w:val="Heading2"/>
         <w:rPr/>
       </w:pPr>
-      <w:bookmarkStart w:id="21" w:name="__RefHeading___Toc13141_1360963153"/>
+      <w:bookmarkStart w:id="21" w:name="__RefHeading___Toc6099_2842061002"/>
       <w:bookmarkEnd w:id="21"/>
       <w:r>
         <w:rPr>
@@ -12364,7 +12386,7 @@
         <w:pStyle w:val="Heading2"/>
         <w:rPr/>
       </w:pPr>
-      <w:bookmarkStart w:id="22" w:name="__RefHeading___Toc13143_1360963153"/>
+      <w:bookmarkStart w:id="22" w:name="__RefHeading___Toc6101_2842061002"/>
       <w:bookmarkEnd w:id="22"/>
       <w:r>
         <w:rPr>
@@ -13276,7 +13298,7 @@
         <w:pStyle w:val="Heading1"/>
         <w:rPr/>
       </w:pPr>
-      <w:bookmarkStart w:id="23" w:name="__RefHeading___Toc13145_1360963153"/>
+      <w:bookmarkStart w:id="23" w:name="__RefHeading___Toc6103_2842061002"/>
       <w:bookmarkEnd w:id="23"/>
       <w:r>
         <w:rPr>
@@ -14123,7 +14145,7 @@
         <w:pStyle w:val="Heading1"/>
         <w:rPr/>
       </w:pPr>
-      <w:bookmarkStart w:id="24" w:name="__RefHeading___Toc13147_1360963153"/>
+      <w:bookmarkStart w:id="24" w:name="__RefHeading___Toc6105_2842061002"/>
       <w:bookmarkEnd w:id="24"/>
       <w:r>
         <w:rPr>
@@ -14140,7 +14162,7 @@
         <w:pStyle w:val="Heading2"/>
         <w:rPr/>
       </w:pPr>
-      <w:bookmarkStart w:id="25" w:name="__RefHeading___Toc13149_1360963153"/>
+      <w:bookmarkStart w:id="25" w:name="__RefHeading___Toc6107_2842061002"/>
       <w:bookmarkEnd w:id="25"/>
       <w:r>
         <w:rPr>
@@ -14682,7 +14704,7 @@
         <w:pStyle w:val="Heading2"/>
         <w:rPr/>
       </w:pPr>
-      <w:bookmarkStart w:id="26" w:name="__RefHeading___Toc13151_1360963153"/>
+      <w:bookmarkStart w:id="26" w:name="__RefHeading___Toc6109_2842061002"/>
       <w:bookmarkEnd w:id="26"/>
       <w:r>
         <w:rPr>
@@ -16699,7 +16721,7 @@
         <w:pStyle w:val="Heading2"/>
         <w:rPr/>
       </w:pPr>
-      <w:bookmarkStart w:id="27" w:name="__RefHeading___Toc13153_1360963153"/>
+      <w:bookmarkStart w:id="27" w:name="__RefHeading___Toc6111_2842061002"/>
       <w:bookmarkEnd w:id="27"/>
       <w:r>
         <w:rPr>
@@ -17528,7 +17550,7 @@
         <w:pStyle w:val="Heading2"/>
         <w:rPr/>
       </w:pPr>
-      <w:bookmarkStart w:id="28" w:name="__RefHeading___Toc13155_1360963153"/>
+      <w:bookmarkStart w:id="28" w:name="__RefHeading___Toc6113_2842061002"/>
       <w:bookmarkEnd w:id="28"/>
       <w:r>
         <w:rPr>
@@ -18252,7 +18274,7 @@
         <w:pStyle w:val="Heading1"/>
         <w:rPr/>
       </w:pPr>
-      <w:bookmarkStart w:id="29" w:name="__RefHeading___Toc13157_1360963153"/>
+      <w:bookmarkStart w:id="29" w:name="__RefHeading___Toc6115_2842061002"/>
       <w:bookmarkEnd w:id="29"/>
       <w:r>
         <w:rPr>
@@ -18269,7 +18291,7 @@
         <w:pStyle w:val="Heading2"/>
         <w:rPr/>
       </w:pPr>
-      <w:bookmarkStart w:id="30" w:name="__RefHeading___Toc13159_1360963153"/>
+      <w:bookmarkStart w:id="30" w:name="__RefHeading___Toc6117_2842061002"/>
       <w:bookmarkEnd w:id="30"/>
       <w:r>
         <w:rPr>
@@ -19098,7 +19120,7 @@
         <w:pStyle w:val="Heading2"/>
         <w:rPr/>
       </w:pPr>
-      <w:bookmarkStart w:id="31" w:name="__RefHeading___Toc13161_1360963153"/>
+      <w:bookmarkStart w:id="31" w:name="__RefHeading___Toc6119_2842061002"/>
       <w:bookmarkEnd w:id="31"/>
       <w:r>
         <w:rPr>
@@ -19742,7 +19764,7 @@
         <w:pStyle w:val="Heading1"/>
         <w:rPr/>
       </w:pPr>
-      <w:bookmarkStart w:id="32" w:name="__RefHeading___Toc13163_1360963153"/>
+      <w:bookmarkStart w:id="32" w:name="__RefHeading___Toc6121_2842061002"/>
       <w:bookmarkEnd w:id="32"/>
       <w:r>
         <w:rPr>
@@ -20690,690 +20712,6 @@
                 <w:lang w:val="en-US" w:eastAsia="ja-JP" w:bidi="ar-SA"/>
               </w:rPr>
               <w:t>11,474</w:t>
-            </w:r>
-          </w:p>
-        </w:tc>
-      </w:tr>
-      <w:tr>
-        <w:trPr/>
-        <w:tc>
-          <w:tcPr>
-            <w:tcW w:w="4861" w:type="dxa"/>
-            <w:tcBorders>
-              <w:top w:val="single" w:sz="4" w:space="0" w:color="BFC7D1"/>
-              <w:left w:val="single" w:sz="4" w:space="0" w:color="BFC7D1"/>
-              <w:bottom w:val="single" w:sz="4" w:space="0" w:color="BFC7D1"/>
-              <w:right w:val="single" w:sz="4" w:space="0" w:color="BFC7D1"/>
-            </w:tcBorders>
-          </w:tcPr>
-          <w:p>
-            <w:pPr>
-              <w:pStyle w:val="Normal"/>
-              <w:widowControl/>
-              <w:spacing w:lineRule="auto" w:line="240" w:before="0" w:after="20"/>
-              <w:jc w:val="left"/>
-              <w:rPr>
-                <w:rFonts w:ascii="Aptos" w:hAnsi="Aptos" w:eastAsia="ＭＳ 明朝" w:cs="Arial"/>
-                <w:kern w:val="0"/>
-                <w:sz w:val="24"/>
-                <w:szCs w:val="24"/>
-                <w:lang w:val="en-US" w:eastAsia="ja-JP" w:bidi="ar-SA"/>
-              </w:rPr>
-            </w:pPr>
-            <w:r>
-              <w:rPr>
-                <w:rFonts w:eastAsia="Segoe UI" w:cs="Segoe UI" w:ascii="Segoe UI" w:hAnsi="Segoe UI"/>
-                <w:color w:val="101820"/>
-                <w:kern w:val="0"/>
-                <w:sz w:val="18"/>
-                <w:szCs w:val="24"/>
-                <w:lang w:val="en-US" w:eastAsia="ja-JP" w:bidi="ar-SA"/>
-              </w:rPr>
-              <w:t>Connector go-live with a partner (to confirm by management)</w:t>
-            </w:r>
-          </w:p>
-        </w:tc>
-        <w:tc>
-          <w:tcPr>
-            <w:tcW w:w="2836" w:type="dxa"/>
-            <w:tcBorders>
-              <w:top w:val="single" w:sz="4" w:space="0" w:color="BFC7D1"/>
-              <w:left w:val="single" w:sz="4" w:space="0" w:color="BFC7D1"/>
-              <w:bottom w:val="single" w:sz="4" w:space="0" w:color="BFC7D1"/>
-              <w:right w:val="single" w:sz="4" w:space="0" w:color="BFC7D1"/>
-            </w:tcBorders>
-          </w:tcPr>
-          <w:p>
-            <w:pPr>
-              <w:pStyle w:val="Normal"/>
-              <w:widowControl/>
-              <w:spacing w:lineRule="auto" w:line="240" w:before="0" w:after="20"/>
-              <w:jc w:val="left"/>
-              <w:rPr>
-                <w:rFonts w:ascii="Aptos" w:hAnsi="Aptos" w:eastAsia="ＭＳ 明朝" w:cs="Arial"/>
-                <w:kern w:val="0"/>
-                <w:sz w:val="24"/>
-                <w:szCs w:val="24"/>
-                <w:lang w:val="en-US" w:eastAsia="ja-JP" w:bidi="ar-SA"/>
-              </w:rPr>
-            </w:pPr>
-            <w:r>
-              <w:rPr>
-                <w:rFonts w:eastAsia="Segoe UI" w:cs="Segoe UI" w:ascii="Segoe UI" w:hAnsi="Segoe UI"/>
-                <w:color w:val="101820"/>
-                <w:kern w:val="0"/>
-                <w:sz w:val="18"/>
-                <w:szCs w:val="24"/>
-                <w:lang w:val="en-US" w:eastAsia="ja-JP" w:bidi="ar-SA"/>
-              </w:rPr>
-              <w:t>80,000.00 per connector</w:t>
-            </w:r>
-          </w:p>
-        </w:tc>
-        <w:tc>
-          <w:tcPr>
-            <w:tcW w:w="1318" w:type="dxa"/>
-            <w:tcBorders>
-              <w:top w:val="single" w:sz="4" w:space="0" w:color="BFC7D1"/>
-              <w:left w:val="single" w:sz="4" w:space="0" w:color="BFC7D1"/>
-              <w:bottom w:val="single" w:sz="4" w:space="0" w:color="BFC7D1"/>
-              <w:right w:val="single" w:sz="4" w:space="0" w:color="BFC7D1"/>
-            </w:tcBorders>
-          </w:tcPr>
-          <w:p>
-            <w:pPr>
-              <w:pStyle w:val="Normal"/>
-              <w:widowControl/>
-              <w:spacing w:lineRule="auto" w:line="240" w:before="0" w:after="20"/>
-              <w:jc w:val="left"/>
-              <w:rPr>
-                <w:rFonts w:ascii="Aptos" w:hAnsi="Aptos" w:eastAsia="ＭＳ 明朝" w:cs="Arial"/>
-                <w:kern w:val="0"/>
-                <w:sz w:val="24"/>
-                <w:szCs w:val="24"/>
-                <w:lang w:val="en-US" w:eastAsia="ja-JP" w:bidi="ar-SA"/>
-              </w:rPr>
-            </w:pPr>
-            <w:r>
-              <w:rPr>
-                <w:rFonts w:eastAsia="Segoe UI" w:cs="Segoe UI" w:ascii="Segoe UI" w:hAnsi="Segoe UI"/>
-                <w:color w:val="101820"/>
-                <w:kern w:val="0"/>
-                <w:sz w:val="18"/>
-                <w:szCs w:val="24"/>
-                <w:lang w:val="en-US" w:eastAsia="ja-JP" w:bidi="ar-SA"/>
-              </w:rPr>
-              <w:t>1,275</w:t>
-            </w:r>
-          </w:p>
-        </w:tc>
-      </w:tr>
-      <w:tr>
-        <w:trPr/>
-        <w:tc>
-          <w:tcPr>
-            <w:tcW w:w="4861" w:type="dxa"/>
-            <w:tcBorders>
-              <w:top w:val="single" w:sz="4" w:space="0" w:color="BFC7D1"/>
-              <w:left w:val="single" w:sz="4" w:space="0" w:color="BFC7D1"/>
-              <w:bottom w:val="single" w:sz="4" w:space="0" w:color="BFC7D1"/>
-              <w:right w:val="single" w:sz="4" w:space="0" w:color="BFC7D1"/>
-            </w:tcBorders>
-          </w:tcPr>
-          <w:p>
-            <w:pPr>
-              <w:pStyle w:val="Normal"/>
-              <w:widowControl/>
-              <w:spacing w:lineRule="auto" w:line="240" w:before="0" w:after="20"/>
-              <w:jc w:val="left"/>
-              <w:rPr>
-                <w:rFonts w:ascii="Aptos" w:hAnsi="Aptos" w:eastAsia="ＭＳ 明朝" w:cs="Arial"/>
-                <w:kern w:val="0"/>
-                <w:sz w:val="24"/>
-                <w:szCs w:val="24"/>
-                <w:lang w:val="en-US" w:eastAsia="ja-JP" w:bidi="ar-SA"/>
-              </w:rPr>
-            </w:pPr>
-            <w:r>
-              <w:rPr>
-                <w:rFonts w:eastAsia="Segoe UI" w:cs="Segoe UI" w:ascii="Segoe UI" w:hAnsi="Segoe UI"/>
-                <w:color w:val="101820"/>
-                <w:kern w:val="0"/>
-                <w:sz w:val="18"/>
-                <w:szCs w:val="24"/>
-                <w:lang w:val="en-US" w:eastAsia="ja-JP" w:bidi="ar-SA"/>
-              </w:rPr>
-              <w:t>Activation of the AML/CFT toolkit (to confirm by management)</w:t>
-            </w:r>
-          </w:p>
-        </w:tc>
-        <w:tc>
-          <w:tcPr>
-            <w:tcW w:w="2836" w:type="dxa"/>
-            <w:tcBorders>
-              <w:top w:val="single" w:sz="4" w:space="0" w:color="BFC7D1"/>
-              <w:left w:val="single" w:sz="4" w:space="0" w:color="BFC7D1"/>
-              <w:bottom w:val="single" w:sz="4" w:space="0" w:color="BFC7D1"/>
-              <w:right w:val="single" w:sz="4" w:space="0" w:color="BFC7D1"/>
-            </w:tcBorders>
-          </w:tcPr>
-          <w:p>
-            <w:pPr>
-              <w:pStyle w:val="Normal"/>
-              <w:widowControl/>
-              <w:spacing w:lineRule="auto" w:line="240" w:before="0" w:after="20"/>
-              <w:jc w:val="left"/>
-              <w:rPr>
-                <w:rFonts w:ascii="Aptos" w:hAnsi="Aptos" w:eastAsia="ＭＳ 明朝" w:cs="Arial"/>
-                <w:kern w:val="0"/>
-                <w:sz w:val="24"/>
-                <w:szCs w:val="24"/>
-                <w:lang w:val="en-US" w:eastAsia="ja-JP" w:bidi="ar-SA"/>
-              </w:rPr>
-            </w:pPr>
-            <w:r>
-              <w:rPr>
-                <w:rFonts w:eastAsia="Segoe UI" w:cs="Segoe UI" w:ascii="Segoe UI" w:hAnsi="Segoe UI"/>
-                <w:color w:val="101820"/>
-                <w:kern w:val="0"/>
-                <w:sz w:val="18"/>
-                <w:szCs w:val="24"/>
-                <w:lang w:val="en-US" w:eastAsia="ja-JP" w:bidi="ar-SA"/>
-              </w:rPr>
-              <w:t>130,000.00 one-time</w:t>
-            </w:r>
-          </w:p>
-        </w:tc>
-        <w:tc>
-          <w:tcPr>
-            <w:tcW w:w="1318" w:type="dxa"/>
-            <w:tcBorders>
-              <w:top w:val="single" w:sz="4" w:space="0" w:color="BFC7D1"/>
-              <w:left w:val="single" w:sz="4" w:space="0" w:color="BFC7D1"/>
-              <w:bottom w:val="single" w:sz="4" w:space="0" w:color="BFC7D1"/>
-              <w:right w:val="single" w:sz="4" w:space="0" w:color="BFC7D1"/>
-            </w:tcBorders>
-          </w:tcPr>
-          <w:p>
-            <w:pPr>
-              <w:pStyle w:val="Normal"/>
-              <w:widowControl/>
-              <w:spacing w:lineRule="auto" w:line="240" w:before="0" w:after="20"/>
-              <w:jc w:val="left"/>
-              <w:rPr>
-                <w:rFonts w:ascii="Aptos" w:hAnsi="Aptos" w:eastAsia="ＭＳ 明朝" w:cs="Arial"/>
-                <w:kern w:val="0"/>
-                <w:sz w:val="24"/>
-                <w:szCs w:val="24"/>
-                <w:lang w:val="en-US" w:eastAsia="ja-JP" w:bidi="ar-SA"/>
-              </w:rPr>
-            </w:pPr>
-            <w:r>
-              <w:rPr>
-                <w:rFonts w:eastAsia="Segoe UI" w:cs="Segoe UI" w:ascii="Segoe UI" w:hAnsi="Segoe UI"/>
-                <w:color w:val="101820"/>
-                <w:kern w:val="0"/>
-                <w:sz w:val="18"/>
-                <w:szCs w:val="24"/>
-                <w:lang w:val="en-US" w:eastAsia="ja-JP" w:bidi="ar-SA"/>
-              </w:rPr>
-              <w:t>2,072</w:t>
-            </w:r>
-          </w:p>
-        </w:tc>
-      </w:tr>
-      <w:tr>
-        <w:trPr/>
-        <w:tc>
-          <w:tcPr>
-            <w:tcW w:w="4861" w:type="dxa"/>
-            <w:tcBorders>
-              <w:top w:val="single" w:sz="4" w:space="0" w:color="BFC7D1"/>
-              <w:left w:val="single" w:sz="4" w:space="0" w:color="BFC7D1"/>
-              <w:bottom w:val="single" w:sz="4" w:space="0" w:color="BFC7D1"/>
-              <w:right w:val="single" w:sz="4" w:space="0" w:color="BFC7D1"/>
-            </w:tcBorders>
-          </w:tcPr>
-          <w:p>
-            <w:pPr>
-              <w:pStyle w:val="Normal"/>
-              <w:widowControl/>
-              <w:spacing w:lineRule="auto" w:line="240" w:before="0" w:after="20"/>
-              <w:jc w:val="left"/>
-              <w:rPr>
-                <w:rFonts w:ascii="Aptos" w:hAnsi="Aptos" w:eastAsia="ＭＳ 明朝" w:cs="Arial"/>
-                <w:kern w:val="0"/>
-                <w:sz w:val="24"/>
-                <w:szCs w:val="24"/>
-                <w:lang w:val="en-US" w:eastAsia="ja-JP" w:bidi="ar-SA"/>
-              </w:rPr>
-            </w:pPr>
-            <w:r>
-              <w:rPr>
-                <w:rFonts w:eastAsia="Segoe UI" w:cs="Segoe UI" w:ascii="Segoe UI" w:hAnsi="Segoe UI"/>
-                <w:color w:val="101820"/>
-                <w:kern w:val="0"/>
-                <w:sz w:val="18"/>
-                <w:szCs w:val="24"/>
-                <w:lang w:val="en-US" w:eastAsia="ja-JP" w:bidi="ar-SA"/>
-              </w:rPr>
-              <w:t>Activation of the IC compliance registers (to confirm by management)</w:t>
-            </w:r>
-          </w:p>
-        </w:tc>
-        <w:tc>
-          <w:tcPr>
-            <w:tcW w:w="2836" w:type="dxa"/>
-            <w:tcBorders>
-              <w:top w:val="single" w:sz="4" w:space="0" w:color="BFC7D1"/>
-              <w:left w:val="single" w:sz="4" w:space="0" w:color="BFC7D1"/>
-              <w:bottom w:val="single" w:sz="4" w:space="0" w:color="BFC7D1"/>
-              <w:right w:val="single" w:sz="4" w:space="0" w:color="BFC7D1"/>
-            </w:tcBorders>
-          </w:tcPr>
-          <w:p>
-            <w:pPr>
-              <w:pStyle w:val="Normal"/>
-              <w:widowControl/>
-              <w:spacing w:lineRule="auto" w:line="240" w:before="0" w:after="20"/>
-              <w:jc w:val="left"/>
-              <w:rPr>
-                <w:rFonts w:ascii="Aptos" w:hAnsi="Aptos" w:eastAsia="ＭＳ 明朝" w:cs="Arial"/>
-                <w:kern w:val="0"/>
-                <w:sz w:val="24"/>
-                <w:szCs w:val="24"/>
-                <w:lang w:val="en-US" w:eastAsia="ja-JP" w:bidi="ar-SA"/>
-              </w:rPr>
-            </w:pPr>
-            <w:r>
-              <w:rPr>
-                <w:rFonts w:eastAsia="Segoe UI" w:cs="Segoe UI" w:ascii="Segoe UI" w:hAnsi="Segoe UI"/>
-                <w:color w:val="101820"/>
-                <w:kern w:val="0"/>
-                <w:sz w:val="18"/>
-                <w:szCs w:val="24"/>
-                <w:lang w:val="en-US" w:eastAsia="ja-JP" w:bidi="ar-SA"/>
-              </w:rPr>
-              <w:t>100,000.00 one-time</w:t>
-            </w:r>
-          </w:p>
-        </w:tc>
-        <w:tc>
-          <w:tcPr>
-            <w:tcW w:w="1318" w:type="dxa"/>
-            <w:tcBorders>
-              <w:top w:val="single" w:sz="4" w:space="0" w:color="BFC7D1"/>
-              <w:left w:val="single" w:sz="4" w:space="0" w:color="BFC7D1"/>
-              <w:bottom w:val="single" w:sz="4" w:space="0" w:color="BFC7D1"/>
-              <w:right w:val="single" w:sz="4" w:space="0" w:color="BFC7D1"/>
-            </w:tcBorders>
-          </w:tcPr>
-          <w:p>
-            <w:pPr>
-              <w:pStyle w:val="Normal"/>
-              <w:widowControl/>
-              <w:spacing w:lineRule="auto" w:line="240" w:before="0" w:after="20"/>
-              <w:jc w:val="left"/>
-              <w:rPr>
-                <w:rFonts w:ascii="Aptos" w:hAnsi="Aptos" w:eastAsia="ＭＳ 明朝" w:cs="Arial"/>
-                <w:kern w:val="0"/>
-                <w:sz w:val="24"/>
-                <w:szCs w:val="24"/>
-                <w:lang w:val="en-US" w:eastAsia="ja-JP" w:bidi="ar-SA"/>
-              </w:rPr>
-            </w:pPr>
-            <w:r>
-              <w:rPr>
-                <w:rFonts w:eastAsia="Segoe UI" w:cs="Segoe UI" w:ascii="Segoe UI" w:hAnsi="Segoe UI"/>
-                <w:color w:val="101820"/>
-                <w:kern w:val="0"/>
-                <w:sz w:val="18"/>
-                <w:szCs w:val="24"/>
-                <w:lang w:val="en-US" w:eastAsia="ja-JP" w:bidi="ar-SA"/>
-              </w:rPr>
-              <w:t>1,594</w:t>
-            </w:r>
-          </w:p>
-        </w:tc>
-      </w:tr>
-      <w:tr>
-        <w:trPr/>
-        <w:tc>
-          <w:tcPr>
-            <w:tcW w:w="4861" w:type="dxa"/>
-            <w:tcBorders>
-              <w:top w:val="single" w:sz="4" w:space="0" w:color="BFC7D1"/>
-              <w:left w:val="single" w:sz="4" w:space="0" w:color="BFC7D1"/>
-              <w:bottom w:val="single" w:sz="4" w:space="0" w:color="BFC7D1"/>
-              <w:right w:val="single" w:sz="4" w:space="0" w:color="BFC7D1"/>
-            </w:tcBorders>
-          </w:tcPr>
-          <w:p>
-            <w:pPr>
-              <w:pStyle w:val="Normal"/>
-              <w:widowControl/>
-              <w:spacing w:lineRule="auto" w:line="240" w:before="0" w:after="20"/>
-              <w:jc w:val="left"/>
-              <w:rPr>
-                <w:rFonts w:ascii="Aptos" w:hAnsi="Aptos" w:eastAsia="ＭＳ 明朝" w:cs="Arial"/>
-                <w:kern w:val="0"/>
-                <w:sz w:val="24"/>
-                <w:szCs w:val="24"/>
-                <w:lang w:val="en-US" w:eastAsia="ja-JP" w:bidi="ar-SA"/>
-              </w:rPr>
-            </w:pPr>
-            <w:r>
-              <w:rPr>
-                <w:rFonts w:eastAsia="Segoe UI" w:cs="Segoe UI" w:ascii="Segoe UI" w:hAnsi="Segoe UI"/>
-                <w:color w:val="101820"/>
-                <w:kern w:val="0"/>
-                <w:sz w:val="18"/>
-                <w:szCs w:val="24"/>
-                <w:lang w:val="en-US" w:eastAsia="ja-JP" w:bidi="ar-SA"/>
-              </w:rPr>
-              <w:t>Activation of the BIR pack (to confirm by management)</w:t>
-            </w:r>
-          </w:p>
-        </w:tc>
-        <w:tc>
-          <w:tcPr>
-            <w:tcW w:w="2836" w:type="dxa"/>
-            <w:tcBorders>
-              <w:top w:val="single" w:sz="4" w:space="0" w:color="BFC7D1"/>
-              <w:left w:val="single" w:sz="4" w:space="0" w:color="BFC7D1"/>
-              <w:bottom w:val="single" w:sz="4" w:space="0" w:color="BFC7D1"/>
-              <w:right w:val="single" w:sz="4" w:space="0" w:color="BFC7D1"/>
-            </w:tcBorders>
-          </w:tcPr>
-          <w:p>
-            <w:pPr>
-              <w:pStyle w:val="Normal"/>
-              <w:widowControl/>
-              <w:spacing w:lineRule="auto" w:line="240" w:before="0" w:after="20"/>
-              <w:jc w:val="left"/>
-              <w:rPr>
-                <w:rFonts w:ascii="Aptos" w:hAnsi="Aptos" w:eastAsia="ＭＳ 明朝" w:cs="Arial"/>
-                <w:kern w:val="0"/>
-                <w:sz w:val="24"/>
-                <w:szCs w:val="24"/>
-                <w:lang w:val="en-US" w:eastAsia="ja-JP" w:bidi="ar-SA"/>
-              </w:rPr>
-            </w:pPr>
-            <w:r>
-              <w:rPr>
-                <w:rFonts w:eastAsia="Segoe UI" w:cs="Segoe UI" w:ascii="Segoe UI" w:hAnsi="Segoe UI"/>
-                <w:color w:val="101820"/>
-                <w:kern w:val="0"/>
-                <w:sz w:val="18"/>
-                <w:szCs w:val="24"/>
-                <w:lang w:val="en-US" w:eastAsia="ja-JP" w:bidi="ar-SA"/>
-              </w:rPr>
-              <w:t>130,000.00 one-time</w:t>
-            </w:r>
-          </w:p>
-        </w:tc>
-        <w:tc>
-          <w:tcPr>
-            <w:tcW w:w="1318" w:type="dxa"/>
-            <w:tcBorders>
-              <w:top w:val="single" w:sz="4" w:space="0" w:color="BFC7D1"/>
-              <w:left w:val="single" w:sz="4" w:space="0" w:color="BFC7D1"/>
-              <w:bottom w:val="single" w:sz="4" w:space="0" w:color="BFC7D1"/>
-              <w:right w:val="single" w:sz="4" w:space="0" w:color="BFC7D1"/>
-            </w:tcBorders>
-          </w:tcPr>
-          <w:p>
-            <w:pPr>
-              <w:pStyle w:val="Normal"/>
-              <w:widowControl/>
-              <w:spacing w:lineRule="auto" w:line="240" w:before="0" w:after="20"/>
-              <w:jc w:val="left"/>
-              <w:rPr>
-                <w:rFonts w:ascii="Aptos" w:hAnsi="Aptos" w:eastAsia="ＭＳ 明朝" w:cs="Arial"/>
-                <w:kern w:val="0"/>
-                <w:sz w:val="24"/>
-                <w:szCs w:val="24"/>
-                <w:lang w:val="en-US" w:eastAsia="ja-JP" w:bidi="ar-SA"/>
-              </w:rPr>
-            </w:pPr>
-            <w:r>
-              <w:rPr>
-                <w:rFonts w:eastAsia="Segoe UI" w:cs="Segoe UI" w:ascii="Segoe UI" w:hAnsi="Segoe UI"/>
-                <w:color w:val="101820"/>
-                <w:kern w:val="0"/>
-                <w:sz w:val="18"/>
-                <w:szCs w:val="24"/>
-                <w:lang w:val="en-US" w:eastAsia="ja-JP" w:bidi="ar-SA"/>
-              </w:rPr>
-              <w:t>2,072</w:t>
-            </w:r>
-          </w:p>
-        </w:tc>
-      </w:tr>
-      <w:tr>
-        <w:trPr/>
-        <w:tc>
-          <w:tcPr>
-            <w:tcW w:w="4861" w:type="dxa"/>
-            <w:tcBorders>
-              <w:top w:val="single" w:sz="4" w:space="0" w:color="BFC7D1"/>
-              <w:left w:val="single" w:sz="4" w:space="0" w:color="BFC7D1"/>
-              <w:bottom w:val="single" w:sz="4" w:space="0" w:color="BFC7D1"/>
-              <w:right w:val="single" w:sz="4" w:space="0" w:color="BFC7D1"/>
-            </w:tcBorders>
-          </w:tcPr>
-          <w:p>
-            <w:pPr>
-              <w:pStyle w:val="Normal"/>
-              <w:widowControl/>
-              <w:spacing w:lineRule="auto" w:line="240" w:before="0" w:after="20"/>
-              <w:jc w:val="left"/>
-              <w:rPr>
-                <w:rFonts w:ascii="Aptos" w:hAnsi="Aptos" w:eastAsia="ＭＳ 明朝" w:cs="Arial"/>
-                <w:kern w:val="0"/>
-                <w:sz w:val="24"/>
-                <w:szCs w:val="24"/>
-                <w:lang w:val="en-US" w:eastAsia="ja-JP" w:bidi="ar-SA"/>
-              </w:rPr>
-            </w:pPr>
-            <w:r>
-              <w:rPr>
-                <w:rFonts w:eastAsia="Segoe UI" w:cs="Segoe UI" w:ascii="Segoe UI" w:hAnsi="Segoe UI"/>
-                <w:color w:val="101820"/>
-                <w:kern w:val="0"/>
-                <w:sz w:val="18"/>
-                <w:szCs w:val="24"/>
-                <w:lang w:val="en-US" w:eastAsia="ja-JP" w:bidi="ar-SA"/>
-              </w:rPr>
-              <w:t>Dealer programme set-up (to confirm by management)</w:t>
-            </w:r>
-          </w:p>
-        </w:tc>
-        <w:tc>
-          <w:tcPr>
-            <w:tcW w:w="2836" w:type="dxa"/>
-            <w:tcBorders>
-              <w:top w:val="single" w:sz="4" w:space="0" w:color="BFC7D1"/>
-              <w:left w:val="single" w:sz="4" w:space="0" w:color="BFC7D1"/>
-              <w:bottom w:val="single" w:sz="4" w:space="0" w:color="BFC7D1"/>
-              <w:right w:val="single" w:sz="4" w:space="0" w:color="BFC7D1"/>
-            </w:tcBorders>
-          </w:tcPr>
-          <w:p>
-            <w:pPr>
-              <w:pStyle w:val="Normal"/>
-              <w:widowControl/>
-              <w:spacing w:lineRule="auto" w:line="240" w:before="0" w:after="20"/>
-              <w:jc w:val="left"/>
-              <w:rPr>
-                <w:rFonts w:ascii="Aptos" w:hAnsi="Aptos" w:eastAsia="ＭＳ 明朝" w:cs="Arial"/>
-                <w:kern w:val="0"/>
-                <w:sz w:val="24"/>
-                <w:szCs w:val="24"/>
-                <w:lang w:val="en-US" w:eastAsia="ja-JP" w:bidi="ar-SA"/>
-              </w:rPr>
-            </w:pPr>
-            <w:r>
-              <w:rPr>
-                <w:rFonts w:eastAsia="Segoe UI" w:cs="Segoe UI" w:ascii="Segoe UI" w:hAnsi="Segoe UI"/>
-                <w:color w:val="101820"/>
-                <w:kern w:val="0"/>
-                <w:sz w:val="18"/>
-                <w:szCs w:val="24"/>
-                <w:lang w:val="en-US" w:eastAsia="ja-JP" w:bidi="ar-SA"/>
-              </w:rPr>
-              <w:t>50,000.00 per programme</w:t>
-            </w:r>
-          </w:p>
-        </w:tc>
-        <w:tc>
-          <w:tcPr>
-            <w:tcW w:w="1318" w:type="dxa"/>
-            <w:tcBorders>
-              <w:top w:val="single" w:sz="4" w:space="0" w:color="BFC7D1"/>
-              <w:left w:val="single" w:sz="4" w:space="0" w:color="BFC7D1"/>
-              <w:bottom w:val="single" w:sz="4" w:space="0" w:color="BFC7D1"/>
-              <w:right w:val="single" w:sz="4" w:space="0" w:color="BFC7D1"/>
-            </w:tcBorders>
-          </w:tcPr>
-          <w:p>
-            <w:pPr>
-              <w:pStyle w:val="Normal"/>
-              <w:widowControl/>
-              <w:spacing w:lineRule="auto" w:line="240" w:before="0" w:after="20"/>
-              <w:jc w:val="left"/>
-              <w:rPr>
-                <w:rFonts w:ascii="Aptos" w:hAnsi="Aptos" w:eastAsia="ＭＳ 明朝" w:cs="Arial"/>
-                <w:kern w:val="0"/>
-                <w:sz w:val="24"/>
-                <w:szCs w:val="24"/>
-                <w:lang w:val="en-US" w:eastAsia="ja-JP" w:bidi="ar-SA"/>
-              </w:rPr>
-            </w:pPr>
-            <w:r>
-              <w:rPr>
-                <w:rFonts w:eastAsia="Segoe UI" w:cs="Segoe UI" w:ascii="Segoe UI" w:hAnsi="Segoe UI"/>
-                <w:color w:val="101820"/>
-                <w:kern w:val="0"/>
-                <w:sz w:val="18"/>
-                <w:szCs w:val="24"/>
-                <w:lang w:val="en-US" w:eastAsia="ja-JP" w:bidi="ar-SA"/>
-              </w:rPr>
-              <w:t>797</w:t>
-            </w:r>
-          </w:p>
-        </w:tc>
-      </w:tr>
-      <w:tr>
-        <w:trPr/>
-        <w:tc>
-          <w:tcPr>
-            <w:tcW w:w="4861" w:type="dxa"/>
-            <w:tcBorders>
-              <w:top w:val="single" w:sz="4" w:space="0" w:color="BFC7D1"/>
-              <w:left w:val="single" w:sz="4" w:space="0" w:color="BFC7D1"/>
-              <w:bottom w:val="single" w:sz="4" w:space="0" w:color="BFC7D1"/>
-              <w:right w:val="single" w:sz="4" w:space="0" w:color="BFC7D1"/>
-            </w:tcBorders>
-          </w:tcPr>
-          <w:p>
-            <w:pPr>
-              <w:pStyle w:val="Normal"/>
-              <w:widowControl/>
-              <w:spacing w:lineRule="auto" w:line="240" w:before="0" w:after="20"/>
-              <w:jc w:val="left"/>
-              <w:rPr>
-                <w:rFonts w:ascii="Aptos" w:hAnsi="Aptos" w:eastAsia="ＭＳ 明朝" w:cs="Arial"/>
-                <w:kern w:val="0"/>
-                <w:sz w:val="24"/>
-                <w:szCs w:val="24"/>
-                <w:lang w:val="en-US" w:eastAsia="ja-JP" w:bidi="ar-SA"/>
-              </w:rPr>
-            </w:pPr>
-            <w:r>
-              <w:rPr>
-                <w:rFonts w:eastAsia="Segoe UI" w:cs="Segoe UI" w:ascii="Segoe UI" w:hAnsi="Segoe UI"/>
-                <w:color w:val="101820"/>
-                <w:kern w:val="0"/>
-                <w:sz w:val="18"/>
-                <w:szCs w:val="24"/>
-                <w:lang w:val="en-US" w:eastAsia="ja-JP" w:bidi="ar-SA"/>
-              </w:rPr>
-              <w:t>Client brand pack (to confirm by management)</w:t>
-            </w:r>
-          </w:p>
-        </w:tc>
-        <w:tc>
-          <w:tcPr>
-            <w:tcW w:w="2836" w:type="dxa"/>
-            <w:tcBorders>
-              <w:top w:val="single" w:sz="4" w:space="0" w:color="BFC7D1"/>
-              <w:left w:val="single" w:sz="4" w:space="0" w:color="BFC7D1"/>
-              <w:bottom w:val="single" w:sz="4" w:space="0" w:color="BFC7D1"/>
-              <w:right w:val="single" w:sz="4" w:space="0" w:color="BFC7D1"/>
-            </w:tcBorders>
-          </w:tcPr>
-          <w:p>
-            <w:pPr>
-              <w:pStyle w:val="Normal"/>
-              <w:widowControl/>
-              <w:spacing w:lineRule="auto" w:line="240" w:before="0" w:after="20"/>
-              <w:jc w:val="left"/>
-              <w:rPr>
-                <w:rFonts w:ascii="Aptos" w:hAnsi="Aptos" w:eastAsia="ＭＳ 明朝" w:cs="Arial"/>
-                <w:kern w:val="0"/>
-                <w:sz w:val="24"/>
-                <w:szCs w:val="24"/>
-                <w:lang w:val="en-US" w:eastAsia="ja-JP" w:bidi="ar-SA"/>
-              </w:rPr>
-            </w:pPr>
-            <w:r>
-              <w:rPr>
-                <w:rFonts w:eastAsia="Segoe UI" w:cs="Segoe UI" w:ascii="Segoe UI" w:hAnsi="Segoe UI"/>
-                <w:color w:val="101820"/>
-                <w:kern w:val="0"/>
-                <w:sz w:val="18"/>
-                <w:szCs w:val="24"/>
-                <w:lang w:val="en-US" w:eastAsia="ja-JP" w:bidi="ar-SA"/>
-              </w:rPr>
-              <w:t>30,000.00 per pack</w:t>
-            </w:r>
-          </w:p>
-        </w:tc>
-        <w:tc>
-          <w:tcPr>
-            <w:tcW w:w="1318" w:type="dxa"/>
-            <w:tcBorders>
-              <w:top w:val="single" w:sz="4" w:space="0" w:color="BFC7D1"/>
-              <w:left w:val="single" w:sz="4" w:space="0" w:color="BFC7D1"/>
-              <w:bottom w:val="single" w:sz="4" w:space="0" w:color="BFC7D1"/>
-              <w:right w:val="single" w:sz="4" w:space="0" w:color="BFC7D1"/>
-            </w:tcBorders>
-          </w:tcPr>
-          <w:p>
-            <w:pPr>
-              <w:pStyle w:val="Normal"/>
-              <w:widowControl/>
-              <w:spacing w:lineRule="auto" w:line="240" w:before="0" w:after="20"/>
-              <w:jc w:val="left"/>
-              <w:rPr>
-                <w:rFonts w:ascii="Aptos" w:hAnsi="Aptos" w:eastAsia="ＭＳ 明朝" w:cs="Arial"/>
-                <w:kern w:val="0"/>
-                <w:sz w:val="24"/>
-                <w:szCs w:val="24"/>
-                <w:lang w:val="en-US" w:eastAsia="ja-JP" w:bidi="ar-SA"/>
-              </w:rPr>
-            </w:pPr>
-            <w:r>
-              <w:rPr>
-                <w:rFonts w:eastAsia="Segoe UI" w:cs="Segoe UI" w:ascii="Segoe UI" w:hAnsi="Segoe UI"/>
-                <w:color w:val="101820"/>
-                <w:kern w:val="0"/>
-                <w:sz w:val="18"/>
-                <w:szCs w:val="24"/>
-                <w:lang w:val="en-US" w:eastAsia="ja-JP" w:bidi="ar-SA"/>
-              </w:rPr>
-              <w:t>478</w:t>
             </w:r>
           </w:p>
         </w:tc>
@@ -21785,7 +21123,3280 @@
           <w:color w:val="101820"/>
           <w:sz w:val="21"/>
         </w:rPr>
-        <w:t>Connector go-live takes one delivered connector live with one partner (one SMS gateway, the CTPL provider and LTO feed, one insurer's API mapping, one bank's file layout, or the BIR EIS): configuration, credential check, live test and support of the partner's acceptance. The partner's certification of its interface, its fees and the broker's contract with it are outside this price.</w:t>
+        <w:t>Travel, lodging and meals outside Metro Manila are billed at cost. The recurring 24x7 Severity 1 support option increases 5% a year, like the AMC and the subscription. Hosting fees do not increase each year; they change only under the pass-through clause of the Hosting and Infrastructure Services Agreement.</w:t>
+      </w:r>
+    </w:p>
+    <w:p>
+      <w:pPr>
+        <w:pStyle w:val="Heading2"/>
+        <w:rPr/>
+      </w:pPr>
+      <w:bookmarkStart w:id="33" w:name="__RefHeading___Toc6123_2842061002"/>
+      <w:bookmarkEnd w:id="33"/>
+      <w:r>
+        <w:rPr>
+          <w:rFonts w:eastAsia="Segoe UI" w:cs="Segoe UI"/>
+          <w:b/>
+          <w:color w:val="0F4761"/>
+          <w:sz w:val="26"/>
+        </w:rPr>
+        <w:t>10.1  Optional modules and partner services</w:t>
+      </w:r>
+    </w:p>
+    <w:p>
+      <w:pPr>
+        <w:pStyle w:val="Normal"/>
+        <w:spacing w:lineRule="auto" w:line="276" w:before="0" w:after="120"/>
+        <w:rPr/>
+      </w:pPr>
+      <w:r>
+        <w:rPr>
+          <w:rFonts w:eastAsia="Segoe UI" w:cs="Segoe UI" w:ascii="Segoe UI" w:hAnsi="Segoe UI"/>
+          <w:color w:val="101820"/>
+          <w:sz w:val="21"/>
+        </w:rPr>
+        <w:t>Every module is included in the software price and in every package. The services below are optional, add-on items: they cover the set-up of a module with the broker's officers and advisers, the go-live of a delivered connector with its partner, and the validation or certification steps that a regulator or a partner requires before first use. Each is priced at its man-days times the blended day rate of PHP 16,100.00, rounded to PHP 10,000.00. The regulator's or partner's own fees (AMLC, IC, BIR, the CTPL provider, insurers, banks, gateways and list providers) are not included; the broker contracts and pays the partner directly.</w:t>
+      </w:r>
+    </w:p>
+    <w:tbl>
+      <w:tblPr>
+        <w:tblStyle w:val="TableGrid"/>
+        <w:tblW w:w="9015" w:type="dxa"/>
+        <w:jc w:val="left"/>
+        <w:tblInd w:w="0" w:type="dxa"/>
+        <w:tblLayout w:type="fixed"/>
+        <w:tblCellMar>
+          <w:top w:w="0" w:type="dxa"/>
+          <w:left w:w="108" w:type="dxa"/>
+          <w:bottom w:w="0" w:type="dxa"/>
+          <w:right w:w="108" w:type="dxa"/>
+        </w:tblCellMar>
+        <w:tblLook w:val="04a0" w:noHBand="0" w:noVBand="1" w:firstColumn="1" w:lastRow="0" w:lastColumn="0" w:firstRow="1"/>
+      </w:tblPr>
+      <w:tblGrid>
+        <w:gridCol w:w="2635"/>
+        <w:gridCol w:w="1123"/>
+        <w:gridCol w:w="1379"/>
+        <w:gridCol w:w="1242"/>
+        <w:gridCol w:w="2636"/>
+      </w:tblGrid>
+      <w:tr>
+        <w:trPr>
+          <w:tblHeader w:val="true"/>
+        </w:trPr>
+        <w:tc>
+          <w:tcPr>
+            <w:tcW w:w="2635" w:type="dxa"/>
+            <w:tcBorders>
+              <w:top w:val="single" w:sz="4" w:space="0" w:color="BFC7D1"/>
+              <w:left w:val="single" w:sz="4" w:space="0" w:color="BFC7D1"/>
+              <w:bottom w:val="single" w:sz="4" w:space="0" w:color="BFC7D1"/>
+              <w:right w:val="single" w:sz="4" w:space="0" w:color="BFC7D1"/>
+            </w:tcBorders>
+            <w:shd w:color="auto" w:fill="DCE9F7" w:val="clear"/>
+          </w:tcPr>
+          <w:p>
+            <w:pPr>
+              <w:pStyle w:val="Normal"/>
+              <w:widowControl/>
+              <w:spacing w:lineRule="auto" w:line="240" w:before="0" w:after="20"/>
+              <w:jc w:val="left"/>
+              <w:rPr>
+                <w:rFonts w:ascii="Aptos" w:hAnsi="Aptos" w:eastAsia="ＭＳ 明朝" w:cs="Arial"/>
+                <w:kern w:val="0"/>
+                <w:sz w:val="24"/>
+                <w:szCs w:val="24"/>
+                <w:lang w:val="en-US" w:eastAsia="ja-JP" w:bidi="ar-SA"/>
+              </w:rPr>
+            </w:pPr>
+            <w:r>
+              <w:rPr>
+                <w:rFonts w:eastAsia="Segoe UI" w:cs="Segoe UI" w:ascii="Segoe UI" w:hAnsi="Segoe UI"/>
+                <w:b/>
+                <w:color w:val="0F4761"/>
+                <w:kern w:val="0"/>
+                <w:sz w:val="16"/>
+                <w:szCs w:val="24"/>
+                <w:lang w:val="en-US" w:eastAsia="ja-JP" w:bidi="ar-SA"/>
+              </w:rPr>
+              <w:t>Item</w:t>
+            </w:r>
+          </w:p>
+        </w:tc>
+        <w:tc>
+          <w:tcPr>
+            <w:tcW w:w="1123" w:type="dxa"/>
+            <w:tcBorders>
+              <w:top w:val="single" w:sz="4" w:space="0" w:color="BFC7D1"/>
+              <w:left w:val="single" w:sz="4" w:space="0" w:color="BFC7D1"/>
+              <w:bottom w:val="single" w:sz="4" w:space="0" w:color="BFC7D1"/>
+              <w:right w:val="single" w:sz="4" w:space="0" w:color="BFC7D1"/>
+            </w:tcBorders>
+            <w:shd w:color="auto" w:fill="DCE9F7" w:val="clear"/>
+          </w:tcPr>
+          <w:p>
+            <w:pPr>
+              <w:pStyle w:val="Normal"/>
+              <w:widowControl/>
+              <w:spacing w:lineRule="auto" w:line="240" w:before="0" w:after="20"/>
+              <w:jc w:val="left"/>
+              <w:rPr>
+                <w:rFonts w:ascii="Aptos" w:hAnsi="Aptos" w:eastAsia="ＭＳ 明朝" w:cs="Arial"/>
+                <w:kern w:val="0"/>
+                <w:sz w:val="24"/>
+                <w:szCs w:val="24"/>
+                <w:lang w:val="en-US" w:eastAsia="ja-JP" w:bidi="ar-SA"/>
+              </w:rPr>
+            </w:pPr>
+            <w:r>
+              <w:rPr>
+                <w:rFonts w:eastAsia="Segoe UI" w:cs="Segoe UI" w:ascii="Segoe UI" w:hAnsi="Segoe UI"/>
+                <w:b/>
+                <w:color w:val="0F4761"/>
+                <w:kern w:val="0"/>
+                <w:sz w:val="16"/>
+                <w:szCs w:val="24"/>
+                <w:lang w:val="en-US" w:eastAsia="ja-JP" w:bidi="ar-SA"/>
+              </w:rPr>
+              <w:t>Man-days</w:t>
+            </w:r>
+          </w:p>
+        </w:tc>
+        <w:tc>
+          <w:tcPr>
+            <w:tcW w:w="1379" w:type="dxa"/>
+            <w:tcBorders>
+              <w:top w:val="single" w:sz="4" w:space="0" w:color="BFC7D1"/>
+              <w:left w:val="single" w:sz="4" w:space="0" w:color="BFC7D1"/>
+              <w:bottom w:val="single" w:sz="4" w:space="0" w:color="BFC7D1"/>
+              <w:right w:val="single" w:sz="4" w:space="0" w:color="BFC7D1"/>
+            </w:tcBorders>
+            <w:shd w:color="auto" w:fill="DCE9F7" w:val="clear"/>
+          </w:tcPr>
+          <w:p>
+            <w:pPr>
+              <w:pStyle w:val="Normal"/>
+              <w:widowControl/>
+              <w:spacing w:lineRule="auto" w:line="240" w:before="0" w:after="20"/>
+              <w:jc w:val="left"/>
+              <w:rPr>
+                <w:rFonts w:ascii="Aptos" w:hAnsi="Aptos" w:eastAsia="ＭＳ 明朝" w:cs="Arial"/>
+                <w:kern w:val="0"/>
+                <w:sz w:val="24"/>
+                <w:szCs w:val="24"/>
+                <w:lang w:val="en-US" w:eastAsia="ja-JP" w:bidi="ar-SA"/>
+              </w:rPr>
+            </w:pPr>
+            <w:r>
+              <w:rPr>
+                <w:rFonts w:eastAsia="Segoe UI" w:cs="Segoe UI" w:ascii="Segoe UI" w:hAnsi="Segoe UI"/>
+                <w:b/>
+                <w:color w:val="0F4761"/>
+                <w:kern w:val="0"/>
+                <w:sz w:val="16"/>
+                <w:szCs w:val="24"/>
+                <w:lang w:val="en-US" w:eastAsia="ja-JP" w:bidi="ar-SA"/>
+              </w:rPr>
+              <w:t>Price (PHP)</w:t>
+            </w:r>
+          </w:p>
+        </w:tc>
+        <w:tc>
+          <w:tcPr>
+            <w:tcW w:w="1242" w:type="dxa"/>
+            <w:tcBorders>
+              <w:top w:val="single" w:sz="4" w:space="0" w:color="BFC7D1"/>
+              <w:left w:val="single" w:sz="4" w:space="0" w:color="BFC7D1"/>
+              <w:bottom w:val="single" w:sz="4" w:space="0" w:color="BFC7D1"/>
+              <w:right w:val="single" w:sz="4" w:space="0" w:color="BFC7D1"/>
+            </w:tcBorders>
+            <w:shd w:color="auto" w:fill="DCE9F7" w:val="clear"/>
+          </w:tcPr>
+          <w:p>
+            <w:pPr>
+              <w:pStyle w:val="Normal"/>
+              <w:widowControl/>
+              <w:spacing w:lineRule="auto" w:line="240" w:before="0" w:after="20"/>
+              <w:jc w:val="left"/>
+              <w:rPr>
+                <w:rFonts w:ascii="Aptos" w:hAnsi="Aptos" w:eastAsia="ＭＳ 明朝" w:cs="Arial"/>
+                <w:kern w:val="0"/>
+                <w:sz w:val="24"/>
+                <w:szCs w:val="24"/>
+                <w:lang w:val="en-US" w:eastAsia="ja-JP" w:bidi="ar-SA"/>
+              </w:rPr>
+            </w:pPr>
+            <w:r>
+              <w:rPr>
+                <w:rFonts w:eastAsia="Segoe UI" w:cs="Segoe UI" w:ascii="Segoe UI" w:hAnsi="Segoe UI"/>
+                <w:b/>
+                <w:color w:val="0F4761"/>
+                <w:kern w:val="0"/>
+                <w:sz w:val="16"/>
+                <w:szCs w:val="24"/>
+                <w:lang w:val="en-US" w:eastAsia="ja-JP" w:bidi="ar-SA"/>
+              </w:rPr>
+              <w:t>USD reference</w:t>
+            </w:r>
+          </w:p>
+        </w:tc>
+        <w:tc>
+          <w:tcPr>
+            <w:tcW w:w="2636" w:type="dxa"/>
+            <w:tcBorders>
+              <w:top w:val="single" w:sz="4" w:space="0" w:color="BFC7D1"/>
+              <w:left w:val="single" w:sz="4" w:space="0" w:color="BFC7D1"/>
+              <w:bottom w:val="single" w:sz="4" w:space="0" w:color="BFC7D1"/>
+              <w:right w:val="single" w:sz="4" w:space="0" w:color="BFC7D1"/>
+            </w:tcBorders>
+            <w:shd w:color="auto" w:fill="DCE9F7" w:val="clear"/>
+          </w:tcPr>
+          <w:p>
+            <w:pPr>
+              <w:pStyle w:val="Normal"/>
+              <w:widowControl/>
+              <w:spacing w:lineRule="auto" w:line="240" w:before="0" w:after="20"/>
+              <w:jc w:val="left"/>
+              <w:rPr>
+                <w:rFonts w:ascii="Aptos" w:hAnsi="Aptos" w:eastAsia="ＭＳ 明朝" w:cs="Arial"/>
+                <w:kern w:val="0"/>
+                <w:sz w:val="24"/>
+                <w:szCs w:val="24"/>
+                <w:lang w:val="en-US" w:eastAsia="ja-JP" w:bidi="ar-SA"/>
+              </w:rPr>
+            </w:pPr>
+            <w:r>
+              <w:rPr>
+                <w:rFonts w:eastAsia="Segoe UI" w:cs="Segoe UI" w:ascii="Segoe UI" w:hAnsi="Segoe UI"/>
+                <w:b/>
+                <w:color w:val="0F4761"/>
+                <w:kern w:val="0"/>
+                <w:sz w:val="16"/>
+                <w:szCs w:val="24"/>
+                <w:lang w:val="en-US" w:eastAsia="ja-JP" w:bidi="ar-SA"/>
+              </w:rPr>
+              <w:t>Scope</w:t>
+            </w:r>
+          </w:p>
+        </w:tc>
+      </w:tr>
+      <w:tr>
+        <w:trPr/>
+        <w:tc>
+          <w:tcPr>
+            <w:tcW w:w="2635" w:type="dxa"/>
+            <w:tcBorders>
+              <w:top w:val="single" w:sz="4" w:space="0" w:color="BFC7D1"/>
+              <w:left w:val="single" w:sz="4" w:space="0" w:color="BFC7D1"/>
+              <w:bottom w:val="single" w:sz="4" w:space="0" w:color="BFC7D1"/>
+              <w:right w:val="single" w:sz="4" w:space="0" w:color="BFC7D1"/>
+            </w:tcBorders>
+          </w:tcPr>
+          <w:p>
+            <w:pPr>
+              <w:pStyle w:val="Normal"/>
+              <w:widowControl/>
+              <w:spacing w:lineRule="auto" w:line="240" w:before="0" w:after="20"/>
+              <w:jc w:val="left"/>
+              <w:rPr>
+                <w:rFonts w:ascii="Aptos" w:hAnsi="Aptos" w:eastAsia="ＭＳ 明朝" w:cs="Arial"/>
+                <w:kern w:val="0"/>
+                <w:sz w:val="24"/>
+                <w:szCs w:val="24"/>
+                <w:lang w:val="en-US" w:eastAsia="ja-JP" w:bidi="ar-SA"/>
+              </w:rPr>
+            </w:pPr>
+            <w:r>
+              <w:rPr>
+                <w:rFonts w:eastAsia="Segoe UI" w:cs="Segoe UI" w:ascii="Segoe UI" w:hAnsi="Segoe UI"/>
+                <w:color w:val="101820"/>
+                <w:kern w:val="0"/>
+                <w:sz w:val="16"/>
+                <w:szCs w:val="24"/>
+                <w:lang w:val="en-US" w:eastAsia="ja-JP" w:bidi="ar-SA"/>
+              </w:rPr>
+              <w:t>Connector go-live with a partner</w:t>
+            </w:r>
+          </w:p>
+        </w:tc>
+        <w:tc>
+          <w:tcPr>
+            <w:tcW w:w="1123" w:type="dxa"/>
+            <w:tcBorders>
+              <w:top w:val="single" w:sz="4" w:space="0" w:color="BFC7D1"/>
+              <w:left w:val="single" w:sz="4" w:space="0" w:color="BFC7D1"/>
+              <w:bottom w:val="single" w:sz="4" w:space="0" w:color="BFC7D1"/>
+              <w:right w:val="single" w:sz="4" w:space="0" w:color="BFC7D1"/>
+            </w:tcBorders>
+          </w:tcPr>
+          <w:p>
+            <w:pPr>
+              <w:pStyle w:val="Normal"/>
+              <w:widowControl/>
+              <w:spacing w:lineRule="auto" w:line="240" w:before="0" w:after="20"/>
+              <w:jc w:val="left"/>
+              <w:rPr>
+                <w:rFonts w:ascii="Aptos" w:hAnsi="Aptos" w:eastAsia="ＭＳ 明朝" w:cs="Arial"/>
+                <w:kern w:val="0"/>
+                <w:sz w:val="24"/>
+                <w:szCs w:val="24"/>
+                <w:lang w:val="en-US" w:eastAsia="ja-JP" w:bidi="ar-SA"/>
+              </w:rPr>
+            </w:pPr>
+            <w:r>
+              <w:rPr>
+                <w:rFonts w:eastAsia="Segoe UI" w:cs="Segoe UI" w:ascii="Segoe UI" w:hAnsi="Segoe UI"/>
+                <w:color w:val="101820"/>
+                <w:kern w:val="0"/>
+                <w:sz w:val="16"/>
+                <w:szCs w:val="24"/>
+                <w:lang w:val="en-US" w:eastAsia="ja-JP" w:bidi="ar-SA"/>
+              </w:rPr>
+              <w:t>5</w:t>
+            </w:r>
+          </w:p>
+        </w:tc>
+        <w:tc>
+          <w:tcPr>
+            <w:tcW w:w="1379" w:type="dxa"/>
+            <w:tcBorders>
+              <w:top w:val="single" w:sz="4" w:space="0" w:color="BFC7D1"/>
+              <w:left w:val="single" w:sz="4" w:space="0" w:color="BFC7D1"/>
+              <w:bottom w:val="single" w:sz="4" w:space="0" w:color="BFC7D1"/>
+              <w:right w:val="single" w:sz="4" w:space="0" w:color="BFC7D1"/>
+            </w:tcBorders>
+          </w:tcPr>
+          <w:p>
+            <w:pPr>
+              <w:pStyle w:val="Normal"/>
+              <w:widowControl/>
+              <w:spacing w:lineRule="auto" w:line="240" w:before="0" w:after="20"/>
+              <w:jc w:val="left"/>
+              <w:rPr>
+                <w:rFonts w:ascii="Aptos" w:hAnsi="Aptos" w:eastAsia="ＭＳ 明朝" w:cs="Arial"/>
+                <w:kern w:val="0"/>
+                <w:sz w:val="24"/>
+                <w:szCs w:val="24"/>
+                <w:lang w:val="en-US" w:eastAsia="ja-JP" w:bidi="ar-SA"/>
+              </w:rPr>
+            </w:pPr>
+            <w:r>
+              <w:rPr>
+                <w:rFonts w:eastAsia="Segoe UI" w:cs="Segoe UI" w:ascii="Segoe UI" w:hAnsi="Segoe UI"/>
+                <w:color w:val="101820"/>
+                <w:kern w:val="0"/>
+                <w:sz w:val="16"/>
+                <w:szCs w:val="24"/>
+                <w:lang w:val="en-US" w:eastAsia="ja-JP" w:bidi="ar-SA"/>
+              </w:rPr>
+              <w:t>80,000.00 per connector</w:t>
+            </w:r>
+          </w:p>
+        </w:tc>
+        <w:tc>
+          <w:tcPr>
+            <w:tcW w:w="1242" w:type="dxa"/>
+            <w:tcBorders>
+              <w:top w:val="single" w:sz="4" w:space="0" w:color="BFC7D1"/>
+              <w:left w:val="single" w:sz="4" w:space="0" w:color="BFC7D1"/>
+              <w:bottom w:val="single" w:sz="4" w:space="0" w:color="BFC7D1"/>
+              <w:right w:val="single" w:sz="4" w:space="0" w:color="BFC7D1"/>
+            </w:tcBorders>
+          </w:tcPr>
+          <w:p>
+            <w:pPr>
+              <w:pStyle w:val="Normal"/>
+              <w:widowControl/>
+              <w:spacing w:lineRule="auto" w:line="240" w:before="0" w:after="20"/>
+              <w:jc w:val="left"/>
+              <w:rPr>
+                <w:rFonts w:ascii="Aptos" w:hAnsi="Aptos" w:eastAsia="ＭＳ 明朝" w:cs="Arial"/>
+                <w:kern w:val="0"/>
+                <w:sz w:val="24"/>
+                <w:szCs w:val="24"/>
+                <w:lang w:val="en-US" w:eastAsia="ja-JP" w:bidi="ar-SA"/>
+              </w:rPr>
+            </w:pPr>
+            <w:r>
+              <w:rPr>
+                <w:rFonts w:eastAsia="Segoe UI" w:cs="Segoe UI" w:ascii="Segoe UI" w:hAnsi="Segoe UI"/>
+                <w:color w:val="101820"/>
+                <w:kern w:val="0"/>
+                <w:sz w:val="16"/>
+                <w:szCs w:val="24"/>
+                <w:lang w:val="en-US" w:eastAsia="ja-JP" w:bidi="ar-SA"/>
+              </w:rPr>
+              <w:t>1,275</w:t>
+            </w:r>
+          </w:p>
+        </w:tc>
+        <w:tc>
+          <w:tcPr>
+            <w:tcW w:w="2636" w:type="dxa"/>
+            <w:tcBorders>
+              <w:top w:val="single" w:sz="4" w:space="0" w:color="BFC7D1"/>
+              <w:left w:val="single" w:sz="4" w:space="0" w:color="BFC7D1"/>
+              <w:bottom w:val="single" w:sz="4" w:space="0" w:color="BFC7D1"/>
+              <w:right w:val="single" w:sz="4" w:space="0" w:color="BFC7D1"/>
+            </w:tcBorders>
+          </w:tcPr>
+          <w:p>
+            <w:pPr>
+              <w:pStyle w:val="Normal"/>
+              <w:widowControl/>
+              <w:spacing w:lineRule="auto" w:line="240" w:before="0" w:after="20"/>
+              <w:jc w:val="left"/>
+              <w:rPr>
+                <w:rFonts w:ascii="Aptos" w:hAnsi="Aptos" w:eastAsia="ＭＳ 明朝" w:cs="Arial"/>
+                <w:kern w:val="0"/>
+                <w:sz w:val="24"/>
+                <w:szCs w:val="24"/>
+                <w:lang w:val="en-US" w:eastAsia="ja-JP" w:bidi="ar-SA"/>
+              </w:rPr>
+            </w:pPr>
+            <w:r>
+              <w:rPr>
+                <w:rFonts w:eastAsia="Segoe UI" w:cs="Segoe UI" w:ascii="Segoe UI" w:hAnsi="Segoe UI"/>
+                <w:color w:val="101820"/>
+                <w:kern w:val="0"/>
+                <w:sz w:val="16"/>
+                <w:szCs w:val="24"/>
+                <w:lang w:val="en-US" w:eastAsia="ja-JP" w:bidi="ar-SA"/>
+              </w:rPr>
+              <w:t>One delivered connector (one SMS gateway, the CTPL provider and LTO feed, one insurer's API mapping, one bank's file layout, or the BIR EIS) taken live: configuration, credential check, live test and support of the partner's acceptance</w:t>
+            </w:r>
+          </w:p>
+        </w:tc>
+      </w:tr>
+      <w:tr>
+        <w:trPr/>
+        <w:tc>
+          <w:tcPr>
+            <w:tcW w:w="2635" w:type="dxa"/>
+            <w:tcBorders>
+              <w:top w:val="single" w:sz="4" w:space="0" w:color="BFC7D1"/>
+              <w:left w:val="single" w:sz="4" w:space="0" w:color="BFC7D1"/>
+              <w:bottom w:val="single" w:sz="4" w:space="0" w:color="BFC7D1"/>
+              <w:right w:val="single" w:sz="4" w:space="0" w:color="BFC7D1"/>
+            </w:tcBorders>
+          </w:tcPr>
+          <w:p>
+            <w:pPr>
+              <w:pStyle w:val="Normal"/>
+              <w:widowControl/>
+              <w:spacing w:lineRule="auto" w:line="240" w:before="0" w:after="20"/>
+              <w:jc w:val="left"/>
+              <w:rPr>
+                <w:rFonts w:ascii="Aptos" w:hAnsi="Aptos" w:eastAsia="ＭＳ 明朝" w:cs="Arial"/>
+                <w:kern w:val="0"/>
+                <w:sz w:val="24"/>
+                <w:szCs w:val="24"/>
+                <w:lang w:val="en-US" w:eastAsia="ja-JP" w:bidi="ar-SA"/>
+              </w:rPr>
+            </w:pPr>
+            <w:r>
+              <w:rPr>
+                <w:rFonts w:eastAsia="Segoe UI" w:cs="Segoe UI" w:ascii="Segoe UI" w:hAnsi="Segoe UI"/>
+                <w:color w:val="101820"/>
+                <w:kern w:val="0"/>
+                <w:sz w:val="16"/>
+                <w:szCs w:val="24"/>
+                <w:lang w:val="en-US" w:eastAsia="ja-JP" w:bidi="ar-SA"/>
+              </w:rPr>
+              <w:t>Activation of the AML/CFT toolkit</w:t>
+            </w:r>
+          </w:p>
+        </w:tc>
+        <w:tc>
+          <w:tcPr>
+            <w:tcW w:w="1123" w:type="dxa"/>
+            <w:tcBorders>
+              <w:top w:val="single" w:sz="4" w:space="0" w:color="BFC7D1"/>
+              <w:left w:val="single" w:sz="4" w:space="0" w:color="BFC7D1"/>
+              <w:bottom w:val="single" w:sz="4" w:space="0" w:color="BFC7D1"/>
+              <w:right w:val="single" w:sz="4" w:space="0" w:color="BFC7D1"/>
+            </w:tcBorders>
+          </w:tcPr>
+          <w:p>
+            <w:pPr>
+              <w:pStyle w:val="Normal"/>
+              <w:widowControl/>
+              <w:spacing w:lineRule="auto" w:line="240" w:before="0" w:after="20"/>
+              <w:jc w:val="left"/>
+              <w:rPr>
+                <w:rFonts w:ascii="Aptos" w:hAnsi="Aptos" w:eastAsia="ＭＳ 明朝" w:cs="Arial"/>
+                <w:kern w:val="0"/>
+                <w:sz w:val="24"/>
+                <w:szCs w:val="24"/>
+                <w:lang w:val="en-US" w:eastAsia="ja-JP" w:bidi="ar-SA"/>
+              </w:rPr>
+            </w:pPr>
+            <w:r>
+              <w:rPr>
+                <w:rFonts w:eastAsia="Segoe UI" w:cs="Segoe UI" w:ascii="Segoe UI" w:hAnsi="Segoe UI"/>
+                <w:color w:val="101820"/>
+                <w:kern w:val="0"/>
+                <w:sz w:val="16"/>
+                <w:szCs w:val="24"/>
+                <w:lang w:val="en-US" w:eastAsia="ja-JP" w:bidi="ar-SA"/>
+              </w:rPr>
+              <w:t>8</w:t>
+            </w:r>
+          </w:p>
+        </w:tc>
+        <w:tc>
+          <w:tcPr>
+            <w:tcW w:w="1379" w:type="dxa"/>
+            <w:tcBorders>
+              <w:top w:val="single" w:sz="4" w:space="0" w:color="BFC7D1"/>
+              <w:left w:val="single" w:sz="4" w:space="0" w:color="BFC7D1"/>
+              <w:bottom w:val="single" w:sz="4" w:space="0" w:color="BFC7D1"/>
+              <w:right w:val="single" w:sz="4" w:space="0" w:color="BFC7D1"/>
+            </w:tcBorders>
+          </w:tcPr>
+          <w:p>
+            <w:pPr>
+              <w:pStyle w:val="Normal"/>
+              <w:widowControl/>
+              <w:spacing w:lineRule="auto" w:line="240" w:before="0" w:after="20"/>
+              <w:jc w:val="left"/>
+              <w:rPr>
+                <w:rFonts w:ascii="Aptos" w:hAnsi="Aptos" w:eastAsia="ＭＳ 明朝" w:cs="Arial"/>
+                <w:kern w:val="0"/>
+                <w:sz w:val="24"/>
+                <w:szCs w:val="24"/>
+                <w:lang w:val="en-US" w:eastAsia="ja-JP" w:bidi="ar-SA"/>
+              </w:rPr>
+            </w:pPr>
+            <w:r>
+              <w:rPr>
+                <w:rFonts w:eastAsia="Segoe UI" w:cs="Segoe UI" w:ascii="Segoe UI" w:hAnsi="Segoe UI"/>
+                <w:color w:val="101820"/>
+                <w:kern w:val="0"/>
+                <w:sz w:val="16"/>
+                <w:szCs w:val="24"/>
+                <w:lang w:val="en-US" w:eastAsia="ja-JP" w:bidi="ar-SA"/>
+              </w:rPr>
+              <w:t>130,000.00 one-time</w:t>
+            </w:r>
+          </w:p>
+        </w:tc>
+        <w:tc>
+          <w:tcPr>
+            <w:tcW w:w="1242" w:type="dxa"/>
+            <w:tcBorders>
+              <w:top w:val="single" w:sz="4" w:space="0" w:color="BFC7D1"/>
+              <w:left w:val="single" w:sz="4" w:space="0" w:color="BFC7D1"/>
+              <w:bottom w:val="single" w:sz="4" w:space="0" w:color="BFC7D1"/>
+              <w:right w:val="single" w:sz="4" w:space="0" w:color="BFC7D1"/>
+            </w:tcBorders>
+          </w:tcPr>
+          <w:p>
+            <w:pPr>
+              <w:pStyle w:val="Normal"/>
+              <w:widowControl/>
+              <w:spacing w:lineRule="auto" w:line="240" w:before="0" w:after="20"/>
+              <w:jc w:val="left"/>
+              <w:rPr>
+                <w:rFonts w:ascii="Aptos" w:hAnsi="Aptos" w:eastAsia="ＭＳ 明朝" w:cs="Arial"/>
+                <w:kern w:val="0"/>
+                <w:sz w:val="24"/>
+                <w:szCs w:val="24"/>
+                <w:lang w:val="en-US" w:eastAsia="ja-JP" w:bidi="ar-SA"/>
+              </w:rPr>
+            </w:pPr>
+            <w:r>
+              <w:rPr>
+                <w:rFonts w:eastAsia="Segoe UI" w:cs="Segoe UI" w:ascii="Segoe UI" w:hAnsi="Segoe UI"/>
+                <w:color w:val="101820"/>
+                <w:kern w:val="0"/>
+                <w:sz w:val="16"/>
+                <w:szCs w:val="24"/>
+                <w:lang w:val="en-US" w:eastAsia="ja-JP" w:bidi="ar-SA"/>
+              </w:rPr>
+              <w:t>2,072</w:t>
+            </w:r>
+          </w:p>
+        </w:tc>
+        <w:tc>
+          <w:tcPr>
+            <w:tcW w:w="2636" w:type="dxa"/>
+            <w:tcBorders>
+              <w:top w:val="single" w:sz="4" w:space="0" w:color="BFC7D1"/>
+              <w:left w:val="single" w:sz="4" w:space="0" w:color="BFC7D1"/>
+              <w:bottom w:val="single" w:sz="4" w:space="0" w:color="BFC7D1"/>
+              <w:right w:val="single" w:sz="4" w:space="0" w:color="BFC7D1"/>
+            </w:tcBorders>
+          </w:tcPr>
+          <w:p>
+            <w:pPr>
+              <w:pStyle w:val="Normal"/>
+              <w:widowControl/>
+              <w:spacing w:lineRule="auto" w:line="240" w:before="0" w:after="20"/>
+              <w:jc w:val="left"/>
+              <w:rPr>
+                <w:rFonts w:ascii="Aptos" w:hAnsi="Aptos" w:eastAsia="ＭＳ 明朝" w:cs="Arial"/>
+                <w:kern w:val="0"/>
+                <w:sz w:val="24"/>
+                <w:szCs w:val="24"/>
+                <w:lang w:val="en-US" w:eastAsia="ja-JP" w:bidi="ar-SA"/>
+              </w:rPr>
+            </w:pPr>
+            <w:r>
+              <w:rPr>
+                <w:rFonts w:eastAsia="Segoe UI" w:cs="Segoe UI" w:ascii="Segoe UI" w:hAnsi="Segoe UI"/>
+                <w:color w:val="101820"/>
+                <w:kern w:val="0"/>
+                <w:sz w:val="16"/>
+                <w:szCs w:val="24"/>
+                <w:lang w:val="en-US" w:eastAsia="ja-JP" w:bidi="ar-SA"/>
+              </w:rPr>
+              <w:t>Risk factors and rules workshop with the compliance officer, settings, first list loads, provider set-up and a test AMLC file</w:t>
+            </w:r>
+          </w:p>
+        </w:tc>
+      </w:tr>
+      <w:tr>
+        <w:trPr/>
+        <w:tc>
+          <w:tcPr>
+            <w:tcW w:w="2635" w:type="dxa"/>
+            <w:tcBorders>
+              <w:top w:val="single" w:sz="4" w:space="0" w:color="BFC7D1"/>
+              <w:left w:val="single" w:sz="4" w:space="0" w:color="BFC7D1"/>
+              <w:bottom w:val="single" w:sz="4" w:space="0" w:color="BFC7D1"/>
+              <w:right w:val="single" w:sz="4" w:space="0" w:color="BFC7D1"/>
+            </w:tcBorders>
+          </w:tcPr>
+          <w:p>
+            <w:pPr>
+              <w:pStyle w:val="Normal"/>
+              <w:widowControl/>
+              <w:spacing w:lineRule="auto" w:line="240" w:before="0" w:after="20"/>
+              <w:jc w:val="left"/>
+              <w:rPr>
+                <w:rFonts w:ascii="Aptos" w:hAnsi="Aptos" w:eastAsia="ＭＳ 明朝" w:cs="Arial"/>
+                <w:kern w:val="0"/>
+                <w:sz w:val="24"/>
+                <w:szCs w:val="24"/>
+                <w:lang w:val="en-US" w:eastAsia="ja-JP" w:bidi="ar-SA"/>
+              </w:rPr>
+            </w:pPr>
+            <w:r>
+              <w:rPr>
+                <w:rFonts w:eastAsia="Segoe UI" w:cs="Segoe UI" w:ascii="Segoe UI" w:hAnsi="Segoe UI"/>
+                <w:color w:val="101820"/>
+                <w:kern w:val="0"/>
+                <w:sz w:val="16"/>
+                <w:szCs w:val="24"/>
+                <w:lang w:val="en-US" w:eastAsia="ja-JP" w:bidi="ar-SA"/>
+              </w:rPr>
+              <w:t>Activation of the IC compliance registers</w:t>
+            </w:r>
+          </w:p>
+        </w:tc>
+        <w:tc>
+          <w:tcPr>
+            <w:tcW w:w="1123" w:type="dxa"/>
+            <w:tcBorders>
+              <w:top w:val="single" w:sz="4" w:space="0" w:color="BFC7D1"/>
+              <w:left w:val="single" w:sz="4" w:space="0" w:color="BFC7D1"/>
+              <w:bottom w:val="single" w:sz="4" w:space="0" w:color="BFC7D1"/>
+              <w:right w:val="single" w:sz="4" w:space="0" w:color="BFC7D1"/>
+            </w:tcBorders>
+          </w:tcPr>
+          <w:p>
+            <w:pPr>
+              <w:pStyle w:val="Normal"/>
+              <w:widowControl/>
+              <w:spacing w:lineRule="auto" w:line="240" w:before="0" w:after="20"/>
+              <w:jc w:val="left"/>
+              <w:rPr>
+                <w:rFonts w:ascii="Aptos" w:hAnsi="Aptos" w:eastAsia="ＭＳ 明朝" w:cs="Arial"/>
+                <w:kern w:val="0"/>
+                <w:sz w:val="24"/>
+                <w:szCs w:val="24"/>
+                <w:lang w:val="en-US" w:eastAsia="ja-JP" w:bidi="ar-SA"/>
+              </w:rPr>
+            </w:pPr>
+            <w:r>
+              <w:rPr>
+                <w:rFonts w:eastAsia="Segoe UI" w:cs="Segoe UI" w:ascii="Segoe UI" w:hAnsi="Segoe UI"/>
+                <w:color w:val="101820"/>
+                <w:kern w:val="0"/>
+                <w:sz w:val="16"/>
+                <w:szCs w:val="24"/>
+                <w:lang w:val="en-US" w:eastAsia="ja-JP" w:bidi="ar-SA"/>
+              </w:rPr>
+              <w:t>6</w:t>
+            </w:r>
+          </w:p>
+        </w:tc>
+        <w:tc>
+          <w:tcPr>
+            <w:tcW w:w="1379" w:type="dxa"/>
+            <w:tcBorders>
+              <w:top w:val="single" w:sz="4" w:space="0" w:color="BFC7D1"/>
+              <w:left w:val="single" w:sz="4" w:space="0" w:color="BFC7D1"/>
+              <w:bottom w:val="single" w:sz="4" w:space="0" w:color="BFC7D1"/>
+              <w:right w:val="single" w:sz="4" w:space="0" w:color="BFC7D1"/>
+            </w:tcBorders>
+          </w:tcPr>
+          <w:p>
+            <w:pPr>
+              <w:pStyle w:val="Normal"/>
+              <w:widowControl/>
+              <w:spacing w:lineRule="auto" w:line="240" w:before="0" w:after="20"/>
+              <w:jc w:val="left"/>
+              <w:rPr>
+                <w:rFonts w:ascii="Aptos" w:hAnsi="Aptos" w:eastAsia="ＭＳ 明朝" w:cs="Arial"/>
+                <w:kern w:val="0"/>
+                <w:sz w:val="24"/>
+                <w:szCs w:val="24"/>
+                <w:lang w:val="en-US" w:eastAsia="ja-JP" w:bidi="ar-SA"/>
+              </w:rPr>
+            </w:pPr>
+            <w:r>
+              <w:rPr>
+                <w:rFonts w:eastAsia="Segoe UI" w:cs="Segoe UI" w:ascii="Segoe UI" w:hAnsi="Segoe UI"/>
+                <w:color w:val="101820"/>
+                <w:kern w:val="0"/>
+                <w:sz w:val="16"/>
+                <w:szCs w:val="24"/>
+                <w:lang w:val="en-US" w:eastAsia="ja-JP" w:bidi="ar-SA"/>
+              </w:rPr>
+              <w:t>100,000.00 one-time</w:t>
+            </w:r>
+          </w:p>
+        </w:tc>
+        <w:tc>
+          <w:tcPr>
+            <w:tcW w:w="1242" w:type="dxa"/>
+            <w:tcBorders>
+              <w:top w:val="single" w:sz="4" w:space="0" w:color="BFC7D1"/>
+              <w:left w:val="single" w:sz="4" w:space="0" w:color="BFC7D1"/>
+              <w:bottom w:val="single" w:sz="4" w:space="0" w:color="BFC7D1"/>
+              <w:right w:val="single" w:sz="4" w:space="0" w:color="BFC7D1"/>
+            </w:tcBorders>
+          </w:tcPr>
+          <w:p>
+            <w:pPr>
+              <w:pStyle w:val="Normal"/>
+              <w:widowControl/>
+              <w:spacing w:lineRule="auto" w:line="240" w:before="0" w:after="20"/>
+              <w:jc w:val="left"/>
+              <w:rPr>
+                <w:rFonts w:ascii="Aptos" w:hAnsi="Aptos" w:eastAsia="ＭＳ 明朝" w:cs="Arial"/>
+                <w:kern w:val="0"/>
+                <w:sz w:val="24"/>
+                <w:szCs w:val="24"/>
+                <w:lang w:val="en-US" w:eastAsia="ja-JP" w:bidi="ar-SA"/>
+              </w:rPr>
+            </w:pPr>
+            <w:r>
+              <w:rPr>
+                <w:rFonts w:eastAsia="Segoe UI" w:cs="Segoe UI" w:ascii="Segoe UI" w:hAnsi="Segoe UI"/>
+                <w:color w:val="101820"/>
+                <w:kern w:val="0"/>
+                <w:sz w:val="16"/>
+                <w:szCs w:val="24"/>
+                <w:lang w:val="en-US" w:eastAsia="ja-JP" w:bidi="ar-SA"/>
+              </w:rPr>
+              <w:t>1,594</w:t>
+            </w:r>
+          </w:p>
+        </w:tc>
+        <w:tc>
+          <w:tcPr>
+            <w:tcW w:w="2636" w:type="dxa"/>
+            <w:tcBorders>
+              <w:top w:val="single" w:sz="4" w:space="0" w:color="BFC7D1"/>
+              <w:left w:val="single" w:sz="4" w:space="0" w:color="BFC7D1"/>
+              <w:bottom w:val="single" w:sz="4" w:space="0" w:color="BFC7D1"/>
+              <w:right w:val="single" w:sz="4" w:space="0" w:color="BFC7D1"/>
+            </w:tcBorders>
+          </w:tcPr>
+          <w:p>
+            <w:pPr>
+              <w:pStyle w:val="Normal"/>
+              <w:widowControl/>
+              <w:spacing w:lineRule="auto" w:line="240" w:before="0" w:after="20"/>
+              <w:jc w:val="left"/>
+              <w:rPr>
+                <w:rFonts w:ascii="Aptos" w:hAnsi="Aptos" w:eastAsia="ＭＳ 明朝" w:cs="Arial"/>
+                <w:kern w:val="0"/>
+                <w:sz w:val="24"/>
+                <w:szCs w:val="24"/>
+                <w:lang w:val="en-US" w:eastAsia="ja-JP" w:bidi="ar-SA"/>
+              </w:rPr>
+            </w:pPr>
+            <w:r>
+              <w:rPr>
+                <w:rFonts w:eastAsia="Segoe UI" w:cs="Segoe UI" w:ascii="Segoe UI" w:hAnsi="Segoe UI"/>
+                <w:color w:val="101820"/>
+                <w:kern w:val="0"/>
+                <w:sz w:val="16"/>
+                <w:szCs w:val="24"/>
+                <w:lang w:val="en-US" w:eastAsia="ja-JP" w:bidi="ar-SA"/>
+              </w:rPr>
+              <w:t>Licence and fit and proper register load, insurer certificates, complaints and breach settings, mapping of the IC statement to the broker's chart</w:t>
+            </w:r>
+          </w:p>
+        </w:tc>
+      </w:tr>
+      <w:tr>
+        <w:trPr/>
+        <w:tc>
+          <w:tcPr>
+            <w:tcW w:w="2635" w:type="dxa"/>
+            <w:tcBorders>
+              <w:top w:val="single" w:sz="4" w:space="0" w:color="BFC7D1"/>
+              <w:left w:val="single" w:sz="4" w:space="0" w:color="BFC7D1"/>
+              <w:bottom w:val="single" w:sz="4" w:space="0" w:color="BFC7D1"/>
+              <w:right w:val="single" w:sz="4" w:space="0" w:color="BFC7D1"/>
+            </w:tcBorders>
+          </w:tcPr>
+          <w:p>
+            <w:pPr>
+              <w:pStyle w:val="Normal"/>
+              <w:widowControl/>
+              <w:spacing w:lineRule="auto" w:line="240" w:before="0" w:after="20"/>
+              <w:jc w:val="left"/>
+              <w:rPr>
+                <w:rFonts w:ascii="Aptos" w:hAnsi="Aptos" w:eastAsia="ＭＳ 明朝" w:cs="Arial"/>
+                <w:kern w:val="0"/>
+                <w:sz w:val="24"/>
+                <w:szCs w:val="24"/>
+                <w:lang w:val="en-US" w:eastAsia="ja-JP" w:bidi="ar-SA"/>
+              </w:rPr>
+            </w:pPr>
+            <w:r>
+              <w:rPr>
+                <w:rFonts w:eastAsia="Segoe UI" w:cs="Segoe UI" w:ascii="Segoe UI" w:hAnsi="Segoe UI"/>
+                <w:color w:val="101820"/>
+                <w:kern w:val="0"/>
+                <w:sz w:val="16"/>
+                <w:szCs w:val="24"/>
+                <w:lang w:val="en-US" w:eastAsia="ja-JP" w:bidi="ar-SA"/>
+              </w:rPr>
+              <w:t>Activation of the BIR pack</w:t>
+            </w:r>
+          </w:p>
+        </w:tc>
+        <w:tc>
+          <w:tcPr>
+            <w:tcW w:w="1123" w:type="dxa"/>
+            <w:tcBorders>
+              <w:top w:val="single" w:sz="4" w:space="0" w:color="BFC7D1"/>
+              <w:left w:val="single" w:sz="4" w:space="0" w:color="BFC7D1"/>
+              <w:bottom w:val="single" w:sz="4" w:space="0" w:color="BFC7D1"/>
+              <w:right w:val="single" w:sz="4" w:space="0" w:color="BFC7D1"/>
+            </w:tcBorders>
+          </w:tcPr>
+          <w:p>
+            <w:pPr>
+              <w:pStyle w:val="Normal"/>
+              <w:widowControl/>
+              <w:spacing w:lineRule="auto" w:line="240" w:before="0" w:after="20"/>
+              <w:jc w:val="left"/>
+              <w:rPr>
+                <w:rFonts w:ascii="Aptos" w:hAnsi="Aptos" w:eastAsia="ＭＳ 明朝" w:cs="Arial"/>
+                <w:kern w:val="0"/>
+                <w:sz w:val="24"/>
+                <w:szCs w:val="24"/>
+                <w:lang w:val="en-US" w:eastAsia="ja-JP" w:bidi="ar-SA"/>
+              </w:rPr>
+            </w:pPr>
+            <w:r>
+              <w:rPr>
+                <w:rFonts w:eastAsia="Segoe UI" w:cs="Segoe UI" w:ascii="Segoe UI" w:hAnsi="Segoe UI"/>
+                <w:color w:val="101820"/>
+                <w:kern w:val="0"/>
+                <w:sz w:val="16"/>
+                <w:szCs w:val="24"/>
+                <w:lang w:val="en-US" w:eastAsia="ja-JP" w:bidi="ar-SA"/>
+              </w:rPr>
+              <w:t>8</w:t>
+            </w:r>
+          </w:p>
+        </w:tc>
+        <w:tc>
+          <w:tcPr>
+            <w:tcW w:w="1379" w:type="dxa"/>
+            <w:tcBorders>
+              <w:top w:val="single" w:sz="4" w:space="0" w:color="BFC7D1"/>
+              <w:left w:val="single" w:sz="4" w:space="0" w:color="BFC7D1"/>
+              <w:bottom w:val="single" w:sz="4" w:space="0" w:color="BFC7D1"/>
+              <w:right w:val="single" w:sz="4" w:space="0" w:color="BFC7D1"/>
+            </w:tcBorders>
+          </w:tcPr>
+          <w:p>
+            <w:pPr>
+              <w:pStyle w:val="Normal"/>
+              <w:widowControl/>
+              <w:spacing w:lineRule="auto" w:line="240" w:before="0" w:after="20"/>
+              <w:jc w:val="left"/>
+              <w:rPr>
+                <w:rFonts w:ascii="Aptos" w:hAnsi="Aptos" w:eastAsia="ＭＳ 明朝" w:cs="Arial"/>
+                <w:kern w:val="0"/>
+                <w:sz w:val="24"/>
+                <w:szCs w:val="24"/>
+                <w:lang w:val="en-US" w:eastAsia="ja-JP" w:bidi="ar-SA"/>
+              </w:rPr>
+            </w:pPr>
+            <w:r>
+              <w:rPr>
+                <w:rFonts w:eastAsia="Segoe UI" w:cs="Segoe UI" w:ascii="Segoe UI" w:hAnsi="Segoe UI"/>
+                <w:color w:val="101820"/>
+                <w:kern w:val="0"/>
+                <w:sz w:val="16"/>
+                <w:szCs w:val="24"/>
+                <w:lang w:val="en-US" w:eastAsia="ja-JP" w:bidi="ar-SA"/>
+              </w:rPr>
+              <w:t>130,000.00 one-time</w:t>
+            </w:r>
+          </w:p>
+        </w:tc>
+        <w:tc>
+          <w:tcPr>
+            <w:tcW w:w="1242" w:type="dxa"/>
+            <w:tcBorders>
+              <w:top w:val="single" w:sz="4" w:space="0" w:color="BFC7D1"/>
+              <w:left w:val="single" w:sz="4" w:space="0" w:color="BFC7D1"/>
+              <w:bottom w:val="single" w:sz="4" w:space="0" w:color="BFC7D1"/>
+              <w:right w:val="single" w:sz="4" w:space="0" w:color="BFC7D1"/>
+            </w:tcBorders>
+          </w:tcPr>
+          <w:p>
+            <w:pPr>
+              <w:pStyle w:val="Normal"/>
+              <w:widowControl/>
+              <w:spacing w:lineRule="auto" w:line="240" w:before="0" w:after="20"/>
+              <w:jc w:val="left"/>
+              <w:rPr>
+                <w:rFonts w:ascii="Aptos" w:hAnsi="Aptos" w:eastAsia="ＭＳ 明朝" w:cs="Arial"/>
+                <w:kern w:val="0"/>
+                <w:sz w:val="24"/>
+                <w:szCs w:val="24"/>
+                <w:lang w:val="en-US" w:eastAsia="ja-JP" w:bidi="ar-SA"/>
+              </w:rPr>
+            </w:pPr>
+            <w:r>
+              <w:rPr>
+                <w:rFonts w:eastAsia="Segoe UI" w:cs="Segoe UI" w:ascii="Segoe UI" w:hAnsi="Segoe UI"/>
+                <w:color w:val="101820"/>
+                <w:kern w:val="0"/>
+                <w:sz w:val="16"/>
+                <w:szCs w:val="24"/>
+                <w:lang w:val="en-US" w:eastAsia="ja-JP" w:bidi="ar-SA"/>
+              </w:rPr>
+              <w:t>2,072</w:t>
+            </w:r>
+          </w:p>
+        </w:tc>
+        <w:tc>
+          <w:tcPr>
+            <w:tcW w:w="2636" w:type="dxa"/>
+            <w:tcBorders>
+              <w:top w:val="single" w:sz="4" w:space="0" w:color="BFC7D1"/>
+              <w:left w:val="single" w:sz="4" w:space="0" w:color="BFC7D1"/>
+              <w:bottom w:val="single" w:sz="4" w:space="0" w:color="BFC7D1"/>
+              <w:right w:val="single" w:sz="4" w:space="0" w:color="BFC7D1"/>
+            </w:tcBorders>
+          </w:tcPr>
+          <w:p>
+            <w:pPr>
+              <w:pStyle w:val="Normal"/>
+              <w:widowControl/>
+              <w:spacing w:lineRule="auto" w:line="240" w:before="0" w:after="20"/>
+              <w:jc w:val="left"/>
+              <w:rPr>
+                <w:rFonts w:ascii="Aptos" w:hAnsi="Aptos" w:eastAsia="ＭＳ 明朝" w:cs="Arial"/>
+                <w:kern w:val="0"/>
+                <w:sz w:val="24"/>
+                <w:szCs w:val="24"/>
+                <w:lang w:val="en-US" w:eastAsia="ja-JP" w:bidi="ar-SA"/>
+              </w:rPr>
+            </w:pPr>
+            <w:r>
+              <w:rPr>
+                <w:rFonts w:eastAsia="Segoe UI" w:cs="Segoe UI" w:ascii="Segoe UI" w:hAnsi="Segoe UI"/>
+                <w:color w:val="101820"/>
+                <w:kern w:val="0"/>
+                <w:sz w:val="16"/>
+                <w:szCs w:val="24"/>
+                <w:lang w:val="en-US" w:eastAsia="ja-JP" w:bidi="ar-SA"/>
+              </w:rPr>
+              <w:t>BIR and EOPT invoice settings with the tax adviser, ATC mapping, DAT file dry run, CAS books pack</w:t>
+            </w:r>
+          </w:p>
+        </w:tc>
+      </w:tr>
+      <w:tr>
+        <w:trPr/>
+        <w:tc>
+          <w:tcPr>
+            <w:tcW w:w="2635" w:type="dxa"/>
+            <w:tcBorders>
+              <w:top w:val="single" w:sz="4" w:space="0" w:color="BFC7D1"/>
+              <w:left w:val="single" w:sz="4" w:space="0" w:color="BFC7D1"/>
+              <w:bottom w:val="single" w:sz="4" w:space="0" w:color="BFC7D1"/>
+              <w:right w:val="single" w:sz="4" w:space="0" w:color="BFC7D1"/>
+            </w:tcBorders>
+          </w:tcPr>
+          <w:p>
+            <w:pPr>
+              <w:pStyle w:val="Normal"/>
+              <w:widowControl/>
+              <w:spacing w:lineRule="auto" w:line="240" w:before="0" w:after="20"/>
+              <w:jc w:val="left"/>
+              <w:rPr>
+                <w:rFonts w:ascii="Aptos" w:hAnsi="Aptos" w:eastAsia="ＭＳ 明朝" w:cs="Arial"/>
+                <w:kern w:val="0"/>
+                <w:sz w:val="24"/>
+                <w:szCs w:val="24"/>
+                <w:lang w:val="en-US" w:eastAsia="ja-JP" w:bidi="ar-SA"/>
+              </w:rPr>
+            </w:pPr>
+            <w:r>
+              <w:rPr>
+                <w:rFonts w:eastAsia="Segoe UI" w:cs="Segoe UI" w:ascii="Segoe UI" w:hAnsi="Segoe UI"/>
+                <w:color w:val="101820"/>
+                <w:kern w:val="0"/>
+                <w:sz w:val="16"/>
+                <w:szCs w:val="24"/>
+                <w:lang w:val="en-US" w:eastAsia="ja-JP" w:bidi="ar-SA"/>
+              </w:rPr>
+              <w:t>Dealer programme set-up</w:t>
+            </w:r>
+          </w:p>
+        </w:tc>
+        <w:tc>
+          <w:tcPr>
+            <w:tcW w:w="1123" w:type="dxa"/>
+            <w:tcBorders>
+              <w:top w:val="single" w:sz="4" w:space="0" w:color="BFC7D1"/>
+              <w:left w:val="single" w:sz="4" w:space="0" w:color="BFC7D1"/>
+              <w:bottom w:val="single" w:sz="4" w:space="0" w:color="BFC7D1"/>
+              <w:right w:val="single" w:sz="4" w:space="0" w:color="BFC7D1"/>
+            </w:tcBorders>
+          </w:tcPr>
+          <w:p>
+            <w:pPr>
+              <w:pStyle w:val="Normal"/>
+              <w:widowControl/>
+              <w:spacing w:lineRule="auto" w:line="240" w:before="0" w:after="20"/>
+              <w:jc w:val="left"/>
+              <w:rPr>
+                <w:rFonts w:ascii="Aptos" w:hAnsi="Aptos" w:eastAsia="ＭＳ 明朝" w:cs="Arial"/>
+                <w:kern w:val="0"/>
+                <w:sz w:val="24"/>
+                <w:szCs w:val="24"/>
+                <w:lang w:val="en-US" w:eastAsia="ja-JP" w:bidi="ar-SA"/>
+              </w:rPr>
+            </w:pPr>
+            <w:r>
+              <w:rPr>
+                <w:rFonts w:eastAsia="Segoe UI" w:cs="Segoe UI" w:ascii="Segoe UI" w:hAnsi="Segoe UI"/>
+                <w:color w:val="101820"/>
+                <w:kern w:val="0"/>
+                <w:sz w:val="16"/>
+                <w:szCs w:val="24"/>
+                <w:lang w:val="en-US" w:eastAsia="ja-JP" w:bidi="ar-SA"/>
+              </w:rPr>
+              <w:t>3</w:t>
+            </w:r>
+          </w:p>
+        </w:tc>
+        <w:tc>
+          <w:tcPr>
+            <w:tcW w:w="1379" w:type="dxa"/>
+            <w:tcBorders>
+              <w:top w:val="single" w:sz="4" w:space="0" w:color="BFC7D1"/>
+              <w:left w:val="single" w:sz="4" w:space="0" w:color="BFC7D1"/>
+              <w:bottom w:val="single" w:sz="4" w:space="0" w:color="BFC7D1"/>
+              <w:right w:val="single" w:sz="4" w:space="0" w:color="BFC7D1"/>
+            </w:tcBorders>
+          </w:tcPr>
+          <w:p>
+            <w:pPr>
+              <w:pStyle w:val="Normal"/>
+              <w:widowControl/>
+              <w:spacing w:lineRule="auto" w:line="240" w:before="0" w:after="20"/>
+              <w:jc w:val="left"/>
+              <w:rPr>
+                <w:rFonts w:ascii="Aptos" w:hAnsi="Aptos" w:eastAsia="ＭＳ 明朝" w:cs="Arial"/>
+                <w:kern w:val="0"/>
+                <w:sz w:val="24"/>
+                <w:szCs w:val="24"/>
+                <w:lang w:val="en-US" w:eastAsia="ja-JP" w:bidi="ar-SA"/>
+              </w:rPr>
+            </w:pPr>
+            <w:r>
+              <w:rPr>
+                <w:rFonts w:eastAsia="Segoe UI" w:cs="Segoe UI" w:ascii="Segoe UI" w:hAnsi="Segoe UI"/>
+                <w:color w:val="101820"/>
+                <w:kern w:val="0"/>
+                <w:sz w:val="16"/>
+                <w:szCs w:val="24"/>
+                <w:lang w:val="en-US" w:eastAsia="ja-JP" w:bidi="ar-SA"/>
+              </w:rPr>
+              <w:t>50,000.00 per programme</w:t>
+            </w:r>
+          </w:p>
+        </w:tc>
+        <w:tc>
+          <w:tcPr>
+            <w:tcW w:w="1242" w:type="dxa"/>
+            <w:tcBorders>
+              <w:top w:val="single" w:sz="4" w:space="0" w:color="BFC7D1"/>
+              <w:left w:val="single" w:sz="4" w:space="0" w:color="BFC7D1"/>
+              <w:bottom w:val="single" w:sz="4" w:space="0" w:color="BFC7D1"/>
+              <w:right w:val="single" w:sz="4" w:space="0" w:color="BFC7D1"/>
+            </w:tcBorders>
+          </w:tcPr>
+          <w:p>
+            <w:pPr>
+              <w:pStyle w:val="Normal"/>
+              <w:widowControl/>
+              <w:spacing w:lineRule="auto" w:line="240" w:before="0" w:after="20"/>
+              <w:jc w:val="left"/>
+              <w:rPr>
+                <w:rFonts w:ascii="Aptos" w:hAnsi="Aptos" w:eastAsia="ＭＳ 明朝" w:cs="Arial"/>
+                <w:kern w:val="0"/>
+                <w:sz w:val="24"/>
+                <w:szCs w:val="24"/>
+                <w:lang w:val="en-US" w:eastAsia="ja-JP" w:bidi="ar-SA"/>
+              </w:rPr>
+            </w:pPr>
+            <w:r>
+              <w:rPr>
+                <w:rFonts w:eastAsia="Segoe UI" w:cs="Segoe UI" w:ascii="Segoe UI" w:hAnsi="Segoe UI"/>
+                <w:color w:val="101820"/>
+                <w:kern w:val="0"/>
+                <w:sz w:val="16"/>
+                <w:szCs w:val="24"/>
+                <w:lang w:val="en-US" w:eastAsia="ja-JP" w:bidi="ar-SA"/>
+              </w:rPr>
+              <w:t>797</w:t>
+            </w:r>
+          </w:p>
+        </w:tc>
+        <w:tc>
+          <w:tcPr>
+            <w:tcW w:w="2636" w:type="dxa"/>
+            <w:tcBorders>
+              <w:top w:val="single" w:sz="4" w:space="0" w:color="BFC7D1"/>
+              <w:left w:val="single" w:sz="4" w:space="0" w:color="BFC7D1"/>
+              <w:bottom w:val="single" w:sz="4" w:space="0" w:color="BFC7D1"/>
+              <w:right w:val="single" w:sz="4" w:space="0" w:color="BFC7D1"/>
+            </w:tcBorders>
+          </w:tcPr>
+          <w:p>
+            <w:pPr>
+              <w:pStyle w:val="Normal"/>
+              <w:widowControl/>
+              <w:spacing w:lineRule="auto" w:line="240" w:before="0" w:after="20"/>
+              <w:jc w:val="left"/>
+              <w:rPr>
+                <w:rFonts w:ascii="Aptos" w:hAnsi="Aptos" w:eastAsia="ＭＳ 明朝" w:cs="Arial"/>
+                <w:kern w:val="0"/>
+                <w:sz w:val="24"/>
+                <w:szCs w:val="24"/>
+                <w:lang w:val="en-US" w:eastAsia="ja-JP" w:bidi="ar-SA"/>
+              </w:rPr>
+            </w:pPr>
+            <w:r>
+              <w:rPr>
+                <w:rFonts w:eastAsia="Segoe UI" w:cs="Segoe UI" w:ascii="Segoe UI" w:hAnsi="Segoe UI"/>
+                <w:color w:val="101820"/>
+                <w:kern w:val="0"/>
+                <w:sz w:val="16"/>
+                <w:szCs w:val="24"/>
+                <w:lang w:val="en-US" w:eastAsia="ja-JP" w:bidi="ar-SA"/>
+              </w:rPr>
+              <w:t>Channels, rates, subsidy, bank letter and the first upload of one programme</w:t>
+            </w:r>
+          </w:p>
+        </w:tc>
+      </w:tr>
+      <w:tr>
+        <w:trPr/>
+        <w:tc>
+          <w:tcPr>
+            <w:tcW w:w="2635" w:type="dxa"/>
+            <w:tcBorders>
+              <w:top w:val="single" w:sz="4" w:space="0" w:color="BFC7D1"/>
+              <w:left w:val="single" w:sz="4" w:space="0" w:color="BFC7D1"/>
+              <w:bottom w:val="single" w:sz="4" w:space="0" w:color="BFC7D1"/>
+              <w:right w:val="single" w:sz="4" w:space="0" w:color="BFC7D1"/>
+            </w:tcBorders>
+          </w:tcPr>
+          <w:p>
+            <w:pPr>
+              <w:pStyle w:val="Normal"/>
+              <w:widowControl/>
+              <w:spacing w:lineRule="auto" w:line="240" w:before="0" w:after="20"/>
+              <w:jc w:val="left"/>
+              <w:rPr>
+                <w:rFonts w:ascii="Aptos" w:hAnsi="Aptos" w:eastAsia="ＭＳ 明朝" w:cs="Arial"/>
+                <w:kern w:val="0"/>
+                <w:sz w:val="24"/>
+                <w:szCs w:val="24"/>
+                <w:lang w:val="en-US" w:eastAsia="ja-JP" w:bidi="ar-SA"/>
+              </w:rPr>
+            </w:pPr>
+            <w:r>
+              <w:rPr>
+                <w:rFonts w:eastAsia="Segoe UI" w:cs="Segoe UI" w:ascii="Segoe UI" w:hAnsi="Segoe UI"/>
+                <w:color w:val="101820"/>
+                <w:kern w:val="0"/>
+                <w:sz w:val="16"/>
+                <w:szCs w:val="24"/>
+                <w:lang w:val="en-US" w:eastAsia="ja-JP" w:bidi="ar-SA"/>
+              </w:rPr>
+              <w:t>Client brand pack</w:t>
+            </w:r>
+          </w:p>
+        </w:tc>
+        <w:tc>
+          <w:tcPr>
+            <w:tcW w:w="1123" w:type="dxa"/>
+            <w:tcBorders>
+              <w:top w:val="single" w:sz="4" w:space="0" w:color="BFC7D1"/>
+              <w:left w:val="single" w:sz="4" w:space="0" w:color="BFC7D1"/>
+              <w:bottom w:val="single" w:sz="4" w:space="0" w:color="BFC7D1"/>
+              <w:right w:val="single" w:sz="4" w:space="0" w:color="BFC7D1"/>
+            </w:tcBorders>
+          </w:tcPr>
+          <w:p>
+            <w:pPr>
+              <w:pStyle w:val="Normal"/>
+              <w:widowControl/>
+              <w:spacing w:lineRule="auto" w:line="240" w:before="0" w:after="20"/>
+              <w:jc w:val="left"/>
+              <w:rPr>
+                <w:rFonts w:ascii="Aptos" w:hAnsi="Aptos" w:eastAsia="ＭＳ 明朝" w:cs="Arial"/>
+                <w:kern w:val="0"/>
+                <w:sz w:val="24"/>
+                <w:szCs w:val="24"/>
+                <w:lang w:val="en-US" w:eastAsia="ja-JP" w:bidi="ar-SA"/>
+              </w:rPr>
+            </w:pPr>
+            <w:r>
+              <w:rPr>
+                <w:rFonts w:eastAsia="Segoe UI" w:cs="Segoe UI" w:ascii="Segoe UI" w:hAnsi="Segoe UI"/>
+                <w:color w:val="101820"/>
+                <w:kern w:val="0"/>
+                <w:sz w:val="16"/>
+                <w:szCs w:val="24"/>
+                <w:lang w:val="en-US" w:eastAsia="ja-JP" w:bidi="ar-SA"/>
+              </w:rPr>
+              <w:t>2</w:t>
+            </w:r>
+          </w:p>
+        </w:tc>
+        <w:tc>
+          <w:tcPr>
+            <w:tcW w:w="1379" w:type="dxa"/>
+            <w:tcBorders>
+              <w:top w:val="single" w:sz="4" w:space="0" w:color="BFC7D1"/>
+              <w:left w:val="single" w:sz="4" w:space="0" w:color="BFC7D1"/>
+              <w:bottom w:val="single" w:sz="4" w:space="0" w:color="BFC7D1"/>
+              <w:right w:val="single" w:sz="4" w:space="0" w:color="BFC7D1"/>
+            </w:tcBorders>
+          </w:tcPr>
+          <w:p>
+            <w:pPr>
+              <w:pStyle w:val="Normal"/>
+              <w:widowControl/>
+              <w:spacing w:lineRule="auto" w:line="240" w:before="0" w:after="20"/>
+              <w:jc w:val="left"/>
+              <w:rPr>
+                <w:rFonts w:ascii="Aptos" w:hAnsi="Aptos" w:eastAsia="ＭＳ 明朝" w:cs="Arial"/>
+                <w:kern w:val="0"/>
+                <w:sz w:val="24"/>
+                <w:szCs w:val="24"/>
+                <w:lang w:val="en-US" w:eastAsia="ja-JP" w:bidi="ar-SA"/>
+              </w:rPr>
+            </w:pPr>
+            <w:r>
+              <w:rPr>
+                <w:rFonts w:eastAsia="Segoe UI" w:cs="Segoe UI" w:ascii="Segoe UI" w:hAnsi="Segoe UI"/>
+                <w:color w:val="101820"/>
+                <w:kern w:val="0"/>
+                <w:sz w:val="16"/>
+                <w:szCs w:val="24"/>
+                <w:lang w:val="en-US" w:eastAsia="ja-JP" w:bidi="ar-SA"/>
+              </w:rPr>
+              <w:t>30,000.00 per pack</w:t>
+            </w:r>
+          </w:p>
+        </w:tc>
+        <w:tc>
+          <w:tcPr>
+            <w:tcW w:w="1242" w:type="dxa"/>
+            <w:tcBorders>
+              <w:top w:val="single" w:sz="4" w:space="0" w:color="BFC7D1"/>
+              <w:left w:val="single" w:sz="4" w:space="0" w:color="BFC7D1"/>
+              <w:bottom w:val="single" w:sz="4" w:space="0" w:color="BFC7D1"/>
+              <w:right w:val="single" w:sz="4" w:space="0" w:color="BFC7D1"/>
+            </w:tcBorders>
+          </w:tcPr>
+          <w:p>
+            <w:pPr>
+              <w:pStyle w:val="Normal"/>
+              <w:widowControl/>
+              <w:spacing w:lineRule="auto" w:line="240" w:before="0" w:after="20"/>
+              <w:jc w:val="left"/>
+              <w:rPr>
+                <w:rFonts w:ascii="Aptos" w:hAnsi="Aptos" w:eastAsia="ＭＳ 明朝" w:cs="Arial"/>
+                <w:kern w:val="0"/>
+                <w:sz w:val="24"/>
+                <w:szCs w:val="24"/>
+                <w:lang w:val="en-US" w:eastAsia="ja-JP" w:bidi="ar-SA"/>
+              </w:rPr>
+            </w:pPr>
+            <w:r>
+              <w:rPr>
+                <w:rFonts w:eastAsia="Segoe UI" w:cs="Segoe UI" w:ascii="Segoe UI" w:hAnsi="Segoe UI"/>
+                <w:color w:val="101820"/>
+                <w:kern w:val="0"/>
+                <w:sz w:val="16"/>
+                <w:szCs w:val="24"/>
+                <w:lang w:val="en-US" w:eastAsia="ja-JP" w:bidi="ar-SA"/>
+              </w:rPr>
+              <w:t>478</w:t>
+            </w:r>
+          </w:p>
+        </w:tc>
+        <w:tc>
+          <w:tcPr>
+            <w:tcW w:w="2636" w:type="dxa"/>
+            <w:tcBorders>
+              <w:top w:val="single" w:sz="4" w:space="0" w:color="BFC7D1"/>
+              <w:left w:val="single" w:sz="4" w:space="0" w:color="BFC7D1"/>
+              <w:bottom w:val="single" w:sz="4" w:space="0" w:color="BFC7D1"/>
+              <w:right w:val="single" w:sz="4" w:space="0" w:color="BFC7D1"/>
+            </w:tcBorders>
+          </w:tcPr>
+          <w:p>
+            <w:pPr>
+              <w:pStyle w:val="Normal"/>
+              <w:widowControl/>
+              <w:spacing w:lineRule="auto" w:line="240" w:before="0" w:after="20"/>
+              <w:jc w:val="left"/>
+              <w:rPr>
+                <w:rFonts w:ascii="Aptos" w:hAnsi="Aptos" w:eastAsia="ＭＳ 明朝" w:cs="Arial"/>
+                <w:kern w:val="0"/>
+                <w:sz w:val="24"/>
+                <w:szCs w:val="24"/>
+                <w:lang w:val="en-US" w:eastAsia="ja-JP" w:bidi="ar-SA"/>
+              </w:rPr>
+            </w:pPr>
+            <w:r>
+              <w:rPr>
+                <w:rFonts w:eastAsia="Segoe UI" w:cs="Segoe UI" w:ascii="Segoe UI" w:hAnsi="Segoe UI"/>
+                <w:color w:val="101820"/>
+                <w:kern w:val="0"/>
+                <w:sz w:val="16"/>
+                <w:szCs w:val="24"/>
+                <w:lang w:val="en-US" w:eastAsia="ja-JP" w:bidi="ar-SA"/>
+              </w:rPr>
+              <w:t>Theme, sign-in picture, document and e-mail branding, e-signature mapping and the exported pack</w:t>
+            </w:r>
+          </w:p>
+        </w:tc>
+      </w:tr>
+      <w:tr>
+        <w:trPr/>
+        <w:tc>
+          <w:tcPr>
+            <w:tcW w:w="2635" w:type="dxa"/>
+            <w:tcBorders>
+              <w:top w:val="single" w:sz="4" w:space="0" w:color="BFC7D1"/>
+              <w:left w:val="single" w:sz="4" w:space="0" w:color="BFC7D1"/>
+              <w:bottom w:val="single" w:sz="4" w:space="0" w:color="BFC7D1"/>
+              <w:right w:val="single" w:sz="4" w:space="0" w:color="BFC7D1"/>
+            </w:tcBorders>
+          </w:tcPr>
+          <w:p>
+            <w:pPr>
+              <w:pStyle w:val="Normal"/>
+              <w:widowControl/>
+              <w:spacing w:lineRule="auto" w:line="240" w:before="0" w:after="20"/>
+              <w:jc w:val="left"/>
+              <w:rPr>
+                <w:rFonts w:ascii="Aptos" w:hAnsi="Aptos" w:eastAsia="ＭＳ 明朝" w:cs="Arial"/>
+                <w:kern w:val="0"/>
+                <w:sz w:val="24"/>
+                <w:szCs w:val="24"/>
+                <w:lang w:val="en-US" w:eastAsia="ja-JP" w:bidi="ar-SA"/>
+              </w:rPr>
+            </w:pPr>
+            <w:r>
+              <w:rPr>
+                <w:rFonts w:eastAsia="Segoe UI" w:cs="Segoe UI" w:ascii="Segoe UI" w:hAnsi="Segoe UI"/>
+                <w:color w:val="101820"/>
+                <w:kern w:val="0"/>
+                <w:sz w:val="16"/>
+                <w:szCs w:val="24"/>
+                <w:lang w:val="en-US" w:eastAsia="ja-JP" w:bidi="ar-SA"/>
+              </w:rPr>
+              <w:t>AMLC reporting file validation and portal test</w:t>
+            </w:r>
+          </w:p>
+        </w:tc>
+        <w:tc>
+          <w:tcPr>
+            <w:tcW w:w="1123" w:type="dxa"/>
+            <w:tcBorders>
+              <w:top w:val="single" w:sz="4" w:space="0" w:color="BFC7D1"/>
+              <w:left w:val="single" w:sz="4" w:space="0" w:color="BFC7D1"/>
+              <w:bottom w:val="single" w:sz="4" w:space="0" w:color="BFC7D1"/>
+              <w:right w:val="single" w:sz="4" w:space="0" w:color="BFC7D1"/>
+            </w:tcBorders>
+          </w:tcPr>
+          <w:p>
+            <w:pPr>
+              <w:pStyle w:val="Normal"/>
+              <w:widowControl/>
+              <w:spacing w:lineRule="auto" w:line="240" w:before="0" w:after="20"/>
+              <w:jc w:val="left"/>
+              <w:rPr>
+                <w:rFonts w:ascii="Aptos" w:hAnsi="Aptos" w:eastAsia="ＭＳ 明朝" w:cs="Arial"/>
+                <w:kern w:val="0"/>
+                <w:sz w:val="24"/>
+                <w:szCs w:val="24"/>
+                <w:lang w:val="en-US" w:eastAsia="ja-JP" w:bidi="ar-SA"/>
+              </w:rPr>
+            </w:pPr>
+            <w:r>
+              <w:rPr>
+                <w:rFonts w:eastAsia="Segoe UI" w:cs="Segoe UI" w:ascii="Segoe UI" w:hAnsi="Segoe UI"/>
+                <w:color w:val="101820"/>
+                <w:kern w:val="0"/>
+                <w:sz w:val="16"/>
+                <w:szCs w:val="24"/>
+                <w:lang w:val="en-US" w:eastAsia="ja-JP" w:bidi="ar-SA"/>
+              </w:rPr>
+              <w:t>3</w:t>
+            </w:r>
+          </w:p>
+        </w:tc>
+        <w:tc>
+          <w:tcPr>
+            <w:tcW w:w="1379" w:type="dxa"/>
+            <w:tcBorders>
+              <w:top w:val="single" w:sz="4" w:space="0" w:color="BFC7D1"/>
+              <w:left w:val="single" w:sz="4" w:space="0" w:color="BFC7D1"/>
+              <w:bottom w:val="single" w:sz="4" w:space="0" w:color="BFC7D1"/>
+              <w:right w:val="single" w:sz="4" w:space="0" w:color="BFC7D1"/>
+            </w:tcBorders>
+          </w:tcPr>
+          <w:p>
+            <w:pPr>
+              <w:pStyle w:val="Normal"/>
+              <w:widowControl/>
+              <w:spacing w:lineRule="auto" w:line="240" w:before="0" w:after="20"/>
+              <w:jc w:val="left"/>
+              <w:rPr>
+                <w:rFonts w:ascii="Aptos" w:hAnsi="Aptos" w:eastAsia="ＭＳ 明朝" w:cs="Arial"/>
+                <w:kern w:val="0"/>
+                <w:sz w:val="24"/>
+                <w:szCs w:val="24"/>
+                <w:lang w:val="en-US" w:eastAsia="ja-JP" w:bidi="ar-SA"/>
+              </w:rPr>
+            </w:pPr>
+            <w:r>
+              <w:rPr>
+                <w:rFonts w:eastAsia="Segoe UI" w:cs="Segoe UI" w:ascii="Segoe UI" w:hAnsi="Segoe UI"/>
+                <w:color w:val="101820"/>
+                <w:kern w:val="0"/>
+                <w:sz w:val="16"/>
+                <w:szCs w:val="24"/>
+                <w:lang w:val="en-US" w:eastAsia="ja-JP" w:bidi="ar-SA"/>
+              </w:rPr>
+              <w:t>50,000.00 one-time</w:t>
+            </w:r>
+          </w:p>
+        </w:tc>
+        <w:tc>
+          <w:tcPr>
+            <w:tcW w:w="1242" w:type="dxa"/>
+            <w:tcBorders>
+              <w:top w:val="single" w:sz="4" w:space="0" w:color="BFC7D1"/>
+              <w:left w:val="single" w:sz="4" w:space="0" w:color="BFC7D1"/>
+              <w:bottom w:val="single" w:sz="4" w:space="0" w:color="BFC7D1"/>
+              <w:right w:val="single" w:sz="4" w:space="0" w:color="BFC7D1"/>
+            </w:tcBorders>
+          </w:tcPr>
+          <w:p>
+            <w:pPr>
+              <w:pStyle w:val="Normal"/>
+              <w:widowControl/>
+              <w:spacing w:lineRule="auto" w:line="240" w:before="0" w:after="20"/>
+              <w:jc w:val="left"/>
+              <w:rPr>
+                <w:rFonts w:ascii="Aptos" w:hAnsi="Aptos" w:eastAsia="ＭＳ 明朝" w:cs="Arial"/>
+                <w:kern w:val="0"/>
+                <w:sz w:val="24"/>
+                <w:szCs w:val="24"/>
+                <w:lang w:val="en-US" w:eastAsia="ja-JP" w:bidi="ar-SA"/>
+              </w:rPr>
+            </w:pPr>
+            <w:r>
+              <w:rPr>
+                <w:rFonts w:eastAsia="Segoe UI" w:cs="Segoe UI" w:ascii="Segoe UI" w:hAnsi="Segoe UI"/>
+                <w:color w:val="101820"/>
+                <w:kern w:val="0"/>
+                <w:sz w:val="16"/>
+                <w:szCs w:val="24"/>
+                <w:lang w:val="en-US" w:eastAsia="ja-JP" w:bidi="ar-SA"/>
+              </w:rPr>
+              <w:t>797</w:t>
+            </w:r>
+          </w:p>
+        </w:tc>
+        <w:tc>
+          <w:tcPr>
+            <w:tcW w:w="2636" w:type="dxa"/>
+            <w:tcBorders>
+              <w:top w:val="single" w:sz="4" w:space="0" w:color="BFC7D1"/>
+              <w:left w:val="single" w:sz="4" w:space="0" w:color="BFC7D1"/>
+              <w:bottom w:val="single" w:sz="4" w:space="0" w:color="BFC7D1"/>
+              <w:right w:val="single" w:sz="4" w:space="0" w:color="BFC7D1"/>
+            </w:tcBorders>
+          </w:tcPr>
+          <w:p>
+            <w:pPr>
+              <w:pStyle w:val="Normal"/>
+              <w:widowControl/>
+              <w:spacing w:lineRule="auto" w:line="240" w:before="0" w:after="20"/>
+              <w:jc w:val="left"/>
+              <w:rPr>
+                <w:rFonts w:ascii="Aptos" w:hAnsi="Aptos" w:eastAsia="ＭＳ 明朝" w:cs="Arial"/>
+                <w:kern w:val="0"/>
+                <w:sz w:val="24"/>
+                <w:szCs w:val="24"/>
+                <w:lang w:val="en-US" w:eastAsia="ja-JP" w:bidi="ar-SA"/>
+              </w:rPr>
+            </w:pPr>
+            <w:r>
+              <w:rPr>
+                <w:rFonts w:eastAsia="Segoe UI" w:cs="Segoe UI" w:ascii="Segoe UI" w:hAnsi="Segoe UI"/>
+                <w:color w:val="101820"/>
+                <w:kern w:val="0"/>
+                <w:sz w:val="16"/>
+                <w:szCs w:val="24"/>
+                <w:lang w:val="en-US" w:eastAsia="ja-JP" w:bidi="ar-SA"/>
+              </w:rPr>
+              <w:t>CTR and STR layout, institution and transaction codes confirmed with the AMLC, test file accepted in the AMLC portal</w:t>
+            </w:r>
+          </w:p>
+        </w:tc>
+      </w:tr>
+      <w:tr>
+        <w:trPr/>
+        <w:tc>
+          <w:tcPr>
+            <w:tcW w:w="2635" w:type="dxa"/>
+            <w:tcBorders>
+              <w:top w:val="single" w:sz="4" w:space="0" w:color="BFC7D1"/>
+              <w:left w:val="single" w:sz="4" w:space="0" w:color="BFC7D1"/>
+              <w:bottom w:val="single" w:sz="4" w:space="0" w:color="BFC7D1"/>
+              <w:right w:val="single" w:sz="4" w:space="0" w:color="BFC7D1"/>
+            </w:tcBorders>
+          </w:tcPr>
+          <w:p>
+            <w:pPr>
+              <w:pStyle w:val="Normal"/>
+              <w:widowControl/>
+              <w:spacing w:lineRule="auto" w:line="240" w:before="0" w:after="20"/>
+              <w:jc w:val="left"/>
+              <w:rPr>
+                <w:rFonts w:ascii="Aptos" w:hAnsi="Aptos" w:eastAsia="ＭＳ 明朝" w:cs="Arial"/>
+                <w:kern w:val="0"/>
+                <w:sz w:val="24"/>
+                <w:szCs w:val="24"/>
+                <w:lang w:val="en-US" w:eastAsia="ja-JP" w:bidi="ar-SA"/>
+              </w:rPr>
+            </w:pPr>
+            <w:r>
+              <w:rPr>
+                <w:rFonts w:eastAsia="Segoe UI" w:cs="Segoe UI" w:ascii="Segoe UI" w:hAnsi="Segoe UI"/>
+                <w:color w:val="101820"/>
+                <w:kern w:val="0"/>
+                <w:sz w:val="16"/>
+                <w:szCs w:val="24"/>
+                <w:lang w:val="en-US" w:eastAsia="ja-JP" w:bidi="ar-SA"/>
+              </w:rPr>
+              <w:t>IC annual statement form alignment</w:t>
+            </w:r>
+          </w:p>
+        </w:tc>
+        <w:tc>
+          <w:tcPr>
+            <w:tcW w:w="1123" w:type="dxa"/>
+            <w:tcBorders>
+              <w:top w:val="single" w:sz="4" w:space="0" w:color="BFC7D1"/>
+              <w:left w:val="single" w:sz="4" w:space="0" w:color="BFC7D1"/>
+              <w:bottom w:val="single" w:sz="4" w:space="0" w:color="BFC7D1"/>
+              <w:right w:val="single" w:sz="4" w:space="0" w:color="BFC7D1"/>
+            </w:tcBorders>
+          </w:tcPr>
+          <w:p>
+            <w:pPr>
+              <w:pStyle w:val="Normal"/>
+              <w:widowControl/>
+              <w:spacing w:lineRule="auto" w:line="240" w:before="0" w:after="20"/>
+              <w:jc w:val="left"/>
+              <w:rPr>
+                <w:rFonts w:ascii="Aptos" w:hAnsi="Aptos" w:eastAsia="ＭＳ 明朝" w:cs="Arial"/>
+                <w:kern w:val="0"/>
+                <w:sz w:val="24"/>
+                <w:szCs w:val="24"/>
+                <w:lang w:val="en-US" w:eastAsia="ja-JP" w:bidi="ar-SA"/>
+              </w:rPr>
+            </w:pPr>
+            <w:r>
+              <w:rPr>
+                <w:rFonts w:eastAsia="Segoe UI" w:cs="Segoe UI" w:ascii="Segoe UI" w:hAnsi="Segoe UI"/>
+                <w:color w:val="101820"/>
+                <w:kern w:val="0"/>
+                <w:sz w:val="16"/>
+                <w:szCs w:val="24"/>
+                <w:lang w:val="en-US" w:eastAsia="ja-JP" w:bidi="ar-SA"/>
+              </w:rPr>
+              <w:t>3</w:t>
+            </w:r>
+          </w:p>
+        </w:tc>
+        <w:tc>
+          <w:tcPr>
+            <w:tcW w:w="1379" w:type="dxa"/>
+            <w:tcBorders>
+              <w:top w:val="single" w:sz="4" w:space="0" w:color="BFC7D1"/>
+              <w:left w:val="single" w:sz="4" w:space="0" w:color="BFC7D1"/>
+              <w:bottom w:val="single" w:sz="4" w:space="0" w:color="BFC7D1"/>
+              <w:right w:val="single" w:sz="4" w:space="0" w:color="BFC7D1"/>
+            </w:tcBorders>
+          </w:tcPr>
+          <w:p>
+            <w:pPr>
+              <w:pStyle w:val="Normal"/>
+              <w:widowControl/>
+              <w:spacing w:lineRule="auto" w:line="240" w:before="0" w:after="20"/>
+              <w:jc w:val="left"/>
+              <w:rPr>
+                <w:rFonts w:ascii="Aptos" w:hAnsi="Aptos" w:eastAsia="ＭＳ 明朝" w:cs="Arial"/>
+                <w:kern w:val="0"/>
+                <w:sz w:val="24"/>
+                <w:szCs w:val="24"/>
+                <w:lang w:val="en-US" w:eastAsia="ja-JP" w:bidi="ar-SA"/>
+              </w:rPr>
+            </w:pPr>
+            <w:r>
+              <w:rPr>
+                <w:rFonts w:eastAsia="Segoe UI" w:cs="Segoe UI" w:ascii="Segoe UI" w:hAnsi="Segoe UI"/>
+                <w:color w:val="101820"/>
+                <w:kern w:val="0"/>
+                <w:sz w:val="16"/>
+                <w:szCs w:val="24"/>
+                <w:lang w:val="en-US" w:eastAsia="ja-JP" w:bidi="ar-SA"/>
+              </w:rPr>
+              <w:t>50,000.00 one-time</w:t>
+            </w:r>
+          </w:p>
+        </w:tc>
+        <w:tc>
+          <w:tcPr>
+            <w:tcW w:w="1242" w:type="dxa"/>
+            <w:tcBorders>
+              <w:top w:val="single" w:sz="4" w:space="0" w:color="BFC7D1"/>
+              <w:left w:val="single" w:sz="4" w:space="0" w:color="BFC7D1"/>
+              <w:bottom w:val="single" w:sz="4" w:space="0" w:color="BFC7D1"/>
+              <w:right w:val="single" w:sz="4" w:space="0" w:color="BFC7D1"/>
+            </w:tcBorders>
+          </w:tcPr>
+          <w:p>
+            <w:pPr>
+              <w:pStyle w:val="Normal"/>
+              <w:widowControl/>
+              <w:spacing w:lineRule="auto" w:line="240" w:before="0" w:after="20"/>
+              <w:jc w:val="left"/>
+              <w:rPr>
+                <w:rFonts w:ascii="Aptos" w:hAnsi="Aptos" w:eastAsia="ＭＳ 明朝" w:cs="Arial"/>
+                <w:kern w:val="0"/>
+                <w:sz w:val="24"/>
+                <w:szCs w:val="24"/>
+                <w:lang w:val="en-US" w:eastAsia="ja-JP" w:bidi="ar-SA"/>
+              </w:rPr>
+            </w:pPr>
+            <w:r>
+              <w:rPr>
+                <w:rFonts w:eastAsia="Segoe UI" w:cs="Segoe UI" w:ascii="Segoe UI" w:hAnsi="Segoe UI"/>
+                <w:color w:val="101820"/>
+                <w:kern w:val="0"/>
+                <w:sz w:val="16"/>
+                <w:szCs w:val="24"/>
+                <w:lang w:val="en-US" w:eastAsia="ja-JP" w:bidi="ar-SA"/>
+              </w:rPr>
+              <w:t>797</w:t>
+            </w:r>
+          </w:p>
+        </w:tc>
+        <w:tc>
+          <w:tcPr>
+            <w:tcW w:w="2636" w:type="dxa"/>
+            <w:tcBorders>
+              <w:top w:val="single" w:sz="4" w:space="0" w:color="BFC7D1"/>
+              <w:left w:val="single" w:sz="4" w:space="0" w:color="BFC7D1"/>
+              <w:bottom w:val="single" w:sz="4" w:space="0" w:color="BFC7D1"/>
+              <w:right w:val="single" w:sz="4" w:space="0" w:color="BFC7D1"/>
+            </w:tcBorders>
+          </w:tcPr>
+          <w:p>
+            <w:pPr>
+              <w:pStyle w:val="Normal"/>
+              <w:widowControl/>
+              <w:spacing w:lineRule="auto" w:line="240" w:before="0" w:after="20"/>
+              <w:jc w:val="left"/>
+              <w:rPr>
+                <w:rFonts w:ascii="Aptos" w:hAnsi="Aptos" w:eastAsia="ＭＳ 明朝" w:cs="Arial"/>
+                <w:kern w:val="0"/>
+                <w:sz w:val="24"/>
+                <w:szCs w:val="24"/>
+                <w:lang w:val="en-US" w:eastAsia="ja-JP" w:bidi="ar-SA"/>
+              </w:rPr>
+            </w:pPr>
+            <w:r>
+              <w:rPr>
+                <w:rFonts w:eastAsia="Segoe UI" w:cs="Segoe UI" w:ascii="Segoe UI" w:hAnsi="Segoe UI"/>
+                <w:color w:val="101820"/>
+                <w:kern w:val="0"/>
+                <w:sz w:val="16"/>
+                <w:szCs w:val="24"/>
+                <w:lang w:val="en-US" w:eastAsia="ja-JP" w:bidi="ar-SA"/>
+              </w:rPr>
+              <w:t>The accountant's working paper mapped to the IC form set in force for the year</w:t>
+            </w:r>
+          </w:p>
+        </w:tc>
+      </w:tr>
+      <w:tr>
+        <w:trPr/>
+        <w:tc>
+          <w:tcPr>
+            <w:tcW w:w="2635" w:type="dxa"/>
+            <w:tcBorders>
+              <w:top w:val="single" w:sz="4" w:space="0" w:color="BFC7D1"/>
+              <w:left w:val="single" w:sz="4" w:space="0" w:color="BFC7D1"/>
+              <w:bottom w:val="single" w:sz="4" w:space="0" w:color="BFC7D1"/>
+              <w:right w:val="single" w:sz="4" w:space="0" w:color="BFC7D1"/>
+            </w:tcBorders>
+          </w:tcPr>
+          <w:p>
+            <w:pPr>
+              <w:pStyle w:val="Normal"/>
+              <w:widowControl/>
+              <w:spacing w:lineRule="auto" w:line="240" w:before="0" w:after="20"/>
+              <w:jc w:val="left"/>
+              <w:rPr>
+                <w:rFonts w:ascii="Aptos" w:hAnsi="Aptos" w:eastAsia="ＭＳ 明朝" w:cs="Arial"/>
+                <w:kern w:val="0"/>
+                <w:sz w:val="24"/>
+                <w:szCs w:val="24"/>
+                <w:lang w:val="en-US" w:eastAsia="ja-JP" w:bidi="ar-SA"/>
+              </w:rPr>
+            </w:pPr>
+            <w:r>
+              <w:rPr>
+                <w:rFonts w:eastAsia="Segoe UI" w:cs="Segoe UI" w:ascii="Segoe UI" w:hAnsi="Segoe UI"/>
+                <w:color w:val="101820"/>
+                <w:kern w:val="0"/>
+                <w:sz w:val="16"/>
+                <w:szCs w:val="24"/>
+                <w:lang w:val="en-US" w:eastAsia="ja-JP" w:bidi="ar-SA"/>
+              </w:rPr>
+              <w:t>EOPT invoicing review with the broker's tax adviser</w:t>
+            </w:r>
+          </w:p>
+        </w:tc>
+        <w:tc>
+          <w:tcPr>
+            <w:tcW w:w="1123" w:type="dxa"/>
+            <w:tcBorders>
+              <w:top w:val="single" w:sz="4" w:space="0" w:color="BFC7D1"/>
+              <w:left w:val="single" w:sz="4" w:space="0" w:color="BFC7D1"/>
+              <w:bottom w:val="single" w:sz="4" w:space="0" w:color="BFC7D1"/>
+              <w:right w:val="single" w:sz="4" w:space="0" w:color="BFC7D1"/>
+            </w:tcBorders>
+          </w:tcPr>
+          <w:p>
+            <w:pPr>
+              <w:pStyle w:val="Normal"/>
+              <w:widowControl/>
+              <w:spacing w:lineRule="auto" w:line="240" w:before="0" w:after="20"/>
+              <w:jc w:val="left"/>
+              <w:rPr>
+                <w:rFonts w:ascii="Aptos" w:hAnsi="Aptos" w:eastAsia="ＭＳ 明朝" w:cs="Arial"/>
+                <w:kern w:val="0"/>
+                <w:sz w:val="24"/>
+                <w:szCs w:val="24"/>
+                <w:lang w:val="en-US" w:eastAsia="ja-JP" w:bidi="ar-SA"/>
+              </w:rPr>
+            </w:pPr>
+            <w:r>
+              <w:rPr>
+                <w:rFonts w:eastAsia="Segoe UI" w:cs="Segoe UI" w:ascii="Segoe UI" w:hAnsi="Segoe UI"/>
+                <w:color w:val="101820"/>
+                <w:kern w:val="0"/>
+                <w:sz w:val="16"/>
+                <w:szCs w:val="24"/>
+                <w:lang w:val="en-US" w:eastAsia="ja-JP" w:bidi="ar-SA"/>
+              </w:rPr>
+              <w:t>2</w:t>
+            </w:r>
+          </w:p>
+        </w:tc>
+        <w:tc>
+          <w:tcPr>
+            <w:tcW w:w="1379" w:type="dxa"/>
+            <w:tcBorders>
+              <w:top w:val="single" w:sz="4" w:space="0" w:color="BFC7D1"/>
+              <w:left w:val="single" w:sz="4" w:space="0" w:color="BFC7D1"/>
+              <w:bottom w:val="single" w:sz="4" w:space="0" w:color="BFC7D1"/>
+              <w:right w:val="single" w:sz="4" w:space="0" w:color="BFC7D1"/>
+            </w:tcBorders>
+          </w:tcPr>
+          <w:p>
+            <w:pPr>
+              <w:pStyle w:val="Normal"/>
+              <w:widowControl/>
+              <w:spacing w:lineRule="auto" w:line="240" w:before="0" w:after="20"/>
+              <w:jc w:val="left"/>
+              <w:rPr>
+                <w:rFonts w:ascii="Aptos" w:hAnsi="Aptos" w:eastAsia="ＭＳ 明朝" w:cs="Arial"/>
+                <w:kern w:val="0"/>
+                <w:sz w:val="24"/>
+                <w:szCs w:val="24"/>
+                <w:lang w:val="en-US" w:eastAsia="ja-JP" w:bidi="ar-SA"/>
+              </w:rPr>
+            </w:pPr>
+            <w:r>
+              <w:rPr>
+                <w:rFonts w:eastAsia="Segoe UI" w:cs="Segoe UI" w:ascii="Segoe UI" w:hAnsi="Segoe UI"/>
+                <w:color w:val="101820"/>
+                <w:kern w:val="0"/>
+                <w:sz w:val="16"/>
+                <w:szCs w:val="24"/>
+                <w:lang w:val="en-US" w:eastAsia="ja-JP" w:bidi="ar-SA"/>
+              </w:rPr>
+              <w:t>30,000.00 one-time</w:t>
+            </w:r>
+          </w:p>
+        </w:tc>
+        <w:tc>
+          <w:tcPr>
+            <w:tcW w:w="1242" w:type="dxa"/>
+            <w:tcBorders>
+              <w:top w:val="single" w:sz="4" w:space="0" w:color="BFC7D1"/>
+              <w:left w:val="single" w:sz="4" w:space="0" w:color="BFC7D1"/>
+              <w:bottom w:val="single" w:sz="4" w:space="0" w:color="BFC7D1"/>
+              <w:right w:val="single" w:sz="4" w:space="0" w:color="BFC7D1"/>
+            </w:tcBorders>
+          </w:tcPr>
+          <w:p>
+            <w:pPr>
+              <w:pStyle w:val="Normal"/>
+              <w:widowControl/>
+              <w:spacing w:lineRule="auto" w:line="240" w:before="0" w:after="20"/>
+              <w:jc w:val="left"/>
+              <w:rPr>
+                <w:rFonts w:ascii="Aptos" w:hAnsi="Aptos" w:eastAsia="ＭＳ 明朝" w:cs="Arial"/>
+                <w:kern w:val="0"/>
+                <w:sz w:val="24"/>
+                <w:szCs w:val="24"/>
+                <w:lang w:val="en-US" w:eastAsia="ja-JP" w:bidi="ar-SA"/>
+              </w:rPr>
+            </w:pPr>
+            <w:r>
+              <w:rPr>
+                <w:rFonts w:eastAsia="Segoe UI" w:cs="Segoe UI" w:ascii="Segoe UI" w:hAnsi="Segoe UI"/>
+                <w:color w:val="101820"/>
+                <w:kern w:val="0"/>
+                <w:sz w:val="16"/>
+                <w:szCs w:val="24"/>
+                <w:lang w:val="en-US" w:eastAsia="ja-JP" w:bidi="ar-SA"/>
+              </w:rPr>
+              <w:t>478</w:t>
+            </w:r>
+          </w:p>
+        </w:tc>
+        <w:tc>
+          <w:tcPr>
+            <w:tcW w:w="2636" w:type="dxa"/>
+            <w:tcBorders>
+              <w:top w:val="single" w:sz="4" w:space="0" w:color="BFC7D1"/>
+              <w:left w:val="single" w:sz="4" w:space="0" w:color="BFC7D1"/>
+              <w:bottom w:val="single" w:sz="4" w:space="0" w:color="BFC7D1"/>
+              <w:right w:val="single" w:sz="4" w:space="0" w:color="BFC7D1"/>
+            </w:tcBorders>
+          </w:tcPr>
+          <w:p>
+            <w:pPr>
+              <w:pStyle w:val="Normal"/>
+              <w:widowControl/>
+              <w:spacing w:lineRule="auto" w:line="240" w:before="0" w:after="20"/>
+              <w:jc w:val="left"/>
+              <w:rPr>
+                <w:rFonts w:ascii="Aptos" w:hAnsi="Aptos" w:eastAsia="ＭＳ 明朝" w:cs="Arial"/>
+                <w:kern w:val="0"/>
+                <w:sz w:val="24"/>
+                <w:szCs w:val="24"/>
+                <w:lang w:val="en-US" w:eastAsia="ja-JP" w:bidi="ar-SA"/>
+              </w:rPr>
+            </w:pPr>
+            <w:r>
+              <w:rPr>
+                <w:rFonts w:eastAsia="Segoe UI" w:cs="Segoe UI" w:ascii="Segoe UI" w:hAnsi="Segoe UI"/>
+                <w:color w:val="101820"/>
+                <w:kern w:val="0"/>
+                <w:sz w:val="16"/>
+                <w:szCs w:val="24"/>
+                <w:lang w:val="en-US" w:eastAsia="ja-JP" w:bidi="ar-SA"/>
+              </w:rPr>
+              <w:t>Registered invoice documents, supplementary wording, VAT treatment, ATP or CAS</w:t>
+            </w:r>
+          </w:p>
+        </w:tc>
+      </w:tr>
+      <w:tr>
+        <w:trPr/>
+        <w:tc>
+          <w:tcPr>
+            <w:tcW w:w="2635" w:type="dxa"/>
+            <w:tcBorders>
+              <w:top w:val="single" w:sz="4" w:space="0" w:color="BFC7D1"/>
+              <w:left w:val="single" w:sz="4" w:space="0" w:color="BFC7D1"/>
+              <w:bottom w:val="single" w:sz="4" w:space="0" w:color="BFC7D1"/>
+              <w:right w:val="single" w:sz="4" w:space="0" w:color="BFC7D1"/>
+            </w:tcBorders>
+          </w:tcPr>
+          <w:p>
+            <w:pPr>
+              <w:pStyle w:val="Normal"/>
+              <w:widowControl/>
+              <w:spacing w:lineRule="auto" w:line="240" w:before="0" w:after="20"/>
+              <w:jc w:val="left"/>
+              <w:rPr>
+                <w:rFonts w:ascii="Aptos" w:hAnsi="Aptos" w:eastAsia="ＭＳ 明朝" w:cs="Arial"/>
+                <w:kern w:val="0"/>
+                <w:sz w:val="24"/>
+                <w:szCs w:val="24"/>
+                <w:lang w:val="en-US" w:eastAsia="ja-JP" w:bidi="ar-SA"/>
+              </w:rPr>
+            </w:pPr>
+            <w:r>
+              <w:rPr>
+                <w:rFonts w:eastAsia="Segoe UI" w:cs="Segoe UI" w:ascii="Segoe UI" w:hAnsi="Segoe UI"/>
+                <w:color w:val="101820"/>
+                <w:kern w:val="0"/>
+                <w:sz w:val="16"/>
+                <w:szCs w:val="24"/>
+                <w:lang w:val="en-US" w:eastAsia="ja-JP" w:bidi="ar-SA"/>
+              </w:rPr>
+              <w:t>BIR CAS registration support</w:t>
+            </w:r>
+          </w:p>
+        </w:tc>
+        <w:tc>
+          <w:tcPr>
+            <w:tcW w:w="1123" w:type="dxa"/>
+            <w:tcBorders>
+              <w:top w:val="single" w:sz="4" w:space="0" w:color="BFC7D1"/>
+              <w:left w:val="single" w:sz="4" w:space="0" w:color="BFC7D1"/>
+              <w:bottom w:val="single" w:sz="4" w:space="0" w:color="BFC7D1"/>
+              <w:right w:val="single" w:sz="4" w:space="0" w:color="BFC7D1"/>
+            </w:tcBorders>
+          </w:tcPr>
+          <w:p>
+            <w:pPr>
+              <w:pStyle w:val="Normal"/>
+              <w:widowControl/>
+              <w:spacing w:lineRule="auto" w:line="240" w:before="0" w:after="20"/>
+              <w:jc w:val="left"/>
+              <w:rPr>
+                <w:rFonts w:ascii="Aptos" w:hAnsi="Aptos" w:eastAsia="ＭＳ 明朝" w:cs="Arial"/>
+                <w:kern w:val="0"/>
+                <w:sz w:val="24"/>
+                <w:szCs w:val="24"/>
+                <w:lang w:val="en-US" w:eastAsia="ja-JP" w:bidi="ar-SA"/>
+              </w:rPr>
+            </w:pPr>
+            <w:r>
+              <w:rPr>
+                <w:rFonts w:eastAsia="Segoe UI" w:cs="Segoe UI" w:ascii="Segoe UI" w:hAnsi="Segoe UI"/>
+                <w:color w:val="101820"/>
+                <w:kern w:val="0"/>
+                <w:sz w:val="16"/>
+                <w:szCs w:val="24"/>
+                <w:lang w:val="en-US" w:eastAsia="ja-JP" w:bidi="ar-SA"/>
+              </w:rPr>
+              <w:t>4</w:t>
+            </w:r>
+          </w:p>
+        </w:tc>
+        <w:tc>
+          <w:tcPr>
+            <w:tcW w:w="1379" w:type="dxa"/>
+            <w:tcBorders>
+              <w:top w:val="single" w:sz="4" w:space="0" w:color="BFC7D1"/>
+              <w:left w:val="single" w:sz="4" w:space="0" w:color="BFC7D1"/>
+              <w:bottom w:val="single" w:sz="4" w:space="0" w:color="BFC7D1"/>
+              <w:right w:val="single" w:sz="4" w:space="0" w:color="BFC7D1"/>
+            </w:tcBorders>
+          </w:tcPr>
+          <w:p>
+            <w:pPr>
+              <w:pStyle w:val="Normal"/>
+              <w:widowControl/>
+              <w:spacing w:lineRule="auto" w:line="240" w:before="0" w:after="20"/>
+              <w:jc w:val="left"/>
+              <w:rPr>
+                <w:rFonts w:ascii="Aptos" w:hAnsi="Aptos" w:eastAsia="ＭＳ 明朝" w:cs="Arial"/>
+                <w:kern w:val="0"/>
+                <w:sz w:val="24"/>
+                <w:szCs w:val="24"/>
+                <w:lang w:val="en-US" w:eastAsia="ja-JP" w:bidi="ar-SA"/>
+              </w:rPr>
+            </w:pPr>
+            <w:r>
+              <w:rPr>
+                <w:rFonts w:eastAsia="Segoe UI" w:cs="Segoe UI" w:ascii="Segoe UI" w:hAnsi="Segoe UI"/>
+                <w:color w:val="101820"/>
+                <w:kern w:val="0"/>
+                <w:sz w:val="16"/>
+                <w:szCs w:val="24"/>
+                <w:lang w:val="en-US" w:eastAsia="ja-JP" w:bidi="ar-SA"/>
+              </w:rPr>
+              <w:t>60,000.00 one-time</w:t>
+            </w:r>
+          </w:p>
+        </w:tc>
+        <w:tc>
+          <w:tcPr>
+            <w:tcW w:w="1242" w:type="dxa"/>
+            <w:tcBorders>
+              <w:top w:val="single" w:sz="4" w:space="0" w:color="BFC7D1"/>
+              <w:left w:val="single" w:sz="4" w:space="0" w:color="BFC7D1"/>
+              <w:bottom w:val="single" w:sz="4" w:space="0" w:color="BFC7D1"/>
+              <w:right w:val="single" w:sz="4" w:space="0" w:color="BFC7D1"/>
+            </w:tcBorders>
+          </w:tcPr>
+          <w:p>
+            <w:pPr>
+              <w:pStyle w:val="Normal"/>
+              <w:widowControl/>
+              <w:spacing w:lineRule="auto" w:line="240" w:before="0" w:after="20"/>
+              <w:jc w:val="left"/>
+              <w:rPr>
+                <w:rFonts w:ascii="Aptos" w:hAnsi="Aptos" w:eastAsia="ＭＳ 明朝" w:cs="Arial"/>
+                <w:kern w:val="0"/>
+                <w:sz w:val="24"/>
+                <w:szCs w:val="24"/>
+                <w:lang w:val="en-US" w:eastAsia="ja-JP" w:bidi="ar-SA"/>
+              </w:rPr>
+            </w:pPr>
+            <w:r>
+              <w:rPr>
+                <w:rFonts w:eastAsia="Segoe UI" w:cs="Segoe UI" w:ascii="Segoe UI" w:hAnsi="Segoe UI"/>
+                <w:color w:val="101820"/>
+                <w:kern w:val="0"/>
+                <w:sz w:val="16"/>
+                <w:szCs w:val="24"/>
+                <w:lang w:val="en-US" w:eastAsia="ja-JP" w:bidi="ar-SA"/>
+              </w:rPr>
+              <w:t>956</w:t>
+            </w:r>
+          </w:p>
+        </w:tc>
+        <w:tc>
+          <w:tcPr>
+            <w:tcW w:w="2636" w:type="dxa"/>
+            <w:tcBorders>
+              <w:top w:val="single" w:sz="4" w:space="0" w:color="BFC7D1"/>
+              <w:left w:val="single" w:sz="4" w:space="0" w:color="BFC7D1"/>
+              <w:bottom w:val="single" w:sz="4" w:space="0" w:color="BFC7D1"/>
+              <w:right w:val="single" w:sz="4" w:space="0" w:color="BFC7D1"/>
+            </w:tcBorders>
+          </w:tcPr>
+          <w:p>
+            <w:pPr>
+              <w:pStyle w:val="Normal"/>
+              <w:widowControl/>
+              <w:spacing w:lineRule="auto" w:line="240" w:before="0" w:after="20"/>
+              <w:jc w:val="left"/>
+              <w:rPr>
+                <w:rFonts w:ascii="Aptos" w:hAnsi="Aptos" w:eastAsia="ＭＳ 明朝" w:cs="Arial"/>
+                <w:kern w:val="0"/>
+                <w:sz w:val="24"/>
+                <w:szCs w:val="24"/>
+                <w:lang w:val="en-US" w:eastAsia="ja-JP" w:bidi="ar-SA"/>
+              </w:rPr>
+            </w:pPr>
+            <w:r>
+              <w:rPr>
+                <w:rFonts w:eastAsia="Segoe UI" w:cs="Segoe UI" w:ascii="Segoe UI" w:hAnsi="Segoe UI"/>
+                <w:color w:val="101820"/>
+                <w:kern w:val="0"/>
+                <w:sz w:val="16"/>
+                <w:szCs w:val="24"/>
+                <w:lang w:val="en-US" w:eastAsia="ja-JP" w:bidi="ar-SA"/>
+              </w:rPr>
+              <w:t>Books, system description and the Permit to Use filing prepared with the broker</w:t>
+            </w:r>
+          </w:p>
+        </w:tc>
+      </w:tr>
+      <w:tr>
+        <w:trPr/>
+        <w:tc>
+          <w:tcPr>
+            <w:tcW w:w="2635" w:type="dxa"/>
+            <w:tcBorders>
+              <w:top w:val="single" w:sz="4" w:space="0" w:color="BFC7D1"/>
+              <w:left w:val="single" w:sz="4" w:space="0" w:color="BFC7D1"/>
+              <w:bottom w:val="single" w:sz="4" w:space="0" w:color="BFC7D1"/>
+              <w:right w:val="single" w:sz="4" w:space="0" w:color="BFC7D1"/>
+            </w:tcBorders>
+          </w:tcPr>
+          <w:p>
+            <w:pPr>
+              <w:pStyle w:val="Normal"/>
+              <w:widowControl/>
+              <w:spacing w:lineRule="auto" w:line="240" w:before="0" w:after="20"/>
+              <w:jc w:val="left"/>
+              <w:rPr>
+                <w:rFonts w:ascii="Aptos" w:hAnsi="Aptos" w:eastAsia="ＭＳ 明朝" w:cs="Arial"/>
+                <w:kern w:val="0"/>
+                <w:sz w:val="24"/>
+                <w:szCs w:val="24"/>
+                <w:lang w:val="en-US" w:eastAsia="ja-JP" w:bidi="ar-SA"/>
+              </w:rPr>
+            </w:pPr>
+            <w:r>
+              <w:rPr>
+                <w:rFonts w:eastAsia="Segoe UI" w:cs="Segoe UI" w:ascii="Segoe UI" w:hAnsi="Segoe UI"/>
+                <w:color w:val="101820"/>
+                <w:kern w:val="0"/>
+                <w:sz w:val="16"/>
+                <w:szCs w:val="24"/>
+                <w:lang w:val="en-US" w:eastAsia="ja-JP" w:bidi="ar-SA"/>
+              </w:rPr>
+              <w:t>BIR EIS enrolment and certification</w:t>
+            </w:r>
+          </w:p>
+        </w:tc>
+        <w:tc>
+          <w:tcPr>
+            <w:tcW w:w="1123" w:type="dxa"/>
+            <w:tcBorders>
+              <w:top w:val="single" w:sz="4" w:space="0" w:color="BFC7D1"/>
+              <w:left w:val="single" w:sz="4" w:space="0" w:color="BFC7D1"/>
+              <w:bottom w:val="single" w:sz="4" w:space="0" w:color="BFC7D1"/>
+              <w:right w:val="single" w:sz="4" w:space="0" w:color="BFC7D1"/>
+            </w:tcBorders>
+          </w:tcPr>
+          <w:p>
+            <w:pPr>
+              <w:pStyle w:val="Normal"/>
+              <w:widowControl/>
+              <w:spacing w:lineRule="auto" w:line="240" w:before="0" w:after="20"/>
+              <w:jc w:val="left"/>
+              <w:rPr>
+                <w:rFonts w:ascii="Aptos" w:hAnsi="Aptos" w:eastAsia="ＭＳ 明朝" w:cs="Arial"/>
+                <w:kern w:val="0"/>
+                <w:sz w:val="24"/>
+                <w:szCs w:val="24"/>
+                <w:lang w:val="en-US" w:eastAsia="ja-JP" w:bidi="ar-SA"/>
+              </w:rPr>
+            </w:pPr>
+            <w:r>
+              <w:rPr>
+                <w:rFonts w:eastAsia="Segoe UI" w:cs="Segoe UI" w:ascii="Segoe UI" w:hAnsi="Segoe UI"/>
+                <w:color w:val="101820"/>
+                <w:kern w:val="0"/>
+                <w:sz w:val="16"/>
+                <w:szCs w:val="24"/>
+                <w:lang w:val="en-US" w:eastAsia="ja-JP" w:bidi="ar-SA"/>
+              </w:rPr>
+              <w:t>5</w:t>
+            </w:r>
+          </w:p>
+        </w:tc>
+        <w:tc>
+          <w:tcPr>
+            <w:tcW w:w="1379" w:type="dxa"/>
+            <w:tcBorders>
+              <w:top w:val="single" w:sz="4" w:space="0" w:color="BFC7D1"/>
+              <w:left w:val="single" w:sz="4" w:space="0" w:color="BFC7D1"/>
+              <w:bottom w:val="single" w:sz="4" w:space="0" w:color="BFC7D1"/>
+              <w:right w:val="single" w:sz="4" w:space="0" w:color="BFC7D1"/>
+            </w:tcBorders>
+          </w:tcPr>
+          <w:p>
+            <w:pPr>
+              <w:pStyle w:val="Normal"/>
+              <w:widowControl/>
+              <w:spacing w:lineRule="auto" w:line="240" w:before="0" w:after="20"/>
+              <w:jc w:val="left"/>
+              <w:rPr>
+                <w:rFonts w:ascii="Aptos" w:hAnsi="Aptos" w:eastAsia="ＭＳ 明朝" w:cs="Arial"/>
+                <w:kern w:val="0"/>
+                <w:sz w:val="24"/>
+                <w:szCs w:val="24"/>
+                <w:lang w:val="en-US" w:eastAsia="ja-JP" w:bidi="ar-SA"/>
+              </w:rPr>
+            </w:pPr>
+            <w:r>
+              <w:rPr>
+                <w:rFonts w:eastAsia="Segoe UI" w:cs="Segoe UI" w:ascii="Segoe UI" w:hAnsi="Segoe UI"/>
+                <w:color w:val="101820"/>
+                <w:kern w:val="0"/>
+                <w:sz w:val="16"/>
+                <w:szCs w:val="24"/>
+                <w:lang w:val="en-US" w:eastAsia="ja-JP" w:bidi="ar-SA"/>
+              </w:rPr>
+              <w:t>80,000.00 one-time</w:t>
+            </w:r>
+          </w:p>
+        </w:tc>
+        <w:tc>
+          <w:tcPr>
+            <w:tcW w:w="1242" w:type="dxa"/>
+            <w:tcBorders>
+              <w:top w:val="single" w:sz="4" w:space="0" w:color="BFC7D1"/>
+              <w:left w:val="single" w:sz="4" w:space="0" w:color="BFC7D1"/>
+              <w:bottom w:val="single" w:sz="4" w:space="0" w:color="BFC7D1"/>
+              <w:right w:val="single" w:sz="4" w:space="0" w:color="BFC7D1"/>
+            </w:tcBorders>
+          </w:tcPr>
+          <w:p>
+            <w:pPr>
+              <w:pStyle w:val="Normal"/>
+              <w:widowControl/>
+              <w:spacing w:lineRule="auto" w:line="240" w:before="0" w:after="20"/>
+              <w:jc w:val="left"/>
+              <w:rPr>
+                <w:rFonts w:ascii="Aptos" w:hAnsi="Aptos" w:eastAsia="ＭＳ 明朝" w:cs="Arial"/>
+                <w:kern w:val="0"/>
+                <w:sz w:val="24"/>
+                <w:szCs w:val="24"/>
+                <w:lang w:val="en-US" w:eastAsia="ja-JP" w:bidi="ar-SA"/>
+              </w:rPr>
+            </w:pPr>
+            <w:r>
+              <w:rPr>
+                <w:rFonts w:eastAsia="Segoe UI" w:cs="Segoe UI" w:ascii="Segoe UI" w:hAnsi="Segoe UI"/>
+                <w:color w:val="101820"/>
+                <w:kern w:val="0"/>
+                <w:sz w:val="16"/>
+                <w:szCs w:val="24"/>
+                <w:lang w:val="en-US" w:eastAsia="ja-JP" w:bidi="ar-SA"/>
+              </w:rPr>
+              <w:t>1,275</w:t>
+            </w:r>
+          </w:p>
+        </w:tc>
+        <w:tc>
+          <w:tcPr>
+            <w:tcW w:w="2636" w:type="dxa"/>
+            <w:tcBorders>
+              <w:top w:val="single" w:sz="4" w:space="0" w:color="BFC7D1"/>
+              <w:left w:val="single" w:sz="4" w:space="0" w:color="BFC7D1"/>
+              <w:bottom w:val="single" w:sz="4" w:space="0" w:color="BFC7D1"/>
+              <w:right w:val="single" w:sz="4" w:space="0" w:color="BFC7D1"/>
+            </w:tcBorders>
+          </w:tcPr>
+          <w:p>
+            <w:pPr>
+              <w:pStyle w:val="Normal"/>
+              <w:widowControl/>
+              <w:spacing w:lineRule="auto" w:line="240" w:before="0" w:after="20"/>
+              <w:jc w:val="left"/>
+              <w:rPr>
+                <w:rFonts w:ascii="Aptos" w:hAnsi="Aptos" w:eastAsia="ＭＳ 明朝" w:cs="Arial"/>
+                <w:kern w:val="0"/>
+                <w:sz w:val="24"/>
+                <w:szCs w:val="24"/>
+                <w:lang w:val="en-US" w:eastAsia="ja-JP" w:bidi="ar-SA"/>
+              </w:rPr>
+            </w:pPr>
+            <w:r>
+              <w:rPr>
+                <w:rFonts w:eastAsia="Segoe UI" w:cs="Segoe UI" w:ascii="Segoe UI" w:hAnsi="Segoe UI"/>
+                <w:color w:val="101820"/>
+                <w:kern w:val="0"/>
+                <w:sz w:val="16"/>
+                <w:szCs w:val="24"/>
+                <w:lang w:val="en-US" w:eastAsia="ja-JP" w:bidi="ar-SA"/>
+              </w:rPr>
+              <w:t>EIS enrolment, signing certificate, final field list, production endpoint and certification of the connector</w:t>
+            </w:r>
+          </w:p>
+        </w:tc>
+      </w:tr>
+      <w:tr>
+        <w:trPr/>
+        <w:tc>
+          <w:tcPr>
+            <w:tcW w:w="2635" w:type="dxa"/>
+            <w:tcBorders>
+              <w:top w:val="single" w:sz="4" w:space="0" w:color="BFC7D1"/>
+              <w:left w:val="single" w:sz="4" w:space="0" w:color="BFC7D1"/>
+              <w:bottom w:val="single" w:sz="4" w:space="0" w:color="BFC7D1"/>
+              <w:right w:val="single" w:sz="4" w:space="0" w:color="BFC7D1"/>
+            </w:tcBorders>
+          </w:tcPr>
+          <w:p>
+            <w:pPr>
+              <w:pStyle w:val="Normal"/>
+              <w:widowControl/>
+              <w:spacing w:lineRule="auto" w:line="240" w:before="0" w:after="20"/>
+              <w:jc w:val="left"/>
+              <w:rPr>
+                <w:rFonts w:ascii="Aptos" w:hAnsi="Aptos" w:eastAsia="ＭＳ 明朝" w:cs="Arial"/>
+                <w:kern w:val="0"/>
+                <w:sz w:val="24"/>
+                <w:szCs w:val="24"/>
+                <w:lang w:val="en-US" w:eastAsia="ja-JP" w:bidi="ar-SA"/>
+              </w:rPr>
+            </w:pPr>
+            <w:r>
+              <w:rPr>
+                <w:rFonts w:eastAsia="Segoe UI" w:cs="Segoe UI" w:ascii="Segoe UI" w:hAnsi="Segoe UI"/>
+                <w:color w:val="101820"/>
+                <w:kern w:val="0"/>
+                <w:sz w:val="16"/>
+                <w:szCs w:val="24"/>
+                <w:lang w:val="en-US" w:eastAsia="ja-JP" w:bidi="ar-SA"/>
+              </w:rPr>
+              <w:t>CTPL authentication and LTO interface certification</w:t>
+            </w:r>
+          </w:p>
+        </w:tc>
+        <w:tc>
+          <w:tcPr>
+            <w:tcW w:w="1123" w:type="dxa"/>
+            <w:tcBorders>
+              <w:top w:val="single" w:sz="4" w:space="0" w:color="BFC7D1"/>
+              <w:left w:val="single" w:sz="4" w:space="0" w:color="BFC7D1"/>
+              <w:bottom w:val="single" w:sz="4" w:space="0" w:color="BFC7D1"/>
+              <w:right w:val="single" w:sz="4" w:space="0" w:color="BFC7D1"/>
+            </w:tcBorders>
+          </w:tcPr>
+          <w:p>
+            <w:pPr>
+              <w:pStyle w:val="Normal"/>
+              <w:widowControl/>
+              <w:spacing w:lineRule="auto" w:line="240" w:before="0" w:after="20"/>
+              <w:jc w:val="left"/>
+              <w:rPr>
+                <w:rFonts w:ascii="Aptos" w:hAnsi="Aptos" w:eastAsia="ＭＳ 明朝" w:cs="Arial"/>
+                <w:kern w:val="0"/>
+                <w:sz w:val="24"/>
+                <w:szCs w:val="24"/>
+                <w:lang w:val="en-US" w:eastAsia="ja-JP" w:bidi="ar-SA"/>
+              </w:rPr>
+            </w:pPr>
+            <w:r>
+              <w:rPr>
+                <w:rFonts w:eastAsia="Segoe UI" w:cs="Segoe UI" w:ascii="Segoe UI" w:hAnsi="Segoe UI"/>
+                <w:color w:val="101820"/>
+                <w:kern w:val="0"/>
+                <w:sz w:val="16"/>
+                <w:szCs w:val="24"/>
+                <w:lang w:val="en-US" w:eastAsia="ja-JP" w:bidi="ar-SA"/>
+              </w:rPr>
+              <w:t>4</w:t>
+            </w:r>
+          </w:p>
+        </w:tc>
+        <w:tc>
+          <w:tcPr>
+            <w:tcW w:w="1379" w:type="dxa"/>
+            <w:tcBorders>
+              <w:top w:val="single" w:sz="4" w:space="0" w:color="BFC7D1"/>
+              <w:left w:val="single" w:sz="4" w:space="0" w:color="BFC7D1"/>
+              <w:bottom w:val="single" w:sz="4" w:space="0" w:color="BFC7D1"/>
+              <w:right w:val="single" w:sz="4" w:space="0" w:color="BFC7D1"/>
+            </w:tcBorders>
+          </w:tcPr>
+          <w:p>
+            <w:pPr>
+              <w:pStyle w:val="Normal"/>
+              <w:widowControl/>
+              <w:spacing w:lineRule="auto" w:line="240" w:before="0" w:after="20"/>
+              <w:jc w:val="left"/>
+              <w:rPr>
+                <w:rFonts w:ascii="Aptos" w:hAnsi="Aptos" w:eastAsia="ＭＳ 明朝" w:cs="Arial"/>
+                <w:kern w:val="0"/>
+                <w:sz w:val="24"/>
+                <w:szCs w:val="24"/>
+                <w:lang w:val="en-US" w:eastAsia="ja-JP" w:bidi="ar-SA"/>
+              </w:rPr>
+            </w:pPr>
+            <w:r>
+              <w:rPr>
+                <w:rFonts w:eastAsia="Segoe UI" w:cs="Segoe UI" w:ascii="Segoe UI" w:hAnsi="Segoe UI"/>
+                <w:color w:val="101820"/>
+                <w:kern w:val="0"/>
+                <w:sz w:val="16"/>
+                <w:szCs w:val="24"/>
+                <w:lang w:val="en-US" w:eastAsia="ja-JP" w:bidi="ar-SA"/>
+              </w:rPr>
+              <w:t>60,000.00 one-time</w:t>
+            </w:r>
+          </w:p>
+        </w:tc>
+        <w:tc>
+          <w:tcPr>
+            <w:tcW w:w="1242" w:type="dxa"/>
+            <w:tcBorders>
+              <w:top w:val="single" w:sz="4" w:space="0" w:color="BFC7D1"/>
+              <w:left w:val="single" w:sz="4" w:space="0" w:color="BFC7D1"/>
+              <w:bottom w:val="single" w:sz="4" w:space="0" w:color="BFC7D1"/>
+              <w:right w:val="single" w:sz="4" w:space="0" w:color="BFC7D1"/>
+            </w:tcBorders>
+          </w:tcPr>
+          <w:p>
+            <w:pPr>
+              <w:pStyle w:val="Normal"/>
+              <w:widowControl/>
+              <w:spacing w:lineRule="auto" w:line="240" w:before="0" w:after="20"/>
+              <w:jc w:val="left"/>
+              <w:rPr>
+                <w:rFonts w:ascii="Aptos" w:hAnsi="Aptos" w:eastAsia="ＭＳ 明朝" w:cs="Arial"/>
+                <w:kern w:val="0"/>
+                <w:sz w:val="24"/>
+                <w:szCs w:val="24"/>
+                <w:lang w:val="en-US" w:eastAsia="ja-JP" w:bidi="ar-SA"/>
+              </w:rPr>
+            </w:pPr>
+            <w:r>
+              <w:rPr>
+                <w:rFonts w:eastAsia="Segoe UI" w:cs="Segoe UI" w:ascii="Segoe UI" w:hAnsi="Segoe UI"/>
+                <w:color w:val="101820"/>
+                <w:kern w:val="0"/>
+                <w:sz w:val="16"/>
+                <w:szCs w:val="24"/>
+                <w:lang w:val="en-US" w:eastAsia="ja-JP" w:bidi="ar-SA"/>
+              </w:rPr>
+              <w:t>956</w:t>
+            </w:r>
+          </w:p>
+        </w:tc>
+        <w:tc>
+          <w:tcPr>
+            <w:tcW w:w="2636" w:type="dxa"/>
+            <w:tcBorders>
+              <w:top w:val="single" w:sz="4" w:space="0" w:color="BFC7D1"/>
+              <w:left w:val="single" w:sz="4" w:space="0" w:color="BFC7D1"/>
+              <w:bottom w:val="single" w:sz="4" w:space="0" w:color="BFC7D1"/>
+              <w:right w:val="single" w:sz="4" w:space="0" w:color="BFC7D1"/>
+            </w:tcBorders>
+          </w:tcPr>
+          <w:p>
+            <w:pPr>
+              <w:pStyle w:val="Normal"/>
+              <w:widowControl/>
+              <w:spacing w:lineRule="auto" w:line="240" w:before="0" w:after="20"/>
+              <w:jc w:val="left"/>
+              <w:rPr>
+                <w:rFonts w:ascii="Aptos" w:hAnsi="Aptos" w:eastAsia="ＭＳ 明朝" w:cs="Arial"/>
+                <w:kern w:val="0"/>
+                <w:sz w:val="24"/>
+                <w:szCs w:val="24"/>
+                <w:lang w:val="en-US" w:eastAsia="ja-JP" w:bidi="ar-SA"/>
+              </w:rPr>
+            </w:pPr>
+            <w:r>
+              <w:rPr>
+                <w:rFonts w:eastAsia="Segoe UI" w:cs="Segoe UI" w:ascii="Segoe UI" w:hAnsi="Segoe UI"/>
+                <w:color w:val="101820"/>
+                <w:kern w:val="0"/>
+                <w:sz w:val="16"/>
+                <w:szCs w:val="24"/>
+                <w:lang w:val="en-US" w:eastAsia="ja-JP" w:bidi="ar-SA"/>
+              </w:rPr>
+              <w:t>Acceptance of the live requests by the accredited provider, COC series and the LTO interface where the provider does not transmit</w:t>
+            </w:r>
+          </w:p>
+        </w:tc>
+      </w:tr>
+      <w:tr>
+        <w:trPr/>
+        <w:tc>
+          <w:tcPr>
+            <w:tcW w:w="2635" w:type="dxa"/>
+            <w:tcBorders>
+              <w:top w:val="single" w:sz="4" w:space="0" w:color="BFC7D1"/>
+              <w:left w:val="single" w:sz="4" w:space="0" w:color="BFC7D1"/>
+              <w:bottom w:val="single" w:sz="4" w:space="0" w:color="BFC7D1"/>
+              <w:right w:val="single" w:sz="4" w:space="0" w:color="BFC7D1"/>
+            </w:tcBorders>
+          </w:tcPr>
+          <w:p>
+            <w:pPr>
+              <w:pStyle w:val="Normal"/>
+              <w:widowControl/>
+              <w:spacing w:lineRule="auto" w:line="240" w:before="0" w:after="20"/>
+              <w:jc w:val="left"/>
+              <w:rPr>
+                <w:rFonts w:ascii="Aptos" w:hAnsi="Aptos" w:eastAsia="ＭＳ 明朝" w:cs="Arial"/>
+                <w:kern w:val="0"/>
+                <w:sz w:val="24"/>
+                <w:szCs w:val="24"/>
+                <w:lang w:val="en-US" w:eastAsia="ja-JP" w:bidi="ar-SA"/>
+              </w:rPr>
+            </w:pPr>
+            <w:r>
+              <w:rPr>
+                <w:rFonts w:eastAsia="Segoe UI" w:cs="Segoe UI" w:ascii="Segoe UI" w:hAnsi="Segoe UI"/>
+                <w:color w:val="101820"/>
+                <w:kern w:val="0"/>
+                <w:sz w:val="16"/>
+                <w:szCs w:val="24"/>
+                <w:lang w:val="en-US" w:eastAsia="ja-JP" w:bidi="ar-SA"/>
+              </w:rPr>
+              <w:t>Insurer API onboarding</w:t>
+            </w:r>
+          </w:p>
+        </w:tc>
+        <w:tc>
+          <w:tcPr>
+            <w:tcW w:w="1123" w:type="dxa"/>
+            <w:tcBorders>
+              <w:top w:val="single" w:sz="4" w:space="0" w:color="BFC7D1"/>
+              <w:left w:val="single" w:sz="4" w:space="0" w:color="BFC7D1"/>
+              <w:bottom w:val="single" w:sz="4" w:space="0" w:color="BFC7D1"/>
+              <w:right w:val="single" w:sz="4" w:space="0" w:color="BFC7D1"/>
+            </w:tcBorders>
+          </w:tcPr>
+          <w:p>
+            <w:pPr>
+              <w:pStyle w:val="Normal"/>
+              <w:widowControl/>
+              <w:spacing w:lineRule="auto" w:line="240" w:before="0" w:after="20"/>
+              <w:jc w:val="left"/>
+              <w:rPr>
+                <w:rFonts w:ascii="Aptos" w:hAnsi="Aptos" w:eastAsia="ＭＳ 明朝" w:cs="Arial"/>
+                <w:kern w:val="0"/>
+                <w:sz w:val="24"/>
+                <w:szCs w:val="24"/>
+                <w:lang w:val="en-US" w:eastAsia="ja-JP" w:bidi="ar-SA"/>
+              </w:rPr>
+            </w:pPr>
+            <w:r>
+              <w:rPr>
+                <w:rFonts w:eastAsia="Segoe UI" w:cs="Segoe UI" w:ascii="Segoe UI" w:hAnsi="Segoe UI"/>
+                <w:color w:val="101820"/>
+                <w:kern w:val="0"/>
+                <w:sz w:val="16"/>
+                <w:szCs w:val="24"/>
+                <w:lang w:val="en-US" w:eastAsia="ja-JP" w:bidi="ar-SA"/>
+              </w:rPr>
+              <w:t>3</w:t>
+            </w:r>
+          </w:p>
+        </w:tc>
+        <w:tc>
+          <w:tcPr>
+            <w:tcW w:w="1379" w:type="dxa"/>
+            <w:tcBorders>
+              <w:top w:val="single" w:sz="4" w:space="0" w:color="BFC7D1"/>
+              <w:left w:val="single" w:sz="4" w:space="0" w:color="BFC7D1"/>
+              <w:bottom w:val="single" w:sz="4" w:space="0" w:color="BFC7D1"/>
+              <w:right w:val="single" w:sz="4" w:space="0" w:color="BFC7D1"/>
+            </w:tcBorders>
+          </w:tcPr>
+          <w:p>
+            <w:pPr>
+              <w:pStyle w:val="Normal"/>
+              <w:widowControl/>
+              <w:spacing w:lineRule="auto" w:line="240" w:before="0" w:after="20"/>
+              <w:jc w:val="left"/>
+              <w:rPr>
+                <w:rFonts w:ascii="Aptos" w:hAnsi="Aptos" w:eastAsia="ＭＳ 明朝" w:cs="Arial"/>
+                <w:kern w:val="0"/>
+                <w:sz w:val="24"/>
+                <w:szCs w:val="24"/>
+                <w:lang w:val="en-US" w:eastAsia="ja-JP" w:bidi="ar-SA"/>
+              </w:rPr>
+            </w:pPr>
+            <w:r>
+              <w:rPr>
+                <w:rFonts w:eastAsia="Segoe UI" w:cs="Segoe UI" w:ascii="Segoe UI" w:hAnsi="Segoe UI"/>
+                <w:color w:val="101820"/>
+                <w:kern w:val="0"/>
+                <w:sz w:val="16"/>
+                <w:szCs w:val="24"/>
+                <w:lang w:val="en-US" w:eastAsia="ja-JP" w:bidi="ar-SA"/>
+              </w:rPr>
+              <w:t>50,000.00 per insurer</w:t>
+            </w:r>
+          </w:p>
+        </w:tc>
+        <w:tc>
+          <w:tcPr>
+            <w:tcW w:w="1242" w:type="dxa"/>
+            <w:tcBorders>
+              <w:top w:val="single" w:sz="4" w:space="0" w:color="BFC7D1"/>
+              <w:left w:val="single" w:sz="4" w:space="0" w:color="BFC7D1"/>
+              <w:bottom w:val="single" w:sz="4" w:space="0" w:color="BFC7D1"/>
+              <w:right w:val="single" w:sz="4" w:space="0" w:color="BFC7D1"/>
+            </w:tcBorders>
+          </w:tcPr>
+          <w:p>
+            <w:pPr>
+              <w:pStyle w:val="Normal"/>
+              <w:widowControl/>
+              <w:spacing w:lineRule="auto" w:line="240" w:before="0" w:after="20"/>
+              <w:jc w:val="left"/>
+              <w:rPr>
+                <w:rFonts w:ascii="Aptos" w:hAnsi="Aptos" w:eastAsia="ＭＳ 明朝" w:cs="Arial"/>
+                <w:kern w:val="0"/>
+                <w:sz w:val="24"/>
+                <w:szCs w:val="24"/>
+                <w:lang w:val="en-US" w:eastAsia="ja-JP" w:bidi="ar-SA"/>
+              </w:rPr>
+            </w:pPr>
+            <w:r>
+              <w:rPr>
+                <w:rFonts w:eastAsia="Segoe UI" w:cs="Segoe UI" w:ascii="Segoe UI" w:hAnsi="Segoe UI"/>
+                <w:color w:val="101820"/>
+                <w:kern w:val="0"/>
+                <w:sz w:val="16"/>
+                <w:szCs w:val="24"/>
+                <w:lang w:val="en-US" w:eastAsia="ja-JP" w:bidi="ar-SA"/>
+              </w:rPr>
+              <w:t>797</w:t>
+            </w:r>
+          </w:p>
+        </w:tc>
+        <w:tc>
+          <w:tcPr>
+            <w:tcW w:w="2636" w:type="dxa"/>
+            <w:tcBorders>
+              <w:top w:val="single" w:sz="4" w:space="0" w:color="BFC7D1"/>
+              <w:left w:val="single" w:sz="4" w:space="0" w:color="BFC7D1"/>
+              <w:bottom w:val="single" w:sz="4" w:space="0" w:color="BFC7D1"/>
+              <w:right w:val="single" w:sz="4" w:space="0" w:color="BFC7D1"/>
+            </w:tcBorders>
+          </w:tcPr>
+          <w:p>
+            <w:pPr>
+              <w:pStyle w:val="Normal"/>
+              <w:widowControl/>
+              <w:spacing w:lineRule="auto" w:line="240" w:before="0" w:after="20"/>
+              <w:jc w:val="left"/>
+              <w:rPr>
+                <w:rFonts w:ascii="Aptos" w:hAnsi="Aptos" w:eastAsia="ＭＳ 明朝" w:cs="Arial"/>
+                <w:kern w:val="0"/>
+                <w:sz w:val="24"/>
+                <w:szCs w:val="24"/>
+                <w:lang w:val="en-US" w:eastAsia="ja-JP" w:bidi="ar-SA"/>
+              </w:rPr>
+            </w:pPr>
+            <w:r>
+              <w:rPr>
+                <w:rFonts w:eastAsia="Segoe UI" w:cs="Segoe UI" w:ascii="Segoe UI" w:hAnsi="Segoe UI"/>
+                <w:color w:val="101820"/>
+                <w:kern w:val="0"/>
+                <w:sz w:val="16"/>
+                <w:szCs w:val="24"/>
+                <w:lang w:val="en-US" w:eastAsia="ja-JP" w:bidi="ar-SA"/>
+              </w:rPr>
+              <w:t>Endpoint, credentials, field mapping and live test with one insurer</w:t>
+            </w:r>
+          </w:p>
+        </w:tc>
+      </w:tr>
+      <w:tr>
+        <w:trPr/>
+        <w:tc>
+          <w:tcPr>
+            <w:tcW w:w="2635" w:type="dxa"/>
+            <w:tcBorders>
+              <w:top w:val="single" w:sz="4" w:space="0" w:color="BFC7D1"/>
+              <w:left w:val="single" w:sz="4" w:space="0" w:color="BFC7D1"/>
+              <w:bottom w:val="single" w:sz="4" w:space="0" w:color="BFC7D1"/>
+              <w:right w:val="single" w:sz="4" w:space="0" w:color="BFC7D1"/>
+            </w:tcBorders>
+          </w:tcPr>
+          <w:p>
+            <w:pPr>
+              <w:pStyle w:val="Normal"/>
+              <w:widowControl/>
+              <w:spacing w:lineRule="auto" w:line="240" w:before="0" w:after="20"/>
+              <w:jc w:val="left"/>
+              <w:rPr>
+                <w:rFonts w:ascii="Aptos" w:hAnsi="Aptos" w:eastAsia="ＭＳ 明朝" w:cs="Arial"/>
+                <w:kern w:val="0"/>
+                <w:sz w:val="24"/>
+                <w:szCs w:val="24"/>
+                <w:lang w:val="en-US" w:eastAsia="ja-JP" w:bidi="ar-SA"/>
+              </w:rPr>
+            </w:pPr>
+            <w:r>
+              <w:rPr>
+                <w:rFonts w:eastAsia="Segoe UI" w:cs="Segoe UI" w:ascii="Segoe UI" w:hAnsi="Segoe UI"/>
+                <w:color w:val="101820"/>
+                <w:kern w:val="0"/>
+                <w:sz w:val="16"/>
+                <w:szCs w:val="24"/>
+                <w:lang w:val="en-US" w:eastAsia="ja-JP" w:bidi="ar-SA"/>
+              </w:rPr>
+              <w:t>Bank payment file certification</w:t>
+            </w:r>
+          </w:p>
+        </w:tc>
+        <w:tc>
+          <w:tcPr>
+            <w:tcW w:w="1123" w:type="dxa"/>
+            <w:tcBorders>
+              <w:top w:val="single" w:sz="4" w:space="0" w:color="BFC7D1"/>
+              <w:left w:val="single" w:sz="4" w:space="0" w:color="BFC7D1"/>
+              <w:bottom w:val="single" w:sz="4" w:space="0" w:color="BFC7D1"/>
+              <w:right w:val="single" w:sz="4" w:space="0" w:color="BFC7D1"/>
+            </w:tcBorders>
+          </w:tcPr>
+          <w:p>
+            <w:pPr>
+              <w:pStyle w:val="Normal"/>
+              <w:widowControl/>
+              <w:spacing w:lineRule="auto" w:line="240" w:before="0" w:after="20"/>
+              <w:jc w:val="left"/>
+              <w:rPr>
+                <w:rFonts w:ascii="Aptos" w:hAnsi="Aptos" w:eastAsia="ＭＳ 明朝" w:cs="Arial"/>
+                <w:kern w:val="0"/>
+                <w:sz w:val="24"/>
+                <w:szCs w:val="24"/>
+                <w:lang w:val="en-US" w:eastAsia="ja-JP" w:bidi="ar-SA"/>
+              </w:rPr>
+            </w:pPr>
+            <w:r>
+              <w:rPr>
+                <w:rFonts w:eastAsia="Segoe UI" w:cs="Segoe UI" w:ascii="Segoe UI" w:hAnsi="Segoe UI"/>
+                <w:color w:val="101820"/>
+                <w:kern w:val="0"/>
+                <w:sz w:val="16"/>
+                <w:szCs w:val="24"/>
+                <w:lang w:val="en-US" w:eastAsia="ja-JP" w:bidi="ar-SA"/>
+              </w:rPr>
+              <w:t>2</w:t>
+            </w:r>
+          </w:p>
+        </w:tc>
+        <w:tc>
+          <w:tcPr>
+            <w:tcW w:w="1379" w:type="dxa"/>
+            <w:tcBorders>
+              <w:top w:val="single" w:sz="4" w:space="0" w:color="BFC7D1"/>
+              <w:left w:val="single" w:sz="4" w:space="0" w:color="BFC7D1"/>
+              <w:bottom w:val="single" w:sz="4" w:space="0" w:color="BFC7D1"/>
+              <w:right w:val="single" w:sz="4" w:space="0" w:color="BFC7D1"/>
+            </w:tcBorders>
+          </w:tcPr>
+          <w:p>
+            <w:pPr>
+              <w:pStyle w:val="Normal"/>
+              <w:widowControl/>
+              <w:spacing w:lineRule="auto" w:line="240" w:before="0" w:after="20"/>
+              <w:jc w:val="left"/>
+              <w:rPr>
+                <w:rFonts w:ascii="Aptos" w:hAnsi="Aptos" w:eastAsia="ＭＳ 明朝" w:cs="Arial"/>
+                <w:kern w:val="0"/>
+                <w:sz w:val="24"/>
+                <w:szCs w:val="24"/>
+                <w:lang w:val="en-US" w:eastAsia="ja-JP" w:bidi="ar-SA"/>
+              </w:rPr>
+            </w:pPr>
+            <w:r>
+              <w:rPr>
+                <w:rFonts w:eastAsia="Segoe UI" w:cs="Segoe UI" w:ascii="Segoe UI" w:hAnsi="Segoe UI"/>
+                <w:color w:val="101820"/>
+                <w:kern w:val="0"/>
+                <w:sz w:val="16"/>
+                <w:szCs w:val="24"/>
+                <w:lang w:val="en-US" w:eastAsia="ja-JP" w:bidi="ar-SA"/>
+              </w:rPr>
+              <w:t>30,000.00 per bank</w:t>
+            </w:r>
+          </w:p>
+        </w:tc>
+        <w:tc>
+          <w:tcPr>
+            <w:tcW w:w="1242" w:type="dxa"/>
+            <w:tcBorders>
+              <w:top w:val="single" w:sz="4" w:space="0" w:color="BFC7D1"/>
+              <w:left w:val="single" w:sz="4" w:space="0" w:color="BFC7D1"/>
+              <w:bottom w:val="single" w:sz="4" w:space="0" w:color="BFC7D1"/>
+              <w:right w:val="single" w:sz="4" w:space="0" w:color="BFC7D1"/>
+            </w:tcBorders>
+          </w:tcPr>
+          <w:p>
+            <w:pPr>
+              <w:pStyle w:val="Normal"/>
+              <w:widowControl/>
+              <w:spacing w:lineRule="auto" w:line="240" w:before="0" w:after="20"/>
+              <w:jc w:val="left"/>
+              <w:rPr>
+                <w:rFonts w:ascii="Aptos" w:hAnsi="Aptos" w:eastAsia="ＭＳ 明朝" w:cs="Arial"/>
+                <w:kern w:val="0"/>
+                <w:sz w:val="24"/>
+                <w:szCs w:val="24"/>
+                <w:lang w:val="en-US" w:eastAsia="ja-JP" w:bidi="ar-SA"/>
+              </w:rPr>
+            </w:pPr>
+            <w:r>
+              <w:rPr>
+                <w:rFonts w:eastAsia="Segoe UI" w:cs="Segoe UI" w:ascii="Segoe UI" w:hAnsi="Segoe UI"/>
+                <w:color w:val="101820"/>
+                <w:kern w:val="0"/>
+                <w:sz w:val="16"/>
+                <w:szCs w:val="24"/>
+                <w:lang w:val="en-US" w:eastAsia="ja-JP" w:bidi="ar-SA"/>
+              </w:rPr>
+              <w:t>478</w:t>
+            </w:r>
+          </w:p>
+        </w:tc>
+        <w:tc>
+          <w:tcPr>
+            <w:tcW w:w="2636" w:type="dxa"/>
+            <w:tcBorders>
+              <w:top w:val="single" w:sz="4" w:space="0" w:color="BFC7D1"/>
+              <w:left w:val="single" w:sz="4" w:space="0" w:color="BFC7D1"/>
+              <w:bottom w:val="single" w:sz="4" w:space="0" w:color="BFC7D1"/>
+              <w:right w:val="single" w:sz="4" w:space="0" w:color="BFC7D1"/>
+            </w:tcBorders>
+          </w:tcPr>
+          <w:p>
+            <w:pPr>
+              <w:pStyle w:val="Normal"/>
+              <w:widowControl/>
+              <w:spacing w:lineRule="auto" w:line="240" w:before="0" w:after="20"/>
+              <w:jc w:val="left"/>
+              <w:rPr>
+                <w:rFonts w:ascii="Aptos" w:hAnsi="Aptos" w:eastAsia="ＭＳ 明朝" w:cs="Arial"/>
+                <w:kern w:val="0"/>
+                <w:sz w:val="24"/>
+                <w:szCs w:val="24"/>
+                <w:lang w:val="en-US" w:eastAsia="ja-JP" w:bidi="ar-SA"/>
+              </w:rPr>
+            </w:pPr>
+            <w:r>
+              <w:rPr>
+                <w:rFonts w:eastAsia="Segoe UI" w:cs="Segoe UI" w:ascii="Segoe UI" w:hAnsi="Segoe UI"/>
+                <w:color w:val="101820"/>
+                <w:kern w:val="0"/>
+                <w:sz w:val="16"/>
+                <w:szCs w:val="24"/>
+                <w:lang w:val="en-US" w:eastAsia="ja-JP" w:bidi="ar-SA"/>
+              </w:rPr>
+              <w:t>Layout validated against the bank's specification and a test file accepted by the bank</w:t>
+            </w:r>
+          </w:p>
+        </w:tc>
+      </w:tr>
+      <w:tr>
+        <w:trPr/>
+        <w:tc>
+          <w:tcPr>
+            <w:tcW w:w="2635" w:type="dxa"/>
+            <w:tcBorders>
+              <w:top w:val="single" w:sz="4" w:space="0" w:color="BFC7D1"/>
+              <w:left w:val="single" w:sz="4" w:space="0" w:color="BFC7D1"/>
+              <w:bottom w:val="single" w:sz="4" w:space="0" w:color="BFC7D1"/>
+              <w:right w:val="single" w:sz="4" w:space="0" w:color="BFC7D1"/>
+            </w:tcBorders>
+          </w:tcPr>
+          <w:p>
+            <w:pPr>
+              <w:pStyle w:val="Normal"/>
+              <w:widowControl/>
+              <w:spacing w:lineRule="auto" w:line="240" w:before="0" w:after="20"/>
+              <w:jc w:val="left"/>
+              <w:rPr>
+                <w:rFonts w:ascii="Aptos" w:hAnsi="Aptos" w:eastAsia="ＭＳ 明朝" w:cs="Arial"/>
+                <w:kern w:val="0"/>
+                <w:sz w:val="24"/>
+                <w:szCs w:val="24"/>
+                <w:lang w:val="en-US" w:eastAsia="ja-JP" w:bidi="ar-SA"/>
+              </w:rPr>
+            </w:pPr>
+            <w:r>
+              <w:rPr>
+                <w:rFonts w:eastAsia="Segoe UI" w:cs="Segoe UI" w:ascii="Segoe UI" w:hAnsi="Segoe UI"/>
+                <w:color w:val="101820"/>
+                <w:kern w:val="0"/>
+                <w:sz w:val="16"/>
+                <w:szCs w:val="24"/>
+                <w:lang w:val="en-US" w:eastAsia="ja-JP" w:bidi="ar-SA"/>
+              </w:rPr>
+              <w:t>SMS or Viber gateway activation</w:t>
+            </w:r>
+          </w:p>
+        </w:tc>
+        <w:tc>
+          <w:tcPr>
+            <w:tcW w:w="1123" w:type="dxa"/>
+            <w:tcBorders>
+              <w:top w:val="single" w:sz="4" w:space="0" w:color="BFC7D1"/>
+              <w:left w:val="single" w:sz="4" w:space="0" w:color="BFC7D1"/>
+              <w:bottom w:val="single" w:sz="4" w:space="0" w:color="BFC7D1"/>
+              <w:right w:val="single" w:sz="4" w:space="0" w:color="BFC7D1"/>
+            </w:tcBorders>
+          </w:tcPr>
+          <w:p>
+            <w:pPr>
+              <w:pStyle w:val="Normal"/>
+              <w:widowControl/>
+              <w:spacing w:lineRule="auto" w:line="240" w:before="0" w:after="20"/>
+              <w:jc w:val="left"/>
+              <w:rPr>
+                <w:rFonts w:ascii="Aptos" w:hAnsi="Aptos" w:eastAsia="ＭＳ 明朝" w:cs="Arial"/>
+                <w:kern w:val="0"/>
+                <w:sz w:val="24"/>
+                <w:szCs w:val="24"/>
+                <w:lang w:val="en-US" w:eastAsia="ja-JP" w:bidi="ar-SA"/>
+              </w:rPr>
+            </w:pPr>
+            <w:r>
+              <w:rPr>
+                <w:rFonts w:eastAsia="Segoe UI" w:cs="Segoe UI" w:ascii="Segoe UI" w:hAnsi="Segoe UI"/>
+                <w:color w:val="101820"/>
+                <w:kern w:val="0"/>
+                <w:sz w:val="16"/>
+                <w:szCs w:val="24"/>
+                <w:lang w:val="en-US" w:eastAsia="ja-JP" w:bidi="ar-SA"/>
+              </w:rPr>
+              <w:t>1</w:t>
+            </w:r>
+          </w:p>
+        </w:tc>
+        <w:tc>
+          <w:tcPr>
+            <w:tcW w:w="1379" w:type="dxa"/>
+            <w:tcBorders>
+              <w:top w:val="single" w:sz="4" w:space="0" w:color="BFC7D1"/>
+              <w:left w:val="single" w:sz="4" w:space="0" w:color="BFC7D1"/>
+              <w:bottom w:val="single" w:sz="4" w:space="0" w:color="BFC7D1"/>
+              <w:right w:val="single" w:sz="4" w:space="0" w:color="BFC7D1"/>
+            </w:tcBorders>
+          </w:tcPr>
+          <w:p>
+            <w:pPr>
+              <w:pStyle w:val="Normal"/>
+              <w:widowControl/>
+              <w:spacing w:lineRule="auto" w:line="240" w:before="0" w:after="20"/>
+              <w:jc w:val="left"/>
+              <w:rPr>
+                <w:rFonts w:ascii="Aptos" w:hAnsi="Aptos" w:eastAsia="ＭＳ 明朝" w:cs="Arial"/>
+                <w:kern w:val="0"/>
+                <w:sz w:val="24"/>
+                <w:szCs w:val="24"/>
+                <w:lang w:val="en-US" w:eastAsia="ja-JP" w:bidi="ar-SA"/>
+              </w:rPr>
+            </w:pPr>
+            <w:r>
+              <w:rPr>
+                <w:rFonts w:eastAsia="Segoe UI" w:cs="Segoe UI" w:ascii="Segoe UI" w:hAnsi="Segoe UI"/>
+                <w:color w:val="101820"/>
+                <w:kern w:val="0"/>
+                <w:sz w:val="16"/>
+                <w:szCs w:val="24"/>
+                <w:lang w:val="en-US" w:eastAsia="ja-JP" w:bidi="ar-SA"/>
+              </w:rPr>
+              <w:t>20,000.00 one-time</w:t>
+            </w:r>
+          </w:p>
+        </w:tc>
+        <w:tc>
+          <w:tcPr>
+            <w:tcW w:w="1242" w:type="dxa"/>
+            <w:tcBorders>
+              <w:top w:val="single" w:sz="4" w:space="0" w:color="BFC7D1"/>
+              <w:left w:val="single" w:sz="4" w:space="0" w:color="BFC7D1"/>
+              <w:bottom w:val="single" w:sz="4" w:space="0" w:color="BFC7D1"/>
+              <w:right w:val="single" w:sz="4" w:space="0" w:color="BFC7D1"/>
+            </w:tcBorders>
+          </w:tcPr>
+          <w:p>
+            <w:pPr>
+              <w:pStyle w:val="Normal"/>
+              <w:widowControl/>
+              <w:spacing w:lineRule="auto" w:line="240" w:before="0" w:after="20"/>
+              <w:jc w:val="left"/>
+              <w:rPr>
+                <w:rFonts w:ascii="Aptos" w:hAnsi="Aptos" w:eastAsia="ＭＳ 明朝" w:cs="Arial"/>
+                <w:kern w:val="0"/>
+                <w:sz w:val="24"/>
+                <w:szCs w:val="24"/>
+                <w:lang w:val="en-US" w:eastAsia="ja-JP" w:bidi="ar-SA"/>
+              </w:rPr>
+            </w:pPr>
+            <w:r>
+              <w:rPr>
+                <w:rFonts w:eastAsia="Segoe UI" w:cs="Segoe UI" w:ascii="Segoe UI" w:hAnsi="Segoe UI"/>
+                <w:color w:val="101820"/>
+                <w:kern w:val="0"/>
+                <w:sz w:val="16"/>
+                <w:szCs w:val="24"/>
+                <w:lang w:val="en-US" w:eastAsia="ja-JP" w:bidi="ar-SA"/>
+              </w:rPr>
+              <w:t>319</w:t>
+            </w:r>
+          </w:p>
+        </w:tc>
+        <w:tc>
+          <w:tcPr>
+            <w:tcW w:w="2636" w:type="dxa"/>
+            <w:tcBorders>
+              <w:top w:val="single" w:sz="4" w:space="0" w:color="BFC7D1"/>
+              <w:left w:val="single" w:sz="4" w:space="0" w:color="BFC7D1"/>
+              <w:bottom w:val="single" w:sz="4" w:space="0" w:color="BFC7D1"/>
+              <w:right w:val="single" w:sz="4" w:space="0" w:color="BFC7D1"/>
+            </w:tcBorders>
+          </w:tcPr>
+          <w:p>
+            <w:pPr>
+              <w:pStyle w:val="Normal"/>
+              <w:widowControl/>
+              <w:spacing w:lineRule="auto" w:line="240" w:before="0" w:after="20"/>
+              <w:jc w:val="left"/>
+              <w:rPr>
+                <w:rFonts w:ascii="Aptos" w:hAnsi="Aptos" w:eastAsia="ＭＳ 明朝" w:cs="Arial"/>
+                <w:kern w:val="0"/>
+                <w:sz w:val="24"/>
+                <w:szCs w:val="24"/>
+                <w:lang w:val="en-US" w:eastAsia="ja-JP" w:bidi="ar-SA"/>
+              </w:rPr>
+            </w:pPr>
+            <w:r>
+              <w:rPr>
+                <w:rFonts w:eastAsia="Segoe UI" w:cs="Segoe UI" w:ascii="Segoe UI" w:hAnsi="Segoe UI"/>
+                <w:color w:val="101820"/>
+                <w:kern w:val="0"/>
+                <w:sz w:val="16"/>
+                <w:szCs w:val="24"/>
+                <w:lang w:val="en-US" w:eastAsia="ja-JP" w:bidi="ar-SA"/>
+              </w:rPr>
+              <w:t>Sender name or short code, live credentials, templates and consent check tested with the gateway</w:t>
+            </w:r>
+          </w:p>
+        </w:tc>
+      </w:tr>
+      <w:tr>
+        <w:trPr/>
+        <w:tc>
+          <w:tcPr>
+            <w:tcW w:w="2635" w:type="dxa"/>
+            <w:tcBorders>
+              <w:top w:val="single" w:sz="4" w:space="0" w:color="BFC7D1"/>
+              <w:left w:val="single" w:sz="4" w:space="0" w:color="BFC7D1"/>
+              <w:bottom w:val="single" w:sz="4" w:space="0" w:color="BFC7D1"/>
+              <w:right w:val="single" w:sz="4" w:space="0" w:color="BFC7D1"/>
+            </w:tcBorders>
+          </w:tcPr>
+          <w:p>
+            <w:pPr>
+              <w:pStyle w:val="Normal"/>
+              <w:widowControl/>
+              <w:spacing w:lineRule="auto" w:line="240" w:before="0" w:after="20"/>
+              <w:jc w:val="left"/>
+              <w:rPr>
+                <w:rFonts w:ascii="Aptos" w:hAnsi="Aptos" w:eastAsia="ＭＳ 明朝" w:cs="Arial"/>
+                <w:kern w:val="0"/>
+                <w:sz w:val="24"/>
+                <w:szCs w:val="24"/>
+                <w:lang w:val="en-US" w:eastAsia="ja-JP" w:bidi="ar-SA"/>
+              </w:rPr>
+            </w:pPr>
+            <w:r>
+              <w:rPr>
+                <w:rFonts w:eastAsia="Segoe UI" w:cs="Segoe UI" w:ascii="Segoe UI" w:hAnsi="Segoe UI"/>
+                <w:color w:val="101820"/>
+                <w:kern w:val="0"/>
+                <w:sz w:val="16"/>
+                <w:szCs w:val="24"/>
+                <w:lang w:val="en-US" w:eastAsia="ja-JP" w:bidi="ar-SA"/>
+              </w:rPr>
+              <w:t>Screening list provider onboarding</w:t>
+            </w:r>
+          </w:p>
+        </w:tc>
+        <w:tc>
+          <w:tcPr>
+            <w:tcW w:w="1123" w:type="dxa"/>
+            <w:tcBorders>
+              <w:top w:val="single" w:sz="4" w:space="0" w:color="BFC7D1"/>
+              <w:left w:val="single" w:sz="4" w:space="0" w:color="BFC7D1"/>
+              <w:bottom w:val="single" w:sz="4" w:space="0" w:color="BFC7D1"/>
+              <w:right w:val="single" w:sz="4" w:space="0" w:color="BFC7D1"/>
+            </w:tcBorders>
+          </w:tcPr>
+          <w:p>
+            <w:pPr>
+              <w:pStyle w:val="Normal"/>
+              <w:widowControl/>
+              <w:spacing w:lineRule="auto" w:line="240" w:before="0" w:after="20"/>
+              <w:jc w:val="left"/>
+              <w:rPr>
+                <w:rFonts w:ascii="Aptos" w:hAnsi="Aptos" w:eastAsia="ＭＳ 明朝" w:cs="Arial"/>
+                <w:kern w:val="0"/>
+                <w:sz w:val="24"/>
+                <w:szCs w:val="24"/>
+                <w:lang w:val="en-US" w:eastAsia="ja-JP" w:bidi="ar-SA"/>
+              </w:rPr>
+            </w:pPr>
+            <w:r>
+              <w:rPr>
+                <w:rFonts w:eastAsia="Segoe UI" w:cs="Segoe UI" w:ascii="Segoe UI" w:hAnsi="Segoe UI"/>
+                <w:color w:val="101820"/>
+                <w:kern w:val="0"/>
+                <w:sz w:val="16"/>
+                <w:szCs w:val="24"/>
+                <w:lang w:val="en-US" w:eastAsia="ja-JP" w:bidi="ar-SA"/>
+              </w:rPr>
+              <w:t>2</w:t>
+            </w:r>
+          </w:p>
+        </w:tc>
+        <w:tc>
+          <w:tcPr>
+            <w:tcW w:w="1379" w:type="dxa"/>
+            <w:tcBorders>
+              <w:top w:val="single" w:sz="4" w:space="0" w:color="BFC7D1"/>
+              <w:left w:val="single" w:sz="4" w:space="0" w:color="BFC7D1"/>
+              <w:bottom w:val="single" w:sz="4" w:space="0" w:color="BFC7D1"/>
+              <w:right w:val="single" w:sz="4" w:space="0" w:color="BFC7D1"/>
+            </w:tcBorders>
+          </w:tcPr>
+          <w:p>
+            <w:pPr>
+              <w:pStyle w:val="Normal"/>
+              <w:widowControl/>
+              <w:spacing w:lineRule="auto" w:line="240" w:before="0" w:after="20"/>
+              <w:jc w:val="left"/>
+              <w:rPr>
+                <w:rFonts w:ascii="Aptos" w:hAnsi="Aptos" w:eastAsia="ＭＳ 明朝" w:cs="Arial"/>
+                <w:kern w:val="0"/>
+                <w:sz w:val="24"/>
+                <w:szCs w:val="24"/>
+                <w:lang w:val="en-US" w:eastAsia="ja-JP" w:bidi="ar-SA"/>
+              </w:rPr>
+            </w:pPr>
+            <w:r>
+              <w:rPr>
+                <w:rFonts w:eastAsia="Segoe UI" w:cs="Segoe UI" w:ascii="Segoe UI" w:hAnsi="Segoe UI"/>
+                <w:color w:val="101820"/>
+                <w:kern w:val="0"/>
+                <w:sz w:val="16"/>
+                <w:szCs w:val="24"/>
+                <w:lang w:val="en-US" w:eastAsia="ja-JP" w:bidi="ar-SA"/>
+              </w:rPr>
+              <w:t>30,000.00 one-time</w:t>
+            </w:r>
+          </w:p>
+        </w:tc>
+        <w:tc>
+          <w:tcPr>
+            <w:tcW w:w="1242" w:type="dxa"/>
+            <w:tcBorders>
+              <w:top w:val="single" w:sz="4" w:space="0" w:color="BFC7D1"/>
+              <w:left w:val="single" w:sz="4" w:space="0" w:color="BFC7D1"/>
+              <w:bottom w:val="single" w:sz="4" w:space="0" w:color="BFC7D1"/>
+              <w:right w:val="single" w:sz="4" w:space="0" w:color="BFC7D1"/>
+            </w:tcBorders>
+          </w:tcPr>
+          <w:p>
+            <w:pPr>
+              <w:pStyle w:val="Normal"/>
+              <w:widowControl/>
+              <w:spacing w:lineRule="auto" w:line="240" w:before="0" w:after="20"/>
+              <w:jc w:val="left"/>
+              <w:rPr>
+                <w:rFonts w:ascii="Aptos" w:hAnsi="Aptos" w:eastAsia="ＭＳ 明朝" w:cs="Arial"/>
+                <w:kern w:val="0"/>
+                <w:sz w:val="24"/>
+                <w:szCs w:val="24"/>
+                <w:lang w:val="en-US" w:eastAsia="ja-JP" w:bidi="ar-SA"/>
+              </w:rPr>
+            </w:pPr>
+            <w:r>
+              <w:rPr>
+                <w:rFonts w:eastAsia="Segoe UI" w:cs="Segoe UI" w:ascii="Segoe UI" w:hAnsi="Segoe UI"/>
+                <w:color w:val="101820"/>
+                <w:kern w:val="0"/>
+                <w:sz w:val="16"/>
+                <w:szCs w:val="24"/>
+                <w:lang w:val="en-US" w:eastAsia="ja-JP" w:bidi="ar-SA"/>
+              </w:rPr>
+              <w:t>478</w:t>
+            </w:r>
+          </w:p>
+        </w:tc>
+        <w:tc>
+          <w:tcPr>
+            <w:tcW w:w="2636" w:type="dxa"/>
+            <w:tcBorders>
+              <w:top w:val="single" w:sz="4" w:space="0" w:color="BFC7D1"/>
+              <w:left w:val="single" w:sz="4" w:space="0" w:color="BFC7D1"/>
+              <w:bottom w:val="single" w:sz="4" w:space="0" w:color="BFC7D1"/>
+              <w:right w:val="single" w:sz="4" w:space="0" w:color="BFC7D1"/>
+            </w:tcBorders>
+          </w:tcPr>
+          <w:p>
+            <w:pPr>
+              <w:pStyle w:val="Normal"/>
+              <w:widowControl/>
+              <w:spacing w:lineRule="auto" w:line="240" w:before="0" w:after="20"/>
+              <w:jc w:val="left"/>
+              <w:rPr>
+                <w:rFonts w:ascii="Aptos" w:hAnsi="Aptos" w:eastAsia="ＭＳ 明朝" w:cs="Arial"/>
+                <w:kern w:val="0"/>
+                <w:sz w:val="24"/>
+                <w:szCs w:val="24"/>
+                <w:lang w:val="en-US" w:eastAsia="ja-JP" w:bidi="ar-SA"/>
+              </w:rPr>
+            </w:pPr>
+            <w:r>
+              <w:rPr>
+                <w:rFonts w:eastAsia="Segoe UI" w:cs="Segoe UI" w:ascii="Segoe UI" w:hAnsi="Segoe UI"/>
+                <w:color w:val="101820"/>
+                <w:kern w:val="0"/>
+                <w:sz w:val="16"/>
+                <w:szCs w:val="24"/>
+                <w:lang w:val="en-US" w:eastAsia="ja-JP" w:bidi="ar-SA"/>
+              </w:rPr>
+              <w:t>Provider contract data, API key, adapter test and first screening run</w:t>
+            </w:r>
+          </w:p>
+        </w:tc>
+      </w:tr>
+    </w:tbl>
+    <w:p>
+      <w:pPr>
+        <w:pStyle w:val="Normal"/>
+        <w:spacing w:before="0" w:after="80"/>
+        <w:rPr/>
+      </w:pPr>
+      <w:r>
+        <w:rPr/>
       </w:r>
     </w:p>
     <w:p>
@@ -21804,7 +24415,7 @@
           <w:color w:val="101820"/>
           <w:sz w:val="21"/>
         </w:rPr>
-        <w:t>The activation lines cover the set-up workshops and configuration of a module already included in the software: AML/CFT (risk factors, rules, lists, provider and a test AMLC file with the compliance officer), IC compliance registers (licences, fit and proper records, insurer certificates, complaints and breach settings, mapping of the IC statement to the broker's chart), BIR pack (BIR and EOPT invoice settings, ATCs and a DAT file dry run with the tax adviser, CAS books pack). The compliance officer and the tax adviser confirm the settings; filings stay with the broker.</w:t>
+        <w:t>The compliance officer, the accountant and the tax adviser confirm the settings and the treatment; every filing, registration and enrolment with a regulator stays with the broker, in its name.</w:t>
       </w:r>
     </w:p>
     <w:p>
@@ -21842,7 +24453,7 @@
           <w:color w:val="101820"/>
           <w:sz w:val="21"/>
         </w:rPr>
-        <w:t>Travel, lodging and meals outside Metro Manila are billed at cost. The recurring 24x7 Severity 1 support option increases 5% a year, like the AMC and the subscription. Hosting fees do not increase each year; they change only under the pass-through clause of the Hosting and Infrastructure Services Agreement.</w:t>
+        <w:t>These services do not change any package price. They are quoted on the Order Form as separate one-time lines and are invoiced on delivery.</w:t>
       </w:r>
       <w:r>
         <w:br w:type="page"/>
@@ -21853,8 +24464,8 @@
         <w:pStyle w:val="Heading1"/>
         <w:rPr/>
       </w:pPr>
-      <w:bookmarkStart w:id="33" w:name="__RefHeading___Toc13165_1360963153"/>
-      <w:bookmarkEnd w:id="33"/>
+      <w:bookmarkStart w:id="34" w:name="__RefHeading___Toc6125_2842061002"/>
+      <w:bookmarkEnd w:id="34"/>
       <w:r>
         <w:rPr>
           <w:rFonts w:eastAsia="Segoe UI" w:cs="Segoe UI" w:ascii="Segoe UI" w:hAnsi="Segoe UI"/>
@@ -21870,8 +24481,8 @@
         <w:pStyle w:val="Heading2"/>
         <w:rPr/>
       </w:pPr>
-      <w:bookmarkStart w:id="34" w:name="__RefHeading___Toc13167_1360963153"/>
-      <w:bookmarkEnd w:id="34"/>
+      <w:bookmarkStart w:id="35" w:name="__RefHeading___Toc6127_2842061002"/>
+      <w:bookmarkEnd w:id="35"/>
       <w:r>
         <w:rPr>
           <w:rFonts w:eastAsia="Segoe UI" w:cs="Segoe UI"/>
@@ -22625,8 +25236,8 @@
         <w:pStyle w:val="Heading2"/>
         <w:rPr/>
       </w:pPr>
-      <w:bookmarkStart w:id="35" w:name="__RefHeading___Toc13169_1360963153"/>
-      <w:bookmarkEnd w:id="35"/>
+      <w:bookmarkStart w:id="36" w:name="__RefHeading___Toc6129_2842061002"/>
+      <w:bookmarkEnd w:id="36"/>
       <w:r>
         <w:rPr>
           <w:rFonts w:eastAsia="Segoe UI" w:cs="Segoe UI"/>
@@ -23382,8 +25993,8 @@
         <w:pStyle w:val="Heading1"/>
         <w:rPr/>
       </w:pPr>
-      <w:bookmarkStart w:id="36" w:name="__RefHeading___Toc13171_1360963153"/>
-      <w:bookmarkEnd w:id="36"/>
+      <w:bookmarkStart w:id="37" w:name="__RefHeading___Toc6131_2842061002"/>
+      <w:bookmarkEnd w:id="37"/>
       <w:r>
         <w:rPr>
           <w:rFonts w:eastAsia="Segoe UI" w:cs="Segoe UI" w:ascii="Segoe UI" w:hAnsi="Segoe UI"/>
@@ -24169,8 +26780,8 @@
         <w:pStyle w:val="Heading1"/>
         <w:rPr/>
       </w:pPr>
-      <w:bookmarkStart w:id="37" w:name="__RefHeading___Toc13173_1360963153"/>
-      <w:bookmarkEnd w:id="37"/>
+      <w:bookmarkStart w:id="38" w:name="__RefHeading___Toc6133_2842061002"/>
+      <w:bookmarkEnd w:id="38"/>
       <w:r>
         <w:rPr>
           <w:rFonts w:eastAsia="Segoe UI" w:cs="Segoe UI" w:ascii="Segoe UI" w:hAnsi="Segoe UI"/>
@@ -24246,8 +26857,8 @@
         <w:pStyle w:val="Heading1"/>
         <w:rPr/>
       </w:pPr>
-      <w:bookmarkStart w:id="38" w:name="__RefHeading___Toc13175_1360963153"/>
-      <w:bookmarkEnd w:id="38"/>
+      <w:bookmarkStart w:id="39" w:name="__RefHeading___Toc6135_2842061002"/>
+      <w:bookmarkEnd w:id="39"/>
       <w:r>
         <w:rPr>
           <w:rFonts w:eastAsia="Segoe UI" w:cs="Segoe UI" w:ascii="Segoe UI" w:hAnsi="Segoe UI"/>
@@ -24361,8 +26972,8 @@
         <w:pStyle w:val="Heading1"/>
         <w:rPr/>
       </w:pPr>
-      <w:bookmarkStart w:id="39" w:name="__RefHeading___Toc13177_1360963153"/>
-      <w:bookmarkEnd w:id="39"/>
+      <w:bookmarkStart w:id="40" w:name="__RefHeading___Toc6137_2842061002"/>
+      <w:bookmarkEnd w:id="40"/>
       <w:r>
         <w:rPr>
           <w:rFonts w:eastAsia="Segoe UI" w:cs="Segoe UI" w:ascii="Segoe UI" w:hAnsi="Segoe UI"/>
@@ -24505,9 +27116,9 @@
           <w:spacing w:val="0"/>
         </w:rPr>
       </w:pPr>
-      <w:bookmarkStart w:id="40" w:name="__RefHeading___Toc13179_1360963153"/>
-      <w:bookmarkStart w:id="41" w:name="_Toc233203395"/>
-      <w:bookmarkEnd w:id="40"/>
+      <w:bookmarkStart w:id="41" w:name="__RefHeading___Toc6139_2842061002"/>
+      <w:bookmarkStart w:id="42" w:name="_Toc233203395"/>
+      <w:bookmarkEnd w:id="41"/>
       <w:r>
         <w:rPr>
           <w:rStyle w:val="BookTitle"/>
@@ -24518,7 +27129,7 @@
         </w:rPr>
         <w:t>16.  Document Sign-Off</w:t>
       </w:r>
-      <w:bookmarkEnd w:id="41"/>
+      <w:bookmarkEnd w:id="42"/>
     </w:p>
     <w:p>
       <w:pPr>
@@ -26263,7 +28874,7 @@
       <w:r>
         <w:rPr/>
         <w:drawing>
-          <wp:anchor behindDoc="1" distT="0" distB="0" distL="0" distR="0" simplePos="0" locked="0" layoutInCell="0" allowOverlap="1" relativeHeight="25">
+          <wp:anchor behindDoc="1" distT="0" distB="0" distL="0" distR="0" simplePos="0" locked="0" layoutInCell="0" allowOverlap="1" relativeHeight="26">
             <wp:simplePos x="0" y="0"/>
             <wp:positionH relativeFrom="margin">
               <wp:align>center</wp:align>
@@ -26334,7 +28945,7 @@
     <w:r>
       <w:rPr/>
       <w:drawing>
-        <wp:anchor behindDoc="1" distT="0" distB="0" distL="0" distR="0" simplePos="0" locked="0" layoutInCell="0" allowOverlap="1" relativeHeight="24">
+        <wp:anchor behindDoc="1" distT="0" distB="0" distL="0" distR="0" simplePos="0" locked="0" layoutInCell="0" allowOverlap="1" relativeHeight="25">
           <wp:simplePos x="0" y="0"/>
           <wp:positionH relativeFrom="page">
             <wp:align>left</wp:align>
@@ -26393,7 +29004,7 @@
     <w:r>
       <w:rPr/>
       <w:drawing>
-        <wp:anchor behindDoc="1" distT="0" distB="0" distL="0" distR="0" simplePos="0" locked="0" layoutInCell="0" allowOverlap="1" relativeHeight="24">
+        <wp:anchor behindDoc="1" distT="0" distB="0" distL="0" distR="0" simplePos="0" locked="0" layoutInCell="0" allowOverlap="1" relativeHeight="25">
           <wp:simplePos x="0" y="0"/>
           <wp:positionH relativeFrom="page">
             <wp:align>left</wp:align>

--- a/docs/package/02_Commercials/iNXT_BrokerVerse_Commercial_Proposal_Rate_Card.docx
+++ b/docs/package/02_Commercials/iNXT_BrokerVerse_Commercial_Proposal_Rate_Card.docx
@@ -789,7 +789,7 @@
             </w:rPr>
             <w:fldChar w:fldCharType="separate"/>
           </w:r>
-          <w:hyperlink w:anchor="__RefHeading___Toc6065_2842061002">
+          <w:hyperlink w:anchor="__RefHeading___Toc15991_1894618434">
             <w:r>
               <w:rPr>
                 <w:webHidden/>
@@ -824,7 +824,7 @@
             </w:tabs>
             <w:rPr/>
           </w:pPr>
-          <w:hyperlink w:anchor="__RefHeading___Toc6067_2842061002">
+          <w:hyperlink w:anchor="__RefHeading___Toc15993_1894618434">
             <w:r>
               <w:rPr>
                 <w:webHidden/>
@@ -853,7 +853,7 @@
             </w:tabs>
             <w:rPr/>
           </w:pPr>
-          <w:hyperlink w:anchor="__RefHeading___Toc6069_2842061002">
+          <w:hyperlink w:anchor="__RefHeading___Toc15995_1894618434">
             <w:r>
               <w:rPr>
                 <w:webHidden/>
@@ -875,7 +875,7 @@
             </w:tabs>
             <w:rPr/>
           </w:pPr>
-          <w:hyperlink w:anchor="__RefHeading___Toc6071_2842061002">
+          <w:hyperlink w:anchor="__RefHeading___Toc15997_1894618434">
             <w:r>
               <w:rPr>
                 <w:webHidden/>
@@ -897,7 +897,7 @@
             </w:tabs>
             <w:rPr/>
           </w:pPr>
-          <w:hyperlink w:anchor="__RefHeading___Toc6073_2842061002">
+          <w:hyperlink w:anchor="__RefHeading___Toc15999_1894618434">
             <w:r>
               <w:rPr>
                 <w:webHidden/>
@@ -919,7 +919,7 @@
             </w:tabs>
             <w:rPr/>
           </w:pPr>
-          <w:hyperlink w:anchor="__RefHeading___Toc6075_2842061002">
+          <w:hyperlink w:anchor="__RefHeading___Toc16001_1894618434">
             <w:r>
               <w:rPr>
                 <w:webHidden/>
@@ -941,7 +941,7 @@
             </w:tabs>
             <w:rPr/>
           </w:pPr>
-          <w:hyperlink w:anchor="__RefHeading___Toc6077_2842061002">
+          <w:hyperlink w:anchor="__RefHeading___Toc16003_1894618434">
             <w:r>
               <w:rPr>
                 <w:webHidden/>
@@ -963,7 +963,7 @@
             </w:tabs>
             <w:rPr/>
           </w:pPr>
-          <w:hyperlink w:anchor="__RefHeading___Toc6079_2842061002">
+          <w:hyperlink w:anchor="__RefHeading___Toc16005_1894618434">
             <w:r>
               <w:rPr>
                 <w:webHidden/>
@@ -985,7 +985,7 @@
             </w:tabs>
             <w:rPr/>
           </w:pPr>
-          <w:hyperlink w:anchor="__RefHeading___Toc6081_2842061002">
+          <w:hyperlink w:anchor="__RefHeading___Toc16007_1894618434">
             <w:r>
               <w:rPr>
                 <w:webHidden/>
@@ -1007,7 +1007,7 @@
             </w:tabs>
             <w:rPr/>
           </w:pPr>
-          <w:hyperlink w:anchor="__RefHeading___Toc6083_2842061002">
+          <w:hyperlink w:anchor="__RefHeading___Toc16009_1894618434">
             <w:r>
               <w:rPr>
                 <w:webHidden/>
@@ -1029,7 +1029,7 @@
             </w:tabs>
             <w:rPr/>
           </w:pPr>
-          <w:hyperlink w:anchor="__RefHeading___Toc6085_2842061002">
+          <w:hyperlink w:anchor="__RefHeading___Toc16011_1894618434">
             <w:r>
               <w:rPr>
                 <w:webHidden/>
@@ -1051,7 +1051,7 @@
             </w:tabs>
             <w:rPr/>
           </w:pPr>
-          <w:hyperlink w:anchor="__RefHeading___Toc6087_2842061002">
+          <w:hyperlink w:anchor="__RefHeading___Toc16013_1894618434">
             <w:r>
               <w:rPr>
                 <w:webHidden/>
@@ -1073,7 +1073,7 @@
             </w:tabs>
             <w:rPr/>
           </w:pPr>
-          <w:hyperlink w:anchor="__RefHeading___Toc6089_2842061002">
+          <w:hyperlink w:anchor="__RefHeading___Toc16015_1894618434">
             <w:r>
               <w:rPr>
                 <w:webHidden/>
@@ -1095,7 +1095,7 @@
             </w:tabs>
             <w:rPr/>
           </w:pPr>
-          <w:hyperlink w:anchor="__RefHeading___Toc6091_2842061002">
+          <w:hyperlink w:anchor="__RefHeading___Toc16017_1894618434">
             <w:r>
               <w:rPr>
                 <w:webHidden/>
@@ -1117,7 +1117,7 @@
             </w:tabs>
             <w:rPr/>
           </w:pPr>
-          <w:hyperlink w:anchor="__RefHeading___Toc6093_2842061002">
+          <w:hyperlink w:anchor="__RefHeading___Toc16019_1894618434">
             <w:r>
               <w:rPr>
                 <w:webHidden/>
@@ -1139,7 +1139,7 @@
             </w:tabs>
             <w:rPr/>
           </w:pPr>
-          <w:hyperlink w:anchor="__RefHeading___Toc6095_2842061002">
+          <w:hyperlink w:anchor="__RefHeading___Toc16021_1894618434">
             <w:r>
               <w:rPr>
                 <w:webHidden/>
@@ -1161,7 +1161,7 @@
             </w:tabs>
             <w:rPr/>
           </w:pPr>
-          <w:hyperlink w:anchor="__RefHeading___Toc6097_2842061002">
+          <w:hyperlink w:anchor="__RefHeading___Toc16023_1894618434">
             <w:r>
               <w:rPr>
                 <w:webHidden/>
@@ -1183,7 +1183,7 @@
             </w:tabs>
             <w:rPr/>
           </w:pPr>
-          <w:hyperlink w:anchor="__RefHeading___Toc6099_2842061002">
+          <w:hyperlink w:anchor="__RefHeading___Toc16025_1894618434">
             <w:r>
               <w:rPr>
                 <w:webHidden/>
@@ -1205,7 +1205,7 @@
             </w:tabs>
             <w:rPr/>
           </w:pPr>
-          <w:hyperlink w:anchor="__RefHeading___Toc6101_2842061002">
+          <w:hyperlink w:anchor="__RefHeading___Toc16027_1894618434">
             <w:r>
               <w:rPr>
                 <w:webHidden/>
@@ -1227,7 +1227,7 @@
             </w:tabs>
             <w:rPr/>
           </w:pPr>
-          <w:hyperlink w:anchor="__RefHeading___Toc6103_2842061002">
+          <w:hyperlink w:anchor="__RefHeading___Toc16029_1894618434">
             <w:r>
               <w:rPr>
                 <w:webHidden/>
@@ -1249,7 +1249,7 @@
             </w:tabs>
             <w:rPr/>
           </w:pPr>
-          <w:hyperlink w:anchor="__RefHeading___Toc6105_2842061002">
+          <w:hyperlink w:anchor="__RefHeading___Toc16031_1894618434">
             <w:r>
               <w:rPr>
                 <w:webHidden/>
@@ -1271,7 +1271,7 @@
             </w:tabs>
             <w:rPr/>
           </w:pPr>
-          <w:hyperlink w:anchor="__RefHeading___Toc6107_2842061002">
+          <w:hyperlink w:anchor="__RefHeading___Toc16033_1894618434">
             <w:r>
               <w:rPr>
                 <w:webHidden/>
@@ -1293,7 +1293,7 @@
             </w:tabs>
             <w:rPr/>
           </w:pPr>
-          <w:hyperlink w:anchor="__RefHeading___Toc6109_2842061002">
+          <w:hyperlink w:anchor="__RefHeading___Toc16035_1894618434">
             <w:r>
               <w:rPr>
                 <w:webHidden/>
@@ -1315,7 +1315,7 @@
             </w:tabs>
             <w:rPr/>
           </w:pPr>
-          <w:hyperlink w:anchor="__RefHeading___Toc6111_2842061002">
+          <w:hyperlink w:anchor="__RefHeading___Toc16037_1894618434">
             <w:r>
               <w:rPr>
                 <w:webHidden/>
@@ -1337,7 +1337,7 @@
             </w:tabs>
             <w:rPr/>
           </w:pPr>
-          <w:hyperlink w:anchor="__RefHeading___Toc6113_2842061002">
+          <w:hyperlink w:anchor="__RefHeading___Toc16039_1894618434">
             <w:r>
               <w:rPr>
                 <w:webHidden/>
@@ -1359,7 +1359,7 @@
             </w:tabs>
             <w:rPr/>
           </w:pPr>
-          <w:hyperlink w:anchor="__RefHeading___Toc6115_2842061002">
+          <w:hyperlink w:anchor="__RefHeading___Toc16041_1894618434">
             <w:r>
               <w:rPr>
                 <w:webHidden/>
@@ -1381,7 +1381,7 @@
             </w:tabs>
             <w:rPr/>
           </w:pPr>
-          <w:hyperlink w:anchor="__RefHeading___Toc6117_2842061002">
+          <w:hyperlink w:anchor="__RefHeading___Toc16043_1894618434">
             <w:r>
               <w:rPr>
                 <w:webHidden/>
@@ -1403,7 +1403,7 @@
             </w:tabs>
             <w:rPr/>
           </w:pPr>
-          <w:hyperlink w:anchor="__RefHeading___Toc6119_2842061002">
+          <w:hyperlink w:anchor="__RefHeading___Toc16045_1894618434">
             <w:r>
               <w:rPr>
                 <w:webHidden/>
@@ -1425,7 +1425,7 @@
             </w:tabs>
             <w:rPr/>
           </w:pPr>
-          <w:hyperlink w:anchor="__RefHeading___Toc6121_2842061002">
+          <w:hyperlink w:anchor="__RefHeading___Toc16047_1894618434">
             <w:r>
               <w:rPr>
                 <w:webHidden/>
@@ -1447,7 +1447,7 @@
             </w:tabs>
             <w:rPr/>
           </w:pPr>
-          <w:hyperlink w:anchor="__RefHeading___Toc6123_2842061002">
+          <w:hyperlink w:anchor="__RefHeading___Toc16049_1894618434">
             <w:r>
               <w:rPr>
                 <w:webHidden/>
@@ -1469,7 +1469,7 @@
             </w:tabs>
             <w:rPr/>
           </w:pPr>
-          <w:hyperlink w:anchor="__RefHeading___Toc6125_2842061002">
+          <w:hyperlink w:anchor="__RefHeading___Toc16051_1894618434">
             <w:r>
               <w:rPr>
                 <w:webHidden/>
@@ -1491,7 +1491,7 @@
             </w:tabs>
             <w:rPr/>
           </w:pPr>
-          <w:hyperlink w:anchor="__RefHeading___Toc6127_2842061002">
+          <w:hyperlink w:anchor="__RefHeading___Toc16053_1894618434">
             <w:r>
               <w:rPr>
                 <w:webHidden/>
@@ -1513,7 +1513,7 @@
             </w:tabs>
             <w:rPr/>
           </w:pPr>
-          <w:hyperlink w:anchor="__RefHeading___Toc6129_2842061002">
+          <w:hyperlink w:anchor="__RefHeading___Toc16055_1894618434">
             <w:r>
               <w:rPr>
                 <w:webHidden/>
@@ -1535,7 +1535,7 @@
             </w:tabs>
             <w:rPr/>
           </w:pPr>
-          <w:hyperlink w:anchor="__RefHeading___Toc6131_2842061002">
+          <w:hyperlink w:anchor="__RefHeading___Toc16057_1894618434">
             <w:r>
               <w:rPr>
                 <w:webHidden/>
@@ -1557,7 +1557,7 @@
             </w:tabs>
             <w:rPr/>
           </w:pPr>
-          <w:hyperlink w:anchor="__RefHeading___Toc6133_2842061002">
+          <w:hyperlink w:anchor="__RefHeading___Toc16059_1894618434">
             <w:r>
               <w:rPr>
                 <w:webHidden/>
@@ -1579,7 +1579,7 @@
             </w:tabs>
             <w:rPr/>
           </w:pPr>
-          <w:hyperlink w:anchor="__RefHeading___Toc6135_2842061002">
+          <w:hyperlink w:anchor="__RefHeading___Toc16061_1894618434">
             <w:r>
               <w:rPr>
                 <w:webHidden/>
@@ -1601,7 +1601,7 @@
             </w:tabs>
             <w:rPr/>
           </w:pPr>
-          <w:hyperlink w:anchor="__RefHeading___Toc6137_2842061002">
+          <w:hyperlink w:anchor="__RefHeading___Toc16063_1894618434">
             <w:r>
               <w:rPr>
                 <w:webHidden/>
@@ -1623,7 +1623,7 @@
             </w:tabs>
             <w:rPr/>
           </w:pPr>
-          <w:hyperlink w:anchor="__RefHeading___Toc6139_2842061002">
+          <w:hyperlink w:anchor="__RefHeading___Toc16065_1894618434">
             <w:r>
               <w:rPr>
                 <w:webHidden/>
@@ -1671,7 +1671,7 @@
       <w:r>
         <w:br w:type="page"/>
       </w:r>
-      <w:bookmarkStart w:id="0" w:name="__RefHeading___Toc6065_2842061002"/>
+      <w:bookmarkStart w:id="0" w:name="__RefHeading___Toc15991_1894618434"/>
       <w:bookmarkStart w:id="1" w:name="_Toc48319687"/>
       <w:bookmarkStart w:id="2" w:name="_Toc11824118"/>
       <w:bookmarkEnd w:id="0"/>
@@ -2065,7 +2065,7 @@
                 <w:szCs w:val="24"/>
                 <w:lang w:val="en-US" w:eastAsia="ja-JP" w:bidi="ar-SA"/>
               </w:rPr>
-              <w:t>1.1.1</w:t>
+              <w:t>1.1.2</w:t>
             </w:r>
           </w:p>
         </w:tc>
@@ -2213,7 +2213,7 @@
                 <w:szCs w:val="24"/>
                 <w:lang w:val="en-US" w:eastAsia="ja-JP" w:bidi="ar-SA"/>
               </w:rPr>
-              <w:t>Version 1.1.1: optional services confirmed by management on 04 October 2026: the activation and connector go-live lines are standard optional services, and the regulator and partner items are added under "Optional modules and partner services"; package totals unchanged. Version 1.1: software list completed with the AML/CFT toolkit, IC compliance registers, BIR pack, integration connectors, dealer programmes and branding, all included; optional lines for their activation and for connector go-live</w:t>
+              <w:t>Version 1.1.2: Client brand packs: basis is the client's contract with iorta TechNXT (management decision of 04 October 2026). Version 1.1.1: optional services confirmed by management on 04 October 2026: the activation and connector go-live lines are standard optional services, and the regulator and partner items are added under "Optional modules and partner services"; package totals unchanged. Version 1.1: software list completed with the AML/CFT toolkit, IC compliance registers, BIR pack, integration connectors, dealer programmes and branding, all included; optional lines for their activation and for connector go-live</w:t>
             </w:r>
           </w:p>
         </w:tc>
@@ -2316,7 +2316,7 @@
           <w:spacing w:val="0"/>
         </w:rPr>
       </w:pPr>
-      <w:bookmarkStart w:id="4" w:name="__RefHeading___Toc6067_2842061002"/>
+      <w:bookmarkStart w:id="4" w:name="__RefHeading___Toc15993_1894618434"/>
       <w:bookmarkStart w:id="5" w:name="_Toc233203388"/>
       <w:bookmarkEnd w:id="4"/>
       <w:r>
@@ -4253,7 +4253,7 @@
         <w:pageBreakBefore w:val="false"/>
         <w:rPr/>
       </w:pPr>
-      <w:bookmarkStart w:id="6" w:name="__RefHeading___Toc6069_2842061002"/>
+      <w:bookmarkStart w:id="6" w:name="__RefHeading___Toc15995_1894618434"/>
       <w:bookmarkEnd w:id="6"/>
       <w:r>
         <w:rPr>
@@ -4320,7 +4320,7 @@
         <w:pStyle w:val="Heading1"/>
         <w:rPr/>
       </w:pPr>
-      <w:bookmarkStart w:id="7" w:name="__RefHeading___Toc6071_2842061002"/>
+      <w:bookmarkStart w:id="7" w:name="__RefHeading___Toc15997_1894618434"/>
       <w:bookmarkEnd w:id="7"/>
       <w:r>
         <w:rPr>
@@ -4337,7 +4337,7 @@
         <w:pStyle w:val="Heading2"/>
         <w:rPr/>
       </w:pPr>
-      <w:bookmarkStart w:id="8" w:name="__RefHeading___Toc6073_2842061002"/>
+      <w:bookmarkStart w:id="8" w:name="__RefHeading___Toc15999_1894618434"/>
       <w:bookmarkEnd w:id="8"/>
       <w:r>
         <w:rPr>
@@ -5384,7 +5384,7 @@
         <w:pStyle w:val="Heading2"/>
         <w:rPr/>
       </w:pPr>
-      <w:bookmarkStart w:id="9" w:name="__RefHeading___Toc6075_2842061002"/>
+      <w:bookmarkStart w:id="9" w:name="__RefHeading___Toc16001_1894618434"/>
       <w:bookmarkEnd w:id="9"/>
       <w:r>
         <w:rPr>
@@ -6589,7 +6589,7 @@
         <w:pStyle w:val="Heading2"/>
         <w:rPr/>
       </w:pPr>
-      <w:bookmarkStart w:id="10" w:name="__RefHeading___Toc6077_2842061002"/>
+      <w:bookmarkStart w:id="10" w:name="__RefHeading___Toc16003_1894618434"/>
       <w:bookmarkEnd w:id="10"/>
       <w:r>
         <w:rPr>
@@ -7794,7 +7794,7 @@
         <w:pStyle w:val="Heading2"/>
         <w:rPr/>
       </w:pPr>
-      <w:bookmarkStart w:id="11" w:name="__RefHeading___Toc6079_2842061002"/>
+      <w:bookmarkStart w:id="11" w:name="__RefHeading___Toc16005_1894618434"/>
       <w:bookmarkEnd w:id="11"/>
       <w:r>
         <w:rPr>
@@ -8999,7 +8999,7 @@
         <w:pStyle w:val="Heading2"/>
         <w:rPr/>
       </w:pPr>
-      <w:bookmarkStart w:id="12" w:name="__RefHeading___Toc6081_2842061002"/>
+      <w:bookmarkStart w:id="12" w:name="__RefHeading___Toc16007_1894618434"/>
       <w:bookmarkEnd w:id="12"/>
       <w:r>
         <w:rPr>
@@ -10204,7 +10204,7 @@
         <w:pStyle w:val="Heading2"/>
         <w:rPr/>
       </w:pPr>
-      <w:bookmarkStart w:id="13" w:name="__RefHeading___Toc6083_2842061002"/>
+      <w:bookmarkStart w:id="13" w:name="__RefHeading___Toc16009_1894618434"/>
       <w:bookmarkEnd w:id="13"/>
       <w:r>
         <w:rPr>
@@ -10281,7 +10281,7 @@
         <w:pStyle w:val="Heading1"/>
         <w:rPr/>
       </w:pPr>
-      <w:bookmarkStart w:id="14" w:name="__RefHeading___Toc6085_2842061002"/>
+      <w:bookmarkStart w:id="14" w:name="__RefHeading___Toc16011_1894618434"/>
       <w:bookmarkEnd w:id="14"/>
       <w:r>
         <w:rPr>
@@ -10298,7 +10298,7 @@
         <w:pStyle w:val="Heading2"/>
         <w:rPr/>
       </w:pPr>
-      <w:bookmarkStart w:id="15" w:name="__RefHeading___Toc6087_2842061002"/>
+      <w:bookmarkStart w:id="15" w:name="__RefHeading___Toc16013_1894618434"/>
       <w:bookmarkEnd w:id="15"/>
       <w:r>
         <w:rPr>
@@ -10410,7 +10410,7 @@
         <w:pStyle w:val="Heading2"/>
         <w:rPr/>
       </w:pPr>
-      <w:bookmarkStart w:id="16" w:name="__RefHeading___Toc6089_2842061002"/>
+      <w:bookmarkStart w:id="16" w:name="__RefHeading___Toc16015_1894618434"/>
       <w:bookmarkEnd w:id="16"/>
       <w:r>
         <w:rPr>
@@ -11503,7 +11503,7 @@
         <w:pStyle w:val="Heading2"/>
         <w:rPr/>
       </w:pPr>
-      <w:bookmarkStart w:id="17" w:name="__RefHeading___Toc6091_2842061002"/>
+      <w:bookmarkStart w:id="17" w:name="__RefHeading___Toc16017_1894618434"/>
       <w:bookmarkEnd w:id="17"/>
       <w:r>
         <w:rPr>
@@ -11577,7 +11577,7 @@
         <w:pStyle w:val="Heading2"/>
         <w:rPr/>
       </w:pPr>
-      <w:bookmarkStart w:id="18" w:name="__RefHeading___Toc6093_2842061002"/>
+      <w:bookmarkStart w:id="18" w:name="__RefHeading___Toc16019_1894618434"/>
       <w:bookmarkEnd w:id="18"/>
       <w:r>
         <w:rPr>
@@ -11654,7 +11654,7 @@
         <w:pStyle w:val="Heading1"/>
         <w:rPr/>
       </w:pPr>
-      <w:bookmarkStart w:id="19" w:name="__RefHeading___Toc6095_2842061002"/>
+      <w:bookmarkStart w:id="19" w:name="__RefHeading___Toc16021_1894618434"/>
       <w:bookmarkEnd w:id="19"/>
       <w:r>
         <w:rPr>
@@ -11671,7 +11671,7 @@
         <w:pStyle w:val="Heading2"/>
         <w:rPr/>
       </w:pPr>
-      <w:bookmarkStart w:id="20" w:name="__RefHeading___Toc6097_2842061002"/>
+      <w:bookmarkStart w:id="20" w:name="__RefHeading___Toc16023_1894618434"/>
       <w:bookmarkEnd w:id="20"/>
       <w:r>
         <w:rPr>
@@ -11703,7 +11703,7 @@
         <w:pStyle w:val="Heading2"/>
         <w:rPr/>
       </w:pPr>
-      <w:bookmarkStart w:id="21" w:name="__RefHeading___Toc6099_2842061002"/>
+      <w:bookmarkStart w:id="21" w:name="__RefHeading___Toc16025_1894618434"/>
       <w:bookmarkEnd w:id="21"/>
       <w:r>
         <w:rPr>
@@ -12386,7 +12386,7 @@
         <w:pStyle w:val="Heading2"/>
         <w:rPr/>
       </w:pPr>
-      <w:bookmarkStart w:id="22" w:name="__RefHeading___Toc6101_2842061002"/>
+      <w:bookmarkStart w:id="22" w:name="__RefHeading___Toc16027_1894618434"/>
       <w:bookmarkEnd w:id="22"/>
       <w:r>
         <w:rPr>
@@ -13298,7 +13298,7 @@
         <w:pStyle w:val="Heading1"/>
         <w:rPr/>
       </w:pPr>
-      <w:bookmarkStart w:id="23" w:name="__RefHeading___Toc6103_2842061002"/>
+      <w:bookmarkStart w:id="23" w:name="__RefHeading___Toc16029_1894618434"/>
       <w:bookmarkEnd w:id="23"/>
       <w:r>
         <w:rPr>
@@ -14145,7 +14145,7 @@
         <w:pStyle w:val="Heading1"/>
         <w:rPr/>
       </w:pPr>
-      <w:bookmarkStart w:id="24" w:name="__RefHeading___Toc6105_2842061002"/>
+      <w:bookmarkStart w:id="24" w:name="__RefHeading___Toc16031_1894618434"/>
       <w:bookmarkEnd w:id="24"/>
       <w:r>
         <w:rPr>
@@ -14162,7 +14162,7 @@
         <w:pStyle w:val="Heading2"/>
         <w:rPr/>
       </w:pPr>
-      <w:bookmarkStart w:id="25" w:name="__RefHeading___Toc6107_2842061002"/>
+      <w:bookmarkStart w:id="25" w:name="__RefHeading___Toc16033_1894618434"/>
       <w:bookmarkEnd w:id="25"/>
       <w:r>
         <w:rPr>
@@ -14704,7 +14704,7 @@
         <w:pStyle w:val="Heading2"/>
         <w:rPr/>
       </w:pPr>
-      <w:bookmarkStart w:id="26" w:name="__RefHeading___Toc6109_2842061002"/>
+      <w:bookmarkStart w:id="26" w:name="__RefHeading___Toc16035_1894618434"/>
       <w:bookmarkEnd w:id="26"/>
       <w:r>
         <w:rPr>
@@ -16721,7 +16721,7 @@
         <w:pStyle w:val="Heading2"/>
         <w:rPr/>
       </w:pPr>
-      <w:bookmarkStart w:id="27" w:name="__RefHeading___Toc6111_2842061002"/>
+      <w:bookmarkStart w:id="27" w:name="__RefHeading___Toc16037_1894618434"/>
       <w:bookmarkEnd w:id="27"/>
       <w:r>
         <w:rPr>
@@ -17550,7 +17550,7 @@
         <w:pStyle w:val="Heading2"/>
         <w:rPr/>
       </w:pPr>
-      <w:bookmarkStart w:id="28" w:name="__RefHeading___Toc6113_2842061002"/>
+      <w:bookmarkStart w:id="28" w:name="__RefHeading___Toc16039_1894618434"/>
       <w:bookmarkEnd w:id="28"/>
       <w:r>
         <w:rPr>
@@ -18274,7 +18274,7 @@
         <w:pStyle w:val="Heading1"/>
         <w:rPr/>
       </w:pPr>
-      <w:bookmarkStart w:id="29" w:name="__RefHeading___Toc6115_2842061002"/>
+      <w:bookmarkStart w:id="29" w:name="__RefHeading___Toc16041_1894618434"/>
       <w:bookmarkEnd w:id="29"/>
       <w:r>
         <w:rPr>
@@ -18291,7 +18291,7 @@
         <w:pStyle w:val="Heading2"/>
         <w:rPr/>
       </w:pPr>
-      <w:bookmarkStart w:id="30" w:name="__RefHeading___Toc6117_2842061002"/>
+      <w:bookmarkStart w:id="30" w:name="__RefHeading___Toc16043_1894618434"/>
       <w:bookmarkEnd w:id="30"/>
       <w:r>
         <w:rPr>
@@ -19120,7 +19120,7 @@
         <w:pStyle w:val="Heading2"/>
         <w:rPr/>
       </w:pPr>
-      <w:bookmarkStart w:id="31" w:name="__RefHeading___Toc6119_2842061002"/>
+      <w:bookmarkStart w:id="31" w:name="__RefHeading___Toc16045_1894618434"/>
       <w:bookmarkEnd w:id="31"/>
       <w:r>
         <w:rPr>
@@ -19764,7 +19764,7 @@
         <w:pStyle w:val="Heading1"/>
         <w:rPr/>
       </w:pPr>
-      <w:bookmarkStart w:id="32" w:name="__RefHeading___Toc6121_2842061002"/>
+      <w:bookmarkStart w:id="32" w:name="__RefHeading___Toc16047_1894618434"/>
       <w:bookmarkEnd w:id="32"/>
       <w:r>
         <w:rPr>
@@ -21131,7 +21131,7 @@
         <w:pStyle w:val="Heading2"/>
         <w:rPr/>
       </w:pPr>
-      <w:bookmarkStart w:id="33" w:name="__RefHeading___Toc6123_2842061002"/>
+      <w:bookmarkStart w:id="33" w:name="__RefHeading___Toc16049_1894618434"/>
       <w:bookmarkEnd w:id="33"/>
       <w:r>
         <w:rPr>
@@ -24434,7 +24434,7 @@
           <w:color w:val="101820"/>
           <w:sz w:val="21"/>
         </w:rPr>
-        <w:t>A client brand pack that carries another company's marks is built and applied only with that company's written permission.</w:t>
+        <w:t>A client brand pack carries the marks of a client of iorta TechNXT and is applied only in that client's environments, under the client's contract with iorta TechNXT, which covers the use of its marks there.</w:t>
       </w:r>
     </w:p>
     <w:p>
@@ -24464,7 +24464,7 @@
         <w:pStyle w:val="Heading1"/>
         <w:rPr/>
       </w:pPr>
-      <w:bookmarkStart w:id="34" w:name="__RefHeading___Toc6125_2842061002"/>
+      <w:bookmarkStart w:id="34" w:name="__RefHeading___Toc16051_1894618434"/>
       <w:bookmarkEnd w:id="34"/>
       <w:r>
         <w:rPr>
@@ -24481,7 +24481,7 @@
         <w:pStyle w:val="Heading2"/>
         <w:rPr/>
       </w:pPr>
-      <w:bookmarkStart w:id="35" w:name="__RefHeading___Toc6127_2842061002"/>
+      <w:bookmarkStart w:id="35" w:name="__RefHeading___Toc16053_1894618434"/>
       <w:bookmarkEnd w:id="35"/>
       <w:r>
         <w:rPr>
@@ -25236,7 +25236,7 @@
         <w:pStyle w:val="Heading2"/>
         <w:rPr/>
       </w:pPr>
-      <w:bookmarkStart w:id="36" w:name="__RefHeading___Toc6129_2842061002"/>
+      <w:bookmarkStart w:id="36" w:name="__RefHeading___Toc16055_1894618434"/>
       <w:bookmarkEnd w:id="36"/>
       <w:r>
         <w:rPr>
@@ -25993,7 +25993,7 @@
         <w:pStyle w:val="Heading1"/>
         <w:rPr/>
       </w:pPr>
-      <w:bookmarkStart w:id="37" w:name="__RefHeading___Toc6131_2842061002"/>
+      <w:bookmarkStart w:id="37" w:name="__RefHeading___Toc16057_1894618434"/>
       <w:bookmarkEnd w:id="37"/>
       <w:r>
         <w:rPr>
@@ -26780,7 +26780,7 @@
         <w:pStyle w:val="Heading1"/>
         <w:rPr/>
       </w:pPr>
-      <w:bookmarkStart w:id="38" w:name="__RefHeading___Toc6133_2842061002"/>
+      <w:bookmarkStart w:id="38" w:name="__RefHeading___Toc16059_1894618434"/>
       <w:bookmarkEnd w:id="38"/>
       <w:r>
         <w:rPr>
@@ -26857,7 +26857,7 @@
         <w:pStyle w:val="Heading1"/>
         <w:rPr/>
       </w:pPr>
-      <w:bookmarkStart w:id="39" w:name="__RefHeading___Toc6135_2842061002"/>
+      <w:bookmarkStart w:id="39" w:name="__RefHeading___Toc16061_1894618434"/>
       <w:bookmarkEnd w:id="39"/>
       <w:r>
         <w:rPr>
@@ -26972,7 +26972,7 @@
         <w:pStyle w:val="Heading1"/>
         <w:rPr/>
       </w:pPr>
-      <w:bookmarkStart w:id="40" w:name="__RefHeading___Toc6137_2842061002"/>
+      <w:bookmarkStart w:id="40" w:name="__RefHeading___Toc16063_1894618434"/>
       <w:bookmarkEnd w:id="40"/>
       <w:r>
         <w:rPr>
@@ -27116,7 +27116,7 @@
           <w:spacing w:val="0"/>
         </w:rPr>
       </w:pPr>
-      <w:bookmarkStart w:id="41" w:name="__RefHeading___Toc6139_2842061002"/>
+      <w:bookmarkStart w:id="41" w:name="__RefHeading___Toc16065_1894618434"/>
       <w:bookmarkStart w:id="42" w:name="_Toc233203395"/>
       <w:bookmarkEnd w:id="41"/>
       <w:r>
